--- a/CMA_Summaries_B1_Ch12.docx
+++ b/CMA_Summaries_B1_Ch12.docx
@@ -111,7 +111,7 @@
       <w:r>
         <w:drawing>
           <wp:inline distT="0" distB="0" distL="0" distR="0">
-            <wp:extent cx="5734050" cy="1742850"/>
+            <wp:extent cx="5734050" cy="1999375"/>
             <wp:effectExtent t="0" r="0" b="0" l="0"/>
             <wp:docPr id="1" name="" descr="" title=""/>
             <wp:cNvGraphicFramePr>
@@ -136,7 +136,7 @@
                   <pic:spPr bwMode="auto">
                     <a:xfrm>
                       <a:off x="0" y="0"/>
-                      <a:ext cx="5734050" cy="1742850"/>
+                      <a:ext cx="5734050" cy="1999375"/>
                     </a:xfrm>
                     <a:prstGeom prst="rect">
                       <a:avLst/>
@@ -204,7 +204,7 @@
                 <w:sz w:val="16"/>
                 <w:szCs w:val="16"/>
               </w:rPr>
-              <w:t xml:space="preserve">Short-term debt expected to be refinanced   ·   warranty liability   ·   What makes a liability current</w:t>
+              <w:t xml:space="preserve">Short-term debt expected to be refinanced   ·   Payroll, taxes collected and compensated absen   ·   What makes a liability current</w:t>
             </w:r>
           </w:p>
         </w:tc>
@@ -231,7 +231,7 @@
           <w:sz w:val="16"/>
           <w:szCs w:val="16"/>
         </w:rPr>
-        <w:t xml:space="preserve">      gaps 3–5</w:t>
+        <w:t xml:space="preserve">      gaps 3–6</w:t>
       </w:r>
     </w:p>
     <w:p>
@@ -276,14 +276,7 @@
           <w:sz w:val="19"/>
           <w:szCs w:val="19"/>
         </w:rPr>
-        <w:t xml:space="preserve"> that a company expects to settle by using current assets or by creating other current liabilities, normally within one year. </w:t>
-      </w:r>
-      <w:r>
-        <w:rPr>
-          <w:sz w:val="19"/>
-          <w:szCs w:val="19"/>
-        </w:rPr>
-        <w:t xml:space="preserve">They are </w:t>
+        <w:t xml:space="preserve"> that a company expects to settle by using current assets or by </w:t>
       </w:r>
       <w:r>
         <w:rPr>
@@ -315,14 +308,14 @@
           <w:sz w:val="19"/>
           <w:szCs w:val="19"/>
         </w:rPr>
-        <w:t xml:space="preserve"> at the amount to be paid. </w:t>
-      </w:r>
-      <w:r>
-        <w:rPr>
-          <w:sz w:val="19"/>
-          <w:szCs w:val="19"/>
-        </w:rPr>
-        <w:t xml:space="preserve">Because the time is short, they are not </w:t>
+        <w:t xml:space="preserve"> other current liabilities, normally within one year. </w:t>
+      </w:r>
+      <w:r>
+        <w:rPr>
+          <w:sz w:val="19"/>
+          <w:szCs w:val="19"/>
+        </w:rPr>
+        <w:t xml:space="preserve">They are </w:t>
       </w:r>
       <w:r>
         <w:rPr>
@@ -333,6 +326,45 @@
           <w:szCs w:val="15"/>
         </w:rPr>
         <w:t xml:space="preserve"> (5) </w:t>
+      </w:r>
+      <w:r>
+        <w:rPr>
+          <w:u w:val="single"/>
+          <w:sz w:val="19"/>
+          <w:szCs w:val="19"/>
+        </w:rPr>
+        <w:t xml:space="preserve">           </w:t>
+      </w:r>
+      <w:r>
+        <w:rPr>
+          <w:sz w:val="19"/>
+          <w:szCs w:val="19"/>
+        </w:rPr>
+        <w:t xml:space="preserve"> </w:t>
+      </w:r>
+      <w:r>
+        <w:rPr>
+          <w:sz w:val="19"/>
+          <w:szCs w:val="19"/>
+        </w:rPr>
+        <w:t xml:space="preserve"> at the amount to be paid. </w:t>
+      </w:r>
+      <w:r>
+        <w:rPr>
+          <w:sz w:val="19"/>
+          <w:szCs w:val="19"/>
+        </w:rPr>
+        <w:t xml:space="preserve">Because the time is short, they are not </w:t>
+      </w:r>
+      <w:r>
+        <w:rPr>
+          <w:b/>
+          <w:bCs/>
+          <w:color w:val="8186EF"/>
+          <w:sz w:val="15"/>
+          <w:szCs w:val="15"/>
+        </w:rPr>
+        <w:t xml:space="preserve"> (6) </w:t>
       </w:r>
       <w:r>
         <w:rPr>
@@ -412,7 +444,7 @@
                 <w:sz w:val="16"/>
                 <w:szCs w:val="16"/>
               </w:rPr>
-              <w:t xml:space="preserve">obligations   ·   discounted   ·   current liabilities   ·   measured</w:t>
+              <w:t xml:space="preserve">obligations   ·   distributable   ·   measured   ·   discounted   ·   creating</w:t>
             </w:r>
           </w:p>
         </w:tc>
@@ -455,7 +487,7 @@
       <w:r>
         <w:drawing>
           <wp:inline distT="0" distB="0" distL="0" distR="0">
-            <wp:extent cx="5734050" cy="2851925"/>
+            <wp:extent cx="5734050" cy="2550150"/>
             <wp:effectExtent t="0" r="0" b="0" l="0"/>
             <wp:docPr id="1" name="" descr="" title=""/>
             <wp:cNvGraphicFramePr>
@@ -480,7 +512,7 @@
                   <pic:spPr bwMode="auto">
                     <a:xfrm>
                       <a:off x="0" y="0"/>
-                      <a:ext cx="5734050" cy="2851925"/>
+                      <a:ext cx="5734050" cy="2550150"/>
                     </a:xfrm>
                     <a:prstGeom prst="rect">
                       <a:avLst/>
@@ -548,7 +580,7 @@
                 <w:sz w:val="16"/>
                 <w:szCs w:val="16"/>
               </w:rPr>
-              <w:t xml:space="preserve">Accounts payable   ·   payroll taxes   ·   Income taxes payable   ·   Dividends payable</w:t>
+              <w:t xml:space="preserve">Accounts payable   ·   warranty liability   ·   Income taxes payable   ·   Dividends payable</w:t>
             </w:r>
           </w:p>
         </w:tc>
@@ -587,7 +619,7 @@
           <w:sz w:val="16"/>
           <w:szCs w:val="16"/>
         </w:rPr>
-        <w:t xml:space="preserve">      gaps 9–10</w:t>
+        <w:t xml:space="preserve">      gaps 10–12</w:t>
       </w:r>
     </w:p>
     <w:p>
@@ -610,7 +642,7 @@
           <w:sz w:val="15"/>
           <w:szCs w:val="15"/>
         </w:rPr>
-        <w:t xml:space="preserve"> (9) </w:t>
+        <w:t xml:space="preserve"> (10) </w:t>
       </w:r>
       <w:r>
         <w:rPr>
@@ -632,7 +664,7 @@
           <w:sz w:val="19"/>
           <w:szCs w:val="19"/>
         </w:rPr>
-        <w:t xml:space="preserve">, as Chapter 11 showed: they become revenue when Orontes delivers. </w:t>
+        <w:t xml:space="preserve">: they become revenue when Orontes delivers. </w:t>
       </w:r>
       <w:r>
         <w:rPr>
@@ -649,7 +681,7 @@
           <w:sz w:val="15"/>
           <w:szCs w:val="15"/>
         </w:rPr>
-        <w:t xml:space="preserve"> (10) </w:t>
+        <w:t xml:space="preserve"> (11) </w:t>
       </w:r>
       <w:r>
         <w:rPr>
@@ -678,7 +710,39 @@
           <w:sz w:val="19"/>
           <w:szCs w:val="19"/>
         </w:rPr>
-        <w:t xml:space="preserve">A stock dividend distributable is not a liability, because no assets will be paid. </w:t>
+        <w:t xml:space="preserve">A stock dividend </w:t>
+      </w:r>
+      <w:r>
+        <w:rPr>
+          <w:b/>
+          <w:bCs/>
+          <w:color w:val="8186EF"/>
+          <w:sz w:val="15"/>
+          <w:szCs w:val="15"/>
+        </w:rPr>
+        <w:t xml:space="preserve"> (12) </w:t>
+      </w:r>
+      <w:r>
+        <w:rPr>
+          <w:u w:val="single"/>
+          <w:sz w:val="19"/>
+          <w:szCs w:val="19"/>
+        </w:rPr>
+        <w:t xml:space="preserve">               </w:t>
+      </w:r>
+      <w:r>
+        <w:rPr>
+          <w:sz w:val="19"/>
+          <w:szCs w:val="19"/>
+        </w:rPr>
+        <w:t xml:space="preserve"> </w:t>
+      </w:r>
+      <w:r>
+        <w:rPr>
+          <w:sz w:val="19"/>
+          <w:szCs w:val="19"/>
+        </w:rPr>
+        <w:t xml:space="preserve"> is not a liability, because no assets will be paid. </w:t>
       </w:r>
     </w:p>
     <w:tbl>
@@ -736,7 +800,7 @@
                 <w:sz w:val="16"/>
                 <w:szCs w:val="16"/>
               </w:rPr>
-              <w:t xml:space="preserve">liabilities   ·   declaration   ·   sales tax payable</w:t>
+              <w:t xml:space="preserve">liabilities   ·   distributable   ·   declaration   ·   expects</w:t>
             </w:r>
           </w:p>
         </w:tc>
@@ -866,7 +930,7 @@
                 <w:sz w:val="16"/>
                 <w:szCs w:val="16"/>
               </w:rPr>
-              <w:t xml:space="preserve">6  </w:t>
+              <w:t xml:space="preserve">7  </w:t>
             </w:r>
             <w:r>
               <w:rPr>
@@ -934,7 +998,7 @@
                 <w:sz w:val="16"/>
                 <w:szCs w:val="16"/>
               </w:rPr>
-              <w:t xml:space="preserve">7  </w:t>
+              <w:t xml:space="preserve">8  </w:t>
             </w:r>
             <w:r>
               <w:rPr>
@@ -1002,7 +1066,7 @@
                 <w:sz w:val="16"/>
                 <w:szCs w:val="16"/>
               </w:rPr>
-              <w:t xml:space="preserve">8  </w:t>
+              <w:t xml:space="preserve">9  </w:t>
             </w:r>
             <w:r>
               <w:rPr>
@@ -1044,7 +1108,7 @@
                 <w:sz w:val="16"/>
                 <w:szCs w:val="16"/>
               </w:rPr>
-              <w:t xml:space="preserve">measured</w:t>
+              <w:t xml:space="preserve">creating</w:t>
             </w:r>
           </w:p>
         </w:tc>
@@ -1070,7 +1134,7 @@
                 <w:sz w:val="16"/>
                 <w:szCs w:val="16"/>
               </w:rPr>
-              <w:t xml:space="preserve">9  </w:t>
+              <w:t xml:space="preserve">10  </w:t>
             </w:r>
             <w:r>
               <w:rPr>
@@ -1112,7 +1176,7 @@
                 <w:sz w:val="16"/>
                 <w:szCs w:val="16"/>
               </w:rPr>
-              <w:t xml:space="preserve">discounted</w:t>
+              <w:t xml:space="preserve">measured</w:t>
             </w:r>
           </w:p>
         </w:tc>
@@ -1138,7 +1202,7 @@
                 <w:sz w:val="16"/>
                 <w:szCs w:val="16"/>
               </w:rPr>
-              <w:t xml:space="preserve">10  </w:t>
+              <w:t xml:space="preserve">11  </w:t>
             </w:r>
             <w:r>
               <w:rPr>
@@ -1146,6 +1210,74 @@
                 <w:szCs w:val="16"/>
               </w:rPr>
               <w:t xml:space="preserve">declaration</w:t>
+            </w:r>
+          </w:p>
+        </w:tc>
+      </w:tr>
+      <w:tr>
+        <w:tc>
+          <w:tcPr>
+            <w:tcW w:type="pct" w:w="2500"/>
+            <w:tcMar>
+              <w:top w:type="dxa" w:w="20"/>
+              <w:left w:type="dxa" w:w="80"/>
+              <w:bottom w:type="dxa" w:w="20"/>
+              <w:right w:type="dxa" w:w="80"/>
+            </w:tcMar>
+          </w:tcPr>
+          <w:p>
+            <w:pPr>
+              <w:spacing w:before="12" w:after="12"/>
+            </w:pPr>
+            <w:r>
+              <w:rPr>
+                <w:b/>
+                <w:bCs/>
+                <w:color w:val="8186EF"/>
+                <w:sz w:val="16"/>
+                <w:szCs w:val="16"/>
+              </w:rPr>
+              <w:t xml:space="preserve">6  </w:t>
+            </w:r>
+            <w:r>
+              <w:rPr>
+                <w:sz w:val="16"/>
+                <w:szCs w:val="16"/>
+              </w:rPr>
+              <w:t xml:space="preserve">discounted</w:t>
+            </w:r>
+          </w:p>
+        </w:tc>
+        <w:tc>
+          <w:tcPr>
+            <w:tcW w:type="pct" w:w="2500"/>
+            <w:tcMar>
+              <w:top w:type="dxa" w:w="20"/>
+              <w:left w:type="dxa" w:w="80"/>
+              <w:bottom w:type="dxa" w:w="20"/>
+              <w:right w:type="dxa" w:w="80"/>
+            </w:tcMar>
+          </w:tcPr>
+          <w:p>
+            <w:pPr>
+              <w:spacing w:before="12" w:after="12"/>
+            </w:pPr>
+            <w:r>
+              <w:rPr>
+                <w:b/>
+                <w:bCs/>
+                <w:color w:val="8186EF"/>
+                <w:sz w:val="16"/>
+                <w:szCs w:val="16"/>
+              </w:rPr>
+              <w:t xml:space="preserve">12  </w:t>
+            </w:r>
+            <w:r>
+              <w:rPr>
+                <w:sz w:val="16"/>
+                <w:szCs w:val="16"/>
+              </w:rPr>
+              <w:t xml:space="preserve">distributable</w:t>
             </w:r>
           </w:p>
         </w:tc>
@@ -1212,7 +1344,7 @@
           <w:sz w:val="15"/>
           <w:szCs w:val="15"/>
         </w:rPr>
-        <w:t xml:space="preserve">Customer deposits are contract liabilities, as Chapter 11 showed: they become revenue when Orontes delivers. Cash dividends become a liability on the declaration date. A stock dividend distributable is not a liability, because no assets will be paid.</w:t>
+        <w:t xml:space="preserve">Customer deposits are contract liabilities: they become revenue when Orontes delivers. Cash dividends become a liability on the declaration date. A stock dividend distributable is not a liability, because no assets will be paid.</w:t>
       </w:r>
     </w:p>
     <w:p>
@@ -1319,7 +1451,7 @@
           <w:sz w:val="16"/>
           <w:szCs w:val="16"/>
         </w:rPr>
-        <w:t xml:space="preserve">      gaps 1–9</w:t>
+        <w:t xml:space="preserve">      gaps 1–12</w:t>
       </w:r>
     </w:p>
     <w:p>
@@ -1410,7 +1542,7 @@
           <w:sz w:val="19"/>
           <w:szCs w:val="19"/>
         </w:rPr>
-        <w:t xml:space="preserve">These amounts belong to the government, so they are liabilities, not </w:t>
+        <w:t xml:space="preserve">These </w:t>
       </w:r>
       <w:r>
         <w:rPr>
@@ -1442,14 +1574,7 @@
           <w:sz w:val="19"/>
           <w:szCs w:val="19"/>
         </w:rPr>
-        <w:t xml:space="preserve">. </w:t>
-      </w:r>
-      <w:r>
-        <w:rPr>
-          <w:sz w:val="19"/>
-          <w:szCs w:val="19"/>
-        </w:rPr>
-        <w:t xml:space="preserve">The </w:t>
+        <w:t xml:space="preserve"> belong to the government, so they are liabilities, not </w:t>
       </w:r>
       <w:r>
         <w:rPr>
@@ -1467,7 +1592,7 @@
           <w:sz w:val="19"/>
           <w:szCs w:val="19"/>
         </w:rPr>
-        <w:t xml:space="preserve">            </w:t>
+        <w:t xml:space="preserve">           </w:t>
       </w:r>
       <w:r>
         <w:rPr>
@@ -1481,14 +1606,14 @@
           <w:sz w:val="19"/>
           <w:szCs w:val="19"/>
         </w:rPr>
-        <w:t xml:space="preserve"> own payroll taxes, such as its share of social security, are an additional expense. </w:t>
-      </w:r>
-      <w:r>
-        <w:rPr>
-          <w:sz w:val="19"/>
-          <w:szCs w:val="19"/>
-        </w:rPr>
-        <w:t xml:space="preserve"/>
+        <w:t xml:space="preserve">. </w:t>
+      </w:r>
+      <w:r>
+        <w:rPr>
+          <w:sz w:val="19"/>
+          <w:szCs w:val="19"/>
+        </w:rPr>
+        <w:t xml:space="preserve">The </w:t>
       </w:r>
       <w:r>
         <w:rPr>
@@ -1506,7 +1631,7 @@
           <w:sz w:val="19"/>
           <w:szCs w:val="19"/>
         </w:rPr>
-        <w:t xml:space="preserve">           </w:t>
+        <w:t xml:space="preserve">            </w:t>
       </w:r>
       <w:r>
         <w:rPr>
@@ -1520,14 +1645,7 @@
           <w:sz w:val="19"/>
           <w:szCs w:val="19"/>
         </w:rPr>
-        <w:t xml:space="preserve"> Barada's gross wages for a month are $40,000. </w:t>
-      </w:r>
-      <w:r>
-        <w:rPr>
-          <w:sz w:val="19"/>
-          <w:szCs w:val="19"/>
-        </w:rPr>
-        <w:t xml:space="preserve">It withholds $4,000 of income tax and $2,800 of social security, so employees </w:t>
+        <w:t xml:space="preserve"> own payroll taxes, such as its share of social security, are an </w:t>
       </w:r>
       <w:r>
         <w:rPr>
@@ -1545,7 +1663,7 @@
           <w:sz w:val="19"/>
           <w:szCs w:val="19"/>
         </w:rPr>
-        <w:t xml:space="preserve">           </w:t>
+        <w:t xml:space="preserve">            </w:t>
       </w:r>
       <w:r>
         <w:rPr>
@@ -1559,21 +1677,14 @@
           <w:sz w:val="19"/>
           <w:szCs w:val="19"/>
         </w:rPr>
-        <w:t xml:space="preserve"> $33,200. </w:t>
-      </w:r>
-      <w:r>
-        <w:rPr>
-          <w:sz w:val="19"/>
-          <w:szCs w:val="19"/>
-        </w:rPr>
-        <w:t xml:space="preserve">Barada's total payroll cost is the gross wages plus its own social security. </w:t>
-      </w:r>
-      <w:r>
-        <w:rPr>
-          <w:sz w:val="19"/>
-          <w:szCs w:val="19"/>
-        </w:rPr>
-        <w:t xml:space="preserve">Sales tax and VAT </w:t>
+        <w:t xml:space="preserve"> expense. </w:t>
+      </w:r>
+      <w:r>
+        <w:rPr>
+          <w:sz w:val="19"/>
+          <w:szCs w:val="19"/>
+        </w:rPr>
+        <w:t xml:space="preserve"/>
       </w:r>
       <w:r>
         <w:rPr>
@@ -1605,14 +1716,14 @@
           <w:sz w:val="19"/>
           <w:szCs w:val="19"/>
         </w:rPr>
-        <w:t xml:space="preserve"> from customers are also owed to the government. </w:t>
-      </w:r>
-      <w:r>
-        <w:rPr>
-          <w:sz w:val="19"/>
-          <w:szCs w:val="19"/>
-        </w:rPr>
-        <w:t xml:space="preserve">They are </w:t>
+        <w:t xml:space="preserve"> Barada's gross wages for a month are $40,000. </w:t>
+      </w:r>
+      <w:r>
+        <w:rPr>
+          <w:sz w:val="19"/>
+          <w:szCs w:val="19"/>
+        </w:rPr>
+        <w:t xml:space="preserve">It withholds $4,000 of income tax and $2,800 of social security, so employees </w:t>
       </w:r>
       <w:r>
         <w:rPr>
@@ -1644,14 +1755,21 @@
           <w:sz w:val="19"/>
           <w:szCs w:val="19"/>
         </w:rPr>
-        <w:t xml:space="preserve"> as sales tax payable, not as revenue. </w:t>
-      </w:r>
-      <w:r>
-        <w:rPr>
-          <w:sz w:val="19"/>
-          <w:szCs w:val="19"/>
-        </w:rPr>
-        <w:t xml:space="preserve"/>
+        <w:t xml:space="preserve"> $33,200. </w:t>
+      </w:r>
+      <w:r>
+        <w:rPr>
+          <w:sz w:val="19"/>
+          <w:szCs w:val="19"/>
+        </w:rPr>
+        <w:t xml:space="preserve">Barada's total payroll cost is the gross wages plus its own social security. </w:t>
+      </w:r>
+      <w:r>
+        <w:rPr>
+          <w:sz w:val="19"/>
+          <w:szCs w:val="19"/>
+        </w:rPr>
+        <w:t xml:space="preserve">Sales tax and VAT </w:t>
       </w:r>
       <w:r>
         <w:rPr>
@@ -1662,6 +1780,116 @@
           <w:szCs w:val="15"/>
         </w:rPr>
         <w:t xml:space="preserve"> (9) </w:t>
+      </w:r>
+      <w:r>
+        <w:rPr>
+          <w:u w:val="single"/>
+          <w:sz w:val="19"/>
+          <w:szCs w:val="19"/>
+        </w:rPr>
+        <w:t xml:space="preserve">           </w:t>
+      </w:r>
+      <w:r>
+        <w:rPr>
+          <w:sz w:val="19"/>
+          <w:szCs w:val="19"/>
+        </w:rPr>
+        <w:t xml:space="preserve"> </w:t>
+      </w:r>
+      <w:r>
+        <w:rPr>
+          <w:sz w:val="19"/>
+          <w:szCs w:val="19"/>
+        </w:rPr>
+        <w:t xml:space="preserve"> from customers are also owed to the government. </w:t>
+      </w:r>
+      <w:r>
+        <w:rPr>
+          <w:sz w:val="19"/>
+          <w:szCs w:val="19"/>
+        </w:rPr>
+        <w:t xml:space="preserve">They are </w:t>
+      </w:r>
+      <w:r>
+        <w:rPr>
+          <w:b/>
+          <w:bCs/>
+          <w:color w:val="8186EF"/>
+          <w:sz w:val="15"/>
+          <w:szCs w:val="15"/>
+        </w:rPr>
+        <w:t xml:space="preserve"> (10) </w:t>
+      </w:r>
+      <w:r>
+        <w:rPr>
+          <w:u w:val="single"/>
+          <w:sz w:val="19"/>
+          <w:szCs w:val="19"/>
+        </w:rPr>
+        <w:t xml:space="preserve">           </w:t>
+      </w:r>
+      <w:r>
+        <w:rPr>
+          <w:sz w:val="19"/>
+          <w:szCs w:val="19"/>
+        </w:rPr>
+        <w:t xml:space="preserve"> </w:t>
+      </w:r>
+      <w:r>
+        <w:rPr>
+          <w:sz w:val="19"/>
+          <w:szCs w:val="19"/>
+        </w:rPr>
+        <w:t xml:space="preserve"> as sales tax </w:t>
+      </w:r>
+      <w:r>
+        <w:rPr>
+          <w:b/>
+          <w:bCs/>
+          <w:color w:val="8186EF"/>
+          <w:sz w:val="15"/>
+          <w:szCs w:val="15"/>
+        </w:rPr>
+        <w:t xml:space="preserve"> (11) </w:t>
+      </w:r>
+      <w:r>
+        <w:rPr>
+          <w:u w:val="single"/>
+          <w:sz w:val="19"/>
+          <w:szCs w:val="19"/>
+        </w:rPr>
+        <w:t xml:space="preserve">           </w:t>
+      </w:r>
+      <w:r>
+        <w:rPr>
+          <w:sz w:val="19"/>
+          <w:szCs w:val="19"/>
+        </w:rPr>
+        <w:t xml:space="preserve"> </w:t>
+      </w:r>
+      <w:r>
+        <w:rPr>
+          <w:sz w:val="19"/>
+          <w:szCs w:val="19"/>
+        </w:rPr>
+        <w:t xml:space="preserve">, not as revenue. </w:t>
+      </w:r>
+      <w:r>
+        <w:rPr>
+          <w:sz w:val="19"/>
+          <w:szCs w:val="19"/>
+        </w:rPr>
+        <w:t xml:space="preserve"/>
+      </w:r>
+      <w:r>
+        <w:rPr>
+          <w:b/>
+          <w:bCs/>
+          <w:color w:val="8186EF"/>
+          <w:sz w:val="15"/>
+          <w:szCs w:val="15"/>
+        </w:rPr>
+        <w:t xml:space="preserve"> (12) </w:t>
       </w:r>
       <w:r>
         <w:rPr>
@@ -1741,7 +1969,7 @@
                 <w:sz w:val="16"/>
                 <w:szCs w:val="16"/>
               </w:rPr>
-              <w:t xml:space="preserve">withholding   ·   collected   ·   receive   ·   expenses   ·   creates   ·   payroll taxes   ·   Suppose   ·   recorded   ·   Compensated   ·   employer's</w:t>
+              <w:t xml:space="preserve">withholding   ·   additional   ·   several   ·   Compensated   ·   employer's   ·   amounts   ·   Suppose   ·   creates   ·   payable   ·   recorded   ·   receive   ·   collected   ·   expenses</w:t>
             </w:r>
           </w:p>
         </w:tc>
@@ -1809,8 +2037,8 @@
         </w:tblBorders>
       </w:tblPr>
       <w:tblGrid>
-        <w:gridCol w:w="4992"/>
-        <w:gridCol w:w="4608"/>
+        <w:gridCol w:w="5120"/>
+        <w:gridCol w:w="4480"/>
       </w:tblGrid>
       <w:tr>
         <w:tc>
@@ -1845,7 +2073,8 @@
       <w:tr>
         <w:tc>
           <w:tcPr>
-            <w:tcW w:type="pct" w:w="2600"/>
+            <w:tcW w:type="pct" w:w="2666"/>
+            <w:shd w:fill="353A7C" w:val="clear"/>
             <w:tcMar>
               <w:top w:type="dxa" w:w="50"/>
               <w:left w:type="dxa" w:w="110"/>
@@ -1855,13 +2084,13 @@
           </w:tcPr>
           <w:p>
             <w:pPr>
-              <w:spacing w:before="26" w:after="26"/>
-            </w:pPr>
-            <w:r>
-              <w:rPr>
-                <w:b/>
-                <w:bCs/>
-                <w:color w:val="353A7C"/>
+              <w:spacing w:before="30" w:after="30"/>
+            </w:pPr>
+            <w:r>
+              <w:rPr>
+                <w:b/>
+                <w:bCs/>
+                <w:color w:val="FFFFFF"/>
                 <w:sz w:val="15"/>
                 <w:szCs w:val="15"/>
               </w:rPr>
@@ -1871,7 +2100,8 @@
         </w:tc>
         <w:tc>
           <w:tcPr>
-            <w:tcW w:type="pct" w:w="2400"/>
+            <w:tcW w:type="pct" w:w="2334"/>
+            <w:shd w:fill="353A7C" w:val="clear"/>
             <w:tcMar>
               <w:top w:type="dxa" w:w="50"/>
               <w:left w:type="dxa" w:w="110"/>
@@ -1881,13 +2111,13 @@
           </w:tcPr>
           <w:p>
             <w:pPr>
-              <w:spacing w:before="26" w:after="26"/>
-            </w:pPr>
-            <w:r>
-              <w:rPr>
-                <w:b/>
-                <w:bCs/>
-                <w:color w:val="353A7C"/>
+              <w:spacing w:before="30" w:after="30"/>
+            </w:pPr>
+            <w:r>
+              <w:rPr>
+                <w:b/>
+                <w:bCs/>
+                <w:color w:val="FFFFFF"/>
                 <w:sz w:val="15"/>
                 <w:szCs w:val="15"/>
               </w:rPr>
@@ -1899,7 +2129,8 @@
       <w:tr>
         <w:tc>
           <w:tcPr>
-            <w:tcW w:type="pct" w:w="2600"/>
+            <w:tcW w:type="pct" w:w="2666"/>
+            <w:shd w:fill="FFFFFF" w:val="clear"/>
             <w:tcMar>
               <w:top w:type="dxa" w:w="50"/>
               <w:left w:type="dxa" w:w="110"/>
@@ -1909,21 +2140,23 @@
           </w:tcPr>
           <w:p>
             <w:pPr>
-              <w:spacing w:before="26" w:after="26"/>
-            </w:pPr>
-            <w:r>
-              <w:rPr>
-                <w:color w:val="232733"/>
-                <w:sz w:val="16"/>
-                <w:szCs w:val="16"/>
-              </w:rPr>
-              <w:t xml:space="preserve">Gross wages for the month</w:t>
-            </w:r>
-          </w:p>
-        </w:tc>
-        <w:tc>
-          <w:tcPr>
-            <w:tcW w:type="pct" w:w="2400"/>
+              <w:spacing w:before="46" w:after="46"/>
+            </w:pPr>
+            <w:r>
+              <w:rPr>
+                <w:b/>
+                <w:bCs/>
+                <w:color w:val="8186EF"/>
+                <w:sz w:val="14"/>
+                <w:szCs w:val="14"/>
+              </w:rPr>
+              <w:t xml:space="preserve">(13)</w:t>
+            </w:r>
+          </w:p>
+        </w:tc>
+        <w:tc>
+          <w:tcPr>
+            <w:tcW w:type="pct" w:w="2334"/>
             <w:tcMar>
               <w:top w:type="dxa" w:w="50"/>
               <w:left w:type="dxa" w:w="110"/>
@@ -1933,13 +2166,12 @@
           </w:tcPr>
           <w:p>
             <w:pPr>
-              <w:spacing w:before="26" w:after="26"/>
-            </w:pPr>
-            <w:r>
-              <w:rPr>
-                <w:color w:val="232733"/>
-                <w:sz w:val="16"/>
-                <w:szCs w:val="16"/>
+              <w:spacing w:before="28" w:after="28"/>
+            </w:pPr>
+            <w:r>
+              <w:rPr>
+                <w:sz w:val="15"/>
+                <w:szCs w:val="15"/>
               </w:rPr>
               <w:t xml:space="preserve">40,000</w:t>
             </w:r>
@@ -1949,8 +2181,8 @@
       <w:tr>
         <w:tc>
           <w:tcPr>
-            <w:tcW w:type="pct" w:w="2600"/>
-            <w:shd w:fill="FBFAF6" w:val="clear"/>
+            <w:tcW w:type="pct" w:w="2666"/>
+            <w:shd w:fill="FFFFFF" w:val="clear"/>
             <w:tcMar>
               <w:top w:type="dxa" w:w="50"/>
               <w:left w:type="dxa" w:w="110"/>
@@ -1960,21 +2192,23 @@
           </w:tcPr>
           <w:p>
             <w:pPr>
-              <w:spacing w:before="26" w:after="26"/>
-            </w:pPr>
-            <w:r>
-              <w:rPr>
-                <w:color w:val="232733"/>
-                <w:sz w:val="16"/>
-                <w:szCs w:val="16"/>
-              </w:rPr>
-              <w:t xml:space="preserve">Income tax withheld from employees</w:t>
-            </w:r>
-          </w:p>
-        </w:tc>
-        <w:tc>
-          <w:tcPr>
-            <w:tcW w:type="pct" w:w="2400"/>
+              <w:spacing w:before="46" w:after="46"/>
+            </w:pPr>
+            <w:r>
+              <w:rPr>
+                <w:b/>
+                <w:bCs/>
+                <w:color w:val="8186EF"/>
+                <w:sz w:val="14"/>
+                <w:szCs w:val="14"/>
+              </w:rPr>
+              <w:t xml:space="preserve">(14)</w:t>
+            </w:r>
+          </w:p>
+        </w:tc>
+        <w:tc>
+          <w:tcPr>
+            <w:tcW w:type="pct" w:w="2334"/>
             <w:shd w:fill="FBFAF6" w:val="clear"/>
             <w:tcMar>
               <w:top w:type="dxa" w:w="50"/>
@@ -1985,13 +2219,12 @@
           </w:tcPr>
           <w:p>
             <w:pPr>
-              <w:spacing w:before="26" w:after="26"/>
-            </w:pPr>
-            <w:r>
-              <w:rPr>
-                <w:color w:val="232733"/>
-                <w:sz w:val="16"/>
-                <w:szCs w:val="16"/>
+              <w:spacing w:before="28" w:after="28"/>
+            </w:pPr>
+            <w:r>
+              <w:rPr>
+                <w:sz w:val="15"/>
+                <w:szCs w:val="15"/>
               </w:rPr>
               <w:t xml:space="preserve">4,000</w:t>
             </w:r>
@@ -2001,7 +2234,7 @@
       <w:tr>
         <w:tc>
           <w:tcPr>
-            <w:tcW w:type="pct" w:w="2600"/>
+            <w:tcW w:type="pct" w:w="2666"/>
             <w:tcMar>
               <w:top w:type="dxa" w:w="50"/>
               <w:left w:type="dxa" w:w="110"/>
@@ -2011,13 +2244,12 @@
           </w:tcPr>
           <w:p>
             <w:pPr>
-              <w:spacing w:before="26" w:after="26"/>
-            </w:pPr>
-            <w:r>
-              <w:rPr>
-                <w:color w:val="232733"/>
-                <w:sz w:val="16"/>
-                <w:szCs w:val="16"/>
+              <w:spacing w:before="28" w:after="28"/>
+            </w:pPr>
+            <w:r>
+              <w:rPr>
+                <w:sz w:val="15"/>
+                <w:szCs w:val="15"/>
               </w:rPr>
               <w:t xml:space="preserve">Employees' social security withheld (7%)</w:t>
             </w:r>
@@ -2025,7 +2257,7 @@
         </w:tc>
         <w:tc>
           <w:tcPr>
-            <w:tcW w:type="pct" w:w="2400"/>
+            <w:tcW w:type="pct" w:w="2334"/>
             <w:tcMar>
               <w:top w:type="dxa" w:w="50"/>
               <w:left w:type="dxa" w:w="110"/>
@@ -2035,13 +2267,12 @@
           </w:tcPr>
           <w:p>
             <w:pPr>
-              <w:spacing w:before="26" w:after="26"/>
-            </w:pPr>
-            <w:r>
-              <w:rPr>
-                <w:color w:val="232733"/>
-                <w:sz w:val="16"/>
-                <w:szCs w:val="16"/>
+              <w:spacing w:before="28" w:after="28"/>
+            </w:pPr>
+            <w:r>
+              <w:rPr>
+                <w:sz w:val="15"/>
+                <w:szCs w:val="15"/>
               </w:rPr>
               <w:t xml:space="preserve">2,800</w:t>
             </w:r>
@@ -2051,7 +2282,7 @@
       <w:tr>
         <w:tc>
           <w:tcPr>
-            <w:tcW w:type="pct" w:w="2600"/>
+            <w:tcW w:type="pct" w:w="2666"/>
             <w:shd w:fill="FBFAF6" w:val="clear"/>
             <w:tcMar>
               <w:top w:type="dxa" w:w="50"/>
@@ -2062,13 +2293,12 @@
           </w:tcPr>
           <w:p>
             <w:pPr>
-              <w:spacing w:before="26" w:after="26"/>
-            </w:pPr>
-            <w:r>
-              <w:rPr>
-                <w:color w:val="232733"/>
-                <w:sz w:val="16"/>
-                <w:szCs w:val="16"/>
+              <w:spacing w:before="28" w:after="28"/>
+            </w:pPr>
+            <w:r>
+              <w:rPr>
+                <w:sz w:val="15"/>
+                <w:szCs w:val="15"/>
               </w:rPr>
               <w:t xml:space="preserve">Net pay to employees</w:t>
             </w:r>
@@ -2076,7 +2306,7 @@
         </w:tc>
         <w:tc>
           <w:tcPr>
-            <w:tcW w:type="pct" w:w="2400"/>
+            <w:tcW w:type="pct" w:w="2334"/>
             <w:shd w:fill="FBFAF6" w:val="clear"/>
             <w:tcMar>
               <w:top w:type="dxa" w:w="50"/>
@@ -2087,13 +2317,12 @@
           </w:tcPr>
           <w:p>
             <w:pPr>
-              <w:spacing w:before="26" w:after="26"/>
-            </w:pPr>
-            <w:r>
-              <w:rPr>
-                <w:color w:val="232733"/>
-                <w:sz w:val="16"/>
-                <w:szCs w:val="16"/>
+              <w:spacing w:before="28" w:after="28"/>
+            </w:pPr>
+            <w:r>
+              <w:rPr>
+                <w:sz w:val="15"/>
+                <w:szCs w:val="15"/>
               </w:rPr>
               <w:t xml:space="preserve">33,200</w:t>
             </w:r>
@@ -2103,7 +2332,7 @@
       <w:tr>
         <w:tc>
           <w:tcPr>
-            <w:tcW w:type="pct" w:w="2600"/>
+            <w:tcW w:type="pct" w:w="2666"/>
             <w:tcMar>
               <w:top w:type="dxa" w:w="50"/>
               <w:left w:type="dxa" w:w="110"/>
@@ -2113,13 +2342,12 @@
           </w:tcPr>
           <w:p>
             <w:pPr>
-              <w:spacing w:before="26" w:after="26"/>
-            </w:pPr>
-            <w:r>
-              <w:rPr>
-                <w:color w:val="232733"/>
-                <w:sz w:val="16"/>
-                <w:szCs w:val="16"/>
+              <w:spacing w:before="28" w:after="28"/>
+            </w:pPr>
+            <w:r>
+              <w:rPr>
+                <w:sz w:val="15"/>
+                <w:szCs w:val="15"/>
               </w:rPr>
               <w:t xml:space="preserve">Employer's social security (payroll tax expense, 7%)</w:t>
             </w:r>
@@ -2127,7 +2355,7 @@
         </w:tc>
         <w:tc>
           <w:tcPr>
-            <w:tcW w:type="pct" w:w="2400"/>
+            <w:tcW w:type="pct" w:w="2334"/>
             <w:tcMar>
               <w:top w:type="dxa" w:w="50"/>
               <w:left w:type="dxa" w:w="110"/>
@@ -2137,13 +2365,12 @@
           </w:tcPr>
           <w:p>
             <w:pPr>
-              <w:spacing w:before="26" w:after="26"/>
-            </w:pPr>
-            <w:r>
-              <w:rPr>
-                <w:color w:val="232733"/>
-                <w:sz w:val="16"/>
-                <w:szCs w:val="16"/>
+              <w:spacing w:before="28" w:after="28"/>
+            </w:pPr>
+            <w:r>
+              <w:rPr>
+                <w:sz w:val="15"/>
+                <w:szCs w:val="15"/>
               </w:rPr>
               <w:t xml:space="preserve">________</w:t>
             </w:r>
@@ -2153,8 +2380,8 @@
       <w:tr>
         <w:tc>
           <w:tcPr>
-            <w:tcW w:type="pct" w:w="2600"/>
-            <w:shd w:fill="FBFAF6" w:val="clear"/>
+            <w:tcW w:type="pct" w:w="2666"/>
+            <w:shd w:fill="FFFFFF" w:val="clear"/>
             <w:tcMar>
               <w:top w:type="dxa" w:w="50"/>
               <w:left w:type="dxa" w:w="110"/>
@@ -2164,21 +2391,23 @@
           </w:tcPr>
           <w:p>
             <w:pPr>
-              <w:spacing w:before="26" w:after="26"/>
-            </w:pPr>
-            <w:r>
-              <w:rPr>
-                <w:color w:val="232733"/>
-                <w:sz w:val="16"/>
-                <w:szCs w:val="16"/>
-              </w:rPr>
-              <w:t xml:space="preserve">Total owed to the tax authorities</w:t>
-            </w:r>
-          </w:p>
-        </w:tc>
-        <w:tc>
-          <w:tcPr>
-            <w:tcW w:type="pct" w:w="2400"/>
+              <w:spacing w:before="46" w:after="46"/>
+            </w:pPr>
+            <w:r>
+              <w:rPr>
+                <w:b/>
+                <w:bCs/>
+                <w:color w:val="8186EF"/>
+                <w:sz w:val="14"/>
+                <w:szCs w:val="14"/>
+              </w:rPr>
+              <w:t xml:space="preserve">(15)</w:t>
+            </w:r>
+          </w:p>
+        </w:tc>
+        <w:tc>
+          <w:tcPr>
+            <w:tcW w:type="pct" w:w="2334"/>
             <w:shd w:fill="FBFAF6" w:val="clear"/>
             <w:tcMar>
               <w:top w:type="dxa" w:w="50"/>
@@ -2189,13 +2418,12 @@
           </w:tcPr>
           <w:p>
             <w:pPr>
-              <w:spacing w:before="26" w:after="26"/>
-            </w:pPr>
-            <w:r>
-              <w:rPr>
-                <w:color w:val="232733"/>
-                <w:sz w:val="16"/>
-                <w:szCs w:val="16"/>
+              <w:spacing w:before="28" w:after="28"/>
+            </w:pPr>
+            <w:r>
+              <w:rPr>
+                <w:sz w:val="15"/>
+                <w:szCs w:val="15"/>
               </w:rPr>
               <w:t xml:space="preserve">________</w:t>
             </w:r>
@@ -2205,7 +2433,7 @@
       <w:tr>
         <w:tc>
           <w:tcPr>
-            <w:tcW w:type="pct" w:w="2600"/>
+            <w:tcW w:type="pct" w:w="2666"/>
             <w:tcMar>
               <w:top w:type="dxa" w:w="50"/>
               <w:left w:type="dxa" w:w="110"/>
@@ -2215,13 +2443,12 @@
           </w:tcPr>
           <w:p>
             <w:pPr>
-              <w:spacing w:before="26" w:after="26"/>
-            </w:pPr>
-            <w:r>
-              <w:rPr>
-                <w:color w:val="232733"/>
-                <w:sz w:val="16"/>
-                <w:szCs w:val="16"/>
+              <w:spacing w:before="28" w:after="28"/>
+            </w:pPr>
+            <w:r>
+              <w:rPr>
+                <w:sz w:val="15"/>
+                <w:szCs w:val="15"/>
               </w:rPr>
               <w:t xml:space="preserve">Cash register total, including 5% sales tax: 21,000. Sales revenue</w:t>
             </w:r>
@@ -2229,7 +2456,7 @@
         </w:tc>
         <w:tc>
           <w:tcPr>
-            <w:tcW w:type="pct" w:w="2400"/>
+            <w:tcW w:type="pct" w:w="2334"/>
             <w:tcMar>
               <w:top w:type="dxa" w:w="50"/>
               <w:left w:type="dxa" w:w="110"/>
@@ -2239,13 +2466,12 @@
           </w:tcPr>
           <w:p>
             <w:pPr>
-              <w:spacing w:before="26" w:after="26"/>
-            </w:pPr>
-            <w:r>
-              <w:rPr>
-                <w:color w:val="232733"/>
-                <w:sz w:val="16"/>
-                <w:szCs w:val="16"/>
+              <w:spacing w:before="28" w:after="28"/>
+            </w:pPr>
+            <w:r>
+              <w:rPr>
+                <w:sz w:val="15"/>
+                <w:szCs w:val="15"/>
               </w:rPr>
               <w:t xml:space="preserve">________</w:t>
             </w:r>
@@ -2255,8 +2481,8 @@
       <w:tr>
         <w:tc>
           <w:tcPr>
-            <w:tcW w:type="pct" w:w="2600"/>
-            <w:shd w:fill="FBFAF6" w:val="clear"/>
+            <w:tcW w:type="pct" w:w="2666"/>
+            <w:shd w:fill="FFFFFF" w:val="clear"/>
             <w:tcMar>
               <w:top w:type="dxa" w:w="50"/>
               <w:left w:type="dxa" w:w="110"/>
@@ -2266,21 +2492,23 @@
           </w:tcPr>
           <w:p>
             <w:pPr>
-              <w:spacing w:before="26" w:after="26"/>
-            </w:pPr>
-            <w:r>
-              <w:rPr>
-                <w:color w:val="232733"/>
-                <w:sz w:val="16"/>
-                <w:szCs w:val="16"/>
-              </w:rPr>
-              <w:t xml:space="preserve">Sales tax payable</w:t>
-            </w:r>
-          </w:p>
-        </w:tc>
-        <w:tc>
-          <w:tcPr>
-            <w:tcW w:type="pct" w:w="2400"/>
+              <w:spacing w:before="46" w:after="46"/>
+            </w:pPr>
+            <w:r>
+              <w:rPr>
+                <w:b/>
+                <w:bCs/>
+                <w:color w:val="8186EF"/>
+                <w:sz w:val="14"/>
+                <w:szCs w:val="14"/>
+              </w:rPr>
+              <w:t xml:space="preserve">(16)</w:t>
+            </w:r>
+          </w:p>
+        </w:tc>
+        <w:tc>
+          <w:tcPr>
+            <w:tcW w:type="pct" w:w="2334"/>
             <w:shd w:fill="FBFAF6" w:val="clear"/>
             <w:tcMar>
               <w:top w:type="dxa" w:w="50"/>
@@ -2291,15 +2519,76 @@
           </w:tcPr>
           <w:p>
             <w:pPr>
-              <w:spacing w:before="26" w:after="26"/>
-            </w:pPr>
-            <w:r>
-              <w:rPr>
-                <w:color w:val="232733"/>
-                <w:sz w:val="16"/>
-                <w:szCs w:val="16"/>
+              <w:spacing w:before="28" w:after="28"/>
+            </w:pPr>
+            <w:r>
+              <w:rPr>
+                <w:sz w:val="15"/>
+                <w:szCs w:val="15"/>
               </w:rPr>
               <w:t xml:space="preserve">________</w:t>
+            </w:r>
+          </w:p>
+        </w:tc>
+      </w:tr>
+    </w:tbl>
+    <w:p/>
+    <w:tbl>
+      <w:tblPr>
+        <w:tblW w:type="pct" w:w="100%"/>
+        <w:tblLayout w:type="fixed"/>
+        <w:tblBorders>
+          <w:top w:val="single" w:color="FBFAF6" w:sz="4"/>
+          <w:left w:val="single" w:color="FBFAF6" w:sz="4"/>
+          <w:bottom w:val="single" w:color="FBFAF6" w:sz="4"/>
+          <w:right w:val="single" w:color="FBFAF6" w:sz="4"/>
+          <w:insideH w:val="single" w:color="FBFAF6" w:sz="4"/>
+          <w:insideV w:val="single" w:color="FBFAF6" w:sz="4"/>
+        </w:tblBorders>
+      </w:tblPr>
+      <w:tblGrid>
+        <w:gridCol w:w="9600"/>
+      </w:tblGrid>
+      <w:tr>
+        <w:tc>
+          <w:tcPr>
+            <w:tcW w:type="pct" w:w="5000"/>
+            <w:shd w:fill="FBFAF6" w:val="clear"/>
+            <w:tcMar>
+              <w:top w:type="dxa" w:w="40"/>
+              <w:left w:type="dxa" w:w="100"/>
+              <w:bottom w:type="dxa" w:w="40"/>
+              <w:right w:type="dxa" w:w="100"/>
+            </w:tcMar>
+          </w:tcPr>
+          <w:p>
+            <w:pPr>
+              <w:spacing w:before="18" w:after="6"/>
+            </w:pPr>
+            <w:r>
+              <w:rPr>
+                <w:b/>
+                <w:bCs/>
+                <w:color w:val="6B7280"/>
+                <w:sz w:val="14"/>
+                <w:szCs w:val="14"/>
+              </w:rPr>
+              <w:t xml:space="preserve">word list</w:t>
+            </w:r>
+          </w:p>
+          <w:p>
+            <w:pPr>
+              <w:spacing w:before="0" w:after="18"/>
+            </w:pPr>
+            <w:r>
+              <w:rPr>
+                <w:b/>
+                <w:bCs/>
+                <w:color w:val="353A7C"/>
+                <w:sz w:val="16"/>
+                <w:szCs w:val="16"/>
+              </w:rPr>
+              <w:t xml:space="preserve">Income tax withheld from employees   ·   Gross wages for the month   ·   Sales tax payable   ·   Net pay to employees   ·   Total owed to the tax authorities</w:t>
             </w:r>
           </w:p>
         </w:tc>
@@ -2447,7 +2736,7 @@
                 <w:sz w:val="16"/>
                 <w:szCs w:val="16"/>
               </w:rPr>
-              <w:t xml:space="preserve">withholding   ·   current liabilities   ·   payroll taxes</w:t>
+              <w:t xml:space="preserve">withholding   ·   compensated absences   ·   payroll taxes</w:t>
             </w:r>
           </w:p>
         </w:tc>
@@ -2884,14 +3173,14 @@
                 <w:sz w:val="16"/>
                 <w:szCs w:val="16"/>
               </w:rPr>
-              <w:t xml:space="preserve">7  </w:t>
-            </w:r>
-            <w:r>
-              <w:rPr>
-                <w:sz w:val="16"/>
-                <w:szCs w:val="16"/>
-              </w:rPr>
-              <w:t xml:space="preserve">collected</w:t>
+              <w:t xml:space="preserve">10  </w:t>
+            </w:r>
+            <w:r>
+              <w:rPr>
+                <w:sz w:val="16"/>
+                <w:szCs w:val="16"/>
+              </w:rPr>
+              <w:t xml:space="preserve">recorded</w:t>
             </w:r>
           </w:p>
         </w:tc>
@@ -2952,14 +3241,14 @@
                 <w:sz w:val="16"/>
                 <w:szCs w:val="16"/>
               </w:rPr>
-              <w:t xml:space="preserve">8  </w:t>
-            </w:r>
-            <w:r>
-              <w:rPr>
-                <w:sz w:val="16"/>
-                <w:szCs w:val="16"/>
-              </w:rPr>
-              <w:t xml:space="preserve">recorded</w:t>
+              <w:t xml:space="preserve">11  </w:t>
+            </w:r>
+            <w:r>
+              <w:rPr>
+                <w:sz w:val="16"/>
+                <w:szCs w:val="16"/>
+              </w:rPr>
+              <w:t xml:space="preserve">payable</w:t>
             </w:r>
           </w:p>
         </w:tc>
@@ -2994,7 +3283,7 @@
                 <w:sz w:val="16"/>
                 <w:szCs w:val="16"/>
               </w:rPr>
-              <w:t xml:space="preserve">expenses</w:t>
+              <w:t xml:space="preserve">amounts</w:t>
             </w:r>
           </w:p>
         </w:tc>
@@ -3020,7 +3309,7 @@
                 <w:sz w:val="16"/>
                 <w:szCs w:val="16"/>
               </w:rPr>
-              <w:t xml:space="preserve">9  </w:t>
+              <w:t xml:space="preserve">12  </w:t>
             </w:r>
             <w:r>
               <w:rPr>
@@ -3062,7 +3351,7 @@
                 <w:sz w:val="16"/>
                 <w:szCs w:val="16"/>
               </w:rPr>
-              <w:t xml:space="preserve">employer's</w:t>
+              <w:t xml:space="preserve">expenses</w:t>
             </w:r>
           </w:p>
         </w:tc>
@@ -3088,14 +3377,14 @@
                 <w:sz w:val="16"/>
                 <w:szCs w:val="16"/>
               </w:rPr>
-              <w:t xml:space="preserve">10  </w:t>
-            </w:r>
-            <w:r>
-              <w:rPr>
-                <w:sz w:val="16"/>
-                <w:szCs w:val="16"/>
-              </w:rPr>
-              <w:t xml:space="preserve">payroll taxes</w:t>
+              <w:t xml:space="preserve">13  </w:t>
+            </w:r>
+            <w:r>
+              <w:rPr>
+                <w:sz w:val="16"/>
+                <w:szCs w:val="16"/>
+              </w:rPr>
+              <w:t xml:space="preserve">Gross wages for the month</w:t>
             </w:r>
           </w:p>
         </w:tc>
@@ -3130,7 +3419,7 @@
                 <w:sz w:val="16"/>
                 <w:szCs w:val="16"/>
               </w:rPr>
-              <w:t xml:space="preserve">Suppose</w:t>
+              <w:t xml:space="preserve">employer's</w:t>
             </w:r>
           </w:p>
         </w:tc>
@@ -3156,14 +3445,14 @@
                 <w:sz w:val="16"/>
                 <w:szCs w:val="16"/>
               </w:rPr>
-              <w:t xml:space="preserve">11  </w:t>
-            </w:r>
-            <w:r>
-              <w:rPr>
-                <w:sz w:val="16"/>
-                <w:szCs w:val="16"/>
-              </w:rPr>
-              <w:t xml:space="preserve">withholding</w:t>
+              <w:t xml:space="preserve">14  </w:t>
+            </w:r>
+            <w:r>
+              <w:rPr>
+                <w:sz w:val="16"/>
+                <w:szCs w:val="16"/>
+              </w:rPr>
+              <w:t xml:space="preserve">Income tax withheld from employees</w:t>
             </w:r>
           </w:p>
         </w:tc>
@@ -3198,7 +3487,7 @@
                 <w:sz w:val="16"/>
                 <w:szCs w:val="16"/>
               </w:rPr>
-              <w:t xml:space="preserve">receive</w:t>
+              <w:t xml:space="preserve">additional</w:t>
             </w:r>
           </w:p>
         </w:tc>
@@ -3214,14 +3503,228 @@
           </w:tcPr>
           <w:p>
             <w:pPr>
-              <w:spacing w:before="24" w:after="24"/>
-            </w:pPr>
-            <w:r>
-              <w:rPr>
-                <w:sz w:val="16"/>
-                <w:szCs w:val="16"/>
-              </w:rPr>
-              <w:t xml:space="preserve"/>
+              <w:spacing w:before="12" w:after="12"/>
+            </w:pPr>
+            <w:r>
+              <w:rPr>
+                <w:b/>
+                <w:bCs/>
+                <w:color w:val="8186EF"/>
+                <w:sz w:val="16"/>
+                <w:szCs w:val="16"/>
+              </w:rPr>
+              <w:t xml:space="preserve">15  </w:t>
+            </w:r>
+            <w:r>
+              <w:rPr>
+                <w:sz w:val="16"/>
+                <w:szCs w:val="16"/>
+              </w:rPr>
+              <w:t xml:space="preserve">Total owed to the tax authorities</w:t>
+            </w:r>
+          </w:p>
+        </w:tc>
+      </w:tr>
+      <w:tr>
+        <w:tc>
+          <w:tcPr>
+            <w:tcW w:type="pct" w:w="2500"/>
+            <w:tcMar>
+              <w:top w:type="dxa" w:w="20"/>
+              <w:left w:type="dxa" w:w="80"/>
+              <w:bottom w:type="dxa" w:w="20"/>
+              <w:right w:type="dxa" w:w="80"/>
+            </w:tcMar>
+          </w:tcPr>
+          <w:p>
+            <w:pPr>
+              <w:spacing w:before="12" w:after="12"/>
+            </w:pPr>
+            <w:r>
+              <w:rPr>
+                <w:b/>
+                <w:bCs/>
+                <w:color w:val="8186EF"/>
+                <w:sz w:val="16"/>
+                <w:szCs w:val="16"/>
+              </w:rPr>
+              <w:t xml:space="preserve">7  </w:t>
+            </w:r>
+            <w:r>
+              <w:rPr>
+                <w:sz w:val="16"/>
+                <w:szCs w:val="16"/>
+              </w:rPr>
+              <w:t xml:space="preserve">Suppose</w:t>
+            </w:r>
+          </w:p>
+        </w:tc>
+        <w:tc>
+          <w:tcPr>
+            <w:tcW w:type="pct" w:w="2500"/>
+            <w:tcMar>
+              <w:top w:type="dxa" w:w="20"/>
+              <w:left w:type="dxa" w:w="80"/>
+              <w:bottom w:type="dxa" w:w="20"/>
+              <w:right w:type="dxa" w:w="80"/>
+            </w:tcMar>
+          </w:tcPr>
+          <w:p>
+            <w:pPr>
+              <w:spacing w:before="12" w:after="12"/>
+            </w:pPr>
+            <w:r>
+              <w:rPr>
+                <w:b/>
+                <w:bCs/>
+                <w:color w:val="8186EF"/>
+                <w:sz w:val="16"/>
+                <w:szCs w:val="16"/>
+              </w:rPr>
+              <w:t xml:space="preserve">16  </w:t>
+            </w:r>
+            <w:r>
+              <w:rPr>
+                <w:sz w:val="16"/>
+                <w:szCs w:val="16"/>
+              </w:rPr>
+              <w:t xml:space="preserve">Sales tax payable</w:t>
+            </w:r>
+          </w:p>
+        </w:tc>
+      </w:tr>
+      <w:tr>
+        <w:tc>
+          <w:tcPr>
+            <w:tcW w:type="pct" w:w="2500"/>
+            <w:tcMar>
+              <w:top w:type="dxa" w:w="20"/>
+              <w:left w:type="dxa" w:w="80"/>
+              <w:bottom w:type="dxa" w:w="20"/>
+              <w:right w:type="dxa" w:w="80"/>
+            </w:tcMar>
+          </w:tcPr>
+          <w:p>
+            <w:pPr>
+              <w:spacing w:before="12" w:after="12"/>
+            </w:pPr>
+            <w:r>
+              <w:rPr>
+                <w:b/>
+                <w:bCs/>
+                <w:color w:val="8186EF"/>
+                <w:sz w:val="16"/>
+                <w:szCs w:val="16"/>
+              </w:rPr>
+              <w:t xml:space="preserve">8  </w:t>
+            </w:r>
+            <w:r>
+              <w:rPr>
+                <w:sz w:val="16"/>
+                <w:szCs w:val="16"/>
+              </w:rPr>
+              <w:t xml:space="preserve">receive</w:t>
+            </w:r>
+          </w:p>
+        </w:tc>
+        <w:tc>
+          <w:tcPr>
+            <w:tcW w:type="pct" w:w="2500"/>
+            <w:tcMar>
+              <w:top w:type="dxa" w:w="20"/>
+              <w:left w:type="dxa" w:w="80"/>
+              <w:bottom w:type="dxa" w:w="20"/>
+              <w:right w:type="dxa" w:w="80"/>
+            </w:tcMar>
+          </w:tcPr>
+          <w:p>
+            <w:pPr>
+              <w:spacing w:before="12" w:after="12"/>
+            </w:pPr>
+            <w:r>
+              <w:rPr>
+                <w:b/>
+                <w:bCs/>
+                <w:color w:val="8186EF"/>
+                <w:sz w:val="16"/>
+                <w:szCs w:val="16"/>
+              </w:rPr>
+              <w:t xml:space="preserve">17  </w:t>
+            </w:r>
+            <w:r>
+              <w:rPr>
+                <w:sz w:val="16"/>
+                <w:szCs w:val="16"/>
+              </w:rPr>
+              <w:t xml:space="preserve">payroll taxes</w:t>
+            </w:r>
+          </w:p>
+        </w:tc>
+      </w:tr>
+      <w:tr>
+        <w:tc>
+          <w:tcPr>
+            <w:tcW w:type="pct" w:w="2500"/>
+            <w:tcMar>
+              <w:top w:type="dxa" w:w="20"/>
+              <w:left w:type="dxa" w:w="80"/>
+              <w:bottom w:type="dxa" w:w="20"/>
+              <w:right w:type="dxa" w:w="80"/>
+            </w:tcMar>
+          </w:tcPr>
+          <w:p>
+            <w:pPr>
+              <w:spacing w:before="12" w:after="12"/>
+            </w:pPr>
+            <w:r>
+              <w:rPr>
+                <w:b/>
+                <w:bCs/>
+                <w:color w:val="8186EF"/>
+                <w:sz w:val="16"/>
+                <w:szCs w:val="16"/>
+              </w:rPr>
+              <w:t xml:space="preserve">9  </w:t>
+            </w:r>
+            <w:r>
+              <w:rPr>
+                <w:sz w:val="16"/>
+                <w:szCs w:val="16"/>
+              </w:rPr>
+              <w:t xml:space="preserve">collected</w:t>
+            </w:r>
+          </w:p>
+        </w:tc>
+        <w:tc>
+          <w:tcPr>
+            <w:tcW w:type="pct" w:w="2500"/>
+            <w:tcMar>
+              <w:top w:type="dxa" w:w="20"/>
+              <w:left w:type="dxa" w:w="80"/>
+              <w:bottom w:type="dxa" w:w="20"/>
+              <w:right w:type="dxa" w:w="80"/>
+            </w:tcMar>
+          </w:tcPr>
+          <w:p>
+            <w:pPr>
+              <w:spacing w:before="12" w:after="12"/>
+            </w:pPr>
+            <w:r>
+              <w:rPr>
+                <w:b/>
+                <w:bCs/>
+                <w:color w:val="8186EF"/>
+                <w:sz w:val="16"/>
+                <w:szCs w:val="16"/>
+              </w:rPr>
+              <w:t xml:space="preserve">18  </w:t>
+            </w:r>
+            <w:r>
+              <w:rPr>
+                <w:sz w:val="16"/>
+                <w:szCs w:val="16"/>
+              </w:rPr>
+              <w:t xml:space="preserve">withholding</w:t>
             </w:r>
           </w:p>
         </w:tc>
@@ -3371,7 +3874,7 @@
           <w:sz w:val="16"/>
           <w:szCs w:val="16"/>
         </w:rPr>
-        <w:t xml:space="preserve">      gaps 1–9</w:t>
+        <w:t xml:space="preserve">      gaps 1–10</w:t>
       </w:r>
     </w:p>
     <w:p>
@@ -3384,7 +3887,7 @@
           <w:sz w:val="19"/>
           <w:szCs w:val="19"/>
         </w:rPr>
-        <w:t xml:space="preserve">A short-term </w:t>
+        <w:t xml:space="preserve">A </w:t>
       </w:r>
       <w:r>
         <w:rPr>
@@ -3416,7 +3919,7 @@
           <w:sz w:val="19"/>
           <w:szCs w:val="19"/>
         </w:rPr>
-        <w:t xml:space="preserve"> is normally </w:t>
+        <w:t xml:space="preserve"> obligation is </w:t>
       </w:r>
       <w:r>
         <w:rPr>
@@ -3448,14 +3951,14 @@
           <w:sz w:val="19"/>
           <w:szCs w:val="19"/>
         </w:rPr>
-        <w:t xml:space="preserve">. </w:t>
-      </w:r>
-      <w:r>
-        <w:rPr>
-          <w:sz w:val="19"/>
-          <w:szCs w:val="19"/>
-        </w:rPr>
-        <w:t xml:space="preserve">It may be shown as noncurrent only if the company </w:t>
+        <w:t xml:space="preserve"> current. </w:t>
+      </w:r>
+      <w:r>
+        <w:rPr>
+          <w:sz w:val="19"/>
+          <w:szCs w:val="19"/>
+        </w:rPr>
+        <w:t xml:space="preserve">It may be shown as noncurrent only if the company intends to </w:t>
       </w:r>
       <w:r>
         <w:rPr>
@@ -3487,14 +3990,14 @@
           <w:sz w:val="19"/>
           <w:szCs w:val="19"/>
         </w:rPr>
-        <w:t xml:space="preserve"> to refinance it on a long-term basis and shows that it can. </w:t>
-      </w:r>
-      <w:r>
-        <w:rPr>
-          <w:sz w:val="19"/>
-          <w:szCs w:val="19"/>
-        </w:rPr>
-        <w:t xml:space="preserve">The company shows its </w:t>
+        <w:t xml:space="preserve"> it on a long-term basis and shows that it can. </w:t>
+      </w:r>
+      <w:r>
+        <w:rPr>
+          <w:sz w:val="19"/>
+          <w:szCs w:val="19"/>
+        </w:rPr>
+        <w:t xml:space="preserve">A </w:t>
       </w:r>
       <w:r>
         <w:rPr>
@@ -3512,7 +4015,7 @@
           <w:sz w:val="19"/>
           <w:szCs w:val="19"/>
         </w:rPr>
-        <w:t xml:space="preserve">           </w:t>
+        <w:t xml:space="preserve">            </w:t>
       </w:r>
       <w:r>
         <w:rPr>
@@ -3526,7 +4029,7 @@
           <w:sz w:val="19"/>
           <w:szCs w:val="19"/>
         </w:rPr>
-        <w:t xml:space="preserve"> in one of two ways, before the </w:t>
+        <w:t xml:space="preserve"> agreement does not expire within one year, cannot be </w:t>
       </w:r>
       <w:r>
         <w:rPr>
@@ -3544,7 +4047,7 @@
           <w:sz w:val="19"/>
           <w:szCs w:val="19"/>
         </w:rPr>
-        <w:t xml:space="preserve">            </w:t>
+        <w:t xml:space="preserve">           </w:t>
       </w:r>
       <w:r>
         <w:rPr>
@@ -3558,14 +4061,14 @@
           <w:sz w:val="19"/>
           <w:szCs w:val="19"/>
         </w:rPr>
-        <w:t xml:space="preserve"> are issued. </w:t>
-      </w:r>
-      <w:r>
-        <w:rPr>
-          <w:sz w:val="19"/>
-          <w:szCs w:val="19"/>
-        </w:rPr>
-        <w:t xml:space="preserve">It can </w:t>
+        <w:t xml:space="preserve"> except for an objective violation, has no violation, and the lender can pay. </w:t>
+      </w:r>
+      <w:r>
+        <w:rPr>
+          <w:sz w:val="19"/>
+          <w:szCs w:val="19"/>
+        </w:rPr>
+        <w:t xml:space="preserve">An agreement that the lender may cancel for a '</w:t>
       </w:r>
       <w:r>
         <w:rPr>
@@ -3597,7 +4100,7 @@
           <w:sz w:val="19"/>
           <w:szCs w:val="19"/>
         </w:rPr>
-        <w:t xml:space="preserve"> refinance: issue long-term debt or shares after the </w:t>
+        <w:t xml:space="preserve"> adverse change' does not qualify, because that clause is </w:t>
       </w:r>
       <w:r>
         <w:rPr>
@@ -3615,7 +4118,7 @@
           <w:sz w:val="19"/>
           <w:szCs w:val="19"/>
         </w:rPr>
-        <w:t xml:space="preserve">           </w:t>
+        <w:t xml:space="preserve">            </w:t>
       </w:r>
       <w:r>
         <w:rPr>
@@ -3629,14 +4132,14 @@
           <w:sz w:val="19"/>
           <w:szCs w:val="19"/>
         </w:rPr>
-        <w:t xml:space="preserve"> sheet date and use the cash for the short-term debt. </w:t>
-      </w:r>
-      <w:r>
-        <w:rPr>
-          <w:sz w:val="19"/>
-          <w:szCs w:val="19"/>
-        </w:rPr>
-        <w:t xml:space="preserve">Or it can sign a qualifying </w:t>
+        <w:t xml:space="preserve">. </w:t>
+      </w:r>
+      <w:r>
+        <w:rPr>
+          <w:sz w:val="19"/>
+          <w:szCs w:val="19"/>
+        </w:rPr>
+        <w:t xml:space="preserve">The noncurrent amount cannot </w:t>
       </w:r>
       <w:r>
         <w:rPr>
@@ -3668,14 +4171,7 @@
           <w:sz w:val="19"/>
           <w:szCs w:val="19"/>
         </w:rPr>
-        <w:t xml:space="preserve"> agreement. </w:t>
-      </w:r>
-      <w:r>
-        <w:rPr>
-          <w:sz w:val="19"/>
-          <w:szCs w:val="19"/>
-        </w:rPr>
-        <w:t xml:space="preserve">A qualifying agreement does not expire within one year, cannot be </w:t>
+        <w:t xml:space="preserve"> the amount refinanced or </w:t>
       </w:r>
       <w:r>
         <w:rPr>
@@ -3707,14 +4203,53 @@
           <w:sz w:val="19"/>
           <w:szCs w:val="19"/>
         </w:rPr>
-        <w:t xml:space="preserve"> except for an objective violation, has no violation, and the lender can pay. </w:t>
-      </w:r>
-      <w:r>
-        <w:rPr>
-          <w:sz w:val="19"/>
-          <w:szCs w:val="19"/>
-        </w:rPr>
-        <w:t xml:space="preserve">An agreement that the lender may cancel for a 'material adverse change' does not qualify, because that clause is subjective. </w:t>
+        <w:t xml:space="preserve">. </w:t>
+      </w:r>
+      <w:r>
+        <w:rPr>
+          <w:sz w:val="19"/>
+          <w:szCs w:val="19"/>
+        </w:rPr>
+        <w:t xml:space="preserve">Debt repaid with current assets before the new </w:t>
+      </w:r>
+      <w:r>
+        <w:rPr>
+          <w:b/>
+          <w:bCs/>
+          <w:color w:val="8186EF"/>
+          <w:sz w:val="15"/>
+          <w:szCs w:val="15"/>
+        </w:rPr>
+        <w:t xml:space="preserve"> (10) </w:t>
+      </w:r>
+      <w:r>
+        <w:rPr>
+          <w:u w:val="single"/>
+          <w:sz w:val="19"/>
+          <w:szCs w:val="19"/>
+        </w:rPr>
+        <w:t xml:space="preserve">           </w:t>
+      </w:r>
+      <w:r>
+        <w:rPr>
+          <w:sz w:val="19"/>
+          <w:szCs w:val="19"/>
+        </w:rPr>
+        <w:t xml:space="preserve"> </w:t>
+      </w:r>
+      <w:r>
+        <w:rPr>
+          <w:sz w:val="19"/>
+          <w:szCs w:val="19"/>
+        </w:rPr>
+        <w:t xml:space="preserve"> is obtained stays current. </w:t>
+      </w:r>
+      <w:r>
+        <w:rPr>
+          <w:sz w:val="19"/>
+          <w:szCs w:val="19"/>
+        </w:rPr>
+        <w:t xml:space="preserve">Refinanced debt moves to noncurrent liabilities, never to equity, even when shares are issued. </w:t>
       </w:r>
     </w:p>
     <w:tbl>
@@ -3772,7 +4307,7 @@
                 <w:sz w:val="16"/>
                 <w:szCs w:val="16"/>
               </w:rPr>
-              <w:t xml:space="preserve">statements   ·   financing   ·   ability   ·   cancelled   ·   balance   ·   commercial paper   ·   current   ·   intends   ·   obligation   ·   actually</w:t>
+              <w:t xml:space="preserve">subjective   ·   exceed   ·   qualifying   ·   cancelled   ·   financing   ·   normally   ·   proceeds   ·   available   ·   refinance   ·   short-term   ·   material</w:t>
             </w:r>
           </w:p>
         </w:tc>
@@ -3828,7 +4363,7 @@
     <w:p/>
     <w:p>
       <w:pPr>
-        <w:spacing w:before="44" w:after="14"/>
+        <w:spacing w:before="44" w:after="10"/>
       </w:pPr>
       <w:r>
         <w:rPr>
@@ -3838,216 +4373,66 @@
           <w:sz w:val="18"/>
           <w:szCs w:val="18"/>
         </w:rPr>
-        <w:t xml:space="preserve">Summary 2</w:t>
-      </w:r>
-      <w:r>
-        <w:rPr>
-          <w:color w:val="6B7280"/>
-          <w:sz w:val="16"/>
-          <w:szCs w:val="16"/>
-        </w:rPr>
-        <w:t xml:space="preserve">      gaps 10–14</w:t>
+        <w:t xml:space="preserve">The set, member by member</w:t>
       </w:r>
     </w:p>
     <w:p>
       <w:pPr>
-        <w:spacing w:before="20" w:after="20" w:line="360" w:lineRule="auto"/>
-        <w:ind w:left="200"/>
+        <w:spacing w:before="0" w:after="12"/>
       </w:pPr>
       <w:r>
         <w:rPr>
-          <w:sz w:val="19"/>
-          <w:szCs w:val="19"/>
-        </w:rPr>
-        <w:t xml:space="preserve">Suppose Orontes has </w:t>
-      </w:r>
-      <w:r>
-        <w:rPr>
-          <w:b/>
-          <w:bCs/>
-          <w:color w:val="8186EF"/>
+          <w:color w:val="6B7280"/>
           <w:sz w:val="15"/>
           <w:szCs w:val="15"/>
         </w:rPr>
-        <w:t xml:space="preserve"> (10) </w:t>
-      </w:r>
-      <w:r>
-        <w:rPr>
-          <w:u w:val="single"/>
-          <w:sz w:val="19"/>
-          <w:szCs w:val="19"/>
-        </w:rPr>
-        <w:t xml:space="preserve">            </w:t>
-      </w:r>
-      <w:r>
-        <w:rPr>
-          <w:sz w:val="19"/>
-          <w:szCs w:val="19"/>
-        </w:rPr>
-        <w:t xml:space="preserve"> </w:t>
-      </w:r>
-      <w:r>
-        <w:rPr>
-          <w:sz w:val="19"/>
-          <w:szCs w:val="19"/>
-        </w:rPr>
-        <w:t xml:space="preserve"> paper of $3,000,000 due March 31, 2027, and intends to refinance it. </w:t>
-      </w:r>
-      <w:r>
-        <w:rPr>
-          <w:sz w:val="19"/>
-          <w:szCs w:val="19"/>
-        </w:rPr>
-        <w:t xml:space="preserve">Its 2026 </w:t>
-      </w:r>
-      <w:r>
-        <w:rPr>
-          <w:b/>
-          <w:bCs/>
-          <w:color w:val="8186EF"/>
-          <w:sz w:val="15"/>
-          <w:szCs w:val="15"/>
-        </w:rPr>
-        <w:t xml:space="preserve"> (11) </w:t>
-      </w:r>
-      <w:r>
-        <w:rPr>
-          <w:u w:val="single"/>
-          <w:sz w:val="19"/>
-          <w:szCs w:val="19"/>
-        </w:rPr>
-        <w:t xml:space="preserve">            </w:t>
-      </w:r>
-      <w:r>
-        <w:rPr>
-          <w:sz w:val="19"/>
-          <w:szCs w:val="19"/>
-        </w:rPr>
-        <w:t xml:space="preserve"> </w:t>
-      </w:r>
-      <w:r>
-        <w:rPr>
-          <w:sz w:val="19"/>
-          <w:szCs w:val="19"/>
-        </w:rPr>
-        <w:t xml:space="preserve"> are issued on March 1, 2027. </w:t>
-      </w:r>
-      <w:r>
-        <w:rPr>
-          <w:sz w:val="19"/>
-          <w:szCs w:val="19"/>
-        </w:rPr>
-        <w:t xml:space="preserve">Scenario A. Bonds issued on </w:t>
-      </w:r>
-      <w:r>
-        <w:rPr>
-          <w:b/>
-          <w:bCs/>
-          <w:color w:val="8186EF"/>
-          <w:sz w:val="15"/>
-          <w:szCs w:val="15"/>
-        </w:rPr>
-        <w:t xml:space="preserve"> (12) </w:t>
-      </w:r>
-      <w:r>
-        <w:rPr>
-          <w:u w:val="single"/>
-          <w:sz w:val="19"/>
-          <w:szCs w:val="19"/>
-        </w:rPr>
-        <w:t xml:space="preserve">           </w:t>
-      </w:r>
-      <w:r>
-        <w:rPr>
-          <w:sz w:val="19"/>
-          <w:szCs w:val="19"/>
-        </w:rPr>
-        <w:t xml:space="preserve"> </w:t>
-      </w:r>
-      <w:r>
-        <w:rPr>
-          <w:sz w:val="19"/>
-          <w:szCs w:val="19"/>
-        </w:rPr>
-        <w:t xml:space="preserve"> 10 replace the paper: the whole $3,000,000 is noncurrent. </w:t>
-      </w:r>
-      <w:r>
-        <w:rPr>
-          <w:sz w:val="19"/>
-          <w:szCs w:val="19"/>
-        </w:rPr>
-        <w:t xml:space="preserve">Scenario C. </w:t>
-      </w:r>
-      <w:r>
-        <w:rPr>
-          <w:b/>
-          <w:bCs/>
-          <w:color w:val="8186EF"/>
-          <w:sz w:val="15"/>
-          <w:szCs w:val="15"/>
-        </w:rPr>
-        <w:t xml:space="preserve"> (13) </w:t>
-      </w:r>
-      <w:r>
-        <w:rPr>
-          <w:u w:val="single"/>
-          <w:sz w:val="19"/>
-          <w:szCs w:val="19"/>
-        </w:rPr>
-        <w:t xml:space="preserve">           </w:t>
-      </w:r>
-      <w:r>
-        <w:rPr>
-          <w:sz w:val="19"/>
-          <w:szCs w:val="19"/>
-        </w:rPr>
-        <w:t xml:space="preserve"> </w:t>
-      </w:r>
-      <w:r>
-        <w:rPr>
-          <w:sz w:val="19"/>
-          <w:szCs w:val="19"/>
-        </w:rPr>
-        <w:t xml:space="preserve"> issued for $2,400,000: that amount is noncurrent and $600,000 stays current. </w:t>
-      </w:r>
-      <w:r>
-        <w:rPr>
-          <w:sz w:val="19"/>
-          <w:szCs w:val="19"/>
-        </w:rPr>
-        <w:t xml:space="preserve">Scenario D. A </w:t>
-      </w:r>
-      <w:r>
-        <w:rPr>
-          <w:b/>
-          <w:bCs/>
-          <w:color w:val="8186EF"/>
-          <w:sz w:val="15"/>
-          <w:szCs w:val="15"/>
-        </w:rPr>
-        <w:t xml:space="preserve"> (14) </w:t>
-      </w:r>
-      <w:r>
-        <w:rPr>
-          <w:u w:val="single"/>
-          <w:sz w:val="19"/>
-          <w:szCs w:val="19"/>
-        </w:rPr>
-        <w:t xml:space="preserve">            </w:t>
-      </w:r>
-      <w:r>
-        <w:rPr>
-          <w:sz w:val="19"/>
-          <w:szCs w:val="19"/>
-        </w:rPr>
-        <w:t xml:space="preserve"> </w:t>
-      </w:r>
-      <w:r>
-        <w:rPr>
-          <w:sz w:val="19"/>
-          <w:szCs w:val="19"/>
-        </w:rPr>
-        <w:t xml:space="preserve"> agreement for 80% of inventory of at least $3,125,000: $2,500,000 noncurrent, $500,000 current. </w:t>
+        <w:t xml:space="preserve">The rows are a set, not a sequence.</w:t>
+      </w:r>
+    </w:p>
+    <w:p>
+      <w:pPr>
+        <w:spacing w:after="40" w:before="90"/>
+        <w:jc w:val="center"/>
+      </w:pPr>
+      <w:r>
+        <w:drawing>
+          <wp:inline distT="0" distB="0" distL="0" distR="0">
+            <wp:extent cx="5734050" cy="2180450"/>
+            <wp:effectExtent t="0" r="0" b="0" l="0"/>
+            <wp:docPr id="1" name="" descr="" title=""/>
+            <wp:cNvGraphicFramePr>
+              <a:graphicFrameLocks xmlns:a="http://schemas.openxmlformats.org/drawingml/2006/main" noChangeAspect="1"/>
+            </wp:cNvGraphicFramePr>
+            <a:graphic xmlns:a="http://schemas.openxmlformats.org/drawingml/2006/main">
+              <a:graphicData uri="http://schemas.openxmlformats.org/drawingml/2006/picture">
+                <pic:pic xmlns:pic="http://schemas.openxmlformats.org/drawingml/2006/picture">
+                  <pic:nvPicPr>
+                    <pic:cNvPr id="0" name="" descr=""/>
+                    <pic:cNvPicPr>
+                      <a:picLocks noChangeAspect="1" noChangeArrowheads="1"/>
+                    </pic:cNvPicPr>
+                  </pic:nvPicPr>
+                  <pic:blipFill>
+                    <a:blip r:embed="rId104" cstate="none"/>
+                    <a:srcRect/>
+                    <a:stretch>
+                      <a:fillRect/>
+                    </a:stretch>
+                  </pic:blipFill>
+                  <pic:spPr bwMode="auto">
+                    <a:xfrm>
+                      <a:off x="0" y="0"/>
+                      <a:ext cx="5734050" cy="2180450"/>
+                    </a:xfrm>
+                    <a:prstGeom prst="rect">
+                      <a:avLst/>
+                    </a:prstGeom>
+                  </pic:spPr>
+                </pic:pic>
+              </a:graphicData>
+            </a:graphic>
+          </wp:inline>
+        </w:drawing>
       </w:r>
     </w:p>
     <w:tbl>
@@ -4105,7 +4490,332 @@
                 <w:sz w:val="16"/>
                 <w:szCs w:val="16"/>
               </w:rPr>
-              <w:t xml:space="preserve">commercial   ·   Shares   ·   February   ·   short-term obligation   ·   qualifying   ·   statements</w:t>
+              <w:t xml:space="preserve">It can actually refinance   ·   short-term   ·   warranty liability</w:t>
+            </w:r>
+          </w:p>
+        </w:tc>
+      </w:tr>
+    </w:tbl>
+    <w:p/>
+    <w:p>
+      <w:pPr>
+        <w:spacing w:before="44" w:after="14"/>
+      </w:pPr>
+      <w:r>
+        <w:rPr>
+          <w:b/>
+          <w:bCs/>
+          <w:color w:val="353A7C"/>
+          <w:sz w:val="18"/>
+          <w:szCs w:val="18"/>
+        </w:rPr>
+        <w:t xml:space="preserve">Summary 2</w:t>
+      </w:r>
+      <w:r>
+        <w:rPr>
+          <w:color w:val="6B7280"/>
+          <w:sz w:val="16"/>
+          <w:szCs w:val="16"/>
+        </w:rPr>
+        <w:t xml:space="preserve">      gaps 13–18</w:t>
+      </w:r>
+    </w:p>
+    <w:p>
+      <w:pPr>
+        <w:spacing w:before="20" w:after="20" w:line="360" w:lineRule="auto"/>
+        <w:ind w:left="200"/>
+      </w:pPr>
+      <w:r>
+        <w:rPr>
+          <w:sz w:val="19"/>
+          <w:szCs w:val="19"/>
+        </w:rPr>
+        <w:t xml:space="preserve">Suppose Orontes has </w:t>
+      </w:r>
+      <w:r>
+        <w:rPr>
+          <w:b/>
+          <w:bCs/>
+          <w:color w:val="8186EF"/>
+          <w:sz w:val="15"/>
+          <w:szCs w:val="15"/>
+        </w:rPr>
+        <w:t xml:space="preserve"> (13) </w:t>
+      </w:r>
+      <w:r>
+        <w:rPr>
+          <w:u w:val="single"/>
+          <w:sz w:val="19"/>
+          <w:szCs w:val="19"/>
+        </w:rPr>
+        <w:t xml:space="preserve">            </w:t>
+      </w:r>
+      <w:r>
+        <w:rPr>
+          <w:sz w:val="19"/>
+          <w:szCs w:val="19"/>
+        </w:rPr>
+        <w:t xml:space="preserve"> </w:t>
+      </w:r>
+      <w:r>
+        <w:rPr>
+          <w:sz w:val="19"/>
+          <w:szCs w:val="19"/>
+        </w:rPr>
+        <w:t xml:space="preserve"> paper of $3,000,000 due March 31, 2027, and intends to refinance it. </w:t>
+      </w:r>
+      <w:r>
+        <w:rPr>
+          <w:sz w:val="19"/>
+          <w:szCs w:val="19"/>
+        </w:rPr>
+        <w:t xml:space="preserve">Its 2026 </w:t>
+      </w:r>
+      <w:r>
+        <w:rPr>
+          <w:b/>
+          <w:bCs/>
+          <w:color w:val="8186EF"/>
+          <w:sz w:val="15"/>
+          <w:szCs w:val="15"/>
+        </w:rPr>
+        <w:t xml:space="preserve"> (14) </w:t>
+      </w:r>
+      <w:r>
+        <w:rPr>
+          <w:u w:val="single"/>
+          <w:sz w:val="19"/>
+          <w:szCs w:val="19"/>
+        </w:rPr>
+        <w:t xml:space="preserve">            </w:t>
+      </w:r>
+      <w:r>
+        <w:rPr>
+          <w:sz w:val="19"/>
+          <w:szCs w:val="19"/>
+        </w:rPr>
+        <w:t xml:space="preserve"> </w:t>
+      </w:r>
+      <w:r>
+        <w:rPr>
+          <w:sz w:val="19"/>
+          <w:szCs w:val="19"/>
+        </w:rPr>
+        <w:t xml:space="preserve"> are issued on March 1, 2027. </w:t>
+      </w:r>
+      <w:r>
+        <w:rPr>
+          <w:sz w:val="19"/>
+          <w:szCs w:val="19"/>
+        </w:rPr>
+        <w:t xml:space="preserve">Scenario A. Bonds issued on </w:t>
+      </w:r>
+      <w:r>
+        <w:rPr>
+          <w:b/>
+          <w:bCs/>
+          <w:color w:val="8186EF"/>
+          <w:sz w:val="15"/>
+          <w:szCs w:val="15"/>
+        </w:rPr>
+        <w:t xml:space="preserve"> (15) </w:t>
+      </w:r>
+      <w:r>
+        <w:rPr>
+          <w:u w:val="single"/>
+          <w:sz w:val="19"/>
+          <w:szCs w:val="19"/>
+        </w:rPr>
+        <w:t xml:space="preserve">           </w:t>
+      </w:r>
+      <w:r>
+        <w:rPr>
+          <w:sz w:val="19"/>
+          <w:szCs w:val="19"/>
+        </w:rPr>
+        <w:t xml:space="preserve"> </w:t>
+      </w:r>
+      <w:r>
+        <w:rPr>
+          <w:sz w:val="19"/>
+          <w:szCs w:val="19"/>
+        </w:rPr>
+        <w:t xml:space="preserve"> 10 replace the paper: the whole $3,000,000 is noncurrent. </w:t>
+      </w:r>
+      <w:r>
+        <w:rPr>
+          <w:sz w:val="19"/>
+          <w:szCs w:val="19"/>
+        </w:rPr>
+        <w:t xml:space="preserve">Scenario C. </w:t>
+      </w:r>
+      <w:r>
+        <w:rPr>
+          <w:b/>
+          <w:bCs/>
+          <w:color w:val="8186EF"/>
+          <w:sz w:val="15"/>
+          <w:szCs w:val="15"/>
+        </w:rPr>
+        <w:t xml:space="preserve"> (16) </w:t>
+      </w:r>
+      <w:r>
+        <w:rPr>
+          <w:u w:val="single"/>
+          <w:sz w:val="19"/>
+          <w:szCs w:val="19"/>
+        </w:rPr>
+        <w:t xml:space="preserve">           </w:t>
+      </w:r>
+      <w:r>
+        <w:rPr>
+          <w:sz w:val="19"/>
+          <w:szCs w:val="19"/>
+        </w:rPr>
+        <w:t xml:space="preserve"> </w:t>
+      </w:r>
+      <w:r>
+        <w:rPr>
+          <w:sz w:val="19"/>
+          <w:szCs w:val="19"/>
+        </w:rPr>
+        <w:t xml:space="preserve"> issued for $2,400,000: that amount is noncurrent and $600,000 stays current. </w:t>
+      </w:r>
+      <w:r>
+        <w:rPr>
+          <w:sz w:val="19"/>
+          <w:szCs w:val="19"/>
+        </w:rPr>
+        <w:t xml:space="preserve"/>
+      </w:r>
+      <w:r>
+        <w:rPr>
+          <w:b/>
+          <w:bCs/>
+          <w:color w:val="8186EF"/>
+          <w:sz w:val="15"/>
+          <w:szCs w:val="15"/>
+        </w:rPr>
+        <w:t xml:space="preserve"> (17) </w:t>
+      </w:r>
+      <w:r>
+        <w:rPr>
+          <w:u w:val="single"/>
+          <w:sz w:val="19"/>
+          <w:szCs w:val="19"/>
+        </w:rPr>
+        <w:t xml:space="preserve">           </w:t>
+      </w:r>
+      <w:r>
+        <w:rPr>
+          <w:sz w:val="19"/>
+          <w:szCs w:val="19"/>
+        </w:rPr>
+        <w:t xml:space="preserve"> </w:t>
+      </w:r>
+      <w:r>
+        <w:rPr>
+          <w:sz w:val="19"/>
+          <w:szCs w:val="19"/>
+        </w:rPr>
+        <w:t xml:space="preserve"> moves to equity. </w:t>
+      </w:r>
+      <w:r>
+        <w:rPr>
+          <w:sz w:val="19"/>
+          <w:szCs w:val="19"/>
+        </w:rPr>
+        <w:t xml:space="preserve">Scenario D. A </w:t>
+      </w:r>
+      <w:r>
+        <w:rPr>
+          <w:b/>
+          <w:bCs/>
+          <w:color w:val="8186EF"/>
+          <w:sz w:val="15"/>
+          <w:szCs w:val="15"/>
+        </w:rPr>
+        <w:t xml:space="preserve"> (18) </w:t>
+      </w:r>
+      <w:r>
+        <w:rPr>
+          <w:u w:val="single"/>
+          <w:sz w:val="19"/>
+          <w:szCs w:val="19"/>
+        </w:rPr>
+        <w:t xml:space="preserve">            </w:t>
+      </w:r>
+      <w:r>
+        <w:rPr>
+          <w:sz w:val="19"/>
+          <w:szCs w:val="19"/>
+        </w:rPr>
+        <w:t xml:space="preserve"> </w:t>
+      </w:r>
+      <w:r>
+        <w:rPr>
+          <w:sz w:val="19"/>
+          <w:szCs w:val="19"/>
+        </w:rPr>
+        <w:t xml:space="preserve"> agreement for 80% of inventory of at least $3,125,000: $2,500,000 noncurrent, $500,000 current. </w:t>
+      </w:r>
+    </w:p>
+    <w:tbl>
+      <w:tblPr>
+        <w:tblW w:type="pct" w:w="100%"/>
+        <w:tblLayout w:type="fixed"/>
+        <w:tblBorders>
+          <w:top w:val="single" w:color="FBFAF6" w:sz="4"/>
+          <w:left w:val="single" w:color="FBFAF6" w:sz="4"/>
+          <w:bottom w:val="single" w:color="FBFAF6" w:sz="4"/>
+          <w:right w:val="single" w:color="FBFAF6" w:sz="4"/>
+          <w:insideH w:val="single" w:color="FBFAF6" w:sz="4"/>
+          <w:insideV w:val="single" w:color="FBFAF6" w:sz="4"/>
+        </w:tblBorders>
+      </w:tblPr>
+      <w:tblGrid>
+        <w:gridCol w:w="9600"/>
+      </w:tblGrid>
+      <w:tr>
+        <w:tc>
+          <w:tcPr>
+            <w:tcW w:type="pct" w:w="5000"/>
+            <w:shd w:fill="FBFAF6" w:val="clear"/>
+            <w:tcMar>
+              <w:top w:type="dxa" w:w="40"/>
+              <w:left w:type="dxa" w:w="100"/>
+              <w:bottom w:type="dxa" w:w="40"/>
+              <w:right w:type="dxa" w:w="100"/>
+            </w:tcMar>
+          </w:tcPr>
+          <w:p>
+            <w:pPr>
+              <w:spacing w:before="18" w:after="6"/>
+            </w:pPr>
+            <w:r>
+              <w:rPr>
+                <w:b/>
+                <w:bCs/>
+                <w:color w:val="6B7280"/>
+                <w:sz w:val="14"/>
+                <w:szCs w:val="14"/>
+              </w:rPr>
+              <w:t xml:space="preserve">word list</w:t>
+            </w:r>
+          </w:p>
+          <w:p>
+            <w:pPr>
+              <w:spacing w:before="0" w:after="18"/>
+            </w:pPr>
+            <w:r>
+              <w:rPr>
+                <w:b/>
+                <w:bCs/>
+                <w:color w:val="353A7C"/>
+                <w:sz w:val="16"/>
+                <w:szCs w:val="16"/>
+              </w:rPr>
+              <w:t xml:space="preserve">commercial   ·   Shares   ·   February   ·   refinance   ·   Nothing   ·   qualifying   ·   statements</w:t>
             </w:r>
           </w:p>
         </w:tc>
@@ -4161,6 +4871,18 @@
     <w:p/>
     <w:p>
       <w:pPr>
+        <w:pageBreakBefore w:val="true"/>
+        <w:spacing w:after="0"/>
+      </w:pPr>
+      <w:r>
+        <w:rPr>
+          <w:sz w:val="2"/>
+        </w:rPr>
+        <w:t xml:space="preserve"> </w:t>
+      </w:r>
+    </w:p>
+    <w:p>
+      <w:pPr>
         <w:spacing w:before="44" w:after="14"/>
       </w:pPr>
       <w:r>
@@ -4179,7 +4901,7 @@
           <w:sz w:val="16"/>
           <w:szCs w:val="16"/>
         </w:rPr>
-        <w:t xml:space="preserve">      gaps 15–16</w:t>
+        <w:t xml:space="preserve">      gaps 19–20</w:t>
       </w:r>
     </w:p>
     <w:p>
@@ -4202,7 +4924,7 @@
           <w:sz w:val="15"/>
           <w:szCs w:val="15"/>
         </w:rPr>
-        <w:t xml:space="preserve"> (15) </w:t>
+        <w:t xml:space="preserve"> (19) </w:t>
       </w:r>
       <w:r>
         <w:rPr>
@@ -4241,7 +4963,7 @@
           <w:sz w:val="15"/>
           <w:szCs w:val="15"/>
         </w:rPr>
-        <w:t xml:space="preserve"> (16) </w:t>
+        <w:t xml:space="preserve"> (20) </w:t>
       </w:r>
       <w:r>
         <w:rPr>
@@ -4328,25 +5050,13 @@
                 <w:sz w:val="16"/>
                 <w:szCs w:val="16"/>
               </w:rPr>
-              <w:t xml:space="preserve">current   ·   short-term obligation   ·   liability</w:t>
+              <w:t xml:space="preserve">current   ·   February   ·   liability</w:t>
             </w:r>
           </w:p>
         </w:tc>
       </w:tr>
     </w:tbl>
     <w:p/>
-    <w:p>
-      <w:pPr>
-        <w:pageBreakBefore w:val="true"/>
-        <w:spacing w:after="0"/>
-      </w:pPr>
-      <w:r>
-        <w:rPr>
-          <w:sz w:val="2"/>
-        </w:rPr>
-        <w:t xml:space="preserve"> </w:t>
-      </w:r>
-    </w:p>
     <w:tbl>
       <w:tblPr>
         <w:tblW w:type="pct" w:w="100%"/>
@@ -4361,9 +5071,9 @@
         </w:tblBorders>
       </w:tblPr>
       <w:tblGrid>
-        <w:gridCol w:w="5267"/>
-        <w:gridCol w:w="2167"/>
-        <w:gridCol w:w="2167"/>
+        <w:gridCol w:w="4298"/>
+        <w:gridCol w:w="2651"/>
+        <w:gridCol w:w="2651"/>
       </w:tblGrid>
       <w:tr>
         <w:tc>
@@ -4398,7 +5108,8 @@
       <w:tr>
         <w:tc>
           <w:tcPr>
-            <w:tcW w:type="pct" w:w="2743"/>
+            <w:tcW w:type="pct" w:w="2239"/>
+            <w:shd w:fill="353A7C" w:val="clear"/>
             <w:tcMar>
               <w:top w:type="dxa" w:w="50"/>
               <w:left w:type="dxa" w:w="110"/>
@@ -4408,13 +5119,13 @@
           </w:tcPr>
           <w:p>
             <w:pPr>
-              <w:spacing w:before="26" w:after="26"/>
-            </w:pPr>
-            <w:r>
-              <w:rPr>
-                <w:b/>
-                <w:bCs/>
-                <w:color w:val="353A7C"/>
+              <w:spacing w:before="30" w:after="30"/>
+            </w:pPr>
+            <w:r>
+              <w:rPr>
+                <w:b/>
+                <w:bCs/>
+                <w:color w:val="FFFFFF"/>
                 <w:sz w:val="15"/>
                 <w:szCs w:val="15"/>
               </w:rPr>
@@ -4424,7 +5135,8 @@
         </w:tc>
         <w:tc>
           <w:tcPr>
-            <w:tcW w:type="pct" w:w="1128"/>
+            <w:tcW w:type="pct" w:w="1381"/>
+            <w:shd w:fill="353A7C" w:val="clear"/>
             <w:tcMar>
               <w:top w:type="dxa" w:w="50"/>
               <w:left w:type="dxa" w:w="110"/>
@@ -4434,13 +5146,13 @@
           </w:tcPr>
           <w:p>
             <w:pPr>
-              <w:spacing w:before="26" w:after="26"/>
-            </w:pPr>
-            <w:r>
-              <w:rPr>
-                <w:b/>
-                <w:bCs/>
-                <w:color w:val="353A7C"/>
+              <w:spacing w:before="30" w:after="30"/>
+            </w:pPr>
+            <w:r>
+              <w:rPr>
+                <w:b/>
+                <w:bCs/>
+                <w:color w:val="FFFFFF"/>
                 <w:sz w:val="15"/>
                 <w:szCs w:val="15"/>
               </w:rPr>
@@ -4450,7 +5162,8 @@
         </w:tc>
         <w:tc>
           <w:tcPr>
-            <w:tcW w:type="pct" w:w="1128"/>
+            <w:tcW w:type="pct" w:w="1381"/>
+            <w:shd w:fill="353A7C" w:val="clear"/>
             <w:tcMar>
               <w:top w:type="dxa" w:w="50"/>
               <w:left w:type="dxa" w:w="110"/>
@@ -4460,13 +5173,13 @@
           </w:tcPr>
           <w:p>
             <w:pPr>
-              <w:spacing w:before="26" w:after="26"/>
-            </w:pPr>
-            <w:r>
-              <w:rPr>
-                <w:b/>
-                <w:bCs/>
-                <w:color w:val="353A7C"/>
+              <w:spacing w:before="30" w:after="30"/>
+            </w:pPr>
+            <w:r>
+              <w:rPr>
+                <w:b/>
+                <w:bCs/>
+                <w:color w:val="FFFFFF"/>
                 <w:sz w:val="15"/>
                 <w:szCs w:val="15"/>
               </w:rPr>
@@ -4478,7 +5191,7 @@
       <w:tr>
         <w:tc>
           <w:tcPr>
-            <w:tcW w:type="pct" w:w="2743"/>
+            <w:tcW w:type="pct" w:w="2239"/>
             <w:tcMar>
               <w:top w:type="dxa" w:w="50"/>
               <w:left w:type="dxa" w:w="110"/>
@@ -4488,13 +5201,12 @@
           </w:tcPr>
           <w:p>
             <w:pPr>
-              <w:spacing w:before="26" w:after="26"/>
-            </w:pPr>
-            <w:r>
-              <w:rPr>
-                <w:color w:val="232733"/>
-                <w:sz w:val="16"/>
-                <w:szCs w:val="16"/>
+              <w:spacing w:before="28" w:after="28"/>
+            </w:pPr>
+            <w:r>
+              <w:rPr>
+                <w:sz w:val="15"/>
+                <w:szCs w:val="15"/>
               </w:rPr>
               <w:t xml:space="preserve">A. Issues 5-year bonds on February 10 and uses the cash to repay the paper at maturity</w:t>
             </w:r>
@@ -4502,7 +5214,7 @@
         </w:tc>
         <w:tc>
           <w:tcPr>
-            <w:tcW w:type="pct" w:w="1128"/>
+            <w:tcW w:type="pct" w:w="1381"/>
             <w:tcMar>
               <w:top w:type="dxa" w:w="50"/>
               <w:left w:type="dxa" w:w="110"/>
@@ -4512,13 +5224,12 @@
           </w:tcPr>
           <w:p>
             <w:pPr>
-              <w:spacing w:before="26" w:after="26"/>
-            </w:pPr>
-            <w:r>
-              <w:rPr>
-                <w:color w:val="232733"/>
-                <w:sz w:val="16"/>
-                <w:szCs w:val="16"/>
+              <w:spacing w:before="28" w:after="28"/>
+            </w:pPr>
+            <w:r>
+              <w:rPr>
+                <w:sz w:val="15"/>
+                <w:szCs w:val="15"/>
               </w:rPr>
               <w:t xml:space="preserve">3,000,000</w:t>
             </w:r>
@@ -4526,7 +5237,7 @@
         </w:tc>
         <w:tc>
           <w:tcPr>
-            <w:tcW w:type="pct" w:w="1128"/>
+            <w:tcW w:type="pct" w:w="1381"/>
             <w:tcMar>
               <w:top w:type="dxa" w:w="50"/>
               <w:left w:type="dxa" w:w="110"/>
@@ -4536,13 +5247,12 @@
           </w:tcPr>
           <w:p>
             <w:pPr>
-              <w:spacing w:before="26" w:after="26"/>
-            </w:pPr>
-            <w:r>
-              <w:rPr>
-                <w:color w:val="232733"/>
-                <w:sz w:val="16"/>
-                <w:szCs w:val="16"/>
+              <w:spacing w:before="28" w:after="28"/>
+            </w:pPr>
+            <w:r>
+              <w:rPr>
+                <w:sz w:val="15"/>
+                <w:szCs w:val="15"/>
               </w:rPr>
               <w:t xml:space="preserve">0</w:t>
             </w:r>
@@ -4552,7 +5262,7 @@
       <w:tr>
         <w:tc>
           <w:tcPr>
-            <w:tcW w:type="pct" w:w="2743"/>
+            <w:tcW w:type="pct" w:w="2239"/>
             <w:shd w:fill="FBFAF6" w:val="clear"/>
             <w:tcMar>
               <w:top w:type="dxa" w:w="50"/>
@@ -4563,21 +5273,52 @@
           </w:tcPr>
           <w:p>
             <w:pPr>
-              <w:spacing w:before="26" w:after="26"/>
-            </w:pPr>
-            <w:r>
-              <w:rPr>
-                <w:color w:val="232733"/>
-                <w:sz w:val="16"/>
-                <w:szCs w:val="16"/>
-              </w:rPr>
-              <w:t xml:space="preserve">B. Repays the paper with cash on January 15, then issues bonds on February 10</w:t>
-            </w:r>
-          </w:p>
-        </w:tc>
-        <w:tc>
-          <w:tcPr>
-            <w:tcW w:type="pct" w:w="1128"/>
+              <w:spacing w:before="28" w:after="28"/>
+            </w:pPr>
+            <w:r>
+              <w:rPr>
+                <w:sz w:val="15"/>
+                <w:szCs w:val="15"/>
+              </w:rPr>
+              <w:t xml:space="preserve">B. Repays the paper with cash on January 15, then issues bonds on </w:t>
+            </w:r>
+            <w:r>
+              <w:rPr>
+                <w:b/>
+                <w:bCs/>
+                <w:color w:val="8186EF"/>
+                <w:sz w:val="14"/>
+                <w:szCs w:val="14"/>
+              </w:rPr>
+              <w:t xml:space="preserve"> (21) </w:t>
+            </w:r>
+            <w:r>
+              <w:rPr>
+                <w:u w:val="single"/>
+                <w:sz w:val="15"/>
+                <w:szCs w:val="15"/>
+              </w:rPr>
+              <w:t xml:space="preserve">              </w:t>
+            </w:r>
+            <w:r>
+              <w:rPr>
+                <w:sz w:val="15"/>
+                <w:szCs w:val="15"/>
+              </w:rPr>
+              <w:t xml:space="preserve"> </w:t>
+            </w:r>
+            <w:r>
+              <w:rPr>
+                <w:sz w:val="15"/>
+                <w:szCs w:val="15"/>
+              </w:rPr>
+              <w:t xml:space="preserve"> 10</w:t>
+            </w:r>
+          </w:p>
+        </w:tc>
+        <w:tc>
+          <w:tcPr>
+            <w:tcW w:type="pct" w:w="1381"/>
             <w:shd w:fill="FBFAF6" w:val="clear"/>
             <w:tcMar>
               <w:top w:type="dxa" w:w="50"/>
@@ -4588,13 +5329,12 @@
           </w:tcPr>
           <w:p>
             <w:pPr>
-              <w:spacing w:before="26" w:after="26"/>
-            </w:pPr>
-            <w:r>
-              <w:rPr>
-                <w:color w:val="232733"/>
-                <w:sz w:val="16"/>
-                <w:szCs w:val="16"/>
+              <w:spacing w:before="28" w:after="28"/>
+            </w:pPr>
+            <w:r>
+              <w:rPr>
+                <w:sz w:val="15"/>
+                <w:szCs w:val="15"/>
               </w:rPr>
               <w:t xml:space="preserve">0</w:t>
             </w:r>
@@ -4602,7 +5342,7 @@
         </w:tc>
         <w:tc>
           <w:tcPr>
-            <w:tcW w:type="pct" w:w="1128"/>
+            <w:tcW w:type="pct" w:w="1381"/>
             <w:shd w:fill="FBFAF6" w:val="clear"/>
             <w:tcMar>
               <w:top w:type="dxa" w:w="50"/>
@@ -4613,13 +5353,12 @@
           </w:tcPr>
           <w:p>
             <w:pPr>
-              <w:spacing w:before="26" w:after="26"/>
-            </w:pPr>
-            <w:r>
-              <w:rPr>
-                <w:color w:val="232733"/>
-                <w:sz w:val="16"/>
-                <w:szCs w:val="16"/>
+              <w:spacing w:before="28" w:after="28"/>
+            </w:pPr>
+            <w:r>
+              <w:rPr>
+                <w:sz w:val="15"/>
+                <w:szCs w:val="15"/>
               </w:rPr>
               <w:t xml:space="preserve">3,000,000</w:t>
             </w:r>
@@ -4629,7 +5368,7 @@
       <w:tr>
         <w:tc>
           <w:tcPr>
-            <w:tcW w:type="pct" w:w="2743"/>
+            <w:tcW w:type="pct" w:w="2239"/>
             <w:tcMar>
               <w:top w:type="dxa" w:w="50"/>
               <w:left w:type="dxa" w:w="110"/>
@@ -4639,13 +5378,12 @@
           </w:tcPr>
           <w:p>
             <w:pPr>
-              <w:spacing w:before="26" w:after="26"/>
-            </w:pPr>
-            <w:r>
-              <w:rPr>
-                <w:color w:val="232733"/>
-                <w:sz w:val="16"/>
-                <w:szCs w:val="16"/>
+              <w:spacing w:before="28" w:after="28"/>
+            </w:pPr>
+            <w:r>
+              <w:rPr>
+                <w:sz w:val="15"/>
+                <w:szCs w:val="15"/>
               </w:rPr>
               <w:t xml:space="preserve">C. Issues shares on February 10 for 2,400,000 to repay the paper</w:t>
             </w:r>
@@ -4653,7 +5391,7 @@
         </w:tc>
         <w:tc>
           <w:tcPr>
-            <w:tcW w:type="pct" w:w="1128"/>
+            <w:tcW w:type="pct" w:w="1381"/>
             <w:tcMar>
               <w:top w:type="dxa" w:w="50"/>
               <w:left w:type="dxa" w:w="110"/>
@@ -4663,13 +5401,12 @@
           </w:tcPr>
           <w:p>
             <w:pPr>
-              <w:spacing w:before="26" w:after="26"/>
-            </w:pPr>
-            <w:r>
-              <w:rPr>
-                <w:color w:val="232733"/>
-                <w:sz w:val="16"/>
-                <w:szCs w:val="16"/>
+              <w:spacing w:before="28" w:after="28"/>
+            </w:pPr>
+            <w:r>
+              <w:rPr>
+                <w:sz w:val="15"/>
+                <w:szCs w:val="15"/>
               </w:rPr>
               <w:t xml:space="preserve">2,400,000</w:t>
             </w:r>
@@ -4677,7 +5414,7 @@
         </w:tc>
         <w:tc>
           <w:tcPr>
-            <w:tcW w:type="pct" w:w="1128"/>
+            <w:tcW w:type="pct" w:w="1381"/>
             <w:tcMar>
               <w:top w:type="dxa" w:w="50"/>
               <w:left w:type="dxa" w:w="110"/>
@@ -4687,13 +5424,12 @@
           </w:tcPr>
           <w:p>
             <w:pPr>
-              <w:spacing w:before="26" w:after="26"/>
-            </w:pPr>
-            <w:r>
-              <w:rPr>
-                <w:color w:val="232733"/>
-                <w:sz w:val="16"/>
-                <w:szCs w:val="16"/>
+              <w:spacing w:before="28" w:after="28"/>
+            </w:pPr>
+            <w:r>
+              <w:rPr>
+                <w:sz w:val="15"/>
+                <w:szCs w:val="15"/>
               </w:rPr>
               <w:t xml:space="preserve">600,000</w:t>
             </w:r>
@@ -4703,7 +5439,7 @@
       <w:tr>
         <w:tc>
           <w:tcPr>
-            <w:tcW w:type="pct" w:w="2743"/>
+            <w:tcW w:type="pct" w:w="2239"/>
             <w:shd w:fill="FBFAF6" w:val="clear"/>
             <w:tcMar>
               <w:top w:type="dxa" w:w="50"/>
@@ -4714,21 +5450,52 @@
           </w:tcPr>
           <w:p>
             <w:pPr>
-              <w:spacing w:before="26" w:after="26"/>
-            </w:pPr>
-            <w:r>
-              <w:rPr>
-                <w:color w:val="232733"/>
-                <w:sz w:val="16"/>
-                <w:szCs w:val="16"/>
-              </w:rPr>
-              <w:t xml:space="preserve">D. Signs a qualifying agreement on February 1 to borrow 80% of inventory; inventory will not fall below 3,125,000</w:t>
-            </w:r>
-          </w:p>
-        </w:tc>
-        <w:tc>
-          <w:tcPr>
-            <w:tcW w:type="pct" w:w="1128"/>
+              <w:spacing w:before="28" w:after="28"/>
+            </w:pPr>
+            <w:r>
+              <w:rPr>
+                <w:sz w:val="15"/>
+                <w:szCs w:val="15"/>
+              </w:rPr>
+              <w:t xml:space="preserve">D. Signs a </w:t>
+            </w:r>
+            <w:r>
+              <w:rPr>
+                <w:b/>
+                <w:bCs/>
+                <w:color w:val="8186EF"/>
+                <w:sz w:val="14"/>
+                <w:szCs w:val="14"/>
+              </w:rPr>
+              <w:t xml:space="preserve"> (22) </w:t>
+            </w:r>
+            <w:r>
+              <w:rPr>
+                <w:u w:val="single"/>
+                <w:sz w:val="15"/>
+                <w:szCs w:val="15"/>
+              </w:rPr>
+              <w:t xml:space="preserve">              </w:t>
+            </w:r>
+            <w:r>
+              <w:rPr>
+                <w:sz w:val="15"/>
+                <w:szCs w:val="15"/>
+              </w:rPr>
+              <w:t xml:space="preserve"> </w:t>
+            </w:r>
+            <w:r>
+              <w:rPr>
+                <w:sz w:val="15"/>
+                <w:szCs w:val="15"/>
+              </w:rPr>
+              <w:t xml:space="preserve"> agreement on February 1 to borrow 80% of inventory; inventory will not fall below 3,125,000</w:t>
+            </w:r>
+          </w:p>
+        </w:tc>
+        <w:tc>
+          <w:tcPr>
+            <w:tcW w:type="pct" w:w="1381"/>
             <w:shd w:fill="FBFAF6" w:val="clear"/>
             <w:tcMar>
               <w:top w:type="dxa" w:w="50"/>
@@ -4739,13 +5506,12 @@
           </w:tcPr>
           <w:p>
             <w:pPr>
-              <w:spacing w:before="26" w:after="26"/>
-            </w:pPr>
-            <w:r>
-              <w:rPr>
-                <w:color w:val="232733"/>
-                <w:sz w:val="16"/>
-                <w:szCs w:val="16"/>
+              <w:spacing w:before="28" w:after="28"/>
+            </w:pPr>
+            <w:r>
+              <w:rPr>
+                <w:sz w:val="15"/>
+                <w:szCs w:val="15"/>
               </w:rPr>
               <w:t xml:space="preserve">2,500,000</w:t>
             </w:r>
@@ -4753,7 +5519,7 @@
         </w:tc>
         <w:tc>
           <w:tcPr>
-            <w:tcW w:type="pct" w:w="1128"/>
+            <w:tcW w:type="pct" w:w="1381"/>
             <w:shd w:fill="FBFAF6" w:val="clear"/>
             <w:tcMar>
               <w:top w:type="dxa" w:w="50"/>
@@ -4764,13 +5530,12 @@
           </w:tcPr>
           <w:p>
             <w:pPr>
-              <w:spacing w:before="26" w:after="26"/>
-            </w:pPr>
-            <w:r>
-              <w:rPr>
-                <w:color w:val="232733"/>
-                <w:sz w:val="16"/>
-                <w:szCs w:val="16"/>
+              <w:spacing w:before="28" w:after="28"/>
+            </w:pPr>
+            <w:r>
+              <w:rPr>
+                <w:sz w:val="15"/>
+                <w:szCs w:val="15"/>
               </w:rPr>
               <w:t xml:space="preserve">500,000</w:t>
             </w:r>
@@ -4780,7 +5545,7 @@
       <w:tr>
         <w:tc>
           <w:tcPr>
-            <w:tcW w:type="pct" w:w="2743"/>
+            <w:tcW w:type="pct" w:w="2239"/>
             <w:tcMar>
               <w:top w:type="dxa" w:w="50"/>
               <w:left w:type="dxa" w:w="110"/>
@@ -4790,21 +5555,52 @@
           </w:tcPr>
           <w:p>
             <w:pPr>
-              <w:spacing w:before="26" w:after="26"/>
-            </w:pPr>
-            <w:r>
-              <w:rPr>
-                <w:color w:val="232733"/>
-                <w:sz w:val="16"/>
-                <w:szCs w:val="16"/>
-              </w:rPr>
-              <w:t xml:space="preserve">E. Same as D, but the lender may cancel if it sees a 'material adverse change'</w:t>
-            </w:r>
-          </w:p>
-        </w:tc>
-        <w:tc>
-          <w:tcPr>
-            <w:tcW w:type="pct" w:w="1128"/>
+              <w:spacing w:before="28" w:after="28"/>
+            </w:pPr>
+            <w:r>
+              <w:rPr>
+                <w:sz w:val="15"/>
+                <w:szCs w:val="15"/>
+              </w:rPr>
+              <w:t xml:space="preserve">E. Same as D, but the lender may cancel if it sees a '</w:t>
+            </w:r>
+            <w:r>
+              <w:rPr>
+                <w:b/>
+                <w:bCs/>
+                <w:color w:val="8186EF"/>
+                <w:sz w:val="14"/>
+                <w:szCs w:val="14"/>
+              </w:rPr>
+              <w:t xml:space="preserve"> (23) </w:t>
+            </w:r>
+            <w:r>
+              <w:rPr>
+                <w:u w:val="single"/>
+                <w:sz w:val="15"/>
+                <w:szCs w:val="15"/>
+              </w:rPr>
+              <w:t xml:space="preserve">              </w:t>
+            </w:r>
+            <w:r>
+              <w:rPr>
+                <w:sz w:val="15"/>
+                <w:szCs w:val="15"/>
+              </w:rPr>
+              <w:t xml:space="preserve"> </w:t>
+            </w:r>
+            <w:r>
+              <w:rPr>
+                <w:sz w:val="15"/>
+                <w:szCs w:val="15"/>
+              </w:rPr>
+              <w:t xml:space="preserve"> adverse change'</w:t>
+            </w:r>
+          </w:p>
+        </w:tc>
+        <w:tc>
+          <w:tcPr>
+            <w:tcW w:type="pct" w:w="1381"/>
             <w:tcMar>
               <w:top w:type="dxa" w:w="50"/>
               <w:left w:type="dxa" w:w="110"/>
@@ -4814,13 +5610,12 @@
           </w:tcPr>
           <w:p>
             <w:pPr>
-              <w:spacing w:before="26" w:after="26"/>
-            </w:pPr>
-            <w:r>
-              <w:rPr>
-                <w:color w:val="232733"/>
-                <w:sz w:val="16"/>
-                <w:szCs w:val="16"/>
+              <w:spacing w:before="28" w:after="28"/>
+            </w:pPr>
+            <w:r>
+              <w:rPr>
+                <w:sz w:val="15"/>
+                <w:szCs w:val="15"/>
               </w:rPr>
               <w:t xml:space="preserve">0</w:t>
             </w:r>
@@ -4828,7 +5623,7 @@
         </w:tc>
         <w:tc>
           <w:tcPr>
-            <w:tcW w:type="pct" w:w="1128"/>
+            <w:tcW w:type="pct" w:w="1381"/>
             <w:tcMar>
               <w:top w:type="dxa" w:w="50"/>
               <w:left w:type="dxa" w:w="110"/>
@@ -4838,15 +5633,76 @@
           </w:tcPr>
           <w:p>
             <w:pPr>
-              <w:spacing w:before="26" w:after="26"/>
-            </w:pPr>
-            <w:r>
-              <w:rPr>
-                <w:color w:val="232733"/>
-                <w:sz w:val="16"/>
-                <w:szCs w:val="16"/>
+              <w:spacing w:before="28" w:after="28"/>
+            </w:pPr>
+            <w:r>
+              <w:rPr>
+                <w:sz w:val="15"/>
+                <w:szCs w:val="15"/>
               </w:rPr>
               <w:t xml:space="preserve">3,000,000</w:t>
+            </w:r>
+          </w:p>
+        </w:tc>
+      </w:tr>
+    </w:tbl>
+    <w:p/>
+    <w:tbl>
+      <w:tblPr>
+        <w:tblW w:type="pct" w:w="100%"/>
+        <w:tblLayout w:type="fixed"/>
+        <w:tblBorders>
+          <w:top w:val="single" w:color="FBFAF6" w:sz="4"/>
+          <w:left w:val="single" w:color="FBFAF6" w:sz="4"/>
+          <w:bottom w:val="single" w:color="FBFAF6" w:sz="4"/>
+          <w:right w:val="single" w:color="FBFAF6" w:sz="4"/>
+          <w:insideH w:val="single" w:color="FBFAF6" w:sz="4"/>
+          <w:insideV w:val="single" w:color="FBFAF6" w:sz="4"/>
+        </w:tblBorders>
+      </w:tblPr>
+      <w:tblGrid>
+        <w:gridCol w:w="9600"/>
+      </w:tblGrid>
+      <w:tr>
+        <w:tc>
+          <w:tcPr>
+            <w:tcW w:type="pct" w:w="5000"/>
+            <w:shd w:fill="FBFAF6" w:val="clear"/>
+            <w:tcMar>
+              <w:top w:type="dxa" w:w="40"/>
+              <w:left w:type="dxa" w:w="100"/>
+              <w:bottom w:type="dxa" w:w="40"/>
+              <w:right w:type="dxa" w:w="100"/>
+            </w:tcMar>
+          </w:tcPr>
+          <w:p>
+            <w:pPr>
+              <w:spacing w:before="18" w:after="6"/>
+            </w:pPr>
+            <w:r>
+              <w:rPr>
+                <w:b/>
+                <w:bCs/>
+                <w:color w:val="6B7280"/>
+                <w:sz w:val="14"/>
+                <w:szCs w:val="14"/>
+              </w:rPr>
+              <w:t xml:space="preserve">word list</w:t>
+            </w:r>
+          </w:p>
+          <w:p>
+            <w:pPr>
+              <w:spacing w:before="0" w:after="18"/>
+            </w:pPr>
+            <w:r>
+              <w:rPr>
+                <w:b/>
+                <w:bCs/>
+                <w:color w:val="353A7C"/>
+                <w:sz w:val="16"/>
+                <w:szCs w:val="16"/>
+              </w:rPr>
+              <w:t xml:space="preserve">qualifying   ·   February   ·   material   ·   withholding</w:t>
             </w:r>
           </w:p>
         </w:tc>
@@ -5205,7 +6061,7 @@
                 <w:sz w:val="16"/>
                 <w:szCs w:val="16"/>
               </w:rPr>
-              <w:t xml:space="preserve">obligation</w:t>
+              <w:t xml:space="preserve">short-term</w:t>
             </w:r>
           </w:p>
         </w:tc>
@@ -5231,14 +6087,14 @@
                 <w:sz w:val="16"/>
                 <w:szCs w:val="16"/>
               </w:rPr>
-              <w:t xml:space="preserve">9  </w:t>
-            </w:r>
-            <w:r>
-              <w:rPr>
-                <w:sz w:val="16"/>
-                <w:szCs w:val="16"/>
-              </w:rPr>
-              <w:t xml:space="preserve">cancelled</w:t>
+              <w:t xml:space="preserve">13  </w:t>
+            </w:r>
+            <w:r>
+              <w:rPr>
+                <w:sz w:val="16"/>
+                <w:szCs w:val="16"/>
+              </w:rPr>
+              <w:t xml:space="preserve">commercial</w:t>
             </w:r>
           </w:p>
         </w:tc>
@@ -5273,7 +6129,7 @@
                 <w:sz w:val="16"/>
                 <w:szCs w:val="16"/>
               </w:rPr>
-              <w:t xml:space="preserve">current</w:t>
+              <w:t xml:space="preserve">normally</w:t>
             </w:r>
           </w:p>
         </w:tc>
@@ -5299,14 +6155,14 @@
                 <w:sz w:val="16"/>
                 <w:szCs w:val="16"/>
               </w:rPr>
-              <w:t xml:space="preserve">10  </w:t>
-            </w:r>
-            <w:r>
-              <w:rPr>
-                <w:sz w:val="16"/>
-                <w:szCs w:val="16"/>
-              </w:rPr>
-              <w:t xml:space="preserve">commercial</w:t>
+              <w:t xml:space="preserve">14  </w:t>
+            </w:r>
+            <w:r>
+              <w:rPr>
+                <w:sz w:val="16"/>
+                <w:szCs w:val="16"/>
+              </w:rPr>
+              <w:t xml:space="preserve">statements</w:t>
             </w:r>
           </w:p>
         </w:tc>
@@ -5341,7 +6197,7 @@
                 <w:sz w:val="16"/>
                 <w:szCs w:val="16"/>
               </w:rPr>
-              <w:t xml:space="preserve">intends</w:t>
+              <w:t xml:space="preserve">refinance</w:t>
             </w:r>
           </w:p>
         </w:tc>
@@ -5367,14 +6223,14 @@
                 <w:sz w:val="16"/>
                 <w:szCs w:val="16"/>
               </w:rPr>
-              <w:t xml:space="preserve">11  </w:t>
-            </w:r>
-            <w:r>
-              <w:rPr>
-                <w:sz w:val="16"/>
-                <w:szCs w:val="16"/>
-              </w:rPr>
-              <w:t xml:space="preserve">statements</w:t>
+              <w:t xml:space="preserve">15  </w:t>
+            </w:r>
+            <w:r>
+              <w:rPr>
+                <w:sz w:val="16"/>
+                <w:szCs w:val="16"/>
+              </w:rPr>
+              <w:t xml:space="preserve">February</w:t>
             </w:r>
           </w:p>
         </w:tc>
@@ -5409,7 +6265,7 @@
                 <w:sz w:val="16"/>
                 <w:szCs w:val="16"/>
               </w:rPr>
-              <w:t xml:space="preserve">ability</w:t>
+              <w:t xml:space="preserve">qualifying</w:t>
             </w:r>
           </w:p>
         </w:tc>
@@ -5435,14 +6291,14 @@
                 <w:sz w:val="16"/>
                 <w:szCs w:val="16"/>
               </w:rPr>
-              <w:t xml:space="preserve">12  </w:t>
-            </w:r>
-            <w:r>
-              <w:rPr>
-                <w:sz w:val="16"/>
-                <w:szCs w:val="16"/>
-              </w:rPr>
-              <w:t xml:space="preserve">February</w:t>
+              <w:t xml:space="preserve">16  </w:t>
+            </w:r>
+            <w:r>
+              <w:rPr>
+                <w:sz w:val="16"/>
+                <w:szCs w:val="16"/>
+              </w:rPr>
+              <w:t xml:space="preserve">Shares</w:t>
             </w:r>
           </w:p>
         </w:tc>
@@ -5477,7 +6333,7 @@
                 <w:sz w:val="16"/>
                 <w:szCs w:val="16"/>
               </w:rPr>
-              <w:t xml:space="preserve">statements</w:t>
+              <w:t xml:space="preserve">cancelled</w:t>
             </w:r>
           </w:p>
         </w:tc>
@@ -5503,14 +6359,14 @@
                 <w:sz w:val="16"/>
                 <w:szCs w:val="16"/>
               </w:rPr>
-              <w:t xml:space="preserve">13  </w:t>
-            </w:r>
-            <w:r>
-              <w:rPr>
-                <w:sz w:val="16"/>
-                <w:szCs w:val="16"/>
-              </w:rPr>
-              <w:t xml:space="preserve">Shares</w:t>
+              <w:t xml:space="preserve">17  </w:t>
+            </w:r>
+            <w:r>
+              <w:rPr>
+                <w:sz w:val="16"/>
+                <w:szCs w:val="16"/>
+              </w:rPr>
+              <w:t xml:space="preserve">Nothing</w:t>
             </w:r>
           </w:p>
         </w:tc>
@@ -5545,7 +6401,7 @@
                 <w:sz w:val="16"/>
                 <w:szCs w:val="16"/>
               </w:rPr>
-              <w:t xml:space="preserve">actually</w:t>
+              <w:t xml:space="preserve">material</w:t>
             </w:r>
           </w:p>
         </w:tc>
@@ -5571,7 +6427,7 @@
                 <w:sz w:val="16"/>
                 <w:szCs w:val="16"/>
               </w:rPr>
-              <w:t xml:space="preserve">14  </w:t>
+              <w:t xml:space="preserve">18  </w:t>
             </w:r>
             <w:r>
               <w:rPr>
@@ -5613,7 +6469,7 @@
                 <w:sz w:val="16"/>
                 <w:szCs w:val="16"/>
               </w:rPr>
-              <w:t xml:space="preserve">balance</w:t>
+              <w:t xml:space="preserve">subjective</w:t>
             </w:r>
           </w:p>
         </w:tc>
@@ -5639,7 +6495,7 @@
                 <w:sz w:val="16"/>
                 <w:szCs w:val="16"/>
               </w:rPr>
-              <w:t xml:space="preserve">15  </w:t>
+              <w:t xml:space="preserve">19  </w:t>
             </w:r>
             <w:r>
               <w:rPr>
@@ -5681,7 +6537,7 @@
                 <w:sz w:val="16"/>
                 <w:szCs w:val="16"/>
               </w:rPr>
-              <w:t xml:space="preserve">financing</w:t>
+              <w:t xml:space="preserve">exceed</w:t>
             </w:r>
           </w:p>
         </w:tc>
@@ -5707,7 +6563,7 @@
                 <w:sz w:val="16"/>
                 <w:szCs w:val="16"/>
               </w:rPr>
-              <w:t xml:space="preserve">16  </w:t>
+              <w:t xml:space="preserve">20  </w:t>
             </w:r>
             <w:r>
               <w:rPr>
@@ -5715,6 +6571,268 @@
                 <w:szCs w:val="16"/>
               </w:rPr>
               <w:t xml:space="preserve">liability</w:t>
+            </w:r>
+          </w:p>
+        </w:tc>
+      </w:tr>
+      <w:tr>
+        <w:tc>
+          <w:tcPr>
+            <w:tcW w:type="pct" w:w="2500"/>
+            <w:tcMar>
+              <w:top w:type="dxa" w:w="20"/>
+              <w:left w:type="dxa" w:w="80"/>
+              <w:bottom w:type="dxa" w:w="20"/>
+              <w:right w:type="dxa" w:w="80"/>
+            </w:tcMar>
+          </w:tcPr>
+          <w:p>
+            <w:pPr>
+              <w:spacing w:before="12" w:after="12"/>
+            </w:pPr>
+            <w:r>
+              <w:rPr>
+                <w:b/>
+                <w:bCs/>
+                <w:color w:val="8186EF"/>
+                <w:sz w:val="16"/>
+                <w:szCs w:val="16"/>
+              </w:rPr>
+              <w:t xml:space="preserve">9  </w:t>
+            </w:r>
+            <w:r>
+              <w:rPr>
+                <w:sz w:val="16"/>
+                <w:szCs w:val="16"/>
+              </w:rPr>
+              <w:t xml:space="preserve">available</w:t>
+            </w:r>
+          </w:p>
+        </w:tc>
+        <w:tc>
+          <w:tcPr>
+            <w:tcW w:type="pct" w:w="2500"/>
+            <w:tcMar>
+              <w:top w:type="dxa" w:w="20"/>
+              <w:left w:type="dxa" w:w="80"/>
+              <w:bottom w:type="dxa" w:w="20"/>
+              <w:right w:type="dxa" w:w="80"/>
+            </w:tcMar>
+          </w:tcPr>
+          <w:p>
+            <w:pPr>
+              <w:spacing w:before="12" w:after="12"/>
+            </w:pPr>
+            <w:r>
+              <w:rPr>
+                <w:b/>
+                <w:bCs/>
+                <w:color w:val="8186EF"/>
+                <w:sz w:val="16"/>
+                <w:szCs w:val="16"/>
+              </w:rPr>
+              <w:t xml:space="preserve">21  </w:t>
+            </w:r>
+            <w:r>
+              <w:rPr>
+                <w:sz w:val="16"/>
+                <w:szCs w:val="16"/>
+              </w:rPr>
+              <w:t xml:space="preserve">February</w:t>
+            </w:r>
+          </w:p>
+        </w:tc>
+      </w:tr>
+      <w:tr>
+        <w:tc>
+          <w:tcPr>
+            <w:tcW w:type="pct" w:w="2500"/>
+            <w:tcMar>
+              <w:top w:type="dxa" w:w="20"/>
+              <w:left w:type="dxa" w:w="80"/>
+              <w:bottom w:type="dxa" w:w="20"/>
+              <w:right w:type="dxa" w:w="80"/>
+            </w:tcMar>
+          </w:tcPr>
+          <w:p>
+            <w:pPr>
+              <w:spacing w:before="12" w:after="12"/>
+            </w:pPr>
+            <w:r>
+              <w:rPr>
+                <w:b/>
+                <w:bCs/>
+                <w:color w:val="8186EF"/>
+                <w:sz w:val="16"/>
+                <w:szCs w:val="16"/>
+              </w:rPr>
+              <w:t xml:space="preserve">10  </w:t>
+            </w:r>
+            <w:r>
+              <w:rPr>
+                <w:sz w:val="16"/>
+                <w:szCs w:val="16"/>
+              </w:rPr>
+              <w:t xml:space="preserve">financing</w:t>
+            </w:r>
+          </w:p>
+        </w:tc>
+        <w:tc>
+          <w:tcPr>
+            <w:tcW w:type="pct" w:w="2500"/>
+            <w:tcMar>
+              <w:top w:type="dxa" w:w="20"/>
+              <w:left w:type="dxa" w:w="80"/>
+              <w:bottom w:type="dxa" w:w="20"/>
+              <w:right w:type="dxa" w:w="80"/>
+            </w:tcMar>
+          </w:tcPr>
+          <w:p>
+            <w:pPr>
+              <w:spacing w:before="12" w:after="12"/>
+            </w:pPr>
+            <w:r>
+              <w:rPr>
+                <w:b/>
+                <w:bCs/>
+                <w:color w:val="8186EF"/>
+                <w:sz w:val="16"/>
+                <w:szCs w:val="16"/>
+              </w:rPr>
+              <w:t xml:space="preserve">22  </w:t>
+            </w:r>
+            <w:r>
+              <w:rPr>
+                <w:sz w:val="16"/>
+                <w:szCs w:val="16"/>
+              </w:rPr>
+              <w:t xml:space="preserve">qualifying</w:t>
+            </w:r>
+          </w:p>
+        </w:tc>
+      </w:tr>
+      <w:tr>
+        <w:tc>
+          <w:tcPr>
+            <w:tcW w:type="pct" w:w="2500"/>
+            <w:tcMar>
+              <w:top w:type="dxa" w:w="20"/>
+              <w:left w:type="dxa" w:w="80"/>
+              <w:bottom w:type="dxa" w:w="20"/>
+              <w:right w:type="dxa" w:w="80"/>
+            </w:tcMar>
+          </w:tcPr>
+          <w:p>
+            <w:pPr>
+              <w:spacing w:before="12" w:after="12"/>
+            </w:pPr>
+            <w:r>
+              <w:rPr>
+                <w:b/>
+                <w:bCs/>
+                <w:color w:val="8186EF"/>
+                <w:sz w:val="16"/>
+                <w:szCs w:val="16"/>
+              </w:rPr>
+              <w:t xml:space="preserve">11  </w:t>
+            </w:r>
+            <w:r>
+              <w:rPr>
+                <w:sz w:val="16"/>
+                <w:szCs w:val="16"/>
+              </w:rPr>
+              <w:t xml:space="preserve">It can actually refinance</w:t>
+            </w:r>
+          </w:p>
+        </w:tc>
+        <w:tc>
+          <w:tcPr>
+            <w:tcW w:type="pct" w:w="2500"/>
+            <w:tcMar>
+              <w:top w:type="dxa" w:w="20"/>
+              <w:left w:type="dxa" w:w="80"/>
+              <w:bottom w:type="dxa" w:w="20"/>
+              <w:right w:type="dxa" w:w="80"/>
+            </w:tcMar>
+          </w:tcPr>
+          <w:p>
+            <w:pPr>
+              <w:spacing w:before="12" w:after="12"/>
+            </w:pPr>
+            <w:r>
+              <w:rPr>
+                <w:b/>
+                <w:bCs/>
+                <w:color w:val="8186EF"/>
+                <w:sz w:val="16"/>
+                <w:szCs w:val="16"/>
+              </w:rPr>
+              <w:t xml:space="preserve">23  </w:t>
+            </w:r>
+            <w:r>
+              <w:rPr>
+                <w:sz w:val="16"/>
+                <w:szCs w:val="16"/>
+              </w:rPr>
+              <w:t xml:space="preserve">material</w:t>
+            </w:r>
+          </w:p>
+        </w:tc>
+      </w:tr>
+      <w:tr>
+        <w:tc>
+          <w:tcPr>
+            <w:tcW w:type="pct" w:w="2500"/>
+            <w:tcMar>
+              <w:top w:type="dxa" w:w="20"/>
+              <w:left w:type="dxa" w:w="80"/>
+              <w:bottom w:type="dxa" w:w="20"/>
+              <w:right w:type="dxa" w:w="80"/>
+            </w:tcMar>
+          </w:tcPr>
+          <w:p>
+            <w:pPr>
+              <w:spacing w:before="12" w:after="12"/>
+            </w:pPr>
+            <w:r>
+              <w:rPr>
+                <w:b/>
+                <w:bCs/>
+                <w:color w:val="8186EF"/>
+                <w:sz w:val="16"/>
+                <w:szCs w:val="16"/>
+              </w:rPr>
+              <w:t xml:space="preserve">12  </w:t>
+            </w:r>
+            <w:r>
+              <w:rPr>
+                <w:sz w:val="16"/>
+                <w:szCs w:val="16"/>
+              </w:rPr>
+              <w:t xml:space="preserve">short-term</w:t>
+            </w:r>
+          </w:p>
+        </w:tc>
+        <w:tc>
+          <w:tcPr>
+            <w:tcW w:type="pct" w:w="2500"/>
+            <w:tcMar>
+              <w:top w:type="dxa" w:w="20"/>
+              <w:left w:type="dxa" w:w="80"/>
+              <w:bottom w:type="dxa" w:w="20"/>
+              <w:right w:type="dxa" w:w="80"/>
+            </w:tcMar>
+          </w:tcPr>
+          <w:p>
+            <w:pPr>
+              <w:spacing w:before="24" w:after="24"/>
+            </w:pPr>
+            <w:r>
+              <w:rPr>
+                <w:sz w:val="16"/>
+                <w:szCs w:val="16"/>
+              </w:rPr>
+              <w:t xml:space="preserve"/>
             </w:r>
           </w:p>
         </w:tc>
@@ -5757,7 +6875,7 @@
           <w:sz w:val="15"/>
           <w:szCs w:val="15"/>
         </w:rPr>
-        <w:t xml:space="preserve">A short-term obligation is normally current. It may be shown as noncurrent only if the company intends to refinance it on a long-term basis and shows that it can. The company shows its ability in one of two ways, before the statements are issued. It can actually refinance: issue long-term debt or shares after the balance sheet date and use the cash for the short-term debt. Or it can sign a qualifying financing agreement. A qualifying agreement does not expire within one year, cannot be cancelled except for an objective violation, has no violation, and the lender can pay. An agreement that the lender may cancel for a 'material adverse change' does not qualify, because that clause is subjective.</w:t>
+        <w:t xml:space="preserve">A short-term obligation is normally current. It may be shown as noncurrent only if the company intends to refinance it on a long-term basis and shows that it can. A qualifying agreement does not expire within one year, cannot be cancelled except for an objective violation, has no violation, and the lender can pay. An agreement that the lender may cancel for a 'material adverse change' does not qualify, because that clause is subjective. The noncurrent amount cannot exceed the amount refinanced or available. Debt repaid with current assets before the new financing is obtained stays current. Refinanced debt moves to noncurrent liabilities, never to equity, even when shares are issued.</w:t>
       </w:r>
     </w:p>
     <w:p>
@@ -5781,7 +6899,7 @@
           <w:sz w:val="15"/>
           <w:szCs w:val="15"/>
         </w:rPr>
-        <w:t xml:space="preserve">Suppose Orontes has commercial paper of $3,000,000 due March 31, 2027, and intends to refinance it. Its 2026 statements are issued on March 1, 2027. Scenario A. Bonds issued on February 10 replace the paper: the whole $3,000,000 is noncurrent. Scenario C. Shares issued for $2,400,000: that amount is noncurrent and $600,000 stays current. Scenario D. A qualifying agreement for 80% of inventory of at least $3,125,000: $2,500,000 noncurrent, $500,000 current.</w:t>
+        <w:t xml:space="preserve">Suppose Orontes has commercial paper of $3,000,000 due March 31, 2027, and intends to refinance it. Its 2026 statements are issued on March 1, 2027. Scenario A. Bonds issued on February 10 replace the paper: the whole $3,000,000 is noncurrent. Scenario C. Shares issued for $2,400,000: that amount is noncurrent and $600,000 stays current. Nothing moves to equity. Scenario D. A qualifying agreement for 80% of inventory of at least $3,125,000: $2,500,000 noncurrent, $500,000 current.</w:t>
       </w:r>
     </w:p>
     <w:p>
@@ -5912,7 +7030,7 @@
           <w:sz w:val="16"/>
           <w:szCs w:val="16"/>
         </w:rPr>
-        <w:t xml:space="preserve">      gaps 1–4</w:t>
+        <w:t xml:space="preserve">      gaps 1–7</w:t>
       </w:r>
     </w:p>
     <w:p>
@@ -5925,7 +7043,7 @@
           <w:sz w:val="19"/>
           <w:szCs w:val="19"/>
         </w:rPr>
-        <w:t xml:space="preserve">IAS 1 asks only one question: at the reporting date, does the company have a right to defer settlement for at least twelve months? </w:t>
+        <w:t xml:space="preserve">IAS 1 asks only one question: at the reporting date, does the company have a right to defer </w:t>
       </w:r>
       <w:r>
         <w:rPr>
@@ -5943,7 +7061,7 @@
           <w:sz w:val="19"/>
           <w:szCs w:val="19"/>
         </w:rPr>
-        <w:t xml:space="preserve">             </w:t>
+        <w:t xml:space="preserve">            </w:t>
       </w:r>
       <w:r>
         <w:rPr>
@@ -5957,7 +7075,7 @@
           <w:sz w:val="19"/>
           <w:szCs w:val="19"/>
         </w:rPr>
-        <w:t xml:space="preserve"> agreed after the reporting date does not change the </w:t>
+        <w:t xml:space="preserve"> for at least twelve months? </w:t>
       </w:r>
       <w:r>
         <w:rPr>
@@ -5975,7 +7093,7 @@
           <w:sz w:val="19"/>
           <w:szCs w:val="19"/>
         </w:rPr>
-        <w:t xml:space="preserve">                </w:t>
+        <w:t xml:space="preserve">             </w:t>
       </w:r>
       <w:r>
         <w:rPr>
@@ -5989,7 +7107,7 @@
           <w:sz w:val="19"/>
           <w:szCs w:val="19"/>
         </w:rPr>
-        <w:t xml:space="preserve">, even if it happens before the statements are issued. </w:t>
+        <w:t xml:space="preserve"> agreed after the reporting date does not change the classification, even if it happens before the statements are issued. </w:t>
       </w:r>
       <w:r>
         <w:rPr>
@@ -6061,6 +7179,116 @@
           <w:szCs w:val="19"/>
         </w:rPr>
         <w:t xml:space="preserve"> paper as current. </w:t>
+      </w:r>
+      <w:r>
+        <w:rPr>
+          <w:sz w:val="19"/>
+          <w:szCs w:val="19"/>
+        </w:rPr>
+        <w:t xml:space="preserve">Covenants </w:t>
+      </w:r>
+      <w:r>
+        <w:rPr>
+          <w:b/>
+          <w:bCs/>
+          <w:color w:val="8186EF"/>
+          <w:sz w:val="15"/>
+          <w:szCs w:val="15"/>
+        </w:rPr>
+        <w:t xml:space="preserve"> (5) </w:t>
+      </w:r>
+      <w:r>
+        <w:rPr>
+          <w:u w:val="single"/>
+          <w:sz w:val="19"/>
+          <w:szCs w:val="19"/>
+        </w:rPr>
+        <w:t xml:space="preserve">           </w:t>
+      </w:r>
+      <w:r>
+        <w:rPr>
+          <w:sz w:val="19"/>
+          <w:szCs w:val="19"/>
+        </w:rPr>
+        <w:t xml:space="preserve"> </w:t>
+      </w:r>
+      <w:r>
+        <w:rPr>
+          <w:sz w:val="19"/>
+          <w:szCs w:val="19"/>
+        </w:rPr>
+        <w:t xml:space="preserve"> the same logic. </w:t>
+      </w:r>
+      <w:r>
+        <w:rPr>
+          <w:sz w:val="19"/>
+          <w:szCs w:val="19"/>
+        </w:rPr>
+        <w:t xml:space="preserve">Under IFRS, only covenants that must be met on or before the reporting date </w:t>
+      </w:r>
+      <w:r>
+        <w:rPr>
+          <w:b/>
+          <w:bCs/>
+          <w:color w:val="8186EF"/>
+          <w:sz w:val="15"/>
+          <w:szCs w:val="15"/>
+        </w:rPr>
+        <w:t xml:space="preserve"> (6) </w:t>
+      </w:r>
+      <w:r>
+        <w:rPr>
+          <w:u w:val="single"/>
+          <w:sz w:val="19"/>
+          <w:szCs w:val="19"/>
+        </w:rPr>
+        <w:t xml:space="preserve">           </w:t>
+      </w:r>
+      <w:r>
+        <w:rPr>
+          <w:sz w:val="19"/>
+          <w:szCs w:val="19"/>
+        </w:rPr>
+        <w:t xml:space="preserve"> </w:t>
+      </w:r>
+      <w:r>
+        <w:rPr>
+          <w:sz w:val="19"/>
+          <w:szCs w:val="19"/>
+        </w:rPr>
+        <w:t xml:space="preserve"> classification; future covenants are </w:t>
+      </w:r>
+      <w:r>
+        <w:rPr>
+          <w:b/>
+          <w:bCs/>
+          <w:color w:val="8186EF"/>
+          <w:sz w:val="15"/>
+          <w:szCs w:val="15"/>
+        </w:rPr>
+        <w:t xml:space="preserve"> (7) </w:t>
+      </w:r>
+      <w:r>
+        <w:rPr>
+          <w:u w:val="single"/>
+          <w:sz w:val="19"/>
+          <w:szCs w:val="19"/>
+        </w:rPr>
+        <w:t xml:space="preserve">           </w:t>
+      </w:r>
+      <w:r>
+        <w:rPr>
+          <w:sz w:val="19"/>
+          <w:szCs w:val="19"/>
+        </w:rPr>
+        <w:t xml:space="preserve"> </w:t>
+      </w:r>
+      <w:r>
+        <w:rPr>
+          <w:sz w:val="19"/>
+          <w:szCs w:val="19"/>
+        </w:rPr>
+        <w:t xml:space="preserve">. </w:t>
       </w:r>
     </w:p>
     <w:tbl>
@@ -6118,7 +7346,7 @@
                 <w:sz w:val="16"/>
                 <w:szCs w:val="16"/>
               </w:rPr>
-              <w:t xml:space="preserve">Refinancing   ·   scenarios   ·   classification   ·   short-term obligation   ·   commercial</w:t>
+              <w:t xml:space="preserve">settlement   ·   affect   ·   Refinancing   ·   scenarios   ·   commercial   ·   disclosed   ·   follow   ·   January</w:t>
             </w:r>
           </w:p>
         </w:tc>
@@ -6177,7 +7405,7 @@
                     </pic:cNvPicPr>
                   </pic:nvPicPr>
                   <pic:blipFill>
-                    <a:blip r:embed="rId104" cstate="none"/>
+                    <a:blip r:embed="rId105" cstate="none"/>
                     <a:srcRect/>
                     <a:stretch>
                       <a:fillRect/>
@@ -6254,7 +7482,7 @@
                 <w:sz w:val="16"/>
                 <w:szCs w:val="16"/>
               </w:rPr>
-              <w:t xml:space="preserve">current liabilities   ·   Can make the debt noncurrent   ·   Consider only violations at the balance sheet date</w:t>
+              <w:t xml:space="preserve">Consider only violations at the balance sheet date   ·   Noncurrent if the waiver lasts more than one year   ·   Can make the debt noncurrent   ·   Accrue if probable (likely) and estimable</w:t>
             </w:r>
           </w:p>
         </w:tc>
@@ -6281,7 +7509,7 @@
           <w:sz w:val="16"/>
           <w:szCs w:val="16"/>
         </w:rPr>
-        <w:t xml:space="preserve">      gaps 7–8</w:t>
+        <w:t xml:space="preserve">      gaps 11–13</w:t>
       </w:r>
     </w:p>
     <w:p>
@@ -6304,7 +7532,7 @@
           <w:sz w:val="15"/>
           <w:szCs w:val="15"/>
         </w:rPr>
-        <w:t xml:space="preserve"> (7) </w:t>
+        <w:t xml:space="preserve"> (11) </w:t>
       </w:r>
       <w:r>
         <w:rPr>
@@ -6326,14 +7554,7 @@
           <w:sz w:val="19"/>
           <w:szCs w:val="19"/>
         </w:rPr>
-        <w:t xml:space="preserve"> and covenants apply from January 1, 2024, and are testable now as IFRS contrasts. </w:t>
-      </w:r>
-      <w:r>
-        <w:rPr>
-          <w:sz w:val="19"/>
-          <w:szCs w:val="19"/>
-        </w:rPr>
-        <w:t xml:space="preserve">They confirm that </w:t>
+        <w:t xml:space="preserve"> and covenants apply from January 1, 2024, and are testable now as IFRS </w:t>
       </w:r>
       <w:r>
         <w:rPr>
@@ -6343,7 +7564,46 @@
           <w:sz w:val="15"/>
           <w:szCs w:val="15"/>
         </w:rPr>
-        <w:t xml:space="preserve"> (8) </w:t>
+        <w:t xml:space="preserve"> (12) </w:t>
+      </w:r>
+      <w:r>
+        <w:rPr>
+          <w:u w:val="single"/>
+          <w:sz w:val="19"/>
+          <w:szCs w:val="19"/>
+        </w:rPr>
+        <w:t xml:space="preserve">           </w:t>
+      </w:r>
+      <w:r>
+        <w:rPr>
+          <w:sz w:val="19"/>
+          <w:szCs w:val="19"/>
+        </w:rPr>
+        <w:t xml:space="preserve"> </w:t>
+      </w:r>
+      <w:r>
+        <w:rPr>
+          <w:sz w:val="19"/>
+          <w:szCs w:val="19"/>
+        </w:rPr>
+        <w:t xml:space="preserve">. </w:t>
+      </w:r>
+      <w:r>
+        <w:rPr>
+          <w:sz w:val="19"/>
+          <w:szCs w:val="19"/>
+        </w:rPr>
+        <w:t xml:space="preserve">They confirm that </w:t>
+      </w:r>
+      <w:r>
+        <w:rPr>
+          <w:b/>
+          <w:bCs/>
+          <w:color w:val="8186EF"/>
+          <w:sz w:val="15"/>
+          <w:szCs w:val="15"/>
+        </w:rPr>
+        <w:t xml:space="preserve"> (13) </w:t>
       </w:r>
       <w:r>
         <w:rPr>
@@ -6423,7 +7683,7 @@
                 <w:sz w:val="16"/>
                 <w:szCs w:val="16"/>
               </w:rPr>
-              <w:t xml:space="preserve">classification   ·   management's   ·   warranty liability</w:t>
+              <w:t xml:space="preserve">contrasts   ·   Covenants   ·   classification   ·   management's</w:t>
             </w:r>
           </w:p>
         </w:tc>
@@ -6527,7 +7787,7 @@
                 <w:sz w:val="16"/>
                 <w:szCs w:val="16"/>
               </w:rPr>
-              <w:t xml:space="preserve">Refinancing</w:t>
+              <w:t xml:space="preserve">settlement</w:t>
             </w:r>
           </w:p>
         </w:tc>
@@ -6553,7 +7813,7 @@
                 <w:sz w:val="16"/>
                 <w:szCs w:val="16"/>
               </w:rPr>
-              <w:t xml:space="preserve">5  </w:t>
+              <w:t xml:space="preserve">8  </w:t>
             </w:r>
             <w:r>
               <w:rPr>
@@ -6595,7 +7855,7 @@
                 <w:sz w:val="16"/>
                 <w:szCs w:val="16"/>
               </w:rPr>
-              <w:t xml:space="preserve">classification</w:t>
+              <w:t xml:space="preserve">Refinancing</w:t>
             </w:r>
           </w:p>
         </w:tc>
@@ -6621,14 +7881,14 @@
                 <w:sz w:val="16"/>
                 <w:szCs w:val="16"/>
               </w:rPr>
-              <w:t xml:space="preserve">6  </w:t>
-            </w:r>
-            <w:r>
-              <w:rPr>
-                <w:sz w:val="16"/>
-                <w:szCs w:val="16"/>
-              </w:rPr>
-              <w:t xml:space="preserve">Consider only violations at the balance sheet date</w:t>
+              <w:t xml:space="preserve">9  </w:t>
+            </w:r>
+            <w:r>
+              <w:rPr>
+                <w:sz w:val="16"/>
+                <w:szCs w:val="16"/>
+              </w:rPr>
+              <w:t xml:space="preserve">Noncurrent if the waiver lasts more than one year</w:t>
             </w:r>
           </w:p>
         </w:tc>
@@ -6689,14 +7949,14 @@
                 <w:sz w:val="16"/>
                 <w:szCs w:val="16"/>
               </w:rPr>
-              <w:t xml:space="preserve">7  </w:t>
-            </w:r>
-            <w:r>
-              <w:rPr>
-                <w:sz w:val="16"/>
-                <w:szCs w:val="16"/>
-              </w:rPr>
-              <w:t xml:space="preserve">classification</w:t>
+              <w:t xml:space="preserve">10  </w:t>
+            </w:r>
+            <w:r>
+              <w:rPr>
+                <w:sz w:val="16"/>
+                <w:szCs w:val="16"/>
+              </w:rPr>
+              <w:t xml:space="preserve">Consider only violations at the balance sheet date</w:t>
             </w:r>
           </w:p>
         </w:tc>
@@ -6757,7 +8017,143 @@
                 <w:sz w:val="16"/>
                 <w:szCs w:val="16"/>
               </w:rPr>
-              <w:t xml:space="preserve">8  </w:t>
+              <w:t xml:space="preserve">11  </w:t>
+            </w:r>
+            <w:r>
+              <w:rPr>
+                <w:sz w:val="16"/>
+                <w:szCs w:val="16"/>
+              </w:rPr>
+              <w:t xml:space="preserve">classification</w:t>
+            </w:r>
+          </w:p>
+        </w:tc>
+      </w:tr>
+      <w:tr>
+        <w:tc>
+          <w:tcPr>
+            <w:tcW w:type="pct" w:w="2500"/>
+            <w:tcMar>
+              <w:top w:type="dxa" w:w="20"/>
+              <w:left w:type="dxa" w:w="80"/>
+              <w:bottom w:type="dxa" w:w="20"/>
+              <w:right w:type="dxa" w:w="80"/>
+            </w:tcMar>
+          </w:tcPr>
+          <w:p>
+            <w:pPr>
+              <w:spacing w:before="12" w:after="12"/>
+            </w:pPr>
+            <w:r>
+              <w:rPr>
+                <w:b/>
+                <w:bCs/>
+                <w:color w:val="8186EF"/>
+                <w:sz w:val="16"/>
+                <w:szCs w:val="16"/>
+              </w:rPr>
+              <w:t xml:space="preserve">5  </w:t>
+            </w:r>
+            <w:r>
+              <w:rPr>
+                <w:sz w:val="16"/>
+                <w:szCs w:val="16"/>
+              </w:rPr>
+              <w:t xml:space="preserve">follow</w:t>
+            </w:r>
+          </w:p>
+        </w:tc>
+        <w:tc>
+          <w:tcPr>
+            <w:tcW w:type="pct" w:w="2500"/>
+            <w:tcMar>
+              <w:top w:type="dxa" w:w="20"/>
+              <w:left w:type="dxa" w:w="80"/>
+              <w:bottom w:type="dxa" w:w="20"/>
+              <w:right w:type="dxa" w:w="80"/>
+            </w:tcMar>
+          </w:tcPr>
+          <w:p>
+            <w:pPr>
+              <w:spacing w:before="12" w:after="12"/>
+            </w:pPr>
+            <w:r>
+              <w:rPr>
+                <w:b/>
+                <w:bCs/>
+                <w:color w:val="8186EF"/>
+                <w:sz w:val="16"/>
+                <w:szCs w:val="16"/>
+              </w:rPr>
+              <w:t xml:space="preserve">12  </w:t>
+            </w:r>
+            <w:r>
+              <w:rPr>
+                <w:sz w:val="16"/>
+                <w:szCs w:val="16"/>
+              </w:rPr>
+              <w:t xml:space="preserve">contrasts</w:t>
+            </w:r>
+          </w:p>
+        </w:tc>
+      </w:tr>
+      <w:tr>
+        <w:tc>
+          <w:tcPr>
+            <w:tcW w:type="pct" w:w="2500"/>
+            <w:tcMar>
+              <w:top w:type="dxa" w:w="20"/>
+              <w:left w:type="dxa" w:w="80"/>
+              <w:bottom w:type="dxa" w:w="20"/>
+              <w:right w:type="dxa" w:w="80"/>
+            </w:tcMar>
+          </w:tcPr>
+          <w:p>
+            <w:pPr>
+              <w:spacing w:before="12" w:after="12"/>
+            </w:pPr>
+            <w:r>
+              <w:rPr>
+                <w:b/>
+                <w:bCs/>
+                <w:color w:val="8186EF"/>
+                <w:sz w:val="16"/>
+                <w:szCs w:val="16"/>
+              </w:rPr>
+              <w:t xml:space="preserve">6  </w:t>
+            </w:r>
+            <w:r>
+              <w:rPr>
+                <w:sz w:val="16"/>
+                <w:szCs w:val="16"/>
+              </w:rPr>
+              <w:t xml:space="preserve">affect</w:t>
+            </w:r>
+          </w:p>
+        </w:tc>
+        <w:tc>
+          <w:tcPr>
+            <w:tcW w:type="pct" w:w="2500"/>
+            <w:tcMar>
+              <w:top w:type="dxa" w:w="20"/>
+              <w:left w:type="dxa" w:w="80"/>
+              <w:bottom w:type="dxa" w:w="20"/>
+              <w:right w:type="dxa" w:w="80"/>
+            </w:tcMar>
+          </w:tcPr>
+          <w:p>
+            <w:pPr>
+              <w:spacing w:before="12" w:after="12"/>
+            </w:pPr>
+            <w:r>
+              <w:rPr>
+                <w:b/>
+                <w:bCs/>
+                <w:color w:val="8186EF"/>
+                <w:sz w:val="16"/>
+                <w:szCs w:val="16"/>
+              </w:rPr>
+              <w:t xml:space="preserve">13  </w:t>
             </w:r>
             <w:r>
               <w:rPr>
@@ -6765,6 +8161,64 @@
                 <w:szCs w:val="16"/>
               </w:rPr>
               <w:t xml:space="preserve">management's</w:t>
+            </w:r>
+          </w:p>
+        </w:tc>
+      </w:tr>
+      <w:tr>
+        <w:tc>
+          <w:tcPr>
+            <w:tcW w:type="pct" w:w="2500"/>
+            <w:tcMar>
+              <w:top w:type="dxa" w:w="20"/>
+              <w:left w:type="dxa" w:w="80"/>
+              <w:bottom w:type="dxa" w:w="20"/>
+              <w:right w:type="dxa" w:w="80"/>
+            </w:tcMar>
+          </w:tcPr>
+          <w:p>
+            <w:pPr>
+              <w:spacing w:before="12" w:after="12"/>
+            </w:pPr>
+            <w:r>
+              <w:rPr>
+                <w:b/>
+                <w:bCs/>
+                <w:color w:val="8186EF"/>
+                <w:sz w:val="16"/>
+                <w:szCs w:val="16"/>
+              </w:rPr>
+              <w:t xml:space="preserve">7  </w:t>
+            </w:r>
+            <w:r>
+              <w:rPr>
+                <w:sz w:val="16"/>
+                <w:szCs w:val="16"/>
+              </w:rPr>
+              <w:t xml:space="preserve">disclosed</w:t>
+            </w:r>
+          </w:p>
+        </w:tc>
+        <w:tc>
+          <w:tcPr>
+            <w:tcW w:type="pct" w:w="2500"/>
+            <w:tcMar>
+              <w:top w:type="dxa" w:w="20"/>
+              <w:left w:type="dxa" w:w="80"/>
+              <w:bottom w:type="dxa" w:w="20"/>
+              <w:right w:type="dxa" w:w="80"/>
+            </w:tcMar>
+          </w:tcPr>
+          <w:p>
+            <w:pPr>
+              <w:spacing w:before="24" w:after="24"/>
+            </w:pPr>
+            <w:r>
+              <w:rPr>
+                <w:sz w:val="16"/>
+                <w:szCs w:val="16"/>
+              </w:rPr>
+              <w:t xml:space="preserve"/>
             </w:r>
           </w:p>
         </w:tc>
@@ -6807,7 +8261,7 @@
           <w:sz w:val="15"/>
           <w:szCs w:val="15"/>
         </w:rPr>
-        <w:t xml:space="preserve">IAS 1 asks only one question: at the reporting date, does the company have a right to defer settlement for at least twelve months? Refinancing agreed after the reporting date does not change the classification, even if it happens before the statements are issued. In scenarios A, C and D above, an IFRS company would show the whole commercial paper as current.</w:t>
+        <w:t xml:space="preserve">IAS 1 asks only one question: at the reporting date, does the company have a right to defer settlement for at least twelve months? Refinancing agreed after the reporting date does not change the classification, even if it happens before the statements are issued. In scenarios A, C and D above, an IFRS company would show the whole commercial paper as current. Covenants follow the same logic. Under IFRS, only covenants that must be met on or before the reporting date affect classification; future covenants are disclosed.</w:t>
       </w:r>
     </w:p>
     <w:p>
@@ -6938,7 +8392,7 @@
           <w:sz w:val="16"/>
           <w:szCs w:val="16"/>
         </w:rPr>
-        <w:t xml:space="preserve">      gaps 1–3</w:t>
+        <w:t xml:space="preserve">      gaps 1–11</w:t>
       </w:r>
     </w:p>
     <w:p>
@@ -6983,14 +8437,7 @@
           <w:sz w:val="19"/>
           <w:szCs w:val="19"/>
         </w:rPr>
-        <w:t xml:space="preserve"> warranty only promises that a product will work as agreed. </w:t>
-      </w:r>
-      <w:r>
-        <w:rPr>
-          <w:sz w:val="19"/>
-          <w:szCs w:val="19"/>
-        </w:rPr>
-        <w:t xml:space="preserve">It is not a separate </w:t>
+        <w:t xml:space="preserve"> warranty only </w:t>
       </w:r>
       <w:r>
         <w:rPr>
@@ -7008,7 +8455,7 @@
           <w:sz w:val="19"/>
           <w:szCs w:val="19"/>
         </w:rPr>
-        <w:t xml:space="preserve">             </w:t>
+        <w:t xml:space="preserve">           </w:t>
       </w:r>
       <w:r>
         <w:rPr>
@@ -7022,7 +8469,14 @@
           <w:sz w:val="19"/>
           <w:szCs w:val="19"/>
         </w:rPr>
-        <w:t xml:space="preserve"> obligation. </w:t>
+        <w:t xml:space="preserve"> that a product will work as agreed. </w:t>
+      </w:r>
+      <w:r>
+        <w:rPr>
+          <w:sz w:val="19"/>
+          <w:szCs w:val="19"/>
+        </w:rPr>
+        <w:t xml:space="preserve">It is not a separate performance obligation. </w:t>
       </w:r>
       <w:r>
         <w:rPr>
@@ -7061,7 +8515,305 @@
           <w:sz w:val="19"/>
           <w:szCs w:val="19"/>
         </w:rPr>
-        <w:t xml:space="preserve"> the repair cost at the time of sale, records warranty expense and a warranty liability, and reduces the liability as repairs are made. </w:t>
+        <w:t xml:space="preserve"> the repair cost at the time of sale, </w:t>
+      </w:r>
+      <w:r>
+        <w:rPr>
+          <w:b/>
+          <w:bCs/>
+          <w:color w:val="8186EF"/>
+          <w:sz w:val="15"/>
+          <w:szCs w:val="15"/>
+        </w:rPr>
+        <w:t xml:space="preserve"> (4) </w:t>
+      </w:r>
+      <w:r>
+        <w:rPr>
+          <w:u w:val="single"/>
+          <w:sz w:val="19"/>
+          <w:szCs w:val="19"/>
+        </w:rPr>
+        <w:t xml:space="preserve">           </w:t>
+      </w:r>
+      <w:r>
+        <w:rPr>
+          <w:sz w:val="19"/>
+          <w:szCs w:val="19"/>
+        </w:rPr>
+        <w:t xml:space="preserve"> </w:t>
+      </w:r>
+      <w:r>
+        <w:rPr>
+          <w:sz w:val="19"/>
+          <w:szCs w:val="19"/>
+        </w:rPr>
+        <w:t xml:space="preserve"> warranty expense and a warranty liability, and reduces the liability as repairs are made. </w:t>
+      </w:r>
+      <w:r>
+        <w:rPr>
+          <w:sz w:val="19"/>
+          <w:szCs w:val="19"/>
+        </w:rPr>
+        <w:t xml:space="preserve">A service-type warranty gives the </w:t>
+      </w:r>
+      <w:r>
+        <w:rPr>
+          <w:b/>
+          <w:bCs/>
+          <w:color w:val="8186EF"/>
+          <w:sz w:val="15"/>
+          <w:szCs w:val="15"/>
+        </w:rPr>
+        <w:t xml:space="preserve"> (5) </w:t>
+      </w:r>
+      <w:r>
+        <w:rPr>
+          <w:u w:val="single"/>
+          <w:sz w:val="19"/>
+          <w:szCs w:val="19"/>
+        </w:rPr>
+        <w:t xml:space="preserve">           </w:t>
+      </w:r>
+      <w:r>
+        <w:rPr>
+          <w:sz w:val="19"/>
+          <w:szCs w:val="19"/>
+        </w:rPr>
+        <w:t xml:space="preserve"> </w:t>
+      </w:r>
+      <w:r>
+        <w:rPr>
+          <w:sz w:val="19"/>
+          <w:szCs w:val="19"/>
+        </w:rPr>
+        <w:t xml:space="preserve"> an extra service, such as </w:t>
+      </w:r>
+      <w:r>
+        <w:rPr>
+          <w:b/>
+          <w:bCs/>
+          <w:color w:val="8186EF"/>
+          <w:sz w:val="15"/>
+          <w:szCs w:val="15"/>
+        </w:rPr>
+        <w:t xml:space="preserve"> (6) </w:t>
+      </w:r>
+      <w:r>
+        <w:rPr>
+          <w:u w:val="single"/>
+          <w:sz w:val="19"/>
+          <w:szCs w:val="19"/>
+        </w:rPr>
+        <w:t xml:space="preserve">           </w:t>
+      </w:r>
+      <w:r>
+        <w:rPr>
+          <w:sz w:val="19"/>
+          <w:szCs w:val="19"/>
+        </w:rPr>
+        <w:t xml:space="preserve"> </w:t>
+      </w:r>
+      <w:r>
+        <w:rPr>
+          <w:sz w:val="19"/>
+          <w:szCs w:val="19"/>
+        </w:rPr>
+        <w:t xml:space="preserve"> cover. </w:t>
+      </w:r>
+      <w:r>
+        <w:rPr>
+          <w:sz w:val="19"/>
+          <w:szCs w:val="19"/>
+        </w:rPr>
+        <w:t xml:space="preserve">It is a separate performance obligation: part of the price is recorded as a </w:t>
+      </w:r>
+      <w:r>
+        <w:rPr>
+          <w:b/>
+          <w:bCs/>
+          <w:color w:val="8186EF"/>
+          <w:sz w:val="15"/>
+          <w:szCs w:val="15"/>
+        </w:rPr>
+        <w:t xml:space="preserve"> (7) </w:t>
+      </w:r>
+      <w:r>
+        <w:rPr>
+          <w:u w:val="single"/>
+          <w:sz w:val="19"/>
+          <w:szCs w:val="19"/>
+        </w:rPr>
+        <w:t xml:space="preserve">           </w:t>
+      </w:r>
+      <w:r>
+        <w:rPr>
+          <w:sz w:val="19"/>
+          <w:szCs w:val="19"/>
+        </w:rPr>
+        <w:t xml:space="preserve"> </w:t>
+      </w:r>
+      <w:r>
+        <w:rPr>
+          <w:sz w:val="19"/>
+          <w:szCs w:val="19"/>
+        </w:rPr>
+        <w:t xml:space="preserve"> liability and </w:t>
+      </w:r>
+      <w:r>
+        <w:rPr>
+          <w:b/>
+          <w:bCs/>
+          <w:color w:val="8186EF"/>
+          <w:sz w:val="15"/>
+          <w:szCs w:val="15"/>
+        </w:rPr>
+        <w:t xml:space="preserve"> (8) </w:t>
+      </w:r>
+      <w:r>
+        <w:rPr>
+          <w:u w:val="single"/>
+          <w:sz w:val="19"/>
+          <w:szCs w:val="19"/>
+        </w:rPr>
+        <w:t xml:space="preserve">            </w:t>
+      </w:r>
+      <w:r>
+        <w:rPr>
+          <w:sz w:val="19"/>
+          <w:szCs w:val="19"/>
+        </w:rPr>
+        <w:t xml:space="preserve"> </w:t>
+      </w:r>
+      <w:r>
+        <w:rPr>
+          <w:sz w:val="19"/>
+          <w:szCs w:val="19"/>
+        </w:rPr>
+        <w:t xml:space="preserve"> as revenue over the coverage period. </w:t>
+      </w:r>
+      <w:r>
+        <w:rPr>
+          <w:sz w:val="19"/>
+          <w:szCs w:val="19"/>
+        </w:rPr>
+        <w:t xml:space="preserve">A warranty that customers can buy </w:t>
+      </w:r>
+      <w:r>
+        <w:rPr>
+          <w:b/>
+          <w:bCs/>
+          <w:color w:val="8186EF"/>
+          <w:sz w:val="15"/>
+          <w:szCs w:val="15"/>
+        </w:rPr>
+        <w:t xml:space="preserve"> (9) </w:t>
+      </w:r>
+      <w:r>
+        <w:rPr>
+          <w:u w:val="single"/>
+          <w:sz w:val="19"/>
+          <w:szCs w:val="19"/>
+        </w:rPr>
+        <w:t xml:space="preserve">            </w:t>
+      </w:r>
+      <w:r>
+        <w:rPr>
+          <w:sz w:val="19"/>
+          <w:szCs w:val="19"/>
+        </w:rPr>
+        <w:t xml:space="preserve"> </w:t>
+      </w:r>
+      <w:r>
+        <w:rPr>
+          <w:sz w:val="19"/>
+          <w:szCs w:val="19"/>
+        </w:rPr>
+        <w:t xml:space="preserve"> is always service-type. </w:t>
+      </w:r>
+      <w:r>
+        <w:rPr>
+          <w:sz w:val="19"/>
+          <w:szCs w:val="19"/>
+        </w:rPr>
+        <w:t xml:space="preserve">Suppose Orontes sells 2,000 beverage </w:t>
+      </w:r>
+      <w:r>
+        <w:rPr>
+          <w:b/>
+          <w:bCs/>
+          <w:color w:val="8186EF"/>
+          <w:sz w:val="15"/>
+          <w:szCs w:val="15"/>
+        </w:rPr>
+        <w:t xml:space="preserve"> (10) </w:t>
+      </w:r>
+      <w:r>
+        <w:rPr>
+          <w:u w:val="single"/>
+          <w:sz w:val="19"/>
+          <w:szCs w:val="19"/>
+        </w:rPr>
+        <w:t xml:space="preserve">            </w:t>
+      </w:r>
+      <w:r>
+        <w:rPr>
+          <w:sz w:val="19"/>
+          <w:szCs w:val="19"/>
+        </w:rPr>
+        <w:t xml:space="preserve"> </w:t>
+      </w:r>
+      <w:r>
+        <w:rPr>
+          <w:sz w:val="19"/>
+          <w:szCs w:val="19"/>
+        </w:rPr>
+        <w:t xml:space="preserve"> in 2026 for $3,000,000, with a </w:t>
+      </w:r>
+      <w:r>
+        <w:rPr>
+          <w:b/>
+          <w:bCs/>
+          <w:color w:val="8186EF"/>
+          <w:sz w:val="15"/>
+          <w:szCs w:val="15"/>
+        </w:rPr>
+        <w:t xml:space="preserve"> (11) </w:t>
+      </w:r>
+      <w:r>
+        <w:rPr>
+          <w:u w:val="single"/>
+          <w:sz w:val="19"/>
+          <w:szCs w:val="19"/>
+        </w:rPr>
+        <w:t xml:space="preserve">           </w:t>
+      </w:r>
+      <w:r>
+        <w:rPr>
+          <w:sz w:val="19"/>
+          <w:szCs w:val="19"/>
+        </w:rPr>
+        <w:t xml:space="preserve"> </w:t>
+      </w:r>
+      <w:r>
+        <w:rPr>
+          <w:sz w:val="19"/>
+          <w:szCs w:val="19"/>
+        </w:rPr>
+        <w:t xml:space="preserve"> assurance warranty. </w:t>
+      </w:r>
+      <w:r>
+        <w:rPr>
+          <w:sz w:val="19"/>
+          <w:szCs w:val="19"/>
+        </w:rPr>
+        <w:t xml:space="preserve">It expects repairs to cost 2% of sales. </w:t>
+      </w:r>
+      <w:r>
+        <w:rPr>
+          <w:sz w:val="19"/>
+          <w:szCs w:val="19"/>
+        </w:rPr>
+        <w:t xml:space="preserve">It also sells 400 three-year service plans for $120 each. </w:t>
       </w:r>
     </w:p>
     <w:tbl>
@@ -7119,7 +8871,7 @@
                 <w:sz w:val="16"/>
                 <w:szCs w:val="16"/>
               </w:rPr>
-              <w:t xml:space="preserve">estimates   ·   assurance-type   ·   service-type warranty   ·   performance</w:t>
+              <w:t xml:space="preserve">contract   ·   estimates   ·   dispensers   ·   customer   ·   recognized   ·   assurance-type   ·   performance   ·   separately   ·   promises   ·   extended   ·   records   ·   one-year</w:t>
             </w:r>
           </w:p>
         </w:tc>
@@ -7178,7 +8930,7 @@
                     </pic:cNvPicPr>
                   </pic:nvPicPr>
                   <pic:blipFill>
-                    <a:blip r:embed="rId105" cstate="none"/>
+                    <a:blip r:embed="rId106" cstate="none"/>
                     <a:srcRect/>
                     <a:stretch>
                       <a:fillRect/>
@@ -7255,7 +9007,7 @@
                 <w:sz w:val="16"/>
                 <w:szCs w:val="16"/>
               </w:rPr>
-              <w:t xml:space="preserve">assurance-type warranty   ·   Repairs made in 2026</w:t>
+              <w:t xml:space="preserve">Assurance-type: at each sale   ·   Repairs made in 2026</w:t>
             </w:r>
           </w:p>
         </w:tc>
@@ -7329,7 +9081,7 @@
           <w:sz w:val="16"/>
           <w:szCs w:val="16"/>
         </w:rPr>
-        <w:t xml:space="preserve">      gaps 5–6</w:t>
+        <w:t xml:space="preserve">      gaps 13–15</w:t>
       </w:r>
     </w:p>
     <w:p>
@@ -7359,7 +9111,7 @@
           <w:sz w:val="15"/>
           <w:szCs w:val="15"/>
         </w:rPr>
-        <w:t xml:space="preserve"> (5) </w:t>
+        <w:t xml:space="preserve"> (13) </w:t>
       </w:r>
       <w:r>
         <w:rPr>
@@ -7398,7 +9150,7 @@
           <w:sz w:val="15"/>
           <w:szCs w:val="15"/>
         </w:rPr>
-        <w:t xml:space="preserve"> (6) </w:t>
+        <w:t xml:space="preserve"> (14) </w:t>
       </w:r>
       <w:r>
         <w:rPr>
@@ -7421,6 +9173,45 @@
           <w:szCs w:val="19"/>
         </w:rPr>
         <w:t xml:space="preserve"> warranty costs in the year of the sale, not when repairs are paid. </w:t>
+      </w:r>
+      <w:r>
+        <w:rPr>
+          <w:sz w:val="19"/>
+          <w:szCs w:val="19"/>
+        </w:rPr>
+        <w:t xml:space="preserve">A liability or an IFRS </w:t>
+      </w:r>
+      <w:r>
+        <w:rPr>
+          <w:b/>
+          <w:bCs/>
+          <w:color w:val="8186EF"/>
+          <w:sz w:val="15"/>
+          <w:szCs w:val="15"/>
+        </w:rPr>
+        <w:t xml:space="preserve"> (15) </w:t>
+      </w:r>
+      <w:r>
+        <w:rPr>
+          <w:u w:val="single"/>
+          <w:sz w:val="19"/>
+          <w:szCs w:val="19"/>
+        </w:rPr>
+        <w:t xml:space="preserve">           </w:t>
+      </w:r>
+      <w:r>
+        <w:rPr>
+          <w:sz w:val="19"/>
+          <w:szCs w:val="19"/>
+        </w:rPr>
+        <w:t xml:space="preserve"> </w:t>
+      </w:r>
+      <w:r>
+        <w:rPr>
+          <w:sz w:val="19"/>
+          <w:szCs w:val="19"/>
+        </w:rPr>
+        <w:t xml:space="preserve">; use warranty liability here. </w:t>
       </w:r>
     </w:p>
     <w:tbl>
@@ -7478,223 +9269,7 @@
                 <w:sz w:val="16"/>
                 <w:szCs w:val="16"/>
               </w:rPr>
-              <w:t xml:space="preserve">service-type warranty   ·   Expense   ·   separately</w:t>
-            </w:r>
-          </w:p>
-        </w:tc>
-      </w:tr>
-    </w:tbl>
-    <w:p/>
-    <w:tbl>
-      <w:tblPr>
-        <w:tblW w:type="pct" w:w="100%"/>
-        <w:tblLayout w:type="fixed"/>
-        <w:tblBorders>
-          <w:top w:val="single" w:color="353A7C" w:sz="4"/>
-          <w:left w:val="single" w:color="353A7C" w:sz="4"/>
-          <w:bottom w:val="single" w:color="353A7C" w:sz="4"/>
-          <w:right w:val="single" w:color="353A7C" w:sz="4"/>
-          <w:insideH w:val="single" w:color="353A7C" w:sz="4"/>
-          <w:insideV w:val="single" w:color="353A7C" w:sz="4"/>
-        </w:tblBorders>
-      </w:tblPr>
-      <w:tblGrid>
-        <w:gridCol w:w="9600"/>
-      </w:tblGrid>
-      <w:tr>
-        <w:tc>
-          <w:tcPr>
-            <w:tcW w:type="pct" w:w="5000"/>
-            <w:shd w:fill="F2F4FB" w:val="clear"/>
-            <w:tcMar>
-              <w:top w:type="dxa" w:w="50"/>
-              <w:left w:type="dxa" w:w="110"/>
-              <w:bottom w:type="dxa" w:w="50"/>
-              <w:right w:type="dxa" w:w="110"/>
-            </w:tcMar>
-          </w:tcPr>
-          <w:p>
-            <w:pPr>
-              <w:spacing w:before="30" w:after="30"/>
-            </w:pPr>
-            <w:r>
-              <w:rPr>
-                <w:b/>
-                <w:bCs/>
-                <w:color w:val="353A7C"/>
-                <w:sz w:val="19"/>
-                <w:szCs w:val="19"/>
-              </w:rPr>
-              <w:t xml:space="preserve">مخصص, محتمل, provision</w:t>
-            </w:r>
-          </w:p>
-        </w:tc>
-      </w:tr>
-    </w:tbl>
-    <w:p/>
-    <w:p>
-      <w:pPr>
-        <w:spacing w:before="44" w:after="14"/>
-      </w:pPr>
-      <w:r>
-        <w:rPr>
-          <w:b/>
-          <w:bCs/>
-          <w:color w:val="353A7C"/>
-          <w:sz w:val="18"/>
-          <w:szCs w:val="18"/>
-        </w:rPr>
-        <w:t xml:space="preserve">Summary 3</w:t>
-      </w:r>
-      <w:r>
-        <w:rPr>
-          <w:color w:val="6B7280"/>
-          <w:sz w:val="16"/>
-          <w:szCs w:val="16"/>
-        </w:rPr>
-        <w:t xml:space="preserve">      gaps 7–8</w:t>
-      </w:r>
-    </w:p>
-    <w:p>
-      <w:pPr>
-        <w:spacing w:before="20" w:after="20" w:line="360" w:lineRule="auto"/>
-        <w:ind w:left="200"/>
-      </w:pPr>
-      <w:r>
-        <w:rPr>
-          <w:sz w:val="19"/>
-          <w:szCs w:val="19"/>
-        </w:rPr>
-        <w:t xml:space="preserve">Arabic مخصص can mean a U.S. </w:t>
-      </w:r>
-      <w:r>
-        <w:rPr>
-          <w:b/>
-          <w:bCs/>
-          <w:color w:val="8186EF"/>
-          <w:sz w:val="15"/>
-          <w:szCs w:val="15"/>
-        </w:rPr>
-        <w:t xml:space="preserve"> (7) </w:t>
-      </w:r>
-      <w:r>
-        <w:rPr>
-          <w:u w:val="single"/>
-          <w:sz w:val="19"/>
-          <w:szCs w:val="19"/>
-        </w:rPr>
-        <w:t xml:space="preserve">           </w:t>
-      </w:r>
-      <w:r>
-        <w:rPr>
-          <w:sz w:val="19"/>
-          <w:szCs w:val="19"/>
-        </w:rPr>
-        <w:t xml:space="preserve"> </w:t>
-      </w:r>
-      <w:r>
-        <w:rPr>
-          <w:sz w:val="19"/>
-          <w:szCs w:val="19"/>
-        </w:rPr>
-        <w:t xml:space="preserve">, a liability or an IFRS provision; use warranty liability here. </w:t>
-      </w:r>
-      <w:r>
-        <w:rPr>
-          <w:sz w:val="19"/>
-          <w:szCs w:val="19"/>
-        </w:rPr>
-        <w:t xml:space="preserve">French provision pour </w:t>
-      </w:r>
-      <w:r>
-        <w:rPr>
-          <w:b/>
-          <w:bCs/>
-          <w:color w:val="8186EF"/>
-          <w:sz w:val="15"/>
-          <w:szCs w:val="15"/>
-        </w:rPr>
-        <w:t xml:space="preserve"> (8) </w:t>
-      </w:r>
-      <w:r>
-        <w:rPr>
-          <w:u w:val="single"/>
-          <w:sz w:val="19"/>
-          <w:szCs w:val="19"/>
-        </w:rPr>
-        <w:t xml:space="preserve">           </w:t>
-      </w:r>
-      <w:r>
-        <w:rPr>
-          <w:sz w:val="19"/>
-          <w:szCs w:val="19"/>
-        </w:rPr>
-        <w:t xml:space="preserve"> </w:t>
-      </w:r>
-      <w:r>
-        <w:rPr>
-          <w:sz w:val="19"/>
-          <w:szCs w:val="19"/>
-        </w:rPr>
-        <w:t xml:space="preserve"> is the IFRS term; never call a U.S. liability a reserve. </w:t>
-      </w:r>
-    </w:p>
-    <w:tbl>
-      <w:tblPr>
-        <w:tblW w:type="pct" w:w="100%"/>
-        <w:tblLayout w:type="fixed"/>
-        <w:tblBorders>
-          <w:top w:val="single" w:color="FBFAF6" w:sz="4"/>
-          <w:left w:val="single" w:color="FBFAF6" w:sz="4"/>
-          <w:bottom w:val="single" w:color="FBFAF6" w:sz="4"/>
-          <w:right w:val="single" w:color="FBFAF6" w:sz="4"/>
-          <w:insideH w:val="single" w:color="FBFAF6" w:sz="4"/>
-          <w:insideV w:val="single" w:color="FBFAF6" w:sz="4"/>
-        </w:tblBorders>
-      </w:tblPr>
-      <w:tblGrid>
-        <w:gridCol w:w="9600"/>
-      </w:tblGrid>
-      <w:tr>
-        <w:tc>
-          <w:tcPr>
-            <w:tcW w:type="pct" w:w="5000"/>
-            <w:shd w:fill="FBFAF6" w:val="clear"/>
-            <w:tcMar>
-              <w:top w:type="dxa" w:w="40"/>
-              <w:left w:type="dxa" w:w="100"/>
-              <w:bottom w:type="dxa" w:w="40"/>
-              <w:right w:type="dxa" w:w="100"/>
-            </w:tcMar>
-          </w:tcPr>
-          <w:p>
-            <w:pPr>
-              <w:spacing w:before="18" w:after="6"/>
-            </w:pPr>
-            <w:r>
-              <w:rPr>
-                <w:b/>
-                <w:bCs/>
-                <w:color w:val="6B7280"/>
-                <w:sz w:val="14"/>
-                <w:szCs w:val="14"/>
-              </w:rPr>
-              <w:t xml:space="preserve">word list</w:t>
-            </w:r>
-          </w:p>
-          <w:p>
-            <w:pPr>
-              <w:spacing w:before="0" w:after="18"/>
-            </w:pPr>
-            <w:r>
-              <w:rPr>
-                <w:b/>
-                <w:bCs/>
-                <w:color w:val="353A7C"/>
-                <w:sz w:val="16"/>
-                <w:szCs w:val="16"/>
-              </w:rPr>
-              <w:t xml:space="preserve">allowance   ·   garantie   ·   warranty liability</w:t>
+              <w:t xml:space="preserve">separately   ·   provision   ·   obligation   ·   Expense</w:t>
             </w:r>
           </w:p>
         </w:tc>
@@ -7755,7 +9330,7 @@
                 <w:sz w:val="17"/>
                 <w:szCs w:val="17"/>
               </w:rPr>
-              <w:t xml:space="preserve">مخصص, محتمل, provision</w:t>
+              <w:t xml:space="preserve">Warranty traps</w:t>
             </w:r>
           </w:p>
         </w:tc>
@@ -7764,6 +9339,7 @@
         <w:tc>
           <w:tcPr>
             <w:tcW w:type="pct" w:w="2400"/>
+            <w:shd w:fill="353A7C" w:val="clear"/>
             <w:tcMar>
               <w:top w:type="dxa" w:w="50"/>
               <w:left w:type="dxa" w:w="110"/>
@@ -7773,13 +9349,13 @@
           </w:tcPr>
           <w:p>
             <w:pPr>
-              <w:spacing w:before="26" w:after="26"/>
-            </w:pPr>
-            <w:r>
-              <w:rPr>
-                <w:b/>
-                <w:bCs/>
-                <w:color w:val="353A7C"/>
+              <w:spacing w:before="30" w:after="30"/>
+            </w:pPr>
+            <w:r>
+              <w:rPr>
+                <w:b/>
+                <w:bCs/>
+                <w:color w:val="FFFFFF"/>
                 <w:sz w:val="15"/>
                 <w:szCs w:val="15"/>
               </w:rPr>
@@ -7790,6 +9366,7 @@
         <w:tc>
           <w:tcPr>
             <w:tcW w:type="pct" w:w="2600"/>
+            <w:shd w:fill="353A7C" w:val="clear"/>
             <w:tcMar>
               <w:top w:type="dxa" w:w="50"/>
               <w:left w:type="dxa" w:w="110"/>
@@ -7799,13 +9376,13 @@
           </w:tcPr>
           <w:p>
             <w:pPr>
-              <w:spacing w:before="26" w:after="26"/>
-            </w:pPr>
-            <w:r>
-              <w:rPr>
-                <w:b/>
-                <w:bCs/>
-                <w:color w:val="353A7C"/>
+              <w:spacing w:before="30" w:after="30"/>
+            </w:pPr>
+            <w:r>
+              <w:rPr>
+                <w:b/>
+                <w:bCs/>
+                <w:color w:val="FFFFFF"/>
                 <w:sz w:val="15"/>
                 <w:szCs w:val="15"/>
               </w:rPr>
@@ -7827,13 +9404,12 @@
           </w:tcPr>
           <w:p>
             <w:pPr>
-              <w:spacing w:before="26" w:after="26"/>
-            </w:pPr>
-            <w:r>
-              <w:rPr>
-                <w:color w:val="232733"/>
-                <w:sz w:val="16"/>
-                <w:szCs w:val="16"/>
+              <w:spacing w:before="28" w:after="28"/>
+            </w:pPr>
+            <w:r>
+              <w:rPr>
+                <w:sz w:val="15"/>
+                <w:szCs w:val="15"/>
               </w:rPr>
               <w:t xml:space="preserve">Accounts payable</w:t>
             </w:r>
@@ -7851,13 +9427,12 @@
           </w:tcPr>
           <w:p>
             <w:pPr>
-              <w:spacing w:before="26" w:after="26"/>
-            </w:pPr>
-            <w:r>
-              <w:rPr>
-                <w:color w:val="232733"/>
-                <w:sz w:val="16"/>
-                <w:szCs w:val="16"/>
+              <w:spacing w:before="28" w:after="28"/>
+            </w:pPr>
+            <w:r>
+              <w:rPr>
+                <w:sz w:val="15"/>
+                <w:szCs w:val="15"/>
               </w:rPr>
               <w:t xml:space="preserve">450</w:t>
             </w:r>
@@ -7878,13 +9453,12 @@
           </w:tcPr>
           <w:p>
             <w:pPr>
-              <w:spacing w:before="26" w:after="26"/>
-            </w:pPr>
-            <w:r>
-              <w:rPr>
-                <w:color w:val="232733"/>
-                <w:sz w:val="16"/>
-                <w:szCs w:val="16"/>
+              <w:spacing w:before="28" w:after="28"/>
+            </w:pPr>
+            <w:r>
+              <w:rPr>
+                <w:sz w:val="15"/>
+                <w:szCs w:val="15"/>
               </w:rPr>
               <w:t xml:space="preserve">Bank loan due April 30, 2028</w:t>
             </w:r>
@@ -7903,13 +9477,12 @@
           </w:tcPr>
           <w:p>
             <w:pPr>
-              <w:spacing w:before="26" w:after="26"/>
-            </w:pPr>
-            <w:r>
-              <w:rPr>
-                <w:color w:val="232733"/>
-                <w:sz w:val="16"/>
-                <w:szCs w:val="16"/>
+              <w:spacing w:before="28" w:after="28"/>
+            </w:pPr>
+            <w:r>
+              <w:rPr>
+                <w:sz w:val="15"/>
+                <w:szCs w:val="15"/>
               </w:rPr>
               <w:t xml:space="preserve">400</w:t>
             </w:r>
@@ -7929,13 +9502,12 @@
           </w:tcPr>
           <w:p>
             <w:pPr>
-              <w:spacing w:before="26" w:after="26"/>
-            </w:pPr>
-            <w:r>
-              <w:rPr>
-                <w:color w:val="232733"/>
-                <w:sz w:val="16"/>
-                <w:szCs w:val="16"/>
+              <w:spacing w:before="28" w:after="28"/>
+            </w:pPr>
+            <w:r>
+              <w:rPr>
+                <w:sz w:val="15"/>
+                <w:szCs w:val="15"/>
               </w:rPr>
               <w:t xml:space="preserve">Note payable due in 2029 (from the Chapter 2 case)</w:t>
             </w:r>
@@ -7953,13 +9525,12 @@
           </w:tcPr>
           <w:p>
             <w:pPr>
-              <w:spacing w:before="26" w:after="26"/>
-            </w:pPr>
-            <w:r>
-              <w:rPr>
-                <w:color w:val="232733"/>
-                <w:sz w:val="16"/>
-                <w:szCs w:val="16"/>
+              <w:spacing w:before="28" w:after="28"/>
+            </w:pPr>
+            <w:r>
+              <w:rPr>
+                <w:sz w:val="15"/>
+                <w:szCs w:val="15"/>
               </w:rPr>
               <w:t xml:space="preserve">1,500</w:t>
             </w:r>
@@ -7980,13 +9551,12 @@
           </w:tcPr>
           <w:p>
             <w:pPr>
-              <w:spacing w:before="26" w:after="26"/>
-            </w:pPr>
-            <w:r>
-              <w:rPr>
-                <w:color w:val="232733"/>
-                <w:sz w:val="16"/>
-                <w:szCs w:val="16"/>
+              <w:spacing w:before="28" w:after="28"/>
+            </w:pPr>
+            <w:r>
+              <w:rPr>
+                <w:sz w:val="15"/>
+                <w:szCs w:val="15"/>
               </w:rPr>
               <w:t xml:space="preserve">Dividends payable</w:t>
             </w:r>
@@ -8005,13 +9575,12 @@
           </w:tcPr>
           <w:p>
             <w:pPr>
-              <w:spacing w:before="26" w:after="26"/>
-            </w:pPr>
-            <w:r>
-              <w:rPr>
-                <w:color w:val="232733"/>
-                <w:sz w:val="16"/>
-                <w:szCs w:val="16"/>
+              <w:spacing w:before="28" w:after="28"/>
+            </w:pPr>
+            <w:r>
+              <w:rPr>
+                <w:sz w:val="15"/>
+                <w:szCs w:val="15"/>
               </w:rPr>
               <w:t xml:space="preserve">60</w:t>
             </w:r>
@@ -8031,13 +9600,12 @@
           </w:tcPr>
           <w:p>
             <w:pPr>
-              <w:spacing w:before="26" w:after="26"/>
-            </w:pPr>
-            <w:r>
-              <w:rPr>
-                <w:color w:val="232733"/>
-                <w:sz w:val="16"/>
-                <w:szCs w:val="16"/>
+              <w:spacing w:before="28" w:after="28"/>
+            </w:pPr>
+            <w:r>
+              <w:rPr>
+                <w:sz w:val="15"/>
+                <w:szCs w:val="15"/>
               </w:rPr>
               <w:t xml:space="preserve">Customer deposits for orders to be delivered in 2028</w:t>
             </w:r>
@@ -8055,13 +9623,12 @@
           </w:tcPr>
           <w:p>
             <w:pPr>
-              <w:spacing w:before="26" w:after="26"/>
-            </w:pPr>
-            <w:r>
-              <w:rPr>
-                <w:color w:val="232733"/>
-                <w:sz w:val="16"/>
-                <w:szCs w:val="16"/>
+              <w:spacing w:before="28" w:after="28"/>
+            </w:pPr>
+            <w:r>
+              <w:rPr>
+                <w:sz w:val="15"/>
+                <w:szCs w:val="15"/>
               </w:rPr>
               <w:t xml:space="preserve">40</w:t>
             </w:r>
@@ -8082,13 +9649,12 @@
           </w:tcPr>
           <w:p>
             <w:pPr>
-              <w:spacing w:before="26" w:after="26"/>
-            </w:pPr>
-            <w:r>
-              <w:rPr>
-                <w:color w:val="232733"/>
-                <w:sz w:val="16"/>
-                <w:szCs w:val="16"/>
+              <w:spacing w:before="28" w:after="28"/>
+            </w:pPr>
+            <w:r>
+              <w:rPr>
+                <w:sz w:val="15"/>
+                <w:szCs w:val="15"/>
               </w:rPr>
               <w:t xml:space="preserve">Wages payable / income tax withheld / employer payroll taxes</w:t>
             </w:r>
@@ -8097,7 +9663,7 @@
         <w:tc>
           <w:tcPr>
             <w:tcW w:type="pct" w:w="2600"/>
-            <w:shd w:fill="FBFAF6" w:val="clear"/>
+            <w:shd w:fill="FFFFFF" w:val="clear"/>
             <w:tcMar>
               <w:top w:type="dxa" w:w="50"/>
               <w:left w:type="dxa" w:w="110"/>
@@ -8107,15 +9673,17 @@
           </w:tcPr>
           <w:p>
             <w:pPr>
-              <w:spacing w:before="26" w:after="26"/>
-            </w:pPr>
-            <w:r>
-              <w:rPr>
-                <w:color w:val="232733"/>
-                <w:sz w:val="16"/>
-                <w:szCs w:val="16"/>
-              </w:rPr>
-              <w:t xml:space="preserve">25 / 5 / 3</w:t>
+              <w:spacing w:before="46" w:after="46"/>
+            </w:pPr>
+            <w:r>
+              <w:rPr>
+                <w:b/>
+                <w:bCs/>
+                <w:color w:val="8186EF"/>
+                <w:sz w:val="14"/>
+                <w:szCs w:val="14"/>
+              </w:rPr>
+              <w:t xml:space="preserve">(16)</w:t>
             </w:r>
           </w:p>
         </w:tc>
@@ -8133,13 +9701,12 @@
           </w:tcPr>
           <w:p>
             <w:pPr>
-              <w:spacing w:before="26" w:after="26"/>
-            </w:pPr>
-            <w:r>
-              <w:rPr>
-                <w:color w:val="232733"/>
-                <w:sz w:val="16"/>
-                <w:szCs w:val="16"/>
+              <w:spacing w:before="28" w:after="28"/>
+            </w:pPr>
+            <w:r>
+              <w:rPr>
+                <w:sz w:val="15"/>
+                <w:szCs w:val="15"/>
               </w:rPr>
               <w:t xml:space="preserve">M1</w:t>
             </w:r>
@@ -8157,13 +9724,12 @@
           </w:tcPr>
           <w:p>
             <w:pPr>
-              <w:spacing w:before="26" w:after="26"/>
-            </w:pPr>
-            <w:r>
-              <w:rPr>
-                <w:color w:val="232733"/>
-                <w:sz w:val="16"/>
-                <w:szCs w:val="16"/>
+              <w:spacing w:before="28" w:after="28"/>
+            </w:pPr>
+            <w:r>
+              <w:rPr>
+                <w:sz w:val="15"/>
+                <w:szCs w:val="15"/>
               </w:rPr>
               <w:t xml:space="preserve">On February 15, 2028, before the statements were issued on March 1, 2028, Barada signed a non-cancelable three-year agreement. The bank will</w:t>
             </w:r>
@@ -8184,13 +9750,12 @@
           </w:tcPr>
           <w:p>
             <w:pPr>
-              <w:spacing w:before="26" w:after="26"/>
-            </w:pPr>
-            <w:r>
-              <w:rPr>
-                <w:color w:val="232733"/>
-                <w:sz w:val="16"/>
-                <w:szCs w:val="16"/>
+              <w:spacing w:before="28" w:after="28"/>
+            </w:pPr>
+            <w:r>
+              <w:rPr>
+                <w:sz w:val="15"/>
+                <w:szCs w:val="15"/>
               </w:rPr>
               <w:t xml:space="preserve">M2</w:t>
             </w:r>
@@ -8209,15 +9774,46 @@
           </w:tcPr>
           <w:p>
             <w:pPr>
-              <w:spacing w:before="26" w:after="26"/>
-            </w:pPr>
-            <w:r>
-              <w:rPr>
-                <w:color w:val="232733"/>
-                <w:sz w:val="16"/>
-                <w:szCs w:val="16"/>
-              </w:rPr>
-              <w:t xml:space="preserve">In 2027 Barada began selling kitchen equipment with a one-year warranty that the product works as agreed. Sales were 1000; expected repairs</w:t>
+              <w:spacing w:before="28" w:after="28"/>
+            </w:pPr>
+            <w:r>
+              <w:rPr>
+                <w:sz w:val="15"/>
+                <w:szCs w:val="15"/>
+              </w:rPr>
+              <w:t xml:space="preserve">In 2027 Barada began selling kitchen </w:t>
+            </w:r>
+            <w:r>
+              <w:rPr>
+                <w:b/>
+                <w:bCs/>
+                <w:color w:val="8186EF"/>
+                <w:sz w:val="14"/>
+                <w:szCs w:val="14"/>
+              </w:rPr>
+              <w:t xml:space="preserve"> (17) </w:t>
+            </w:r>
+            <w:r>
+              <w:rPr>
+                <w:u w:val="single"/>
+                <w:sz w:val="15"/>
+                <w:szCs w:val="15"/>
+              </w:rPr>
+              <w:t xml:space="preserve">              </w:t>
+            </w:r>
+            <w:r>
+              <w:rPr>
+                <w:sz w:val="15"/>
+                <w:szCs w:val="15"/>
+              </w:rPr>
+              <w:t xml:space="preserve"> </w:t>
+            </w:r>
+            <w:r>
+              <w:rPr>
+                <w:sz w:val="15"/>
+                <w:szCs w:val="15"/>
+              </w:rPr>
+              <w:t xml:space="preserve"> with a one-year warranty that the product works as agreed. Sales were 1000; expected repairs</w:t>
             </w:r>
           </w:p>
         </w:tc>
@@ -8235,13 +9831,12 @@
           </w:tcPr>
           <w:p>
             <w:pPr>
-              <w:spacing w:before="26" w:after="26"/>
-            </w:pPr>
-            <w:r>
-              <w:rPr>
-                <w:color w:val="232733"/>
-                <w:sz w:val="16"/>
-                <w:szCs w:val="16"/>
+              <w:spacing w:before="28" w:after="28"/>
+            </w:pPr>
+            <w:r>
+              <w:rPr>
+                <w:sz w:val="15"/>
+                <w:szCs w:val="15"/>
               </w:rPr>
               <w:t xml:space="preserve">M3</w:t>
             </w:r>
@@ -8259,15 +9854,46 @@
           </w:tcPr>
           <w:p>
             <w:pPr>
-              <w:spacing w:before="26" w:after="26"/>
-            </w:pPr>
-            <w:r>
-              <w:rPr>
-                <w:color w:val="232733"/>
-                <w:sz w:val="16"/>
-                <w:szCs w:val="16"/>
-              </w:rPr>
-              <w:t xml:space="preserve">Barada also sold separately priced three-year service plans for 36, all starting on January 1, 2027.</w:t>
+              <w:spacing w:before="28" w:after="28"/>
+            </w:pPr>
+            <w:r>
+              <w:rPr>
+                <w:sz w:val="15"/>
+                <w:szCs w:val="15"/>
+              </w:rPr>
+              <w:t xml:space="preserve">Barada also sold </w:t>
+            </w:r>
+            <w:r>
+              <w:rPr>
+                <w:b/>
+                <w:bCs/>
+                <w:color w:val="8186EF"/>
+                <w:sz w:val="14"/>
+                <w:szCs w:val="14"/>
+              </w:rPr>
+              <w:t xml:space="preserve"> (18) </w:t>
+            </w:r>
+            <w:r>
+              <w:rPr>
+                <w:u w:val="single"/>
+                <w:sz w:val="15"/>
+                <w:szCs w:val="15"/>
+              </w:rPr>
+              <w:t xml:space="preserve">              </w:t>
+            </w:r>
+            <w:r>
+              <w:rPr>
+                <w:sz w:val="15"/>
+                <w:szCs w:val="15"/>
+              </w:rPr>
+              <w:t xml:space="preserve"> </w:t>
+            </w:r>
+            <w:r>
+              <w:rPr>
+                <w:sz w:val="15"/>
+                <w:szCs w:val="15"/>
+              </w:rPr>
+              <w:t xml:space="preserve"> priced three-year service plans for 36, all starting on January 1, 2027.</w:t>
             </w:r>
           </w:p>
         </w:tc>
@@ -8286,13 +9912,12 @@
           </w:tcPr>
           <w:p>
             <w:pPr>
-              <w:spacing w:before="26" w:after="26"/>
-            </w:pPr>
-            <w:r>
-              <w:rPr>
-                <w:color w:val="232733"/>
-                <w:sz w:val="16"/>
-                <w:szCs w:val="16"/>
+              <w:spacing w:before="28" w:after="28"/>
+            </w:pPr>
+            <w:r>
+              <w:rPr>
+                <w:sz w:val="15"/>
+                <w:szCs w:val="15"/>
               </w:rPr>
               <w:t xml:space="preserve">M4</w:t>
             </w:r>
@@ -8311,324 +9936,14 @@
           </w:tcPr>
           <w:p>
             <w:pPr>
-              <w:spacing w:before="26" w:after="26"/>
-            </w:pPr>
-            <w:r>
-              <w:rPr>
-                <w:color w:val="232733"/>
-                <w:sz w:val="16"/>
-                <w:szCs w:val="16"/>
-              </w:rPr>
-              <w:t xml:space="preserve">Deferred tax balances are not shown here; Chapter 13 covers them.</w:t>
-            </w:r>
-          </w:p>
-        </w:tc>
-      </w:tr>
-    </w:tbl>
-    <w:p/>
-    <w:tbl>
-      <w:tblPr>
-        <w:tblW w:type="pct" w:w="100%"/>
-        <w:tblLayout w:type="fixed"/>
-        <w:tblBorders>
-          <w:top w:val="single" w:color="353A7C" w:sz="6"/>
-          <w:left w:val="single" w:color="353A7C" w:sz="6"/>
-          <w:bottom w:val="single" w:color="353A7C" w:sz="6"/>
-          <w:right w:val="single" w:color="353A7C" w:sz="6"/>
-          <w:insideH w:val="single" w:color="353A7C" w:sz="6"/>
-          <w:insideV w:val="single" w:color="353A7C" w:sz="6"/>
-        </w:tblBorders>
-      </w:tblPr>
-      <w:tblGrid>
-        <w:gridCol w:w="4992"/>
-        <w:gridCol w:w="4608"/>
-      </w:tblGrid>
-      <w:tr>
-        <w:tc>
-          <w:tcPr>
-            <w:tcW w:type="pct" w:w="5000"/>
-            <w:gridSpan w:val="2"/>
-            <w:shd w:fill="353A7C" w:val="clear"/>
-            <w:tcMar>
-              <w:top w:type="dxa" w:w="60"/>
-              <w:left w:type="dxa" w:w="120"/>
-              <w:bottom w:type="dxa" w:w="60"/>
-              <w:right w:type="dxa" w:w="120"/>
-            </w:tcMar>
-          </w:tcPr>
-          <w:p>
-            <w:pPr>
-              <w:spacing w:before="40" w:after="40"/>
-            </w:pPr>
-            <w:r>
-              <w:rPr>
-                <w:b/>
-                <w:bCs/>
-                <w:color w:val="FFFFFF"/>
-                <w:sz w:val="17"/>
-                <w:szCs w:val="17"/>
-              </w:rPr>
-              <w:t xml:space="preserve">Item — Answer</w:t>
-            </w:r>
-          </w:p>
-        </w:tc>
-      </w:tr>
-      <w:tr>
-        <w:tc>
-          <w:tcPr>
-            <w:tcW w:type="pct" w:w="2600"/>
-            <w:shd w:fill="353A7C" w:val="clear"/>
-            <w:tcMar>
-              <w:top w:type="dxa" w:w="50"/>
-              <w:left w:type="dxa" w:w="110"/>
-              <w:bottom w:type="dxa" w:w="50"/>
-              <w:right w:type="dxa" w:w="110"/>
-            </w:tcMar>
-          </w:tcPr>
-          <w:p>
-            <w:pPr>
-              <w:spacing w:before="30" w:after="30"/>
-            </w:pPr>
-            <w:r>
-              <w:rPr>
-                <w:b/>
-                <w:bCs/>
-                <w:color w:val="FFFFFF"/>
+              <w:spacing w:before="28" w:after="28"/>
+            </w:pPr>
+            <w:r>
+              <w:rPr>
                 <w:sz w:val="15"/>
                 <w:szCs w:val="15"/>
               </w:rPr>
-              <w:t xml:space="preserve">Item</w:t>
-            </w:r>
-          </w:p>
-        </w:tc>
-        <w:tc>
-          <w:tcPr>
-            <w:tcW w:type="pct" w:w="2400"/>
-            <w:shd w:fill="353A7C" w:val="clear"/>
-            <w:tcMar>
-              <w:top w:type="dxa" w:w="50"/>
-              <w:left w:type="dxa" w:w="110"/>
-              <w:bottom w:type="dxa" w:w="50"/>
-              <w:right w:type="dxa" w:w="110"/>
-            </w:tcMar>
-          </w:tcPr>
-          <w:p>
-            <w:pPr>
-              <w:spacing w:before="30" w:after="30"/>
-            </w:pPr>
-            <w:r>
-              <w:rPr>
-                <w:b/>
-                <w:bCs/>
-                <w:color w:val="FFFFFF"/>
-                <w:sz w:val="15"/>
-                <w:szCs w:val="15"/>
-              </w:rPr>
-              <w:t xml:space="preserve">Answer</w:t>
-            </w:r>
-          </w:p>
-        </w:tc>
-      </w:tr>
-      <w:tr>
-        <w:tc>
-          <w:tcPr>
-            <w:tcW w:type="pct" w:w="2600"/>
-            <w:tcMar>
-              <w:top w:type="dxa" w:w="50"/>
-              <w:left w:type="dxa" w:w="110"/>
-              <w:bottom w:type="dxa" w:w="50"/>
-              <w:right w:type="dxa" w:w="110"/>
-            </w:tcMar>
-          </w:tcPr>
-          <w:p>
-            <w:pPr>
-              <w:spacing w:before="28" w:after="28"/>
-            </w:pPr>
-            <w:r>
-              <w:rPr>
-                <w:sz w:val="15"/>
-                <w:szCs w:val="15"/>
-              </w:rPr>
-              <w:t xml:space="preserve">Employer's social security</w:t>
-            </w:r>
-          </w:p>
-        </w:tc>
-        <w:tc>
-          <w:tcPr>
-            <w:tcW w:type="pct" w:w="2400"/>
-            <w:shd w:fill="FFFFFF" w:val="clear"/>
-            <w:tcMar>
-              <w:top w:type="dxa" w:w="50"/>
-              <w:left w:type="dxa" w:w="110"/>
-              <w:bottom w:type="dxa" w:w="50"/>
-              <w:right w:type="dxa" w:w="110"/>
-            </w:tcMar>
-          </w:tcPr>
-          <w:p>
-            <w:pPr>
-              <w:spacing w:before="46" w:after="46"/>
-            </w:pPr>
-            <w:r>
-              <w:rPr>
-                <w:b/>
-                <w:bCs/>
-                <w:color w:val="8186EF"/>
-                <w:sz w:val="14"/>
-                <w:szCs w:val="14"/>
-              </w:rPr>
-              <w:t xml:space="preserve">(9)</w:t>
-            </w:r>
-          </w:p>
-        </w:tc>
-      </w:tr>
-      <w:tr>
-        <w:tc>
-          <w:tcPr>
-            <w:tcW w:type="pct" w:w="2600"/>
-            <w:shd w:fill="FBFAF6" w:val="clear"/>
-            <w:tcMar>
-              <w:top w:type="dxa" w:w="50"/>
-              <w:left w:type="dxa" w:w="110"/>
-              <w:bottom w:type="dxa" w:w="50"/>
-              <w:right w:type="dxa" w:w="110"/>
-            </w:tcMar>
-          </w:tcPr>
-          <w:p>
-            <w:pPr>
-              <w:spacing w:before="28" w:after="28"/>
-            </w:pPr>
-            <w:r>
-              <w:rPr>
-                <w:sz w:val="15"/>
-                <w:szCs w:val="15"/>
-              </w:rPr>
-              <w:t xml:space="preserve">Total owed to the tax authorities</w:t>
-            </w:r>
-          </w:p>
-        </w:tc>
-        <w:tc>
-          <w:tcPr>
-            <w:tcW w:type="pct" w:w="2400"/>
-            <w:shd w:fill="FBFAF6" w:val="clear"/>
-            <w:tcMar>
-              <w:top w:type="dxa" w:w="50"/>
-              <w:left w:type="dxa" w:w="110"/>
-              <w:bottom w:type="dxa" w:w="50"/>
-              <w:right w:type="dxa" w:w="110"/>
-            </w:tcMar>
-          </w:tcPr>
-          <w:p>
-            <w:pPr>
-              <w:spacing w:before="28" w:after="28"/>
-            </w:pPr>
-            <w:r>
-              <w:rPr>
-                <w:sz w:val="15"/>
-                <w:szCs w:val="15"/>
-              </w:rPr>
-              <w:t xml:space="preserve">4,000 + 2,800 + 2,800 = 9,600</w:t>
-            </w:r>
-          </w:p>
-        </w:tc>
-      </w:tr>
-      <w:tr>
-        <w:tc>
-          <w:tcPr>
-            <w:tcW w:type="pct" w:w="2600"/>
-            <w:tcMar>
-              <w:top w:type="dxa" w:w="50"/>
-              <w:left w:type="dxa" w:w="110"/>
-              <w:bottom w:type="dxa" w:w="50"/>
-              <w:right w:type="dxa" w:w="110"/>
-            </w:tcMar>
-          </w:tcPr>
-          <w:p>
-            <w:pPr>
-              <w:spacing w:before="28" w:after="28"/>
-            </w:pPr>
-            <w:r>
-              <w:rPr>
-                <w:sz w:val="15"/>
-                <w:szCs w:val="15"/>
-              </w:rPr>
-              <w:t xml:space="preserve">Sales revenue</w:t>
-            </w:r>
-          </w:p>
-        </w:tc>
-        <w:tc>
-          <w:tcPr>
-            <w:tcW w:type="pct" w:w="2400"/>
-            <w:shd w:fill="FFFFFF" w:val="clear"/>
-            <w:tcMar>
-              <w:top w:type="dxa" w:w="50"/>
-              <w:left w:type="dxa" w:w="110"/>
-              <w:bottom w:type="dxa" w:w="50"/>
-              <w:right w:type="dxa" w:w="110"/>
-            </w:tcMar>
-          </w:tcPr>
-          <w:p>
-            <w:pPr>
-              <w:spacing w:before="46" w:after="46"/>
-            </w:pPr>
-            <w:r>
-              <w:rPr>
-                <w:b/>
-                <w:bCs/>
-                <w:color w:val="8186EF"/>
-                <w:sz w:val="14"/>
-                <w:szCs w:val="14"/>
-              </w:rPr>
-              <w:t xml:space="preserve">(10)</w:t>
-            </w:r>
-          </w:p>
-        </w:tc>
-      </w:tr>
-      <w:tr>
-        <w:tc>
-          <w:tcPr>
-            <w:tcW w:type="pct" w:w="2600"/>
-            <w:shd w:fill="FBFAF6" w:val="clear"/>
-            <w:tcMar>
-              <w:top w:type="dxa" w:w="50"/>
-              <w:left w:type="dxa" w:w="110"/>
-              <w:bottom w:type="dxa" w:w="50"/>
-              <w:right w:type="dxa" w:w="110"/>
-            </w:tcMar>
-          </w:tcPr>
-          <w:p>
-            <w:pPr>
-              <w:spacing w:before="28" w:after="28"/>
-            </w:pPr>
-            <w:r>
-              <w:rPr>
-                <w:sz w:val="15"/>
-                <w:szCs w:val="15"/>
-              </w:rPr>
-              <w:t xml:space="preserve">Sales tax payable</w:t>
-            </w:r>
-          </w:p>
-        </w:tc>
-        <w:tc>
-          <w:tcPr>
-            <w:tcW w:type="pct" w:w="2400"/>
-            <w:shd w:fill="FBFAF6" w:val="clear"/>
-            <w:tcMar>
-              <w:top w:type="dxa" w:w="50"/>
-              <w:left w:type="dxa" w:w="110"/>
-              <w:bottom w:type="dxa" w:w="50"/>
-              <w:right w:type="dxa" w:w="110"/>
-            </w:tcMar>
-          </w:tcPr>
-          <w:p>
-            <w:pPr>
-              <w:spacing w:before="28" w:after="28"/>
-            </w:pPr>
-            <w:r>
-              <w:rPr>
-                <w:sz w:val="15"/>
-                <w:szCs w:val="15"/>
-              </w:rPr>
-              <w:t xml:space="preserve">21,000 − 20,000 = 1,000</w:t>
+              <w:t xml:space="preserve">Deferred tax balances are not shown here; Chapter 13 covers them.</w:t>
             </w:r>
           </w:p>
         </w:tc>
@@ -8690,7 +10005,7 @@
                 <w:sz w:val="16"/>
                 <w:szCs w:val="16"/>
               </w:rPr>
-              <w:t xml:space="preserve">7% × 40,000 = 2,800 (payroll tax expense)   ·   4,000 + 2,800 + 2,800 = 9,600   ·   21,000 ÷ 1.05 = 20,000</w:t>
+              <w:t xml:space="preserve">equipment   ·   separately   ·   Warranty liability   ·   25 / 5 / 3</w:t>
             </w:r>
           </w:p>
         </w:tc>
@@ -8739,7 +10054,7 @@
                 <w:sz w:val="17"/>
                 <w:szCs w:val="17"/>
               </w:rPr>
-              <w:t xml:space="preserve">Item — Category</w:t>
+              <w:t xml:space="preserve">Item — Answer</w:t>
             </w:r>
           </w:p>
         </w:tc>
@@ -8748,6 +10063,7 @@
         <w:tc>
           <w:tcPr>
             <w:tcW w:type="pct" w:w="2400"/>
+            <w:shd w:fill="353A7C" w:val="clear"/>
             <w:tcMar>
               <w:top w:type="dxa" w:w="50"/>
               <w:left w:type="dxa" w:w="110"/>
@@ -8757,13 +10073,13 @@
           </w:tcPr>
           <w:p>
             <w:pPr>
-              <w:spacing w:before="26" w:after="26"/>
-            </w:pPr>
-            <w:r>
-              <w:rPr>
-                <w:b/>
-                <w:bCs/>
-                <w:color w:val="353A7C"/>
+              <w:spacing w:before="30" w:after="30"/>
+            </w:pPr>
+            <w:r>
+              <w:rPr>
+                <w:b/>
+                <w:bCs/>
+                <w:color w:val="FFFFFF"/>
                 <w:sz w:val="15"/>
                 <w:szCs w:val="15"/>
               </w:rPr>
@@ -8774,6 +10090,7 @@
         <w:tc>
           <w:tcPr>
             <w:tcW w:type="pct" w:w="2600"/>
+            <w:shd w:fill="353A7C" w:val="clear"/>
             <w:tcMar>
               <w:top w:type="dxa" w:w="50"/>
               <w:left w:type="dxa" w:w="110"/>
@@ -8783,17 +10100,17 @@
           </w:tcPr>
           <w:p>
             <w:pPr>
-              <w:spacing w:before="26" w:after="26"/>
-            </w:pPr>
-            <w:r>
-              <w:rPr>
-                <w:b/>
-                <w:bCs/>
-                <w:color w:val="353A7C"/>
+              <w:spacing w:before="30" w:after="30"/>
+            </w:pPr>
+            <w:r>
+              <w:rPr>
+                <w:b/>
+                <w:bCs/>
+                <w:color w:val="FFFFFF"/>
                 <w:sz w:val="15"/>
                 <w:szCs w:val="15"/>
               </w:rPr>
-              <w:t xml:space="preserve">Category</w:t>
+              <w:t xml:space="preserve">Answer</w:t>
             </w:r>
           </w:p>
         </w:tc>
@@ -8811,15 +10128,14 @@
           </w:tcPr>
           <w:p>
             <w:pPr>
-              <w:spacing w:before="26" w:after="26"/>
-            </w:pPr>
-            <w:r>
-              <w:rPr>
-                <w:color w:val="232733"/>
-                <w:sz w:val="16"/>
-                <w:szCs w:val="16"/>
-              </w:rPr>
-              <w:t xml:space="preserve">Bank loan</w:t>
+              <w:spacing w:before="28" w:after="28"/>
+            </w:pPr>
+            <w:r>
+              <w:rPr>
+                <w:sz w:val="15"/>
+                <w:szCs w:val="15"/>
+              </w:rPr>
+              <w:t xml:space="preserve">Employer's social security</w:t>
             </w:r>
           </w:p>
         </w:tc>
@@ -8835,15 +10151,14 @@
           </w:tcPr>
           <w:p>
             <w:pPr>
-              <w:spacing w:before="26" w:after="26"/>
-            </w:pPr>
-            <w:r>
-              <w:rPr>
-                <w:color w:val="232733"/>
-                <w:sz w:val="16"/>
-                <w:szCs w:val="16"/>
-              </w:rPr>
-              <w:t xml:space="preserve">Split between current and noncurrent</w:t>
+              <w:spacing w:before="28" w:after="28"/>
+            </w:pPr>
+            <w:r>
+              <w:rPr>
+                <w:sz w:val="15"/>
+                <w:szCs w:val="15"/>
+              </w:rPr>
+              <w:t xml:space="preserve">7% × 40,000 = 2,800 (payroll tax expense)</w:t>
             </w:r>
           </w:p>
         </w:tc>
@@ -8862,22 +10177,21 @@
           </w:tcPr>
           <w:p>
             <w:pPr>
-              <w:spacing w:before="26" w:after="26"/>
-            </w:pPr>
-            <w:r>
-              <w:rPr>
-                <w:color w:val="232733"/>
-                <w:sz w:val="16"/>
-                <w:szCs w:val="16"/>
-              </w:rPr>
-              <w:t xml:space="preserve">Note payable due 2029</w:t>
+              <w:spacing w:before="28" w:after="28"/>
+            </w:pPr>
+            <w:r>
+              <w:rPr>
+                <w:sz w:val="15"/>
+                <w:szCs w:val="15"/>
+              </w:rPr>
+              <w:t xml:space="preserve">Total owed to the tax authorities</w:t>
             </w:r>
           </w:p>
         </w:tc>
         <w:tc>
           <w:tcPr>
             <w:tcW w:type="pct" w:w="2600"/>
-            <w:shd w:fill="FBFAF6" w:val="clear"/>
+            <w:shd w:fill="FFFFFF" w:val="clear"/>
             <w:tcMar>
               <w:top w:type="dxa" w:w="50"/>
               <w:left w:type="dxa" w:w="110"/>
@@ -8887,15 +10201,17 @@
           </w:tcPr>
           <w:p>
             <w:pPr>
-              <w:spacing w:before="26" w:after="26"/>
-            </w:pPr>
-            <w:r>
-              <w:rPr>
-                <w:color w:val="232733"/>
-                <w:sz w:val="16"/>
-                <w:szCs w:val="16"/>
-              </w:rPr>
-              <w:t xml:space="preserve">Noncurrent liability</w:t>
+              <w:spacing w:before="46" w:after="46"/>
+            </w:pPr>
+            <w:r>
+              <w:rPr>
+                <w:b/>
+                <w:bCs/>
+                <w:color w:val="8186EF"/>
+                <w:sz w:val="14"/>
+                <w:szCs w:val="14"/>
+              </w:rPr>
+              <w:t xml:space="preserve">(19)</w:t>
             </w:r>
           </w:p>
         </w:tc>
@@ -8913,21 +10229,21 @@
           </w:tcPr>
           <w:p>
             <w:pPr>
-              <w:spacing w:before="26" w:after="26"/>
-            </w:pPr>
-            <w:r>
-              <w:rPr>
-                <w:color w:val="232733"/>
-                <w:sz w:val="16"/>
-                <w:szCs w:val="16"/>
-              </w:rPr>
-              <w:t xml:space="preserve">Warranty liability (M2)</w:t>
+              <w:spacing w:before="28" w:after="28"/>
+            </w:pPr>
+            <w:r>
+              <w:rPr>
+                <w:sz w:val="15"/>
+                <w:szCs w:val="15"/>
+              </w:rPr>
+              <w:t xml:space="preserve">Sales revenue</w:t>
             </w:r>
           </w:p>
         </w:tc>
         <w:tc>
           <w:tcPr>
             <w:tcW w:type="pct" w:w="2600"/>
+            <w:shd w:fill="FFFFFF" w:val="clear"/>
             <w:tcMar>
               <w:top w:type="dxa" w:w="50"/>
               <w:left w:type="dxa" w:w="110"/>
@@ -8937,15 +10253,17 @@
           </w:tcPr>
           <w:p>
             <w:pPr>
-              <w:spacing w:before="26" w:after="26"/>
-            </w:pPr>
-            <w:r>
-              <w:rPr>
-                <w:color w:val="232733"/>
-                <w:sz w:val="16"/>
-                <w:szCs w:val="16"/>
-              </w:rPr>
-              <w:t xml:space="preserve">Current liability</w:t>
+              <w:spacing w:before="46" w:after="46"/>
+            </w:pPr>
+            <w:r>
+              <w:rPr>
+                <w:b/>
+                <w:bCs/>
+                <w:color w:val="8186EF"/>
+                <w:sz w:val="14"/>
+                <w:szCs w:val="14"/>
+              </w:rPr>
+              <w:t xml:space="preserve">(20)</w:t>
             </w:r>
           </w:p>
         </w:tc>
@@ -8964,15 +10282,14 @@
           </w:tcPr>
           <w:p>
             <w:pPr>
-              <w:spacing w:before="26" w:after="26"/>
-            </w:pPr>
-            <w:r>
-              <w:rPr>
-                <w:color w:val="232733"/>
-                <w:sz w:val="16"/>
-                <w:szCs w:val="16"/>
-              </w:rPr>
-              <w:t xml:space="preserve">Service plans (M3)</w:t>
+              <w:spacing w:before="28" w:after="28"/>
+            </w:pPr>
+            <w:r>
+              <w:rPr>
+                <w:sz w:val="15"/>
+                <w:szCs w:val="15"/>
+              </w:rPr>
+              <w:t xml:space="preserve">Sales tax payable</w:t>
             </w:r>
           </w:p>
         </w:tc>
@@ -8989,15 +10306,125 @@
           </w:tcPr>
           <w:p>
             <w:pPr>
-              <w:spacing w:before="26" w:after="26"/>
-            </w:pPr>
-            <w:r>
-              <w:rPr>
-                <w:color w:val="232733"/>
-                <w:sz w:val="16"/>
-                <w:szCs w:val="16"/>
-              </w:rPr>
-              <w:t xml:space="preserve">Split between current and noncurrent</w:t>
+              <w:spacing w:before="28" w:after="28"/>
+            </w:pPr>
+            <w:r>
+              <w:rPr>
+                <w:sz w:val="15"/>
+                <w:szCs w:val="15"/>
+              </w:rPr>
+              <w:t xml:space="preserve">21,000 − 20,000 = 1,000</w:t>
+            </w:r>
+          </w:p>
+        </w:tc>
+      </w:tr>
+    </w:tbl>
+    <w:p/>
+    <w:tbl>
+      <w:tblPr>
+        <w:tblW w:type="pct" w:w="100%"/>
+        <w:tblLayout w:type="fixed"/>
+        <w:tblBorders>
+          <w:top w:val="single" w:color="FBFAF6" w:sz="4"/>
+          <w:left w:val="single" w:color="FBFAF6" w:sz="4"/>
+          <w:bottom w:val="single" w:color="FBFAF6" w:sz="4"/>
+          <w:right w:val="single" w:color="FBFAF6" w:sz="4"/>
+          <w:insideH w:val="single" w:color="FBFAF6" w:sz="4"/>
+          <w:insideV w:val="single" w:color="FBFAF6" w:sz="4"/>
+        </w:tblBorders>
+      </w:tblPr>
+      <w:tblGrid>
+        <w:gridCol w:w="9600"/>
+      </w:tblGrid>
+      <w:tr>
+        <w:tc>
+          <w:tcPr>
+            <w:tcW w:type="pct" w:w="5000"/>
+            <w:shd w:fill="FBFAF6" w:val="clear"/>
+            <w:tcMar>
+              <w:top w:type="dxa" w:w="40"/>
+              <w:left w:type="dxa" w:w="100"/>
+              <w:bottom w:type="dxa" w:w="40"/>
+              <w:right w:type="dxa" w:w="100"/>
+            </w:tcMar>
+          </w:tcPr>
+          <w:p>
+            <w:pPr>
+              <w:spacing w:before="18" w:after="6"/>
+            </w:pPr>
+            <w:r>
+              <w:rPr>
+                <w:b/>
+                <w:bCs/>
+                <w:color w:val="6B7280"/>
+                <w:sz w:val="14"/>
+                <w:szCs w:val="14"/>
+              </w:rPr>
+              <w:t xml:space="preserve">word list</w:t>
+            </w:r>
+          </w:p>
+          <w:p>
+            <w:pPr>
+              <w:spacing w:before="0" w:after="18"/>
+            </w:pPr>
+            <w:r>
+              <w:rPr>
+                <w:b/>
+                <w:bCs/>
+                <w:color w:val="353A7C"/>
+                <w:sz w:val="16"/>
+                <w:szCs w:val="16"/>
+              </w:rPr>
+              <w:t xml:space="preserve">4,000 + 2,800 + 2,800 = 9,600   ·   21,000 ÷ 1.05 = 20,000   ·   21,000 − 20,000 = 1,000</w:t>
+            </w:r>
+          </w:p>
+        </w:tc>
+      </w:tr>
+    </w:tbl>
+    <w:p/>
+    <w:tbl>
+      <w:tblPr>
+        <w:tblW w:type="pct" w:w="100%"/>
+        <w:tblLayout w:type="fixed"/>
+        <w:tblBorders>
+          <w:top w:val="single" w:color="353A7C" w:sz="6"/>
+          <w:left w:val="single" w:color="353A7C" w:sz="6"/>
+          <w:bottom w:val="single" w:color="353A7C" w:sz="6"/>
+          <w:right w:val="single" w:color="353A7C" w:sz="6"/>
+          <w:insideH w:val="single" w:color="353A7C" w:sz="6"/>
+          <w:insideV w:val="single" w:color="353A7C" w:sz="6"/>
+        </w:tblBorders>
+      </w:tblPr>
+      <w:tblGrid>
+        <w:gridCol w:w="4608"/>
+        <w:gridCol w:w="4992"/>
+      </w:tblGrid>
+      <w:tr>
+        <w:tc>
+          <w:tcPr>
+            <w:tcW w:type="pct" w:w="5000"/>
+            <w:gridSpan w:val="2"/>
+            <w:shd w:fill="353A7C" w:val="clear"/>
+            <w:tcMar>
+              <w:top w:type="dxa" w:w="60"/>
+              <w:left w:type="dxa" w:w="120"/>
+              <w:bottom w:type="dxa" w:w="60"/>
+              <w:right w:type="dxa" w:w="120"/>
+            </w:tcMar>
+          </w:tcPr>
+          <w:p>
+            <w:pPr>
+              <w:spacing w:before="40" w:after="40"/>
+            </w:pPr>
+            <w:r>
+              <w:rPr>
+                <w:b/>
+                <w:bCs/>
+                <w:color w:val="FFFFFF"/>
+                <w:sz w:val="17"/>
+                <w:szCs w:val="17"/>
+              </w:rPr>
+              <w:t xml:space="preserve">Item — Category</w:t>
             </w:r>
           </w:p>
         </w:tc>
@@ -9006,6 +10433,7 @@
         <w:tc>
           <w:tcPr>
             <w:tcW w:type="pct" w:w="2400"/>
+            <w:shd w:fill="353A7C" w:val="clear"/>
             <w:tcMar>
               <w:top w:type="dxa" w:w="50"/>
               <w:left w:type="dxa" w:w="110"/>
@@ -9015,21 +10443,24 @@
           </w:tcPr>
           <w:p>
             <w:pPr>
-              <w:spacing w:before="26" w:after="26"/>
-            </w:pPr>
-            <w:r>
-              <w:rPr>
-                <w:color w:val="232733"/>
-                <w:sz w:val="16"/>
-                <w:szCs w:val="16"/>
-              </w:rPr>
-              <w:t xml:space="preserve">Customer deposits</w:t>
+              <w:spacing w:before="30" w:after="30"/>
+            </w:pPr>
+            <w:r>
+              <w:rPr>
+                <w:b/>
+                <w:bCs/>
+                <w:color w:val="FFFFFF"/>
+                <w:sz w:val="15"/>
+                <w:szCs w:val="15"/>
+              </w:rPr>
+              <w:t xml:space="preserve">Item</w:t>
             </w:r>
           </w:p>
         </w:tc>
         <w:tc>
           <w:tcPr>
             <w:tcW w:type="pct" w:w="2600"/>
+            <w:shd w:fill="353A7C" w:val="clear"/>
             <w:tcMar>
               <w:top w:type="dxa" w:w="50"/>
               <w:left w:type="dxa" w:w="110"/>
@@ -9039,13 +10470,270 @@
           </w:tcPr>
           <w:p>
             <w:pPr>
-              <w:spacing w:before="26" w:after="26"/>
-            </w:pPr>
-            <w:r>
-              <w:rPr>
-                <w:color w:val="232733"/>
-                <w:sz w:val="16"/>
-                <w:szCs w:val="16"/>
+              <w:spacing w:before="30" w:after="30"/>
+            </w:pPr>
+            <w:r>
+              <w:rPr>
+                <w:b/>
+                <w:bCs/>
+                <w:color w:val="FFFFFF"/>
+                <w:sz w:val="15"/>
+                <w:szCs w:val="15"/>
+              </w:rPr>
+              <w:t xml:space="preserve">Category</w:t>
+            </w:r>
+          </w:p>
+        </w:tc>
+      </w:tr>
+      <w:tr>
+        <w:tc>
+          <w:tcPr>
+            <w:tcW w:type="pct" w:w="2400"/>
+            <w:tcMar>
+              <w:top w:type="dxa" w:w="50"/>
+              <w:left w:type="dxa" w:w="110"/>
+              <w:bottom w:type="dxa" w:w="50"/>
+              <w:right w:type="dxa" w:w="110"/>
+            </w:tcMar>
+          </w:tcPr>
+          <w:p>
+            <w:pPr>
+              <w:spacing w:before="28" w:after="28"/>
+            </w:pPr>
+            <w:r>
+              <w:rPr>
+                <w:sz w:val="15"/>
+                <w:szCs w:val="15"/>
+              </w:rPr>
+              <w:t xml:space="preserve">Bank loan</w:t>
+            </w:r>
+          </w:p>
+        </w:tc>
+        <w:tc>
+          <w:tcPr>
+            <w:tcW w:type="pct" w:w="2600"/>
+            <w:shd w:fill="FFFFFF" w:val="clear"/>
+            <w:tcMar>
+              <w:top w:type="dxa" w:w="50"/>
+              <w:left w:type="dxa" w:w="110"/>
+              <w:bottom w:type="dxa" w:w="50"/>
+              <w:right w:type="dxa" w:w="110"/>
+            </w:tcMar>
+          </w:tcPr>
+          <w:p>
+            <w:pPr>
+              <w:spacing w:before="46" w:after="46"/>
+            </w:pPr>
+            <w:r>
+              <w:rPr>
+                <w:b/>
+                <w:bCs/>
+                <w:color w:val="8186EF"/>
+                <w:sz w:val="14"/>
+                <w:szCs w:val="14"/>
+              </w:rPr>
+              <w:t xml:space="preserve">(21)</w:t>
+            </w:r>
+          </w:p>
+        </w:tc>
+      </w:tr>
+      <w:tr>
+        <w:tc>
+          <w:tcPr>
+            <w:tcW w:type="pct" w:w="2400"/>
+            <w:shd w:fill="FBFAF6" w:val="clear"/>
+            <w:tcMar>
+              <w:top w:type="dxa" w:w="50"/>
+              <w:left w:type="dxa" w:w="110"/>
+              <w:bottom w:type="dxa" w:w="50"/>
+              <w:right w:type="dxa" w:w="110"/>
+            </w:tcMar>
+          </w:tcPr>
+          <w:p>
+            <w:pPr>
+              <w:spacing w:before="28" w:after="28"/>
+            </w:pPr>
+            <w:r>
+              <w:rPr>
+                <w:sz w:val="15"/>
+                <w:szCs w:val="15"/>
+              </w:rPr>
+              <w:t xml:space="preserve">Note payable due 2029</w:t>
+            </w:r>
+          </w:p>
+        </w:tc>
+        <w:tc>
+          <w:tcPr>
+            <w:tcW w:type="pct" w:w="2600"/>
+            <w:shd w:fill="FFFFFF" w:val="clear"/>
+            <w:tcMar>
+              <w:top w:type="dxa" w:w="50"/>
+              <w:left w:type="dxa" w:w="110"/>
+              <w:bottom w:type="dxa" w:w="50"/>
+              <w:right w:type="dxa" w:w="110"/>
+            </w:tcMar>
+          </w:tcPr>
+          <w:p>
+            <w:pPr>
+              <w:spacing w:before="46" w:after="46"/>
+            </w:pPr>
+            <w:r>
+              <w:rPr>
+                <w:b/>
+                <w:bCs/>
+                <w:color w:val="8186EF"/>
+                <w:sz w:val="14"/>
+                <w:szCs w:val="14"/>
+              </w:rPr>
+              <w:t xml:space="preserve">(22)</w:t>
+            </w:r>
+          </w:p>
+        </w:tc>
+      </w:tr>
+      <w:tr>
+        <w:tc>
+          <w:tcPr>
+            <w:tcW w:type="pct" w:w="2400"/>
+            <w:tcMar>
+              <w:top w:type="dxa" w:w="50"/>
+              <w:left w:type="dxa" w:w="110"/>
+              <w:bottom w:type="dxa" w:w="50"/>
+              <w:right w:type="dxa" w:w="110"/>
+            </w:tcMar>
+          </w:tcPr>
+          <w:p>
+            <w:pPr>
+              <w:spacing w:before="28" w:after="28"/>
+            </w:pPr>
+            <w:r>
+              <w:rPr>
+                <w:sz w:val="15"/>
+                <w:szCs w:val="15"/>
+              </w:rPr>
+              <w:t xml:space="preserve">Warranty liability (M2)</w:t>
+            </w:r>
+          </w:p>
+        </w:tc>
+        <w:tc>
+          <w:tcPr>
+            <w:tcW w:type="pct" w:w="2600"/>
+            <w:shd w:fill="FFFFFF" w:val="clear"/>
+            <w:tcMar>
+              <w:top w:type="dxa" w:w="50"/>
+              <w:left w:type="dxa" w:w="110"/>
+              <w:bottom w:type="dxa" w:w="50"/>
+              <w:right w:type="dxa" w:w="110"/>
+            </w:tcMar>
+          </w:tcPr>
+          <w:p>
+            <w:pPr>
+              <w:spacing w:before="46" w:after="46"/>
+            </w:pPr>
+            <w:r>
+              <w:rPr>
+                <w:b/>
+                <w:bCs/>
+                <w:color w:val="8186EF"/>
+                <w:sz w:val="14"/>
+                <w:szCs w:val="14"/>
+              </w:rPr>
+              <w:t xml:space="preserve">(23)</w:t>
+            </w:r>
+          </w:p>
+        </w:tc>
+      </w:tr>
+      <w:tr>
+        <w:tc>
+          <w:tcPr>
+            <w:tcW w:type="pct" w:w="2400"/>
+            <w:shd w:fill="FBFAF6" w:val="clear"/>
+            <w:tcMar>
+              <w:top w:type="dxa" w:w="50"/>
+              <w:left w:type="dxa" w:w="110"/>
+              <w:bottom w:type="dxa" w:w="50"/>
+              <w:right w:type="dxa" w:w="110"/>
+            </w:tcMar>
+          </w:tcPr>
+          <w:p>
+            <w:pPr>
+              <w:spacing w:before="28" w:after="28"/>
+            </w:pPr>
+            <w:r>
+              <w:rPr>
+                <w:sz w:val="15"/>
+                <w:szCs w:val="15"/>
+              </w:rPr>
+              <w:t xml:space="preserve">Service plans (M3)</w:t>
+            </w:r>
+          </w:p>
+        </w:tc>
+        <w:tc>
+          <w:tcPr>
+            <w:tcW w:type="pct" w:w="2600"/>
+            <w:shd w:fill="FBFAF6" w:val="clear"/>
+            <w:tcMar>
+              <w:top w:type="dxa" w:w="50"/>
+              <w:left w:type="dxa" w:w="110"/>
+              <w:bottom w:type="dxa" w:w="50"/>
+              <w:right w:type="dxa" w:w="110"/>
+            </w:tcMar>
+          </w:tcPr>
+          <w:p>
+            <w:pPr>
+              <w:spacing w:before="28" w:after="28"/>
+            </w:pPr>
+            <w:r>
+              <w:rPr>
+                <w:sz w:val="15"/>
+                <w:szCs w:val="15"/>
+              </w:rPr>
+              <w:t xml:space="preserve">Split between current and noncurrent</w:t>
+            </w:r>
+          </w:p>
+        </w:tc>
+      </w:tr>
+      <w:tr>
+        <w:tc>
+          <w:tcPr>
+            <w:tcW w:type="pct" w:w="2400"/>
+            <w:tcMar>
+              <w:top w:type="dxa" w:w="50"/>
+              <w:left w:type="dxa" w:w="110"/>
+              <w:bottom w:type="dxa" w:w="50"/>
+              <w:right w:type="dxa" w:w="110"/>
+            </w:tcMar>
+          </w:tcPr>
+          <w:p>
+            <w:pPr>
+              <w:spacing w:before="28" w:after="28"/>
+            </w:pPr>
+            <w:r>
+              <w:rPr>
+                <w:sz w:val="15"/>
+                <w:szCs w:val="15"/>
+              </w:rPr>
+              <w:t xml:space="preserve">Customer deposits</w:t>
+            </w:r>
+          </w:p>
+        </w:tc>
+        <w:tc>
+          <w:tcPr>
+            <w:tcW w:type="pct" w:w="2600"/>
+            <w:tcMar>
+              <w:top w:type="dxa" w:w="50"/>
+              <w:left w:type="dxa" w:w="110"/>
+              <w:bottom w:type="dxa" w:w="50"/>
+              <w:right w:type="dxa" w:w="110"/>
+            </w:tcMar>
+          </w:tcPr>
+          <w:p>
+            <w:pPr>
+              <w:spacing w:before="28" w:after="28"/>
+            </w:pPr>
+            <w:r>
+              <w:rPr>
+                <w:sz w:val="15"/>
+                <w:szCs w:val="15"/>
               </w:rPr>
               <w:t xml:space="preserve">Current liability</w:t>
             </w:r>
@@ -9054,6 +10742,80 @@
       </w:tr>
     </w:tbl>
     <w:p/>
+    <w:tbl>
+      <w:tblPr>
+        <w:tblW w:type="pct" w:w="100%"/>
+        <w:tblLayout w:type="fixed"/>
+        <w:tblBorders>
+          <w:top w:val="single" w:color="FBFAF6" w:sz="4"/>
+          <w:left w:val="single" w:color="FBFAF6" w:sz="4"/>
+          <w:bottom w:val="single" w:color="FBFAF6" w:sz="4"/>
+          <w:right w:val="single" w:color="FBFAF6" w:sz="4"/>
+          <w:insideH w:val="single" w:color="FBFAF6" w:sz="4"/>
+          <w:insideV w:val="single" w:color="FBFAF6" w:sz="4"/>
+        </w:tblBorders>
+      </w:tblPr>
+      <w:tblGrid>
+        <w:gridCol w:w="9600"/>
+      </w:tblGrid>
+      <w:tr>
+        <w:tc>
+          <w:tcPr>
+            <w:tcW w:type="pct" w:w="5000"/>
+            <w:shd w:fill="FBFAF6" w:val="clear"/>
+            <w:tcMar>
+              <w:top w:type="dxa" w:w="40"/>
+              <w:left w:type="dxa" w:w="100"/>
+              <w:bottom w:type="dxa" w:w="40"/>
+              <w:right w:type="dxa" w:w="100"/>
+            </w:tcMar>
+          </w:tcPr>
+          <w:p>
+            <w:pPr>
+              <w:spacing w:before="18" w:after="6"/>
+            </w:pPr>
+            <w:r>
+              <w:rPr>
+                <w:b/>
+                <w:bCs/>
+                <w:color w:val="6B7280"/>
+                <w:sz w:val="14"/>
+                <w:szCs w:val="14"/>
+              </w:rPr>
+              <w:t xml:space="preserve">word list</w:t>
+            </w:r>
+          </w:p>
+          <w:p>
+            <w:pPr>
+              <w:spacing w:before="0" w:after="18"/>
+            </w:pPr>
+            <w:r>
+              <w:rPr>
+                <w:b/>
+                <w:bCs/>
+                <w:color w:val="353A7C"/>
+                <w:sz w:val="16"/>
+                <w:szCs w:val="16"/>
+              </w:rPr>
+              <w:t xml:space="preserve">Split between current and noncurrent   ·   21,000 ÷ 1.05 = 20,000   ·   Noncurrent liability   ·   Current liability</w:t>
+            </w:r>
+          </w:p>
+        </w:tc>
+      </w:tr>
+    </w:tbl>
+    <w:p/>
+    <w:p>
+      <w:pPr>
+        <w:pageBreakBefore w:val="true"/>
+        <w:spacing w:after="0"/>
+      </w:pPr>
+      <w:r>
+        <w:rPr>
+          <w:sz w:val="2"/>
+        </w:rPr>
+        <w:t xml:space="preserve"> </w:t>
+      </w:r>
+    </w:p>
     <w:tbl>
       <w:tblPr>
         <w:tblW w:type="pct" w:w="100%"/>
@@ -9432,14 +11194,14 @@
                 <w:sz w:val="16"/>
                 <w:szCs w:val="16"/>
               </w:rPr>
-              <w:t xml:space="preserve">6  </w:t>
-            </w:r>
-            <w:r>
-              <w:rPr>
-                <w:sz w:val="16"/>
-                <w:szCs w:val="16"/>
-              </w:rPr>
-              <w:t xml:space="preserve">Expense</w:t>
+              <w:t xml:space="preserve">13  </w:t>
+            </w:r>
+            <w:r>
+              <w:rPr>
+                <w:sz w:val="16"/>
+                <w:szCs w:val="16"/>
+              </w:rPr>
+              <w:t xml:space="preserve">separately</w:t>
             </w:r>
           </w:p>
         </w:tc>
@@ -9474,7 +11236,7 @@
                 <w:sz w:val="16"/>
                 <w:szCs w:val="16"/>
               </w:rPr>
-              <w:t xml:space="preserve">performance</w:t>
+              <w:t xml:space="preserve">promises</w:t>
             </w:r>
           </w:p>
         </w:tc>
@@ -9500,14 +11262,14 @@
                 <w:sz w:val="16"/>
                 <w:szCs w:val="16"/>
               </w:rPr>
-              <w:t xml:space="preserve">7  </w:t>
-            </w:r>
-            <w:r>
-              <w:rPr>
-                <w:sz w:val="16"/>
-                <w:szCs w:val="16"/>
-              </w:rPr>
-              <w:t xml:space="preserve">allowance</w:t>
+              <w:t xml:space="preserve">14  </w:t>
+            </w:r>
+            <w:r>
+              <w:rPr>
+                <w:sz w:val="16"/>
+                <w:szCs w:val="16"/>
+              </w:rPr>
+              <w:t xml:space="preserve">Expense</w:t>
             </w:r>
           </w:p>
         </w:tc>
@@ -9568,14 +11330,14 @@
                 <w:sz w:val="16"/>
                 <w:szCs w:val="16"/>
               </w:rPr>
-              <w:t xml:space="preserve">8  </w:t>
-            </w:r>
-            <w:r>
-              <w:rPr>
-                <w:sz w:val="16"/>
-                <w:szCs w:val="16"/>
-              </w:rPr>
-              <w:t xml:space="preserve">garantie</w:t>
+              <w:t xml:space="preserve">15  </w:t>
+            </w:r>
+            <w:r>
+              <w:rPr>
+                <w:sz w:val="16"/>
+                <w:szCs w:val="16"/>
+              </w:rPr>
+              <w:t xml:space="preserve">provision</w:t>
             </w:r>
           </w:p>
         </w:tc>
@@ -9610,7 +11372,7 @@
                 <w:sz w:val="16"/>
                 <w:szCs w:val="16"/>
               </w:rPr>
-              <w:t xml:space="preserve">Repairs made in 2026</w:t>
+              <w:t xml:space="preserve">records</w:t>
             </w:r>
           </w:p>
         </w:tc>
@@ -9636,14 +11398,14 @@
                 <w:sz w:val="16"/>
                 <w:szCs w:val="16"/>
               </w:rPr>
-              <w:t xml:space="preserve">9  </w:t>
-            </w:r>
-            <w:r>
-              <w:rPr>
-                <w:sz w:val="16"/>
-                <w:szCs w:val="16"/>
-              </w:rPr>
-              <w:t xml:space="preserve">7% × 40,000 = 2,800 (payroll tax expense)</w:t>
+              <w:t xml:space="preserve">16  </w:t>
+            </w:r>
+            <w:r>
+              <w:rPr>
+                <w:sz w:val="16"/>
+                <w:szCs w:val="16"/>
+              </w:rPr>
+              <w:t xml:space="preserve">25 / 5 / 3</w:t>
             </w:r>
           </w:p>
         </w:tc>
@@ -9678,7 +11440,7 @@
                 <w:sz w:val="16"/>
                 <w:szCs w:val="16"/>
               </w:rPr>
-              <w:t xml:space="preserve">separately</w:t>
+              <w:t xml:space="preserve">customer</w:t>
             </w:r>
           </w:p>
         </w:tc>
@@ -9704,6 +11466,313 @@
                 <w:sz w:val="16"/>
                 <w:szCs w:val="16"/>
               </w:rPr>
+              <w:t xml:space="preserve">17  </w:t>
+            </w:r>
+            <w:r>
+              <w:rPr>
+                <w:sz w:val="16"/>
+                <w:szCs w:val="16"/>
+              </w:rPr>
+              <w:t xml:space="preserve">equipment</w:t>
+            </w:r>
+          </w:p>
+        </w:tc>
+      </w:tr>
+      <w:tr>
+        <w:tc>
+          <w:tcPr>
+            <w:tcW w:type="pct" w:w="2500"/>
+            <w:tcMar>
+              <w:top w:type="dxa" w:w="20"/>
+              <w:left w:type="dxa" w:w="80"/>
+              <w:bottom w:type="dxa" w:w="20"/>
+              <w:right w:type="dxa" w:w="80"/>
+            </w:tcMar>
+          </w:tcPr>
+          <w:p>
+            <w:pPr>
+              <w:spacing w:before="12" w:after="12"/>
+            </w:pPr>
+            <w:r>
+              <w:rPr>
+                <w:b/>
+                <w:bCs/>
+                <w:color w:val="8186EF"/>
+                <w:sz w:val="16"/>
+                <w:szCs w:val="16"/>
+              </w:rPr>
+              <w:t xml:space="preserve">6  </w:t>
+            </w:r>
+            <w:r>
+              <w:rPr>
+                <w:sz w:val="16"/>
+                <w:szCs w:val="16"/>
+              </w:rPr>
+              <w:t xml:space="preserve">extended</w:t>
+            </w:r>
+          </w:p>
+        </w:tc>
+        <w:tc>
+          <w:tcPr>
+            <w:tcW w:type="pct" w:w="2500"/>
+            <w:tcMar>
+              <w:top w:type="dxa" w:w="20"/>
+              <w:left w:type="dxa" w:w="80"/>
+              <w:bottom w:type="dxa" w:w="20"/>
+              <w:right w:type="dxa" w:w="80"/>
+            </w:tcMar>
+          </w:tcPr>
+          <w:p>
+            <w:pPr>
+              <w:spacing w:before="12" w:after="12"/>
+            </w:pPr>
+            <w:r>
+              <w:rPr>
+                <w:b/>
+                <w:bCs/>
+                <w:color w:val="8186EF"/>
+                <w:sz w:val="16"/>
+                <w:szCs w:val="16"/>
+              </w:rPr>
+              <w:t xml:space="preserve">18  </w:t>
+            </w:r>
+            <w:r>
+              <w:rPr>
+                <w:sz w:val="16"/>
+                <w:szCs w:val="16"/>
+              </w:rPr>
+              <w:t xml:space="preserve">separately</w:t>
+            </w:r>
+          </w:p>
+        </w:tc>
+      </w:tr>
+      <w:tr>
+        <w:tc>
+          <w:tcPr>
+            <w:tcW w:type="pct" w:w="2500"/>
+            <w:tcMar>
+              <w:top w:type="dxa" w:w="20"/>
+              <w:left w:type="dxa" w:w="80"/>
+              <w:bottom w:type="dxa" w:w="20"/>
+              <w:right w:type="dxa" w:w="80"/>
+            </w:tcMar>
+          </w:tcPr>
+          <w:p>
+            <w:pPr>
+              <w:spacing w:before="12" w:after="12"/>
+            </w:pPr>
+            <w:r>
+              <w:rPr>
+                <w:b/>
+                <w:bCs/>
+                <w:color w:val="8186EF"/>
+                <w:sz w:val="16"/>
+                <w:szCs w:val="16"/>
+              </w:rPr>
+              <w:t xml:space="preserve">7  </w:t>
+            </w:r>
+            <w:r>
+              <w:rPr>
+                <w:sz w:val="16"/>
+                <w:szCs w:val="16"/>
+              </w:rPr>
+              <w:t xml:space="preserve">contract</w:t>
+            </w:r>
+          </w:p>
+        </w:tc>
+        <w:tc>
+          <w:tcPr>
+            <w:tcW w:type="pct" w:w="2500"/>
+            <w:tcMar>
+              <w:top w:type="dxa" w:w="20"/>
+              <w:left w:type="dxa" w:w="80"/>
+              <w:bottom w:type="dxa" w:w="20"/>
+              <w:right w:type="dxa" w:w="80"/>
+            </w:tcMar>
+          </w:tcPr>
+          <w:p>
+            <w:pPr>
+              <w:spacing w:before="12" w:after="12"/>
+            </w:pPr>
+            <w:r>
+              <w:rPr>
+                <w:b/>
+                <w:bCs/>
+                <w:color w:val="8186EF"/>
+                <w:sz w:val="16"/>
+                <w:szCs w:val="16"/>
+              </w:rPr>
+              <w:t xml:space="preserve">19  </w:t>
+            </w:r>
+            <w:r>
+              <w:rPr>
+                <w:sz w:val="16"/>
+                <w:szCs w:val="16"/>
+              </w:rPr>
+              <w:t xml:space="preserve">4,000 + 2,800 + 2,800 = 9,600</w:t>
+            </w:r>
+          </w:p>
+        </w:tc>
+      </w:tr>
+      <w:tr>
+        <w:tc>
+          <w:tcPr>
+            <w:tcW w:type="pct" w:w="2500"/>
+            <w:tcMar>
+              <w:top w:type="dxa" w:w="20"/>
+              <w:left w:type="dxa" w:w="80"/>
+              <w:bottom w:type="dxa" w:w="20"/>
+              <w:right w:type="dxa" w:w="80"/>
+            </w:tcMar>
+          </w:tcPr>
+          <w:p>
+            <w:pPr>
+              <w:spacing w:before="12" w:after="12"/>
+            </w:pPr>
+            <w:r>
+              <w:rPr>
+                <w:b/>
+                <w:bCs/>
+                <w:color w:val="8186EF"/>
+                <w:sz w:val="16"/>
+                <w:szCs w:val="16"/>
+              </w:rPr>
+              <w:t xml:space="preserve">8  </w:t>
+            </w:r>
+            <w:r>
+              <w:rPr>
+                <w:sz w:val="16"/>
+                <w:szCs w:val="16"/>
+              </w:rPr>
+              <w:t xml:space="preserve">recognized</w:t>
+            </w:r>
+          </w:p>
+        </w:tc>
+        <w:tc>
+          <w:tcPr>
+            <w:tcW w:type="pct" w:w="2500"/>
+            <w:tcMar>
+              <w:top w:type="dxa" w:w="20"/>
+              <w:left w:type="dxa" w:w="80"/>
+              <w:bottom w:type="dxa" w:w="20"/>
+              <w:right w:type="dxa" w:w="80"/>
+            </w:tcMar>
+          </w:tcPr>
+          <w:p>
+            <w:pPr>
+              <w:spacing w:before="12" w:after="12"/>
+            </w:pPr>
+            <w:r>
+              <w:rPr>
+                <w:b/>
+                <w:bCs/>
+                <w:color w:val="8186EF"/>
+                <w:sz w:val="16"/>
+                <w:szCs w:val="16"/>
+              </w:rPr>
+              <w:t xml:space="preserve">20  </w:t>
+            </w:r>
+            <w:r>
+              <w:rPr>
+                <w:sz w:val="16"/>
+                <w:szCs w:val="16"/>
+              </w:rPr>
+              <w:t xml:space="preserve">21,000 ÷ 1.05 = 20,000</w:t>
+            </w:r>
+          </w:p>
+        </w:tc>
+      </w:tr>
+      <w:tr>
+        <w:tc>
+          <w:tcPr>
+            <w:tcW w:type="pct" w:w="2500"/>
+            <w:tcMar>
+              <w:top w:type="dxa" w:w="20"/>
+              <w:left w:type="dxa" w:w="80"/>
+              <w:bottom w:type="dxa" w:w="20"/>
+              <w:right w:type="dxa" w:w="80"/>
+            </w:tcMar>
+          </w:tcPr>
+          <w:p>
+            <w:pPr>
+              <w:spacing w:before="12" w:after="12"/>
+            </w:pPr>
+            <w:r>
+              <w:rPr>
+                <w:b/>
+                <w:bCs/>
+                <w:color w:val="8186EF"/>
+                <w:sz w:val="16"/>
+                <w:szCs w:val="16"/>
+              </w:rPr>
+              <w:t xml:space="preserve">9  </w:t>
+            </w:r>
+            <w:r>
+              <w:rPr>
+                <w:sz w:val="16"/>
+                <w:szCs w:val="16"/>
+              </w:rPr>
+              <w:t xml:space="preserve">separately</w:t>
+            </w:r>
+          </w:p>
+        </w:tc>
+        <w:tc>
+          <w:tcPr>
+            <w:tcW w:type="pct" w:w="2500"/>
+            <w:tcMar>
+              <w:top w:type="dxa" w:w="20"/>
+              <w:left w:type="dxa" w:w="80"/>
+              <w:bottom w:type="dxa" w:w="20"/>
+              <w:right w:type="dxa" w:w="80"/>
+            </w:tcMar>
+          </w:tcPr>
+          <w:p>
+            <w:pPr>
+              <w:spacing w:before="12" w:after="12"/>
+            </w:pPr>
+            <w:r>
+              <w:rPr>
+                <w:b/>
+                <w:bCs/>
+                <w:color w:val="8186EF"/>
+                <w:sz w:val="16"/>
+                <w:szCs w:val="16"/>
+              </w:rPr>
+              <w:t xml:space="preserve">21  </w:t>
+            </w:r>
+            <w:r>
+              <w:rPr>
+                <w:sz w:val="16"/>
+                <w:szCs w:val="16"/>
+              </w:rPr>
+              <w:t xml:space="preserve">Split between current and noncurrent</w:t>
+            </w:r>
+          </w:p>
+        </w:tc>
+      </w:tr>
+      <w:tr>
+        <w:tc>
+          <w:tcPr>
+            <w:tcW w:type="pct" w:w="2500"/>
+            <w:tcMar>
+              <w:top w:type="dxa" w:w="20"/>
+              <w:left w:type="dxa" w:w="80"/>
+              <w:bottom w:type="dxa" w:w="20"/>
+              <w:right w:type="dxa" w:w="80"/>
+            </w:tcMar>
+          </w:tcPr>
+          <w:p>
+            <w:pPr>
+              <w:spacing w:before="12" w:after="12"/>
+            </w:pPr>
+            <w:r>
+              <w:rPr>
+                <w:b/>
+                <w:bCs/>
+                <w:color w:val="8186EF"/>
+                <w:sz w:val="16"/>
+                <w:szCs w:val="16"/>
+              </w:rPr>
               <w:t xml:space="preserve">10  </w:t>
             </w:r>
             <w:r>
@@ -9711,7 +11780,166 @@
                 <w:sz w:val="16"/>
                 <w:szCs w:val="16"/>
               </w:rPr>
-              <w:t xml:space="preserve">21,000 ÷ 1.05 = 20,000</w:t>
+              <w:t xml:space="preserve">dispensers</w:t>
+            </w:r>
+          </w:p>
+        </w:tc>
+        <w:tc>
+          <w:tcPr>
+            <w:tcW w:type="pct" w:w="2500"/>
+            <w:tcMar>
+              <w:top w:type="dxa" w:w="20"/>
+              <w:left w:type="dxa" w:w="80"/>
+              <w:bottom w:type="dxa" w:w="20"/>
+              <w:right w:type="dxa" w:w="80"/>
+            </w:tcMar>
+          </w:tcPr>
+          <w:p>
+            <w:pPr>
+              <w:spacing w:before="12" w:after="12"/>
+            </w:pPr>
+            <w:r>
+              <w:rPr>
+                <w:b/>
+                <w:bCs/>
+                <w:color w:val="8186EF"/>
+                <w:sz w:val="16"/>
+                <w:szCs w:val="16"/>
+              </w:rPr>
+              <w:t xml:space="preserve">22  </w:t>
+            </w:r>
+            <w:r>
+              <w:rPr>
+                <w:sz w:val="16"/>
+                <w:szCs w:val="16"/>
+              </w:rPr>
+              <w:t xml:space="preserve">Noncurrent liability</w:t>
+            </w:r>
+          </w:p>
+        </w:tc>
+      </w:tr>
+      <w:tr>
+        <w:tc>
+          <w:tcPr>
+            <w:tcW w:type="pct" w:w="2500"/>
+            <w:tcMar>
+              <w:top w:type="dxa" w:w="20"/>
+              <w:left w:type="dxa" w:w="80"/>
+              <w:bottom w:type="dxa" w:w="20"/>
+              <w:right w:type="dxa" w:w="80"/>
+            </w:tcMar>
+          </w:tcPr>
+          <w:p>
+            <w:pPr>
+              <w:spacing w:before="12" w:after="12"/>
+            </w:pPr>
+            <w:r>
+              <w:rPr>
+                <w:b/>
+                <w:bCs/>
+                <w:color w:val="8186EF"/>
+                <w:sz w:val="16"/>
+                <w:szCs w:val="16"/>
+              </w:rPr>
+              <w:t xml:space="preserve">11  </w:t>
+            </w:r>
+            <w:r>
+              <w:rPr>
+                <w:sz w:val="16"/>
+                <w:szCs w:val="16"/>
+              </w:rPr>
+              <w:t xml:space="preserve">one-year</w:t>
+            </w:r>
+          </w:p>
+        </w:tc>
+        <w:tc>
+          <w:tcPr>
+            <w:tcW w:type="pct" w:w="2500"/>
+            <w:tcMar>
+              <w:top w:type="dxa" w:w="20"/>
+              <w:left w:type="dxa" w:w="80"/>
+              <w:bottom w:type="dxa" w:w="20"/>
+              <w:right w:type="dxa" w:w="80"/>
+            </w:tcMar>
+          </w:tcPr>
+          <w:p>
+            <w:pPr>
+              <w:spacing w:before="12" w:after="12"/>
+            </w:pPr>
+            <w:r>
+              <w:rPr>
+                <w:b/>
+                <w:bCs/>
+                <w:color w:val="8186EF"/>
+                <w:sz w:val="16"/>
+                <w:szCs w:val="16"/>
+              </w:rPr>
+              <w:t xml:space="preserve">23  </w:t>
+            </w:r>
+            <w:r>
+              <w:rPr>
+                <w:sz w:val="16"/>
+                <w:szCs w:val="16"/>
+              </w:rPr>
+              <w:t xml:space="preserve">Current liability</w:t>
+            </w:r>
+          </w:p>
+        </w:tc>
+      </w:tr>
+      <w:tr>
+        <w:tc>
+          <w:tcPr>
+            <w:tcW w:type="pct" w:w="2500"/>
+            <w:tcMar>
+              <w:top w:type="dxa" w:w="20"/>
+              <w:left w:type="dxa" w:w="80"/>
+              <w:bottom w:type="dxa" w:w="20"/>
+              <w:right w:type="dxa" w:w="80"/>
+            </w:tcMar>
+          </w:tcPr>
+          <w:p>
+            <w:pPr>
+              <w:spacing w:before="12" w:after="12"/>
+            </w:pPr>
+            <w:r>
+              <w:rPr>
+                <w:b/>
+                <w:bCs/>
+                <w:color w:val="8186EF"/>
+                <w:sz w:val="16"/>
+                <w:szCs w:val="16"/>
+              </w:rPr>
+              <w:t xml:space="preserve">12  </w:t>
+            </w:r>
+            <w:r>
+              <w:rPr>
+                <w:sz w:val="16"/>
+                <w:szCs w:val="16"/>
+              </w:rPr>
+              <w:t xml:space="preserve">Repairs made in 2026</w:t>
+            </w:r>
+          </w:p>
+        </w:tc>
+        <w:tc>
+          <w:tcPr>
+            <w:tcW w:type="pct" w:w="2500"/>
+            <w:tcMar>
+              <w:top w:type="dxa" w:w="20"/>
+              <w:left w:type="dxa" w:w="80"/>
+              <w:bottom w:type="dxa" w:w="20"/>
+              <w:right w:type="dxa" w:w="80"/>
+            </w:tcMar>
+          </w:tcPr>
+          <w:p>
+            <w:pPr>
+              <w:spacing w:before="24" w:after="24"/>
+            </w:pPr>
+            <w:r>
+              <w:rPr>
+                <w:sz w:val="16"/>
+                <w:szCs w:val="16"/>
+              </w:rPr>
+              <w:t xml:space="preserve"/>
             </w:r>
           </w:p>
         </w:tc>
@@ -9754,7 +11982,7 @@
           <w:sz w:val="15"/>
           <w:szCs w:val="15"/>
         </w:rPr>
-        <w:t xml:space="preserve">An assurance-type warranty only promises that a product will work as agreed. It is not a separate performance obligation. The company estimates the repair cost at the time of sale, records warranty expense and a warranty liability, and reduces the liability as repairs are made.</w:t>
+        <w:t xml:space="preserve">An assurance-type warranty only promises that a product will work as agreed. It is not a separate performance obligation. The company estimates the repair cost at the time of sale, records warranty expense and a warranty liability, and reduces the liability as repairs are made. A service-type warranty gives the customer an extra service, such as extended cover. It is a separate performance obligation: part of the price is recorded as a contract liability and recognized as revenue over the coverage period. A warranty that customers can buy separately is always service-type. Suppose Orontes sells 2,000 beverage dispensers in 2026 for $3,000,000, with a one-year assurance warranty. It expects repairs to cost 2% of sales. It also sells 400 three-year service plans for $120 each.</w:t>
       </w:r>
     </w:p>
     <w:p>
@@ -9778,31 +12006,7 @@
           <w:sz w:val="15"/>
           <w:szCs w:val="15"/>
         </w:rPr>
-        <w:t xml:space="preserve">Standard warranty: accrue the cost at the sale; do not defer revenue. Extended plan sold separately: defer revenue; do not accrue a cost. Expense warranty costs in the year of the sale, not when repairs are paid.</w:t>
-      </w:r>
-    </w:p>
-    <w:p>
-      <w:pPr>
-        <w:spacing w:before="20" w:after="20"/>
-        <w:ind w:left="240" w:hanging="240"/>
-      </w:pPr>
-      <w:r>
-        <w:rPr>
-          <w:b/>
-          <w:bCs/>
-          <w:color w:val="353A7C"/>
-          <w:sz w:val="15"/>
-          <w:szCs w:val="15"/>
-        </w:rPr>
-        <w:t xml:space="preserve">Summary 3   </w:t>
-      </w:r>
-      <w:r>
-        <w:rPr>
-          <w:color w:val="6B7280"/>
-          <w:sz w:val="15"/>
-          <w:szCs w:val="15"/>
-        </w:rPr>
-        <w:t xml:space="preserve">Arabic مخصص can mean a U.S. allowance, a liability or an IFRS provision; use warranty liability here. French provision pour garantie is the IFRS term; never call a U.S. liability a reserve.</w:t>
+        <w:t xml:space="preserve">Standard warranty: accrue the cost at the sale; do not defer revenue. Extended plan sold separately: defer revenue; do not accrue a cost. Expense warranty costs in the year of the sale, not when repairs are paid. A liability or an IFRS provision; use warranty liability here.</w:t>
       </w:r>
     </w:p>
     <w:p>
@@ -10723,7 +12927,7 @@
               <w:sz w:val="16"/>
               <w:szCs w:val="16"/>
             </w:rPr>
-            <w:t xml:space="preserve"> of 2</w:t>
+            <w:t xml:space="preserve"> of 3</w:t>
           </w:r>
         </w:p>
       </w:tc>

--- a/CMA_Summaries_B1_Ch12.docx
+++ b/CMA_Summaries_B1_Ch12.docx
@@ -111,7 +111,7 @@
       <w:r>
         <w:drawing>
           <wp:inline distT="0" distB="0" distL="0" distR="0">
-            <wp:extent cx="5734050" cy="1999375"/>
+            <wp:extent cx="5734050" cy="2263450"/>
             <wp:effectExtent t="0" r="0" b="0" l="0"/>
             <wp:docPr id="1" name="" descr="" title=""/>
             <wp:cNvGraphicFramePr>
@@ -136,7 +136,7 @@
                   <pic:spPr bwMode="auto">
                     <a:xfrm>
                       <a:off x="0" y="0"/>
-                      <a:ext cx="5734050" cy="1999375"/>
+                      <a:ext cx="5734050" cy="2263450"/>
                     </a:xfrm>
                     <a:prstGeom prst="rect">
                       <a:avLst/>

--- a/CMA_Summaries_B1_Ch12.docx
+++ b/CMA_Summaries_B1_Ch12.docx
@@ -2037,8 +2037,8 @@
         </w:tblBorders>
       </w:tblPr>
       <w:tblGrid>
-        <w:gridCol w:w="5120"/>
-        <w:gridCol w:w="4480"/>
+        <w:gridCol w:w="4992"/>
+        <w:gridCol w:w="4608"/>
       </w:tblGrid>
       <w:tr>
         <w:tc>
@@ -2073,7 +2073,7 @@
       <w:tr>
         <w:tc>
           <w:tcPr>
-            <w:tcW w:type="pct" w:w="2666"/>
+            <w:tcW w:type="pct" w:w="2600"/>
             <w:shd w:fill="353A7C" w:val="clear"/>
             <w:tcMar>
               <w:top w:type="dxa" w:w="50"/>
@@ -2100,7 +2100,7 @@
         </w:tc>
         <w:tc>
           <w:tcPr>
-            <w:tcW w:type="pct" w:w="2334"/>
+            <w:tcW w:type="pct" w:w="2400"/>
             <w:shd w:fill="353A7C" w:val="clear"/>
             <w:tcMar>
               <w:top w:type="dxa" w:w="50"/>
@@ -2129,7 +2129,7 @@
       <w:tr>
         <w:tc>
           <w:tcPr>
-            <w:tcW w:type="pct" w:w="2666"/>
+            <w:tcW w:type="pct" w:w="2600"/>
             <w:shd w:fill="FFFFFF" w:val="clear"/>
             <w:tcMar>
               <w:top w:type="dxa" w:w="50"/>
@@ -2156,7 +2156,7 @@
         </w:tc>
         <w:tc>
           <w:tcPr>
-            <w:tcW w:type="pct" w:w="2334"/>
+            <w:tcW w:type="pct" w:w="2400"/>
             <w:tcMar>
               <w:top w:type="dxa" w:w="50"/>
               <w:left w:type="dxa" w:w="110"/>
@@ -2181,7 +2181,7 @@
       <w:tr>
         <w:tc>
           <w:tcPr>
-            <w:tcW w:type="pct" w:w="2666"/>
+            <w:tcW w:type="pct" w:w="2600"/>
             <w:shd w:fill="FFFFFF" w:val="clear"/>
             <w:tcMar>
               <w:top w:type="dxa" w:w="50"/>
@@ -2208,7 +2208,7 @@
         </w:tc>
         <w:tc>
           <w:tcPr>
-            <w:tcW w:type="pct" w:w="2334"/>
+            <w:tcW w:type="pct" w:w="2400"/>
             <w:shd w:fill="FBFAF6" w:val="clear"/>
             <w:tcMar>
               <w:top w:type="dxa" w:w="50"/>
@@ -2234,7 +2234,7 @@
       <w:tr>
         <w:tc>
           <w:tcPr>
-            <w:tcW w:type="pct" w:w="2666"/>
+            <w:tcW w:type="pct" w:w="2600"/>
             <w:tcMar>
               <w:top w:type="dxa" w:w="50"/>
               <w:left w:type="dxa" w:w="110"/>
@@ -2257,7 +2257,7 @@
         </w:tc>
         <w:tc>
           <w:tcPr>
-            <w:tcW w:type="pct" w:w="2334"/>
+            <w:tcW w:type="pct" w:w="2400"/>
             <w:tcMar>
               <w:top w:type="dxa" w:w="50"/>
               <w:left w:type="dxa" w:w="110"/>
@@ -2282,7 +2282,7 @@
       <w:tr>
         <w:tc>
           <w:tcPr>
-            <w:tcW w:type="pct" w:w="2666"/>
+            <w:tcW w:type="pct" w:w="2600"/>
             <w:shd w:fill="FBFAF6" w:val="clear"/>
             <w:tcMar>
               <w:top w:type="dxa" w:w="50"/>
@@ -2306,7 +2306,7 @@
         </w:tc>
         <w:tc>
           <w:tcPr>
-            <w:tcW w:type="pct" w:w="2334"/>
+            <w:tcW w:type="pct" w:w="2400"/>
             <w:shd w:fill="FBFAF6" w:val="clear"/>
             <w:tcMar>
               <w:top w:type="dxa" w:w="50"/>
@@ -2332,7 +2332,7 @@
       <w:tr>
         <w:tc>
           <w:tcPr>
-            <w:tcW w:type="pct" w:w="2666"/>
+            <w:tcW w:type="pct" w:w="2600"/>
             <w:tcMar>
               <w:top w:type="dxa" w:w="50"/>
               <w:left w:type="dxa" w:w="110"/>
@@ -2355,7 +2355,7 @@
         </w:tc>
         <w:tc>
           <w:tcPr>
-            <w:tcW w:type="pct" w:w="2334"/>
+            <w:tcW w:type="pct" w:w="2400"/>
             <w:tcMar>
               <w:top w:type="dxa" w:w="50"/>
               <w:left w:type="dxa" w:w="110"/>
@@ -2380,8 +2380,8 @@
       <w:tr>
         <w:tc>
           <w:tcPr>
-            <w:tcW w:type="pct" w:w="2666"/>
-            <w:shd w:fill="FFFFFF" w:val="clear"/>
+            <w:tcW w:type="pct" w:w="2600"/>
+            <w:shd w:fill="FBFAF6" w:val="clear"/>
             <w:tcMar>
               <w:top w:type="dxa" w:w="50"/>
               <w:left w:type="dxa" w:w="110"/>
@@ -2391,23 +2391,20 @@
           </w:tcPr>
           <w:p>
             <w:pPr>
-              <w:spacing w:before="46" w:after="46"/>
-            </w:pPr>
-            <w:r>
-              <w:rPr>
-                <w:b/>
-                <w:bCs/>
-                <w:color w:val="8186EF"/>
-                <w:sz w:val="14"/>
-                <w:szCs w:val="14"/>
-              </w:rPr>
-              <w:t xml:space="preserve">(15)</w:t>
-            </w:r>
-          </w:p>
-        </w:tc>
-        <w:tc>
-          <w:tcPr>
-            <w:tcW w:type="pct" w:w="2334"/>
+              <w:spacing w:before="28" w:after="28"/>
+            </w:pPr>
+            <w:r>
+              <w:rPr>
+                <w:sz w:val="15"/>
+                <w:szCs w:val="15"/>
+              </w:rPr>
+              <w:t xml:space="preserve">Total owed to the tax authorities</w:t>
+            </w:r>
+          </w:p>
+        </w:tc>
+        <w:tc>
+          <w:tcPr>
+            <w:tcW w:type="pct" w:w="2400"/>
             <w:shd w:fill="FBFAF6" w:val="clear"/>
             <w:tcMar>
               <w:top w:type="dxa" w:w="50"/>
@@ -2433,7 +2430,7 @@
       <w:tr>
         <w:tc>
           <w:tcPr>
-            <w:tcW w:type="pct" w:w="2666"/>
+            <w:tcW w:type="pct" w:w="2600"/>
             <w:tcMar>
               <w:top w:type="dxa" w:w="50"/>
               <w:left w:type="dxa" w:w="110"/>
@@ -2450,13 +2447,45 @@
                 <w:sz w:val="15"/>
                 <w:szCs w:val="15"/>
               </w:rPr>
-              <w:t xml:space="preserve">Cash register total, including 5% sales tax: 21,000. Sales revenue</w:t>
-            </w:r>
-          </w:p>
-        </w:tc>
-        <w:tc>
-          <w:tcPr>
-            <w:tcW w:type="pct" w:w="2334"/>
+              <w:t xml:space="preserve">Cash register total, </w:t>
+            </w:r>
+            <w:r>
+              <w:rPr>
+                <w:b/>
+                <w:bCs/>
+                <w:color w:val="8186EF"/>
+                <w:sz w:val="14"/>
+                <w:szCs w:val="14"/>
+              </w:rPr>
+              <w:t xml:space="preserve"> (15) </w:t>
+            </w:r>
+            <w:r>
+              <w:rPr>
+                <w:u w:val="single"/>
+                <w:sz w:val="15"/>
+                <w:szCs w:val="15"/>
+              </w:rPr>
+              <w:t xml:space="preserve">              </w:t>
+            </w:r>
+            <w:r>
+              <w:rPr>
+                <w:sz w:val="15"/>
+                <w:szCs w:val="15"/>
+              </w:rPr>
+              <w:t xml:space="preserve"> </w:t>
+            </w:r>
+            <w:r>
+              <w:rPr>
+                <w:sz w:val="15"/>
+                <w:szCs w:val="15"/>
+              </w:rPr>
+              <w:t xml:space="preserve"> 5% sales tax: 21,000. Sales revenue</w:t>
+            </w:r>
+          </w:p>
+        </w:tc>
+        <w:tc>
+          <w:tcPr>
+            <w:tcW w:type="pct" w:w="2400"/>
             <w:tcMar>
               <w:top w:type="dxa" w:w="50"/>
               <w:left w:type="dxa" w:w="110"/>
@@ -2481,7 +2510,7 @@
       <w:tr>
         <w:tc>
           <w:tcPr>
-            <w:tcW w:type="pct" w:w="2666"/>
+            <w:tcW w:type="pct" w:w="2600"/>
             <w:shd w:fill="FFFFFF" w:val="clear"/>
             <w:tcMar>
               <w:top w:type="dxa" w:w="50"/>
@@ -2508,7 +2537,7 @@
         </w:tc>
         <w:tc>
           <w:tcPr>
-            <w:tcW w:type="pct" w:w="2334"/>
+            <w:tcW w:type="pct" w:w="2400"/>
             <w:shd w:fill="FBFAF6" w:val="clear"/>
             <w:tcMar>
               <w:top w:type="dxa" w:w="50"/>
@@ -2588,7 +2617,7 @@
                 <w:sz w:val="16"/>
                 <w:szCs w:val="16"/>
               </w:rPr>
-              <w:t xml:space="preserve">Income tax withheld from employees   ·   Gross wages for the month   ·   Sales tax payable   ·   Net pay to employees   ·   Total owed to the tax authorities</w:t>
+              <w:t xml:space="preserve">Income tax withheld from employees   ·   Gross wages for the month   ·   Sales tax payable   ·   compensated absences   ·   including</w:t>
             </w:r>
           </w:p>
         </w:tc>
@@ -3520,7 +3549,7 @@
                 <w:sz w:val="16"/>
                 <w:szCs w:val="16"/>
               </w:rPr>
-              <w:t xml:space="preserve">Total owed to the tax authorities</w:t>
+              <w:t xml:space="preserve">including</w:t>
             </w:r>
           </w:p>
         </w:tc>
@@ -5071,9 +5100,9 @@
         </w:tblBorders>
       </w:tblPr>
       <w:tblGrid>
-        <w:gridCol w:w="4298"/>
-        <w:gridCol w:w="2651"/>
-        <w:gridCol w:w="2651"/>
+        <w:gridCol w:w="4224"/>
+        <w:gridCol w:w="2688"/>
+        <w:gridCol w:w="2688"/>
       </w:tblGrid>
       <w:tr>
         <w:tc>
@@ -5108,7 +5137,7 @@
       <w:tr>
         <w:tc>
           <w:tcPr>
-            <w:tcW w:type="pct" w:w="2239"/>
+            <w:tcW w:type="pct" w:w="2200"/>
             <w:shd w:fill="353A7C" w:val="clear"/>
             <w:tcMar>
               <w:top w:type="dxa" w:w="50"/>
@@ -5135,7 +5164,7 @@
         </w:tc>
         <w:tc>
           <w:tcPr>
-            <w:tcW w:type="pct" w:w="1381"/>
+            <w:tcW w:type="pct" w:w="1400"/>
             <w:shd w:fill="353A7C" w:val="clear"/>
             <w:tcMar>
               <w:top w:type="dxa" w:w="50"/>
@@ -5162,7 +5191,7 @@
         </w:tc>
         <w:tc>
           <w:tcPr>
-            <w:tcW w:type="pct" w:w="1381"/>
+            <w:tcW w:type="pct" w:w="1400"/>
             <w:shd w:fill="353A7C" w:val="clear"/>
             <w:tcMar>
               <w:top w:type="dxa" w:w="50"/>
@@ -5191,7 +5220,7 @@
       <w:tr>
         <w:tc>
           <w:tcPr>
-            <w:tcW w:type="pct" w:w="2239"/>
+            <w:tcW w:type="pct" w:w="2200"/>
             <w:tcMar>
               <w:top w:type="dxa" w:w="50"/>
               <w:left w:type="dxa" w:w="110"/>
@@ -5214,7 +5243,7 @@
         </w:tc>
         <w:tc>
           <w:tcPr>
-            <w:tcW w:type="pct" w:w="1381"/>
+            <w:tcW w:type="pct" w:w="1400"/>
             <w:tcMar>
               <w:top w:type="dxa" w:w="50"/>
               <w:left w:type="dxa" w:w="110"/>
@@ -5237,7 +5266,7 @@
         </w:tc>
         <w:tc>
           <w:tcPr>
-            <w:tcW w:type="pct" w:w="1381"/>
+            <w:tcW w:type="pct" w:w="1400"/>
             <w:tcMar>
               <w:top w:type="dxa" w:w="50"/>
               <w:left w:type="dxa" w:w="110"/>
@@ -5262,7 +5291,7 @@
       <w:tr>
         <w:tc>
           <w:tcPr>
-            <w:tcW w:type="pct" w:w="2239"/>
+            <w:tcW w:type="pct" w:w="2200"/>
             <w:shd w:fill="FBFAF6" w:val="clear"/>
             <w:tcMar>
               <w:top w:type="dxa" w:w="50"/>
@@ -5318,7 +5347,7 @@
         </w:tc>
         <w:tc>
           <w:tcPr>
-            <w:tcW w:type="pct" w:w="1381"/>
+            <w:tcW w:type="pct" w:w="1400"/>
             <w:shd w:fill="FBFAF6" w:val="clear"/>
             <w:tcMar>
               <w:top w:type="dxa" w:w="50"/>
@@ -5342,7 +5371,7 @@
         </w:tc>
         <w:tc>
           <w:tcPr>
-            <w:tcW w:type="pct" w:w="1381"/>
+            <w:tcW w:type="pct" w:w="1400"/>
             <w:shd w:fill="FBFAF6" w:val="clear"/>
             <w:tcMar>
               <w:top w:type="dxa" w:w="50"/>
@@ -5368,7 +5397,7 @@
       <w:tr>
         <w:tc>
           <w:tcPr>
-            <w:tcW w:type="pct" w:w="2239"/>
+            <w:tcW w:type="pct" w:w="2200"/>
             <w:tcMar>
               <w:top w:type="dxa" w:w="50"/>
               <w:left w:type="dxa" w:w="110"/>
@@ -5391,7 +5420,7 @@
         </w:tc>
         <w:tc>
           <w:tcPr>
-            <w:tcW w:type="pct" w:w="1381"/>
+            <w:tcW w:type="pct" w:w="1400"/>
             <w:tcMar>
               <w:top w:type="dxa" w:w="50"/>
               <w:left w:type="dxa" w:w="110"/>
@@ -5414,7 +5443,7 @@
         </w:tc>
         <w:tc>
           <w:tcPr>
-            <w:tcW w:type="pct" w:w="1381"/>
+            <w:tcW w:type="pct" w:w="1400"/>
             <w:tcMar>
               <w:top w:type="dxa" w:w="50"/>
               <w:left w:type="dxa" w:w="110"/>
@@ -5439,7 +5468,7 @@
       <w:tr>
         <w:tc>
           <w:tcPr>
-            <w:tcW w:type="pct" w:w="2239"/>
+            <w:tcW w:type="pct" w:w="2200"/>
             <w:shd w:fill="FBFAF6" w:val="clear"/>
             <w:tcMar>
               <w:top w:type="dxa" w:w="50"/>
@@ -5495,7 +5524,7 @@
         </w:tc>
         <w:tc>
           <w:tcPr>
-            <w:tcW w:type="pct" w:w="1381"/>
+            <w:tcW w:type="pct" w:w="1400"/>
             <w:shd w:fill="FBFAF6" w:val="clear"/>
             <w:tcMar>
               <w:top w:type="dxa" w:w="50"/>
@@ -5519,7 +5548,7 @@
         </w:tc>
         <w:tc>
           <w:tcPr>
-            <w:tcW w:type="pct" w:w="1381"/>
+            <w:tcW w:type="pct" w:w="1400"/>
             <w:shd w:fill="FBFAF6" w:val="clear"/>
             <w:tcMar>
               <w:top w:type="dxa" w:w="50"/>
@@ -5545,7 +5574,7 @@
       <w:tr>
         <w:tc>
           <w:tcPr>
-            <w:tcW w:type="pct" w:w="2239"/>
+            <w:tcW w:type="pct" w:w="2200"/>
             <w:tcMar>
               <w:top w:type="dxa" w:w="50"/>
               <w:left w:type="dxa" w:w="110"/>
@@ -5600,7 +5629,7 @@
         </w:tc>
         <w:tc>
           <w:tcPr>
-            <w:tcW w:type="pct" w:w="1381"/>
+            <w:tcW w:type="pct" w:w="1400"/>
             <w:tcMar>
               <w:top w:type="dxa" w:w="50"/>
               <w:left w:type="dxa" w:w="110"/>
@@ -5623,7 +5652,7 @@
         </w:tc>
         <w:tc>
           <w:tcPr>
-            <w:tcW w:type="pct" w:w="1381"/>
+            <w:tcW w:type="pct" w:w="1400"/>
             <w:tcMar>
               <w:top w:type="dxa" w:w="50"/>
               <w:left w:type="dxa" w:w="110"/>
@@ -9081,7 +9110,7 @@
           <w:sz w:val="16"/>
           <w:szCs w:val="16"/>
         </w:rPr>
-        <w:t xml:space="preserve">      gaps 13–15</w:t>
+        <w:t xml:space="preserve">      gaps 13–16</w:t>
       </w:r>
     </w:p>
     <w:p>
@@ -9172,14 +9201,7 @@
           <w:sz w:val="19"/>
           <w:szCs w:val="19"/>
         </w:rPr>
-        <w:t xml:space="preserve"> warranty costs in the year of the sale, not when repairs are paid. </w:t>
-      </w:r>
-      <w:r>
-        <w:rPr>
-          <w:sz w:val="19"/>
-          <w:szCs w:val="19"/>
-        </w:rPr>
-        <w:t xml:space="preserve">A liability or an IFRS </w:t>
+        <w:t xml:space="preserve"> warranty costs in the year of the sale, not when </w:t>
       </w:r>
       <w:r>
         <w:rPr>
@@ -9190,6 +9212,45 @@
           <w:szCs w:val="15"/>
         </w:rPr>
         <w:t xml:space="preserve"> (15) </w:t>
+      </w:r>
+      <w:r>
+        <w:rPr>
+          <w:u w:val="single"/>
+          <w:sz w:val="19"/>
+          <w:szCs w:val="19"/>
+        </w:rPr>
+        <w:t xml:space="preserve">           </w:t>
+      </w:r>
+      <w:r>
+        <w:rPr>
+          <w:sz w:val="19"/>
+          <w:szCs w:val="19"/>
+        </w:rPr>
+        <w:t xml:space="preserve"> </w:t>
+      </w:r>
+      <w:r>
+        <w:rPr>
+          <w:sz w:val="19"/>
+          <w:szCs w:val="19"/>
+        </w:rPr>
+        <w:t xml:space="preserve"> are paid. </w:t>
+      </w:r>
+      <w:r>
+        <w:rPr>
+          <w:sz w:val="19"/>
+          <w:szCs w:val="19"/>
+        </w:rPr>
+        <w:t xml:space="preserve">A liability or an IFRS </w:t>
+      </w:r>
+      <w:r>
+        <w:rPr>
+          <w:b/>
+          <w:bCs/>
+          <w:color w:val="8186EF"/>
+          <w:sz w:val="15"/>
+          <w:szCs w:val="15"/>
+        </w:rPr>
+        <w:t xml:space="preserve"> (16) </w:t>
       </w:r>
       <w:r>
         <w:rPr>
@@ -9269,7 +9330,7 @@
                 <w:sz w:val="16"/>
                 <w:szCs w:val="16"/>
               </w:rPr>
-              <w:t xml:space="preserve">separately   ·   provision   ·   obligation   ·   Expense</w:t>
+              <w:t xml:space="preserve">separately   ·   warranty   ·   provision   ·   repairs   ·   Expense</w:t>
             </w:r>
           </w:p>
         </w:tc>
@@ -9683,7 +9744,7 @@
                 <w:sz w:val="14"/>
                 <w:szCs w:val="14"/>
               </w:rPr>
-              <w:t xml:space="preserve">(16)</w:t>
+              <w:t xml:space="preserve">(17)</w:t>
             </w:r>
           </w:p>
         </w:tc>
@@ -9791,7 +9852,7 @@
                 <w:sz w:val="14"/>
                 <w:szCs w:val="14"/>
               </w:rPr>
-              <w:t xml:space="preserve"> (17) </w:t>
+              <w:t xml:space="preserve"> (18) </w:t>
             </w:r>
             <w:r>
               <w:rPr>
@@ -9871,7 +9932,7 @@
                 <w:sz w:val="14"/>
                 <w:szCs w:val="14"/>
               </w:rPr>
-              <w:t xml:space="preserve"> (18) </w:t>
+              <w:t xml:space="preserve"> (19) </w:t>
             </w:r>
             <w:r>
               <w:rPr>
@@ -10211,7 +10272,7 @@
                 <w:sz w:val="14"/>
                 <w:szCs w:val="14"/>
               </w:rPr>
-              <w:t xml:space="preserve">(19)</w:t>
+              <w:t xml:space="preserve">(20)</w:t>
             </w:r>
           </w:p>
         </w:tc>
@@ -10263,7 +10324,7 @@
                 <w:sz w:val="14"/>
                 <w:szCs w:val="14"/>
               </w:rPr>
-              <w:t xml:space="preserve">(20)</w:t>
+              <w:t xml:space="preserve">(21)</w:t>
             </w:r>
           </w:p>
         </w:tc>
@@ -10532,7 +10593,7 @@
                 <w:sz w:val="14"/>
                 <w:szCs w:val="14"/>
               </w:rPr>
-              <w:t xml:space="preserve">(21)</w:t>
+              <w:t xml:space="preserve">(22)</w:t>
             </w:r>
           </w:p>
         </w:tc>
@@ -10585,7 +10646,7 @@
                 <w:sz w:val="14"/>
                 <w:szCs w:val="14"/>
               </w:rPr>
-              <w:t xml:space="preserve">(22)</w:t>
+              <w:t xml:space="preserve">(23)</w:t>
             </w:r>
           </w:p>
         </w:tc>
@@ -10637,7 +10698,7 @@
                 <w:sz w:val="14"/>
                 <w:szCs w:val="14"/>
               </w:rPr>
-              <w:t xml:space="preserve">(23)</w:t>
+              <w:t xml:space="preserve">(24)</w:t>
             </w:r>
           </w:p>
         </w:tc>
@@ -11337,7 +11398,7 @@
                 <w:sz w:val="16"/>
                 <w:szCs w:val="16"/>
               </w:rPr>
-              <w:t xml:space="preserve">provision</w:t>
+              <w:t xml:space="preserve">repairs</w:t>
             </w:r>
           </w:p>
         </w:tc>
@@ -11405,7 +11466,7 @@
                 <w:sz w:val="16"/>
                 <w:szCs w:val="16"/>
               </w:rPr>
-              <w:t xml:space="preserve">25 / 5 / 3</w:t>
+              <w:t xml:space="preserve">provision</w:t>
             </w:r>
           </w:p>
         </w:tc>
@@ -11473,7 +11534,7 @@
                 <w:sz w:val="16"/>
                 <w:szCs w:val="16"/>
               </w:rPr>
-              <w:t xml:space="preserve">equipment</w:t>
+              <w:t xml:space="preserve">25 / 5 / 3</w:t>
             </w:r>
           </w:p>
         </w:tc>
@@ -11541,7 +11602,7 @@
                 <w:sz w:val="16"/>
                 <w:szCs w:val="16"/>
               </w:rPr>
-              <w:t xml:space="preserve">separately</w:t>
+              <w:t xml:space="preserve">equipment</w:t>
             </w:r>
           </w:p>
         </w:tc>
@@ -11609,7 +11670,7 @@
                 <w:sz w:val="16"/>
                 <w:szCs w:val="16"/>
               </w:rPr>
-              <w:t xml:space="preserve">4,000 + 2,800 + 2,800 = 9,600</w:t>
+              <w:t xml:space="preserve">separately</w:t>
             </w:r>
           </w:p>
         </w:tc>
@@ -11677,7 +11738,7 @@
                 <w:sz w:val="16"/>
                 <w:szCs w:val="16"/>
               </w:rPr>
-              <w:t xml:space="preserve">21,000 ÷ 1.05 = 20,000</w:t>
+              <w:t xml:space="preserve">4,000 + 2,800 + 2,800 = 9,600</w:t>
             </w:r>
           </w:p>
         </w:tc>
@@ -11745,7 +11806,7 @@
                 <w:sz w:val="16"/>
                 <w:szCs w:val="16"/>
               </w:rPr>
-              <w:t xml:space="preserve">Split between current and noncurrent</w:t>
+              <w:t xml:space="preserve">21,000 ÷ 1.05 = 20,000</w:t>
             </w:r>
           </w:p>
         </w:tc>
@@ -11813,7 +11874,7 @@
                 <w:sz w:val="16"/>
                 <w:szCs w:val="16"/>
               </w:rPr>
-              <w:t xml:space="preserve">Noncurrent liability</w:t>
+              <w:t xml:space="preserve">Split between current and noncurrent</w:t>
             </w:r>
           </w:p>
         </w:tc>
@@ -11881,7 +11942,7 @@
                 <w:sz w:val="16"/>
                 <w:szCs w:val="16"/>
               </w:rPr>
-              <w:t xml:space="preserve">Current liability</w:t>
+              <w:t xml:space="preserve">Noncurrent liability</w:t>
             </w:r>
           </w:p>
         </w:tc>
@@ -11932,14 +11993,24 @@
           </w:tcPr>
           <w:p>
             <w:pPr>
-              <w:spacing w:before="24" w:after="24"/>
-            </w:pPr>
-            <w:r>
-              <w:rPr>
-                <w:sz w:val="16"/>
-                <w:szCs w:val="16"/>
-              </w:rPr>
-              <w:t xml:space="preserve"/>
+              <w:spacing w:before="12" w:after="12"/>
+            </w:pPr>
+            <w:r>
+              <w:rPr>
+                <w:b/>
+                <w:bCs/>
+                <w:color w:val="8186EF"/>
+                <w:sz w:val="16"/>
+                <w:szCs w:val="16"/>
+              </w:rPr>
+              <w:t xml:space="preserve">24  </w:t>
+            </w:r>
+            <w:r>
+              <w:rPr>
+                <w:sz w:val="16"/>
+                <w:szCs w:val="16"/>
+              </w:rPr>
+              <w:t xml:space="preserve">Current liability</w:t>
             </w:r>
           </w:p>
         </w:tc>

--- a/CMA_Summaries_B1_Ch12.docx
+++ b/CMA_Summaries_B1_Ch12.docx
@@ -476,7 +476,7 @@
           <w:sz w:val="15"/>
           <w:szCs w:val="15"/>
         </w:rPr>
-        <w:t xml:space="preserve">The bars are drawn to scale.</w:t>
+        <w:t xml:space="preserve">The parts add up to the total; the bars are to scale.</w:t>
       </w:r>
     </w:p>
     <w:p>
@@ -487,7 +487,7 @@
       <w:r>
         <w:drawing>
           <wp:inline distT="0" distB="0" distL="0" distR="0">
-            <wp:extent cx="5734050" cy="2550150"/>
+            <wp:extent cx="5734050" cy="2723675"/>
             <wp:effectExtent t="0" r="0" b="0" l="0"/>
             <wp:docPr id="1" name="" descr="" title=""/>
             <wp:cNvGraphicFramePr>
@@ -512,7 +512,7 @@
                   <pic:spPr bwMode="auto">
                     <a:xfrm>
                       <a:off x="0" y="0"/>
-                      <a:ext cx="5734050" cy="2550150"/>
+                      <a:ext cx="5734050" cy="2723675"/>
                     </a:xfrm>
                     <a:prstGeom prst="rect">
                       <a:avLst/>
@@ -5738,6 +5738,142 @@
       </w:tr>
     </w:tbl>
     <w:p/>
+    <w:p>
+      <w:pPr>
+        <w:spacing w:before="44" w:after="10"/>
+      </w:pPr>
+      <w:r>
+        <w:rPr>
+          <w:b/>
+          <w:bCs/>
+          <w:color w:val="353A7C"/>
+          <w:sz w:val="18"/>
+          <w:szCs w:val="18"/>
+        </w:rPr>
+        <w:t xml:space="preserve">The English this section uses, and its Arabic</w:t>
+      </w:r>
+    </w:p>
+    <w:p>
+      <w:pPr>
+        <w:spacing w:before="0" w:after="12"/>
+      </w:pPr>
+      <w:r>
+        <w:rPr>
+          <w:color w:val="6B7280"/>
+          <w:sz w:val="15"/>
+          <w:szCs w:val="15"/>
+        </w:rPr>
+        <w:t xml:space="preserve">Each term sits against what it means.</w:t>
+      </w:r>
+    </w:p>
+    <w:p>
+      <w:pPr>
+        <w:spacing w:after="40" w:before="90"/>
+        <w:jc w:val="center"/>
+      </w:pPr>
+      <w:r>
+        <w:drawing>
+          <wp:inline distT="0" distB="0" distL="0" distR="0">
+            <wp:extent cx="5734050" cy="2218175"/>
+            <wp:effectExtent t="0" r="0" b="0" l="0"/>
+            <wp:docPr id="1" name="" descr="" title=""/>
+            <wp:cNvGraphicFramePr>
+              <a:graphicFrameLocks xmlns:a="http://schemas.openxmlformats.org/drawingml/2006/main" noChangeAspect="1"/>
+            </wp:cNvGraphicFramePr>
+            <a:graphic xmlns:a="http://schemas.openxmlformats.org/drawingml/2006/main">
+              <a:graphicData uri="http://schemas.openxmlformats.org/drawingml/2006/picture">
+                <pic:pic xmlns:pic="http://schemas.openxmlformats.org/drawingml/2006/picture">
+                  <pic:nvPicPr>
+                    <pic:cNvPr id="0" name="" descr=""/>
+                    <pic:cNvPicPr>
+                      <a:picLocks noChangeAspect="1" noChangeArrowheads="1"/>
+                    </pic:cNvPicPr>
+                  </pic:nvPicPr>
+                  <pic:blipFill>
+                    <a:blip r:embed="rId105" cstate="none"/>
+                    <a:srcRect/>
+                    <a:stretch>
+                      <a:fillRect/>
+                    </a:stretch>
+                  </pic:blipFill>
+                  <pic:spPr bwMode="auto">
+                    <a:xfrm>
+                      <a:off x="0" y="0"/>
+                      <a:ext cx="5734050" cy="2218175"/>
+                    </a:xfrm>
+                    <a:prstGeom prst="rect">
+                      <a:avLst/>
+                    </a:prstGeom>
+                  </pic:spPr>
+                </pic:pic>
+              </a:graphicData>
+            </a:graphic>
+          </wp:inline>
+        </w:drawing>
+      </w:r>
+    </w:p>
+    <w:tbl>
+      <w:tblPr>
+        <w:tblW w:type="pct" w:w="100%"/>
+        <w:tblLayout w:type="fixed"/>
+        <w:tblBorders>
+          <w:top w:val="single" w:color="FBFAF6" w:sz="4"/>
+          <w:left w:val="single" w:color="FBFAF6" w:sz="4"/>
+          <w:bottom w:val="single" w:color="FBFAF6" w:sz="4"/>
+          <w:right w:val="single" w:color="FBFAF6" w:sz="4"/>
+          <w:insideH w:val="single" w:color="FBFAF6" w:sz="4"/>
+          <w:insideV w:val="single" w:color="FBFAF6" w:sz="4"/>
+        </w:tblBorders>
+      </w:tblPr>
+      <w:tblGrid>
+        <w:gridCol w:w="9600"/>
+      </w:tblGrid>
+      <w:tr>
+        <w:tc>
+          <w:tcPr>
+            <w:tcW w:type="pct" w:w="5000"/>
+            <w:shd w:fill="FBFAF6" w:val="clear"/>
+            <w:tcMar>
+              <w:top w:type="dxa" w:w="40"/>
+              <w:left w:type="dxa" w:w="100"/>
+              <w:bottom w:type="dxa" w:w="40"/>
+              <w:right w:type="dxa" w:w="100"/>
+            </w:tcMar>
+          </w:tcPr>
+          <w:p>
+            <w:pPr>
+              <w:spacing w:before="18" w:after="6"/>
+            </w:pPr>
+            <w:r>
+              <w:rPr>
+                <w:b/>
+                <w:bCs/>
+                <w:color w:val="6B7280"/>
+                <w:sz w:val="14"/>
+                <w:szCs w:val="14"/>
+              </w:rPr>
+              <w:t xml:space="preserve">word list</w:t>
+            </w:r>
+          </w:p>
+          <w:p>
+            <w:pPr>
+              <w:spacing w:before="0" w:after="18"/>
+            </w:pPr>
+            <w:r>
+              <w:rPr>
+                <w:b/>
+                <w:bCs/>
+                <w:color w:val="353A7C"/>
+                <w:sz w:val="16"/>
+                <w:szCs w:val="16"/>
+              </w:rPr>
+              <w:t xml:space="preserve">qualifying financing agreement   ·   اتفاقية تمويل مؤهلة   ·   short-term obligation</w:t>
+            </w:r>
+          </w:p>
+        </w:tc>
+      </w:tr>
+    </w:tbl>
+    <w:p/>
     <w:tbl>
       <w:tblPr>
         <w:tblW w:type="pct" w:w="100%"/>
@@ -6116,14 +6252,14 @@
                 <w:sz w:val="16"/>
                 <w:szCs w:val="16"/>
               </w:rPr>
-              <w:t xml:space="preserve">13  </w:t>
-            </w:r>
-            <w:r>
-              <w:rPr>
-                <w:sz w:val="16"/>
-                <w:szCs w:val="16"/>
-              </w:rPr>
-              <w:t xml:space="preserve">commercial</w:t>
+              <w:t xml:space="preserve">14  </w:t>
+            </w:r>
+            <w:r>
+              <w:rPr>
+                <w:sz w:val="16"/>
+                <w:szCs w:val="16"/>
+              </w:rPr>
+              <w:t xml:space="preserve">statements</w:t>
             </w:r>
           </w:p>
         </w:tc>
@@ -6184,14 +6320,14 @@
                 <w:sz w:val="16"/>
                 <w:szCs w:val="16"/>
               </w:rPr>
-              <w:t xml:space="preserve">14  </w:t>
-            </w:r>
-            <w:r>
-              <w:rPr>
-                <w:sz w:val="16"/>
-                <w:szCs w:val="16"/>
-              </w:rPr>
-              <w:t xml:space="preserve">statements</w:t>
+              <w:t xml:space="preserve">15  </w:t>
+            </w:r>
+            <w:r>
+              <w:rPr>
+                <w:sz w:val="16"/>
+                <w:szCs w:val="16"/>
+              </w:rPr>
+              <w:t xml:space="preserve">February</w:t>
             </w:r>
           </w:p>
         </w:tc>
@@ -6252,14 +6388,14 @@
                 <w:sz w:val="16"/>
                 <w:szCs w:val="16"/>
               </w:rPr>
-              <w:t xml:space="preserve">15  </w:t>
-            </w:r>
-            <w:r>
-              <w:rPr>
-                <w:sz w:val="16"/>
-                <w:szCs w:val="16"/>
-              </w:rPr>
-              <w:t xml:space="preserve">February</w:t>
+              <w:t xml:space="preserve">16  </w:t>
+            </w:r>
+            <w:r>
+              <w:rPr>
+                <w:sz w:val="16"/>
+                <w:szCs w:val="16"/>
+              </w:rPr>
+              <w:t xml:space="preserve">Shares</w:t>
             </w:r>
           </w:p>
         </w:tc>
@@ -6320,14 +6456,14 @@
                 <w:sz w:val="16"/>
                 <w:szCs w:val="16"/>
               </w:rPr>
-              <w:t xml:space="preserve">16  </w:t>
-            </w:r>
-            <w:r>
-              <w:rPr>
-                <w:sz w:val="16"/>
-                <w:szCs w:val="16"/>
-              </w:rPr>
-              <w:t xml:space="preserve">Shares</w:t>
+              <w:t xml:space="preserve">17  </w:t>
+            </w:r>
+            <w:r>
+              <w:rPr>
+                <w:sz w:val="16"/>
+                <w:szCs w:val="16"/>
+              </w:rPr>
+              <w:t xml:space="preserve">Nothing</w:t>
             </w:r>
           </w:p>
         </w:tc>
@@ -6388,14 +6524,14 @@
                 <w:sz w:val="16"/>
                 <w:szCs w:val="16"/>
               </w:rPr>
-              <w:t xml:space="preserve">17  </w:t>
-            </w:r>
-            <w:r>
-              <w:rPr>
-                <w:sz w:val="16"/>
-                <w:szCs w:val="16"/>
-              </w:rPr>
-              <w:t xml:space="preserve">Nothing</w:t>
+              <w:t xml:space="preserve">18  </w:t>
+            </w:r>
+            <w:r>
+              <w:rPr>
+                <w:sz w:val="16"/>
+                <w:szCs w:val="16"/>
+              </w:rPr>
+              <w:t xml:space="preserve">qualifying</w:t>
             </w:r>
           </w:p>
         </w:tc>
@@ -6456,14 +6592,14 @@
                 <w:sz w:val="16"/>
                 <w:szCs w:val="16"/>
               </w:rPr>
-              <w:t xml:space="preserve">18  </w:t>
-            </w:r>
-            <w:r>
-              <w:rPr>
-                <w:sz w:val="16"/>
-                <w:szCs w:val="16"/>
-              </w:rPr>
-              <w:t xml:space="preserve">qualifying</w:t>
+              <w:t xml:space="preserve">19  </w:t>
+            </w:r>
+            <w:r>
+              <w:rPr>
+                <w:sz w:val="16"/>
+                <w:szCs w:val="16"/>
+              </w:rPr>
+              <w:t xml:space="preserve">current</w:t>
             </w:r>
           </w:p>
         </w:tc>
@@ -6524,14 +6660,14 @@
                 <w:sz w:val="16"/>
                 <w:szCs w:val="16"/>
               </w:rPr>
-              <w:t xml:space="preserve">19  </w:t>
-            </w:r>
-            <w:r>
-              <w:rPr>
-                <w:sz w:val="16"/>
-                <w:szCs w:val="16"/>
-              </w:rPr>
-              <w:t xml:space="preserve">current</w:t>
+              <w:t xml:space="preserve">20  </w:t>
+            </w:r>
+            <w:r>
+              <w:rPr>
+                <w:sz w:val="16"/>
+                <w:szCs w:val="16"/>
+              </w:rPr>
+              <w:t xml:space="preserve">liability</w:t>
             </w:r>
           </w:p>
         </w:tc>
@@ -6592,14 +6728,14 @@
                 <w:sz w:val="16"/>
                 <w:szCs w:val="16"/>
               </w:rPr>
-              <w:t xml:space="preserve">20  </w:t>
-            </w:r>
-            <w:r>
-              <w:rPr>
-                <w:sz w:val="16"/>
-                <w:szCs w:val="16"/>
-              </w:rPr>
-              <w:t xml:space="preserve">liability</w:t>
+              <w:t xml:space="preserve">21  </w:t>
+            </w:r>
+            <w:r>
+              <w:rPr>
+                <w:sz w:val="16"/>
+                <w:szCs w:val="16"/>
+              </w:rPr>
+              <w:t xml:space="preserve">February</w:t>
             </w:r>
           </w:p>
         </w:tc>
@@ -6660,14 +6796,14 @@
                 <w:sz w:val="16"/>
                 <w:szCs w:val="16"/>
               </w:rPr>
-              <w:t xml:space="preserve">21  </w:t>
-            </w:r>
-            <w:r>
-              <w:rPr>
-                <w:sz w:val="16"/>
-                <w:szCs w:val="16"/>
-              </w:rPr>
-              <w:t xml:space="preserve">February</w:t>
+              <w:t xml:space="preserve">22  </w:t>
+            </w:r>
+            <w:r>
+              <w:rPr>
+                <w:sz w:val="16"/>
+                <w:szCs w:val="16"/>
+              </w:rPr>
+              <w:t xml:space="preserve">qualifying</w:t>
             </w:r>
           </w:p>
         </w:tc>
@@ -6728,14 +6864,14 @@
                 <w:sz w:val="16"/>
                 <w:szCs w:val="16"/>
               </w:rPr>
-              <w:t xml:space="preserve">22  </w:t>
-            </w:r>
-            <w:r>
-              <w:rPr>
-                <w:sz w:val="16"/>
-                <w:szCs w:val="16"/>
-              </w:rPr>
-              <w:t xml:space="preserve">qualifying</w:t>
+              <w:t xml:space="preserve">23  </w:t>
+            </w:r>
+            <w:r>
+              <w:rPr>
+                <w:sz w:val="16"/>
+                <w:szCs w:val="16"/>
+              </w:rPr>
+              <w:t xml:space="preserve">material</w:t>
             </w:r>
           </w:p>
         </w:tc>
@@ -6796,14 +6932,14 @@
                 <w:sz w:val="16"/>
                 <w:szCs w:val="16"/>
               </w:rPr>
-              <w:t xml:space="preserve">23  </w:t>
-            </w:r>
-            <w:r>
-              <w:rPr>
-                <w:sz w:val="16"/>
-                <w:szCs w:val="16"/>
-              </w:rPr>
-              <w:t xml:space="preserve">material</w:t>
+              <w:t xml:space="preserve">24  </w:t>
+            </w:r>
+            <w:r>
+              <w:rPr>
+                <w:sz w:val="16"/>
+                <w:szCs w:val="16"/>
+              </w:rPr>
+              <w:t xml:space="preserve">short-term obligation</w:t>
             </w:r>
           </w:p>
         </w:tc>
@@ -6839,6 +6975,74 @@
                 <w:szCs w:val="16"/>
               </w:rPr>
               <w:t xml:space="preserve">short-term</w:t>
+            </w:r>
+          </w:p>
+        </w:tc>
+        <w:tc>
+          <w:tcPr>
+            <w:tcW w:type="pct" w:w="2500"/>
+            <w:tcMar>
+              <w:top w:type="dxa" w:w="20"/>
+              <w:left w:type="dxa" w:w="80"/>
+              <w:bottom w:type="dxa" w:w="20"/>
+              <w:right w:type="dxa" w:w="80"/>
+            </w:tcMar>
+          </w:tcPr>
+          <w:p>
+            <w:pPr>
+              <w:spacing w:before="12" w:after="12"/>
+            </w:pPr>
+            <w:r>
+              <w:rPr>
+                <w:b/>
+                <w:bCs/>
+                <w:color w:val="8186EF"/>
+                <w:sz w:val="16"/>
+                <w:szCs w:val="16"/>
+              </w:rPr>
+              <w:t xml:space="preserve">25  </w:t>
+            </w:r>
+            <w:r>
+              <w:rPr>
+                <w:sz w:val="16"/>
+                <w:szCs w:val="16"/>
+              </w:rPr>
+              <w:t xml:space="preserve">qualifying financing agreement</w:t>
+            </w:r>
+          </w:p>
+        </w:tc>
+      </w:tr>
+      <w:tr>
+        <w:tc>
+          <w:tcPr>
+            <w:tcW w:type="pct" w:w="2500"/>
+            <w:tcMar>
+              <w:top w:type="dxa" w:w="20"/>
+              <w:left w:type="dxa" w:w="80"/>
+              <w:bottom w:type="dxa" w:w="20"/>
+              <w:right w:type="dxa" w:w="80"/>
+            </w:tcMar>
+          </w:tcPr>
+          <w:p>
+            <w:pPr>
+              <w:spacing w:before="12" w:after="12"/>
+            </w:pPr>
+            <w:r>
+              <w:rPr>
+                <w:b/>
+                <w:bCs/>
+                <w:color w:val="8186EF"/>
+                <w:sz w:val="16"/>
+                <w:szCs w:val="16"/>
+              </w:rPr>
+              <w:t xml:space="preserve">13  </w:t>
+            </w:r>
+            <w:r>
+              <w:rPr>
+                <w:sz w:val="16"/>
+                <w:szCs w:val="16"/>
+              </w:rPr>
+              <w:t xml:space="preserve">commercial</w:t>
             </w:r>
           </w:p>
         </w:tc>
@@ -7434,7 +7638,7 @@
                     </pic:cNvPicPr>
                   </pic:nvPicPr>
                   <pic:blipFill>
-                    <a:blip r:embed="rId105" cstate="none"/>
+                    <a:blip r:embed="rId106" cstate="none"/>
                     <a:srcRect/>
                     <a:stretch>
                       <a:fillRect/>
@@ -8959,7 +9163,7 @@
                     </pic:cNvPicPr>
                   </pic:nvPicPr>
                   <pic:blipFill>
-                    <a:blip r:embed="rId106" cstate="none"/>
+                    <a:blip r:embed="rId107" cstate="none"/>
                     <a:srcRect/>
                     <a:stretch>
                       <a:fillRect/>
@@ -10877,6 +11081,142 @@
         <w:t xml:space="preserve"> </w:t>
       </w:r>
     </w:p>
+    <w:p>
+      <w:pPr>
+        <w:spacing w:before="44" w:after="10"/>
+      </w:pPr>
+      <w:r>
+        <w:rPr>
+          <w:b/>
+          <w:bCs/>
+          <w:color w:val="353A7C"/>
+          <w:sz w:val="18"/>
+          <w:szCs w:val="18"/>
+        </w:rPr>
+        <w:t xml:space="preserve">The English this section uses, and its Arabic</w:t>
+      </w:r>
+    </w:p>
+    <w:p>
+      <w:pPr>
+        <w:spacing w:before="0" w:after="12"/>
+      </w:pPr>
+      <w:r>
+        <w:rPr>
+          <w:color w:val="6B7280"/>
+          <w:sz w:val="15"/>
+          <w:szCs w:val="15"/>
+        </w:rPr>
+        <w:t xml:space="preserve">Each term sits against what it means.</w:t>
+      </w:r>
+    </w:p>
+    <w:p>
+      <w:pPr>
+        <w:spacing w:after="40" w:before="90"/>
+        <w:jc w:val="center"/>
+      </w:pPr>
+      <w:r>
+        <w:drawing>
+          <wp:inline distT="0" distB="0" distL="0" distR="0">
+            <wp:extent cx="5734050" cy="2218175"/>
+            <wp:effectExtent t="0" r="0" b="0" l="0"/>
+            <wp:docPr id="1" name="" descr="" title=""/>
+            <wp:cNvGraphicFramePr>
+              <a:graphicFrameLocks xmlns:a="http://schemas.openxmlformats.org/drawingml/2006/main" noChangeAspect="1"/>
+            </wp:cNvGraphicFramePr>
+            <a:graphic xmlns:a="http://schemas.openxmlformats.org/drawingml/2006/main">
+              <a:graphicData uri="http://schemas.openxmlformats.org/drawingml/2006/picture">
+                <pic:pic xmlns:pic="http://schemas.openxmlformats.org/drawingml/2006/picture">
+                  <pic:nvPicPr>
+                    <pic:cNvPr id="0" name="" descr=""/>
+                    <pic:cNvPicPr>
+                      <a:picLocks noChangeAspect="1" noChangeArrowheads="1"/>
+                    </pic:cNvPicPr>
+                  </pic:nvPicPr>
+                  <pic:blipFill>
+                    <a:blip r:embed="rId108" cstate="none"/>
+                    <a:srcRect/>
+                    <a:stretch>
+                      <a:fillRect/>
+                    </a:stretch>
+                  </pic:blipFill>
+                  <pic:spPr bwMode="auto">
+                    <a:xfrm>
+                      <a:off x="0" y="0"/>
+                      <a:ext cx="5734050" cy="2218175"/>
+                    </a:xfrm>
+                    <a:prstGeom prst="rect">
+                      <a:avLst/>
+                    </a:prstGeom>
+                  </pic:spPr>
+                </pic:pic>
+              </a:graphicData>
+            </a:graphic>
+          </wp:inline>
+        </w:drawing>
+      </w:r>
+    </w:p>
+    <w:tbl>
+      <w:tblPr>
+        <w:tblW w:type="pct" w:w="100%"/>
+        <w:tblLayout w:type="fixed"/>
+        <w:tblBorders>
+          <w:top w:val="single" w:color="FBFAF6" w:sz="4"/>
+          <w:left w:val="single" w:color="FBFAF6" w:sz="4"/>
+          <w:bottom w:val="single" w:color="FBFAF6" w:sz="4"/>
+          <w:right w:val="single" w:color="FBFAF6" w:sz="4"/>
+          <w:insideH w:val="single" w:color="FBFAF6" w:sz="4"/>
+          <w:insideV w:val="single" w:color="FBFAF6" w:sz="4"/>
+        </w:tblBorders>
+      </w:tblPr>
+      <w:tblGrid>
+        <w:gridCol w:w="9600"/>
+      </w:tblGrid>
+      <w:tr>
+        <w:tc>
+          <w:tcPr>
+            <w:tcW w:type="pct" w:w="5000"/>
+            <w:shd w:fill="FBFAF6" w:val="clear"/>
+            <w:tcMar>
+              <w:top w:type="dxa" w:w="40"/>
+              <w:left w:type="dxa" w:w="100"/>
+              <w:bottom w:type="dxa" w:w="40"/>
+              <w:right w:type="dxa" w:w="100"/>
+            </w:tcMar>
+          </w:tcPr>
+          <w:p>
+            <w:pPr>
+              <w:spacing w:before="18" w:after="6"/>
+            </w:pPr>
+            <w:r>
+              <w:rPr>
+                <w:b/>
+                <w:bCs/>
+                <w:color w:val="6B7280"/>
+                <w:sz w:val="14"/>
+                <w:szCs w:val="14"/>
+              </w:rPr>
+              <w:t xml:space="preserve">word list</w:t>
+            </w:r>
+          </w:p>
+          <w:p>
+            <w:pPr>
+              <w:spacing w:before="0" w:after="18"/>
+            </w:pPr>
+            <w:r>
+              <w:rPr>
+                <w:b/>
+                <w:bCs/>
+                <w:color w:val="353A7C"/>
+                <w:sz w:val="16"/>
+                <w:szCs w:val="16"/>
+              </w:rPr>
+              <w:t xml:space="preserve">warranty liability   ·   assurance-type warranty   ·   service-type warranty</w:t>
+            </w:r>
+          </w:p>
+        </w:tc>
+      </w:tr>
+    </w:tbl>
+    <w:p/>
     <w:tbl>
       <w:tblPr>
         <w:tblW w:type="pct" w:w="100%"/>
@@ -11255,14 +11595,14 @@
                 <w:sz w:val="16"/>
                 <w:szCs w:val="16"/>
               </w:rPr>
-              <w:t xml:space="preserve">13  </w:t>
-            </w:r>
-            <w:r>
-              <w:rPr>
-                <w:sz w:val="16"/>
-                <w:szCs w:val="16"/>
-              </w:rPr>
-              <w:t xml:space="preserve">separately</w:t>
+              <w:t xml:space="preserve">14  </w:t>
+            </w:r>
+            <w:r>
+              <w:rPr>
+                <w:sz w:val="16"/>
+                <w:szCs w:val="16"/>
+              </w:rPr>
+              <w:t xml:space="preserve">Expense</w:t>
             </w:r>
           </w:p>
         </w:tc>
@@ -11323,14 +11663,14 @@
                 <w:sz w:val="16"/>
                 <w:szCs w:val="16"/>
               </w:rPr>
-              <w:t xml:space="preserve">14  </w:t>
-            </w:r>
-            <w:r>
-              <w:rPr>
-                <w:sz w:val="16"/>
-                <w:szCs w:val="16"/>
-              </w:rPr>
-              <w:t xml:space="preserve">Expense</w:t>
+              <w:t xml:space="preserve">15  </w:t>
+            </w:r>
+            <w:r>
+              <w:rPr>
+                <w:sz w:val="16"/>
+                <w:szCs w:val="16"/>
+              </w:rPr>
+              <w:t xml:space="preserve">repairs</w:t>
             </w:r>
           </w:p>
         </w:tc>
@@ -11391,14 +11731,14 @@
                 <w:sz w:val="16"/>
                 <w:szCs w:val="16"/>
               </w:rPr>
-              <w:t xml:space="preserve">15  </w:t>
-            </w:r>
-            <w:r>
-              <w:rPr>
-                <w:sz w:val="16"/>
-                <w:szCs w:val="16"/>
-              </w:rPr>
-              <w:t xml:space="preserve">repairs</w:t>
+              <w:t xml:space="preserve">16  </w:t>
+            </w:r>
+            <w:r>
+              <w:rPr>
+                <w:sz w:val="16"/>
+                <w:szCs w:val="16"/>
+              </w:rPr>
+              <w:t xml:space="preserve">provision</w:t>
             </w:r>
           </w:p>
         </w:tc>
@@ -11459,14 +11799,14 @@
                 <w:sz w:val="16"/>
                 <w:szCs w:val="16"/>
               </w:rPr>
-              <w:t xml:space="preserve">16  </w:t>
-            </w:r>
-            <w:r>
-              <w:rPr>
-                <w:sz w:val="16"/>
-                <w:szCs w:val="16"/>
-              </w:rPr>
-              <w:t xml:space="preserve">provision</w:t>
+              <w:t xml:space="preserve">17  </w:t>
+            </w:r>
+            <w:r>
+              <w:rPr>
+                <w:sz w:val="16"/>
+                <w:szCs w:val="16"/>
+              </w:rPr>
+              <w:t xml:space="preserve">25 / 5 / 3</w:t>
             </w:r>
           </w:p>
         </w:tc>
@@ -11527,14 +11867,14 @@
                 <w:sz w:val="16"/>
                 <w:szCs w:val="16"/>
               </w:rPr>
-              <w:t xml:space="preserve">17  </w:t>
-            </w:r>
-            <w:r>
-              <w:rPr>
-                <w:sz w:val="16"/>
-                <w:szCs w:val="16"/>
-              </w:rPr>
-              <w:t xml:space="preserve">25 / 5 / 3</w:t>
+              <w:t xml:space="preserve">18  </w:t>
+            </w:r>
+            <w:r>
+              <w:rPr>
+                <w:sz w:val="16"/>
+                <w:szCs w:val="16"/>
+              </w:rPr>
+              <w:t xml:space="preserve">equipment</w:t>
             </w:r>
           </w:p>
         </w:tc>
@@ -11595,14 +11935,14 @@
                 <w:sz w:val="16"/>
                 <w:szCs w:val="16"/>
               </w:rPr>
-              <w:t xml:space="preserve">18  </w:t>
-            </w:r>
-            <w:r>
-              <w:rPr>
-                <w:sz w:val="16"/>
-                <w:szCs w:val="16"/>
-              </w:rPr>
-              <w:t xml:space="preserve">equipment</w:t>
+              <w:t xml:space="preserve">19  </w:t>
+            </w:r>
+            <w:r>
+              <w:rPr>
+                <w:sz w:val="16"/>
+                <w:szCs w:val="16"/>
+              </w:rPr>
+              <w:t xml:space="preserve">separately</w:t>
             </w:r>
           </w:p>
         </w:tc>
@@ -11663,14 +12003,14 @@
                 <w:sz w:val="16"/>
                 <w:szCs w:val="16"/>
               </w:rPr>
-              <w:t xml:space="preserve">19  </w:t>
-            </w:r>
-            <w:r>
-              <w:rPr>
-                <w:sz w:val="16"/>
-                <w:szCs w:val="16"/>
-              </w:rPr>
-              <w:t xml:space="preserve">separately</w:t>
+              <w:t xml:space="preserve">20  </w:t>
+            </w:r>
+            <w:r>
+              <w:rPr>
+                <w:sz w:val="16"/>
+                <w:szCs w:val="16"/>
+              </w:rPr>
+              <w:t xml:space="preserve">4,000 + 2,800 + 2,800 = 9,600</w:t>
             </w:r>
           </w:p>
         </w:tc>
@@ -11731,14 +12071,14 @@
                 <w:sz w:val="16"/>
                 <w:szCs w:val="16"/>
               </w:rPr>
-              <w:t xml:space="preserve">20  </w:t>
-            </w:r>
-            <w:r>
-              <w:rPr>
-                <w:sz w:val="16"/>
-                <w:szCs w:val="16"/>
-              </w:rPr>
-              <w:t xml:space="preserve">4,000 + 2,800 + 2,800 = 9,600</w:t>
+              <w:t xml:space="preserve">21  </w:t>
+            </w:r>
+            <w:r>
+              <w:rPr>
+                <w:sz w:val="16"/>
+                <w:szCs w:val="16"/>
+              </w:rPr>
+              <w:t xml:space="preserve">21,000 ÷ 1.05 = 20,000</w:t>
             </w:r>
           </w:p>
         </w:tc>
@@ -11799,14 +12139,14 @@
                 <w:sz w:val="16"/>
                 <w:szCs w:val="16"/>
               </w:rPr>
-              <w:t xml:space="preserve">21  </w:t>
-            </w:r>
-            <w:r>
-              <w:rPr>
-                <w:sz w:val="16"/>
-                <w:szCs w:val="16"/>
-              </w:rPr>
-              <w:t xml:space="preserve">21,000 ÷ 1.05 = 20,000</w:t>
+              <w:t xml:space="preserve">22  </w:t>
+            </w:r>
+            <w:r>
+              <w:rPr>
+                <w:sz w:val="16"/>
+                <w:szCs w:val="16"/>
+              </w:rPr>
+              <w:t xml:space="preserve">Split between current and noncurrent</w:t>
             </w:r>
           </w:p>
         </w:tc>
@@ -11867,14 +12207,14 @@
                 <w:sz w:val="16"/>
                 <w:szCs w:val="16"/>
               </w:rPr>
-              <w:t xml:space="preserve">22  </w:t>
-            </w:r>
-            <w:r>
-              <w:rPr>
-                <w:sz w:val="16"/>
-                <w:szCs w:val="16"/>
-              </w:rPr>
-              <w:t xml:space="preserve">Split between current and noncurrent</w:t>
+              <w:t xml:space="preserve">23  </w:t>
+            </w:r>
+            <w:r>
+              <w:rPr>
+                <w:sz w:val="16"/>
+                <w:szCs w:val="16"/>
+              </w:rPr>
+              <w:t xml:space="preserve">Noncurrent liability</w:t>
             </w:r>
           </w:p>
         </w:tc>
@@ -11935,14 +12275,14 @@
                 <w:sz w:val="16"/>
                 <w:szCs w:val="16"/>
               </w:rPr>
-              <w:t xml:space="preserve">23  </w:t>
-            </w:r>
-            <w:r>
-              <w:rPr>
-                <w:sz w:val="16"/>
-                <w:szCs w:val="16"/>
-              </w:rPr>
-              <w:t xml:space="preserve">Noncurrent liability</w:t>
+              <w:t xml:space="preserve">24  </w:t>
+            </w:r>
+            <w:r>
+              <w:rPr>
+                <w:sz w:val="16"/>
+                <w:szCs w:val="16"/>
+              </w:rPr>
+              <w:t xml:space="preserve">Current liability</w:t>
             </w:r>
           </w:p>
         </w:tc>
@@ -12003,14 +12343,82 @@
                 <w:sz w:val="16"/>
                 <w:szCs w:val="16"/>
               </w:rPr>
-              <w:t xml:space="preserve">24  </w:t>
-            </w:r>
-            <w:r>
-              <w:rPr>
-                <w:sz w:val="16"/>
-                <w:szCs w:val="16"/>
-              </w:rPr>
-              <w:t xml:space="preserve">Current liability</w:t>
+              <w:t xml:space="preserve">25  </w:t>
+            </w:r>
+            <w:r>
+              <w:rPr>
+                <w:sz w:val="16"/>
+                <w:szCs w:val="16"/>
+              </w:rPr>
+              <w:t xml:space="preserve">assurance-type warranty</w:t>
+            </w:r>
+          </w:p>
+        </w:tc>
+      </w:tr>
+      <w:tr>
+        <w:tc>
+          <w:tcPr>
+            <w:tcW w:type="pct" w:w="2500"/>
+            <w:tcMar>
+              <w:top w:type="dxa" w:w="20"/>
+              <w:left w:type="dxa" w:w="80"/>
+              <w:bottom w:type="dxa" w:w="20"/>
+              <w:right w:type="dxa" w:w="80"/>
+            </w:tcMar>
+          </w:tcPr>
+          <w:p>
+            <w:pPr>
+              <w:spacing w:before="12" w:after="12"/>
+            </w:pPr>
+            <w:r>
+              <w:rPr>
+                <w:b/>
+                <w:bCs/>
+                <w:color w:val="8186EF"/>
+                <w:sz w:val="16"/>
+                <w:szCs w:val="16"/>
+              </w:rPr>
+              <w:t xml:space="preserve">13  </w:t>
+            </w:r>
+            <w:r>
+              <w:rPr>
+                <w:sz w:val="16"/>
+                <w:szCs w:val="16"/>
+              </w:rPr>
+              <w:t xml:space="preserve">separately</w:t>
+            </w:r>
+          </w:p>
+        </w:tc>
+        <w:tc>
+          <w:tcPr>
+            <w:tcW w:type="pct" w:w="2500"/>
+            <w:tcMar>
+              <w:top w:type="dxa" w:w="20"/>
+              <w:left w:type="dxa" w:w="80"/>
+              <w:bottom w:type="dxa" w:w="20"/>
+              <w:right w:type="dxa" w:w="80"/>
+            </w:tcMar>
+          </w:tcPr>
+          <w:p>
+            <w:pPr>
+              <w:spacing w:before="12" w:after="12"/>
+            </w:pPr>
+            <w:r>
+              <w:rPr>
+                <w:b/>
+                <w:bCs/>
+                <w:color w:val="8186EF"/>
+                <w:sz w:val="16"/>
+                <w:szCs w:val="16"/>
+              </w:rPr>
+              <w:t xml:space="preserve">26  </w:t>
+            </w:r>
+            <w:r>
+              <w:rPr>
+                <w:sz w:val="16"/>
+                <w:szCs w:val="16"/>
+              </w:rPr>
+              <w:t xml:space="preserve">warranty liability</w:t>
             </w:r>
           </w:p>
         </w:tc>

--- a/CMA_Summaries_B1_Ch12.docx
+++ b/CMA_Summaries_B1_Ch12.docx
@@ -231,7 +231,7 @@
           <w:sz w:val="16"/>
           <w:szCs w:val="16"/>
         </w:rPr>
-        <w:t xml:space="preserve">      gaps 3–6</w:t>
+        <w:t xml:space="preserve">      gaps 3–7</w:t>
       </w:r>
     </w:p>
     <w:p>
@@ -354,7 +354,7 @@
           <w:sz w:val="19"/>
           <w:szCs w:val="19"/>
         </w:rPr>
-        <w:t xml:space="preserve">Because the time is short, they are not </w:t>
+        <w:t xml:space="preserve"/>
       </w:r>
       <w:r>
         <w:rPr>
@@ -372,6 +372,38 @@
           <w:sz w:val="19"/>
           <w:szCs w:val="19"/>
         </w:rPr>
+        <w:t xml:space="preserve">           </w:t>
+      </w:r>
+      <w:r>
+        <w:rPr>
+          <w:sz w:val="19"/>
+          <w:szCs w:val="19"/>
+        </w:rPr>
+        <w:t xml:space="preserve"> </w:t>
+      </w:r>
+      <w:r>
+        <w:rPr>
+          <w:sz w:val="19"/>
+          <w:szCs w:val="19"/>
+        </w:rPr>
+        <w:t xml:space="preserve"> the time is short, they are not </w:t>
+      </w:r>
+      <w:r>
+        <w:rPr>
+          <w:b/>
+          <w:bCs/>
+          <w:color w:val="8186EF"/>
+          <w:sz w:val="15"/>
+          <w:szCs w:val="15"/>
+        </w:rPr>
+        <w:t xml:space="preserve"> (7) </w:t>
+      </w:r>
+      <w:r>
+        <w:rPr>
+          <w:u w:val="single"/>
+          <w:sz w:val="19"/>
+          <w:szCs w:val="19"/>
+        </w:rPr>
         <w:t xml:space="preserve">            </w:t>
       </w:r>
       <w:r>
@@ -387,6 +419,13 @@
           <w:szCs w:val="19"/>
         </w:rPr>
         <w:t xml:space="preserve"> to present value. </w:t>
+      </w:r>
+      <w:r>
+        <w:rPr>
+          <w:sz w:val="19"/>
+          <w:szCs w:val="19"/>
+        </w:rPr>
+        <w:t xml:space="preserve">Accounts payable and accruals arise from operations; dividends payable and the current portion of long-term debt arise from financing. </w:t>
       </w:r>
     </w:p>
     <w:tbl>
@@ -444,7 +483,7 @@
                 <w:sz w:val="16"/>
                 <w:szCs w:val="16"/>
               </w:rPr>
-              <w:t xml:space="preserve">obligations   ·   distributable   ·   measured   ·   discounted   ·   creating</w:t>
+              <w:t xml:space="preserve">obligations   ·   measured   ·   delivers   ·   discounted   ·   Because   ·   creating</w:t>
             </w:r>
           </w:p>
         </w:tc>
@@ -619,7 +658,7 @@
           <w:sz w:val="16"/>
           <w:szCs w:val="16"/>
         </w:rPr>
-        <w:t xml:space="preserve">      gaps 10–12</w:t>
+        <w:t xml:space="preserve">      gaps 11–13</w:t>
       </w:r>
     </w:p>
     <w:p>
@@ -642,7 +681,7 @@
           <w:sz w:val="15"/>
           <w:szCs w:val="15"/>
         </w:rPr>
-        <w:t xml:space="preserve"> (10) </w:t>
+        <w:t xml:space="preserve"> (11) </w:t>
       </w:r>
       <w:r>
         <w:rPr>
@@ -681,7 +720,7 @@
           <w:sz w:val="15"/>
           <w:szCs w:val="15"/>
         </w:rPr>
-        <w:t xml:space="preserve"> (11) </w:t>
+        <w:t xml:space="preserve"> (12) </w:t>
       </w:r>
       <w:r>
         <w:rPr>
@@ -720,7 +759,7 @@
           <w:sz w:val="15"/>
           <w:szCs w:val="15"/>
         </w:rPr>
-        <w:t xml:space="preserve"> (12) </w:t>
+        <w:t xml:space="preserve"> (13) </w:t>
       </w:r>
       <w:r>
         <w:rPr>
@@ -800,7 +839,7 @@
                 <w:sz w:val="16"/>
                 <w:szCs w:val="16"/>
               </w:rPr>
-              <w:t xml:space="preserve">liabilities   ·   distributable   ·   declaration   ·   expects</w:t>
+              <w:t xml:space="preserve">liabilities   ·   distributable   ·   declaration   ·   accruals</w:t>
             </w:r>
           </w:p>
         </w:tc>
@@ -930,7 +969,7 @@
                 <w:sz w:val="16"/>
                 <w:szCs w:val="16"/>
               </w:rPr>
-              <w:t xml:space="preserve">7  </w:t>
+              <w:t xml:space="preserve">8  </w:t>
             </w:r>
             <w:r>
               <w:rPr>
@@ -998,7 +1037,7 @@
                 <w:sz w:val="16"/>
                 <w:szCs w:val="16"/>
               </w:rPr>
-              <w:t xml:space="preserve">8  </w:t>
+              <w:t xml:space="preserve">9  </w:t>
             </w:r>
             <w:r>
               <w:rPr>
@@ -1066,7 +1105,7 @@
                 <w:sz w:val="16"/>
                 <w:szCs w:val="16"/>
               </w:rPr>
-              <w:t xml:space="preserve">9  </w:t>
+              <w:t xml:space="preserve">10  </w:t>
             </w:r>
             <w:r>
               <w:rPr>
@@ -1134,7 +1173,7 @@
                 <w:sz w:val="16"/>
                 <w:szCs w:val="16"/>
               </w:rPr>
-              <w:t xml:space="preserve">10  </w:t>
+              <w:t xml:space="preserve">11  </w:t>
             </w:r>
             <w:r>
               <w:rPr>
@@ -1202,7 +1241,7 @@
                 <w:sz w:val="16"/>
                 <w:szCs w:val="16"/>
               </w:rPr>
-              <w:t xml:space="preserve">11  </w:t>
+              <w:t xml:space="preserve">12  </w:t>
             </w:r>
             <w:r>
               <w:rPr>
@@ -1244,7 +1283,7 @@
                 <w:sz w:val="16"/>
                 <w:szCs w:val="16"/>
               </w:rPr>
-              <w:t xml:space="preserve">discounted</w:t>
+              <w:t xml:space="preserve">Because</w:t>
             </w:r>
           </w:p>
         </w:tc>
@@ -1270,7 +1309,7 @@
                 <w:sz w:val="16"/>
                 <w:szCs w:val="16"/>
               </w:rPr>
-              <w:t xml:space="preserve">12  </w:t>
+              <w:t xml:space="preserve">13  </w:t>
             </w:r>
             <w:r>
               <w:rPr>
@@ -1278,6 +1317,64 @@
                 <w:szCs w:val="16"/>
               </w:rPr>
               <w:t xml:space="preserve">distributable</w:t>
+            </w:r>
+          </w:p>
+        </w:tc>
+      </w:tr>
+      <w:tr>
+        <w:tc>
+          <w:tcPr>
+            <w:tcW w:type="pct" w:w="2500"/>
+            <w:tcMar>
+              <w:top w:type="dxa" w:w="20"/>
+              <w:left w:type="dxa" w:w="80"/>
+              <w:bottom w:type="dxa" w:w="20"/>
+              <w:right w:type="dxa" w:w="80"/>
+            </w:tcMar>
+          </w:tcPr>
+          <w:p>
+            <w:pPr>
+              <w:spacing w:before="12" w:after="12"/>
+            </w:pPr>
+            <w:r>
+              <w:rPr>
+                <w:b/>
+                <w:bCs/>
+                <w:color w:val="8186EF"/>
+                <w:sz w:val="16"/>
+                <w:szCs w:val="16"/>
+              </w:rPr>
+              <w:t xml:space="preserve">7  </w:t>
+            </w:r>
+            <w:r>
+              <w:rPr>
+                <w:sz w:val="16"/>
+                <w:szCs w:val="16"/>
+              </w:rPr>
+              <w:t xml:space="preserve">discounted</w:t>
+            </w:r>
+          </w:p>
+        </w:tc>
+        <w:tc>
+          <w:tcPr>
+            <w:tcW w:type="pct" w:w="2500"/>
+            <w:tcMar>
+              <w:top w:type="dxa" w:w="20"/>
+              <w:left w:type="dxa" w:w="80"/>
+              <w:bottom w:type="dxa" w:w="20"/>
+              <w:right w:type="dxa" w:w="80"/>
+            </w:tcMar>
+          </w:tcPr>
+          <w:p>
+            <w:pPr>
+              <w:spacing w:before="24" w:after="24"/>
+            </w:pPr>
+            <w:r>
+              <w:rPr>
+                <w:sz w:val="16"/>
+                <w:szCs w:val="16"/>
+              </w:rPr>
+              <w:t xml:space="preserve"/>
             </w:r>
           </w:p>
         </w:tc>
@@ -1320,7 +1417,7 @@
           <w:sz w:val="15"/>
           <w:szCs w:val="15"/>
         </w:rPr>
-        <w:t xml:space="preserve">Current liabilities are obligations that a company expects to settle by using current assets or by creating other current liabilities, normally within one year. They are measured at the amount to be paid. Because the time is short, they are not discounted to present value.</w:t>
+        <w:t xml:space="preserve">Current liabilities are obligations that a company expects to settle by using current assets or by creating other current liabilities, normally within one year. They are measured at the amount to be paid. Because the time is short, they are not discounted to present value. Accounts payable and accruals arise from operations; dividends payable and the current portion of long-term debt arise from financing.</w:t>
       </w:r>
     </w:p>
     <w:p>
@@ -1969,7 +2066,7 @@
                 <w:sz w:val="16"/>
                 <w:szCs w:val="16"/>
               </w:rPr>
-              <w:t xml:space="preserve">withholding   ·   additional   ·   several   ·   Compensated   ·   employer's   ·   amounts   ·   Suppose   ·   creates   ·   payable   ·   recorded   ·   receive   ·   collected   ·   expenses</w:t>
+              <w:t xml:space="preserve">withholding   ·   additional   ·   revenue   ·   Compensated   ·   employer's   ·   amounts   ·   Suppose   ·   creates   ·   payable   ·   recorded   ·   receive   ·   collected   ·   expenses</w:t>
             </w:r>
           </w:p>
         </w:tc>
@@ -2023,6 +2120,19 @@
       </w:tr>
     </w:tbl>
     <w:p/>
+    <w:p>
+      <w:pPr>
+        <w:spacing w:before="20" w:after="20" w:line="360" w:lineRule="auto"/>
+        <w:ind w:left="200"/>
+      </w:pPr>
+      <w:r>
+        <w:rPr>
+          <w:sz w:val="19"/>
+          <w:szCs w:val="19"/>
+        </w:rPr>
+        <w:t xml:space="preserve">The first four rows are done. Complete the four blanks.</w:t>
+      </w:r>
+    </w:p>
     <w:tbl>
       <w:tblPr>
         <w:tblW w:type="pct" w:w="100%"/>
@@ -2283,7 +2393,7 @@
         <w:tc>
           <w:tcPr>
             <w:tcW w:type="pct" w:w="2600"/>
-            <w:shd w:fill="FBFAF6" w:val="clear"/>
+            <w:shd w:fill="FFFFFF" w:val="clear"/>
             <w:tcMar>
               <w:top w:type="dxa" w:w="50"/>
               <w:left w:type="dxa" w:w="110"/>
@@ -2293,14 +2403,17 @@
           </w:tcPr>
           <w:p>
             <w:pPr>
-              <w:spacing w:before="28" w:after="28"/>
-            </w:pPr>
-            <w:r>
-              <w:rPr>
-                <w:sz w:val="15"/>
-                <w:szCs w:val="15"/>
-              </w:rPr>
-              <w:t xml:space="preserve">Net pay to employees</w:t>
+              <w:spacing w:before="46" w:after="46"/>
+            </w:pPr>
+            <w:r>
+              <w:rPr>
+                <w:b/>
+                <w:bCs/>
+                <w:color w:val="8186EF"/>
+                <w:sz w:val="14"/>
+                <w:szCs w:val="14"/>
+              </w:rPr>
+              <w:t xml:space="preserve">(15)</w:t>
             </w:r>
           </w:p>
         </w:tc>
@@ -2447,39 +2560,7 @@
                 <w:sz w:val="15"/>
                 <w:szCs w:val="15"/>
               </w:rPr>
-              <w:t xml:space="preserve">Cash register total, </w:t>
-            </w:r>
-            <w:r>
-              <w:rPr>
-                <w:b/>
-                <w:bCs/>
-                <w:color w:val="8186EF"/>
-                <w:sz w:val="14"/>
-                <w:szCs w:val="14"/>
-              </w:rPr>
-              <w:t xml:space="preserve"> (15) </w:t>
-            </w:r>
-            <w:r>
-              <w:rPr>
-                <w:u w:val="single"/>
-                <w:sz w:val="15"/>
-                <w:szCs w:val="15"/>
-              </w:rPr>
-              <w:t xml:space="preserve">              </w:t>
-            </w:r>
-            <w:r>
-              <w:rPr>
-                <w:sz w:val="15"/>
-                <w:szCs w:val="15"/>
-              </w:rPr>
-              <w:t xml:space="preserve"> </w:t>
-            </w:r>
-            <w:r>
-              <w:rPr>
-                <w:sz w:val="15"/>
-                <w:szCs w:val="15"/>
-              </w:rPr>
-              <w:t xml:space="preserve"> 5% sales tax: 21,000. Sales revenue</w:t>
+              <w:t xml:space="preserve">Cash register total, including 5% sales tax: 21,000. Sales revenue</w:t>
             </w:r>
           </w:p>
         </w:tc>
@@ -2617,7 +2698,7 @@
                 <w:sz w:val="16"/>
                 <w:szCs w:val="16"/>
               </w:rPr>
-              <w:t xml:space="preserve">Income tax withheld from employees   ·   Gross wages for the month   ·   Sales tax payable   ·   compensated absences   ·   including</w:t>
+              <w:t xml:space="preserve">Gross wages for the month   ·   Sales tax payable   ·   qualifying financing agreement   ·   Net pay to employees   ·   Income tax withheld from employees</w:t>
             </w:r>
           </w:p>
         </w:tc>
@@ -3549,7 +3630,7 @@
                 <w:sz w:val="16"/>
                 <w:szCs w:val="16"/>
               </w:rPr>
-              <w:t xml:space="preserve">including</w:t>
+              <w:t xml:space="preserve">Net pay to employees</w:t>
             </w:r>
           </w:p>
         </w:tc>
@@ -9104,7 +9185,7 @@
                 <w:sz w:val="16"/>
                 <w:szCs w:val="16"/>
               </w:rPr>
-              <w:t xml:space="preserve">contract   ·   estimates   ·   dispensers   ·   customer   ·   recognized   ·   assurance-type   ·   performance   ·   separately   ·   promises   ·   extended   ·   records   ·   one-year</w:t>
+              <w:t xml:space="preserve">contract   ·   estimates   ·   dispensers   ·   customer   ·   recognized   ·   assurance-type   ·   beverage   ·   separately   ·   promises   ·   extended   ·   records   ·   one-year</w:t>
             </w:r>
           </w:p>
         </w:tc>
@@ -9247,53 +9328,6 @@
       </w:tr>
     </w:tbl>
     <w:p/>
-    <w:tbl>
-      <w:tblPr>
-        <w:tblW w:type="pct" w:w="100%"/>
-        <w:tblLayout w:type="fixed"/>
-        <w:tblBorders>
-          <w:top w:val="single" w:color="353A7C" w:sz="4"/>
-          <w:left w:val="single" w:color="353A7C" w:sz="4"/>
-          <w:bottom w:val="single" w:color="353A7C" w:sz="4"/>
-          <w:right w:val="single" w:color="353A7C" w:sz="4"/>
-          <w:insideH w:val="single" w:color="353A7C" w:sz="4"/>
-          <w:insideV w:val="single" w:color="353A7C" w:sz="4"/>
-        </w:tblBorders>
-      </w:tblPr>
-      <w:tblGrid>
-        <w:gridCol w:w="9600"/>
-      </w:tblGrid>
-      <w:tr>
-        <w:tc>
-          <w:tcPr>
-            <w:tcW w:type="pct" w:w="5000"/>
-            <w:shd w:fill="F2F4FB" w:val="clear"/>
-            <w:tcMar>
-              <w:top w:type="dxa" w:w="50"/>
-              <w:left w:type="dxa" w:w="110"/>
-              <w:bottom w:type="dxa" w:w="50"/>
-              <w:right w:type="dxa" w:w="110"/>
-            </w:tcMar>
-          </w:tcPr>
-          <w:p>
-            <w:pPr>
-              <w:spacing w:before="30" w:after="30"/>
-            </w:pPr>
-            <w:r>
-              <w:rPr>
-                <w:b/>
-                <w:bCs/>
-                <w:color w:val="353A7C"/>
-                <w:sz w:val="19"/>
-                <w:szCs w:val="19"/>
-              </w:rPr>
-              <w:t xml:space="preserve">Warranty traps</w:t>
-            </w:r>
-          </w:p>
-        </w:tc>
-      </w:tr>
-    </w:tbl>
-    <w:p/>
     <w:p>
       <w:pPr>
         <w:spacing w:before="44" w:after="14"/>
@@ -9314,7 +9348,7 @@
           <w:sz w:val="16"/>
           <w:szCs w:val="16"/>
         </w:rPr>
-        <w:t xml:space="preserve">      gaps 13–16</w:t>
+        <w:t xml:space="preserve">      gaps 13–15</w:t>
       </w:r>
     </w:p>
     <w:p>
@@ -9327,14 +9361,7 @@
           <w:sz w:val="19"/>
           <w:szCs w:val="19"/>
         </w:rPr>
-        <w:t xml:space="preserve">Standard warranty: accrue the cost at the sale; do not defer revenue. </w:t>
-      </w:r>
-      <w:r>
-        <w:rPr>
-          <w:sz w:val="19"/>
-          <w:szCs w:val="19"/>
-        </w:rPr>
-        <w:t xml:space="preserve">Extended plan sold </w:t>
+        <w:t xml:space="preserve">The </w:t>
       </w:r>
       <w:r>
         <w:rPr>
@@ -9352,7 +9379,7 @@
           <w:sz w:val="19"/>
           <w:szCs w:val="19"/>
         </w:rPr>
-        <w:t xml:space="preserve">            </w:t>
+        <w:t xml:space="preserve">           </w:t>
       </w:r>
       <w:r>
         <w:rPr>
@@ -9366,14 +9393,7 @@
           <w:sz w:val="19"/>
           <w:szCs w:val="19"/>
         </w:rPr>
-        <w:t xml:space="preserve">: defer revenue; do not accrue a cost. </w:t>
-      </w:r>
-      <w:r>
-        <w:rPr>
-          <w:sz w:val="19"/>
-          <w:szCs w:val="19"/>
-        </w:rPr>
-        <w:t xml:space="preserve"/>
+        <w:t xml:space="preserve"> liability is the </w:t>
       </w:r>
       <w:r>
         <w:rPr>
@@ -9405,7 +9425,14 @@
           <w:sz w:val="19"/>
           <w:szCs w:val="19"/>
         </w:rPr>
-        <w:t xml:space="preserve"> warranty costs in the year of the sale, not when </w:t>
+        <w:t xml:space="preserve"> of $60,000 minus repairs of $22,000: $38,000. </w:t>
+      </w:r>
+      <w:r>
+        <w:rPr>
+          <w:sz w:val="19"/>
+          <w:szCs w:val="19"/>
+        </w:rPr>
+        <w:t xml:space="preserve">The service plans are a </w:t>
       </w:r>
       <w:r>
         <w:rPr>
@@ -9437,46 +9464,7 @@
           <w:sz w:val="19"/>
           <w:szCs w:val="19"/>
         </w:rPr>
-        <w:t xml:space="preserve"> are paid. </w:t>
-      </w:r>
-      <w:r>
-        <w:rPr>
-          <w:sz w:val="19"/>
-          <w:szCs w:val="19"/>
-        </w:rPr>
-        <w:t xml:space="preserve">A liability or an IFRS </w:t>
-      </w:r>
-      <w:r>
-        <w:rPr>
-          <w:b/>
-          <w:bCs/>
-          <w:color w:val="8186EF"/>
-          <w:sz w:val="15"/>
-          <w:szCs w:val="15"/>
-        </w:rPr>
-        <w:t xml:space="preserve"> (16) </w:t>
-      </w:r>
-      <w:r>
-        <w:rPr>
-          <w:u w:val="single"/>
-          <w:sz w:val="19"/>
-          <w:szCs w:val="19"/>
-        </w:rPr>
-        <w:t xml:space="preserve">           </w:t>
-      </w:r>
-      <w:r>
-        <w:rPr>
-          <w:sz w:val="19"/>
-          <w:szCs w:val="19"/>
-        </w:rPr>
-        <w:t xml:space="preserve"> </w:t>
-      </w:r>
-      <w:r>
-        <w:rPr>
-          <w:sz w:val="19"/>
-          <w:szCs w:val="19"/>
-        </w:rPr>
-        <w:t xml:space="preserve">; use warranty liability here. </w:t>
+        <w:t xml:space="preserve"> liability of $32,000, of which the part to be earned in 2027 is current. </w:t>
       </w:r>
     </w:p>
     <w:tbl>
@@ -9534,7 +9522,262 @@
                 <w:sz w:val="16"/>
                 <w:szCs w:val="16"/>
               </w:rPr>
-              <w:t xml:space="preserve">separately   ·   warranty   ·   provision   ·   repairs   ·   Expense</w:t>
+              <w:t xml:space="preserve">warranty   ·   contract   ·   service   ·   accrual</w:t>
+            </w:r>
+          </w:p>
+        </w:tc>
+      </w:tr>
+    </w:tbl>
+    <w:p/>
+    <w:tbl>
+      <w:tblPr>
+        <w:tblW w:type="pct" w:w="100%"/>
+        <w:tblLayout w:type="fixed"/>
+        <w:tblBorders>
+          <w:top w:val="single" w:color="353A7C" w:sz="4"/>
+          <w:left w:val="single" w:color="353A7C" w:sz="4"/>
+          <w:bottom w:val="single" w:color="353A7C" w:sz="4"/>
+          <w:right w:val="single" w:color="353A7C" w:sz="4"/>
+          <w:insideH w:val="single" w:color="353A7C" w:sz="4"/>
+          <w:insideV w:val="single" w:color="353A7C" w:sz="4"/>
+        </w:tblBorders>
+      </w:tblPr>
+      <w:tblGrid>
+        <w:gridCol w:w="9600"/>
+      </w:tblGrid>
+      <w:tr>
+        <w:tc>
+          <w:tcPr>
+            <w:tcW w:type="pct" w:w="5000"/>
+            <w:shd w:fill="F2F4FB" w:val="clear"/>
+            <w:tcMar>
+              <w:top w:type="dxa" w:w="50"/>
+              <w:left w:type="dxa" w:w="110"/>
+              <w:bottom w:type="dxa" w:w="50"/>
+              <w:right w:type="dxa" w:w="110"/>
+            </w:tcMar>
+          </w:tcPr>
+          <w:p>
+            <w:pPr>
+              <w:spacing w:before="30" w:after="30"/>
+            </w:pPr>
+            <w:r>
+              <w:rPr>
+                <w:b/>
+                <w:bCs/>
+                <w:color w:val="353A7C"/>
+                <w:sz w:val="19"/>
+                <w:szCs w:val="19"/>
+              </w:rPr>
+              <w:t xml:space="preserve">Warranty traps</w:t>
+            </w:r>
+          </w:p>
+        </w:tc>
+      </w:tr>
+    </w:tbl>
+    <w:p/>
+    <w:p>
+      <w:pPr>
+        <w:spacing w:before="44" w:after="14"/>
+      </w:pPr>
+      <w:r>
+        <w:rPr>
+          <w:b/>
+          <w:bCs/>
+          <w:color w:val="353A7C"/>
+          <w:sz w:val="18"/>
+          <w:szCs w:val="18"/>
+        </w:rPr>
+        <w:t xml:space="preserve">Summary 3</w:t>
+      </w:r>
+      <w:r>
+        <w:rPr>
+          <w:color w:val="6B7280"/>
+          <w:sz w:val="16"/>
+          <w:szCs w:val="16"/>
+        </w:rPr>
+        <w:t xml:space="preserve">      gaps 16–18</w:t>
+      </w:r>
+    </w:p>
+    <w:p>
+      <w:pPr>
+        <w:spacing w:before="20" w:after="20" w:line="360" w:lineRule="auto"/>
+        <w:ind w:left="200"/>
+      </w:pPr>
+      <w:r>
+        <w:rPr>
+          <w:sz w:val="19"/>
+          <w:szCs w:val="19"/>
+        </w:rPr>
+        <w:t xml:space="preserve">Standard warranty: accrue the cost at the sale; do not defer revenue. </w:t>
+      </w:r>
+      <w:r>
+        <w:rPr>
+          <w:sz w:val="19"/>
+          <w:szCs w:val="19"/>
+        </w:rPr>
+        <w:t xml:space="preserve">Extended plan sold </w:t>
+      </w:r>
+      <w:r>
+        <w:rPr>
+          <w:b/>
+          <w:bCs/>
+          <w:color w:val="8186EF"/>
+          <w:sz w:val="15"/>
+          <w:szCs w:val="15"/>
+        </w:rPr>
+        <w:t xml:space="preserve"> (16) </w:t>
+      </w:r>
+      <w:r>
+        <w:rPr>
+          <w:u w:val="single"/>
+          <w:sz w:val="19"/>
+          <w:szCs w:val="19"/>
+        </w:rPr>
+        <w:t xml:space="preserve">            </w:t>
+      </w:r>
+      <w:r>
+        <w:rPr>
+          <w:sz w:val="19"/>
+          <w:szCs w:val="19"/>
+        </w:rPr>
+        <w:t xml:space="preserve"> </w:t>
+      </w:r>
+      <w:r>
+        <w:rPr>
+          <w:sz w:val="19"/>
+          <w:szCs w:val="19"/>
+        </w:rPr>
+        <w:t xml:space="preserve">: defer revenue; do not accrue a cost. </w:t>
+      </w:r>
+      <w:r>
+        <w:rPr>
+          <w:sz w:val="19"/>
+          <w:szCs w:val="19"/>
+        </w:rPr>
+        <w:t xml:space="preserve"/>
+      </w:r>
+      <w:r>
+        <w:rPr>
+          <w:b/>
+          <w:bCs/>
+          <w:color w:val="8186EF"/>
+          <w:sz w:val="15"/>
+          <w:szCs w:val="15"/>
+        </w:rPr>
+        <w:t xml:space="preserve"> (17) </w:t>
+      </w:r>
+      <w:r>
+        <w:rPr>
+          <w:u w:val="single"/>
+          <w:sz w:val="19"/>
+          <w:szCs w:val="19"/>
+        </w:rPr>
+        <w:t xml:space="preserve">           </w:t>
+      </w:r>
+      <w:r>
+        <w:rPr>
+          <w:sz w:val="19"/>
+          <w:szCs w:val="19"/>
+        </w:rPr>
+        <w:t xml:space="preserve"> </w:t>
+      </w:r>
+      <w:r>
+        <w:rPr>
+          <w:sz w:val="19"/>
+          <w:szCs w:val="19"/>
+        </w:rPr>
+        <w:t xml:space="preserve"> warranty costs in the year of the sale, not when </w:t>
+      </w:r>
+      <w:r>
+        <w:rPr>
+          <w:b/>
+          <w:bCs/>
+          <w:color w:val="8186EF"/>
+          <w:sz w:val="15"/>
+          <w:szCs w:val="15"/>
+        </w:rPr>
+        <w:t xml:space="preserve"> (18) </w:t>
+      </w:r>
+      <w:r>
+        <w:rPr>
+          <w:u w:val="single"/>
+          <w:sz w:val="19"/>
+          <w:szCs w:val="19"/>
+        </w:rPr>
+        <w:t xml:space="preserve">           </w:t>
+      </w:r>
+      <w:r>
+        <w:rPr>
+          <w:sz w:val="19"/>
+          <w:szCs w:val="19"/>
+        </w:rPr>
+        <w:t xml:space="preserve"> </w:t>
+      </w:r>
+      <w:r>
+        <w:rPr>
+          <w:sz w:val="19"/>
+          <w:szCs w:val="19"/>
+        </w:rPr>
+        <w:t xml:space="preserve"> are paid. </w:t>
+      </w:r>
+    </w:p>
+    <w:tbl>
+      <w:tblPr>
+        <w:tblW w:type="pct" w:w="100%"/>
+        <w:tblLayout w:type="fixed"/>
+        <w:tblBorders>
+          <w:top w:val="single" w:color="FBFAF6" w:sz="4"/>
+          <w:left w:val="single" w:color="FBFAF6" w:sz="4"/>
+          <w:bottom w:val="single" w:color="FBFAF6" w:sz="4"/>
+          <w:right w:val="single" w:color="FBFAF6" w:sz="4"/>
+          <w:insideH w:val="single" w:color="FBFAF6" w:sz="4"/>
+          <w:insideV w:val="single" w:color="FBFAF6" w:sz="4"/>
+        </w:tblBorders>
+      </w:tblPr>
+      <w:tblGrid>
+        <w:gridCol w:w="9600"/>
+      </w:tblGrid>
+      <w:tr>
+        <w:tc>
+          <w:tcPr>
+            <w:tcW w:type="pct" w:w="5000"/>
+            <w:shd w:fill="FBFAF6" w:val="clear"/>
+            <w:tcMar>
+              <w:top w:type="dxa" w:w="40"/>
+              <w:left w:type="dxa" w:w="100"/>
+              <w:bottom w:type="dxa" w:w="40"/>
+              <w:right w:type="dxa" w:w="100"/>
+            </w:tcMar>
+          </w:tcPr>
+          <w:p>
+            <w:pPr>
+              <w:spacing w:before="18" w:after="6"/>
+            </w:pPr>
+            <w:r>
+              <w:rPr>
+                <w:b/>
+                <w:bCs/>
+                <w:color w:val="6B7280"/>
+                <w:sz w:val="14"/>
+                <w:szCs w:val="14"/>
+              </w:rPr>
+              <w:t xml:space="preserve">word list</w:t>
+            </w:r>
+          </w:p>
+          <w:p>
+            <w:pPr>
+              <w:spacing w:before="0" w:after="18"/>
+            </w:pPr>
+            <w:r>
+              <w:rPr>
+                <w:b/>
+                <w:bCs/>
+                <w:color w:val="353A7C"/>
+                <w:sz w:val="16"/>
+                <w:szCs w:val="16"/>
+              </w:rPr>
+              <w:t xml:space="preserve">separately   ·   Expense   ·   Suppose   ·   repairs</w:t>
             </w:r>
           </w:p>
         </w:tc>
@@ -9928,7 +10171,7 @@
         <w:tc>
           <w:tcPr>
             <w:tcW w:type="pct" w:w="2600"/>
-            <w:shd w:fill="FFFFFF" w:val="clear"/>
+            <w:shd w:fill="FBFAF6" w:val="clear"/>
             <w:tcMar>
               <w:top w:type="dxa" w:w="50"/>
               <w:left w:type="dxa" w:w="110"/>
@@ -9938,17 +10181,14 @@
           </w:tcPr>
           <w:p>
             <w:pPr>
-              <w:spacing w:before="46" w:after="46"/>
-            </w:pPr>
-            <w:r>
-              <w:rPr>
-                <w:b/>
-                <w:bCs/>
-                <w:color w:val="8186EF"/>
-                <w:sz w:val="14"/>
-                <w:szCs w:val="14"/>
-              </w:rPr>
-              <w:t xml:space="preserve">(17)</w:t>
+              <w:spacing w:before="28" w:after="28"/>
+            </w:pPr>
+            <w:r>
+              <w:rPr>
+                <w:sz w:val="15"/>
+                <w:szCs w:val="15"/>
+              </w:rPr>
+              <w:t xml:space="preserve">25 / 5 / 3</w:t>
             </w:r>
           </w:p>
         </w:tc>
@@ -9996,7 +10236,39 @@
                 <w:sz w:val="15"/>
                 <w:szCs w:val="15"/>
               </w:rPr>
-              <w:t xml:space="preserve">On February 15, 2028, before the statements were issued on March 1, 2028, Barada signed a non-cancelable three-year agreement. The bank will</w:t>
+              <w:t xml:space="preserve">On February 15, 2028, before the statements were issued on March 1, 2028, Barada signed a </w:t>
+            </w:r>
+            <w:r>
+              <w:rPr>
+                <w:b/>
+                <w:bCs/>
+                <w:color w:val="8186EF"/>
+                <w:sz w:val="14"/>
+                <w:szCs w:val="14"/>
+              </w:rPr>
+              <w:t xml:space="preserve"> (19) </w:t>
+            </w:r>
+            <w:r>
+              <w:rPr>
+                <w:u w:val="single"/>
+                <w:sz w:val="15"/>
+                <w:szCs w:val="15"/>
+              </w:rPr>
+              <w:t xml:space="preserve">              </w:t>
+            </w:r>
+            <w:r>
+              <w:rPr>
+                <w:sz w:val="15"/>
+                <w:szCs w:val="15"/>
+              </w:rPr>
+              <w:t xml:space="preserve"> </w:t>
+            </w:r>
+            <w:r>
+              <w:rPr>
+                <w:sz w:val="15"/>
+                <w:szCs w:val="15"/>
+              </w:rPr>
+              <w:t xml:space="preserve"> three-year agreement. The bank will</w:t>
             </w:r>
           </w:p>
         </w:tc>
@@ -10056,7 +10328,7 @@
                 <w:sz w:val="14"/>
                 <w:szCs w:val="14"/>
               </w:rPr>
-              <w:t xml:space="preserve"> (18) </w:t>
+              <w:t xml:space="preserve"> (20) </w:t>
             </w:r>
             <w:r>
               <w:rPr>
@@ -10136,7 +10408,7 @@
                 <w:sz w:val="14"/>
                 <w:szCs w:val="14"/>
               </w:rPr>
-              <w:t xml:space="preserve"> (19) </w:t>
+              <w:t xml:space="preserve"> (21) </w:t>
             </w:r>
             <w:r>
               <w:rPr>
@@ -10270,7 +10542,378 @@
                 <w:sz w:val="16"/>
                 <w:szCs w:val="16"/>
               </w:rPr>
-              <w:t xml:space="preserve">equipment   ·   separately   ·   Warranty liability   ·   25 / 5 / 3</w:t>
+              <w:t xml:space="preserve">separately   ·   non-cancelable   ·   equipment   ·   Debit</w:t>
+            </w:r>
+          </w:p>
+        </w:tc>
+      </w:tr>
+    </w:tbl>
+    <w:p/>
+    <w:tbl>
+      <w:tblPr>
+        <w:tblW w:type="pct" w:w="100%"/>
+        <w:tblLayout w:type="fixed"/>
+        <w:tblBorders>
+          <w:top w:val="single" w:color="353A7C" w:sz="6"/>
+          <w:left w:val="single" w:color="353A7C" w:sz="6"/>
+          <w:bottom w:val="single" w:color="353A7C" w:sz="6"/>
+          <w:right w:val="single" w:color="353A7C" w:sz="6"/>
+          <w:insideH w:val="single" w:color="353A7C" w:sz="6"/>
+          <w:insideV w:val="single" w:color="353A7C" w:sz="6"/>
+        </w:tblBorders>
+      </w:tblPr>
+      <w:tblGrid>
+        <w:gridCol w:w="4992"/>
+        <w:gridCol w:w="4608"/>
+      </w:tblGrid>
+      <w:tr>
+        <w:tc>
+          <w:tcPr>
+            <w:tcW w:type="pct" w:w="5000"/>
+            <w:gridSpan w:val="2"/>
+            <w:shd w:fill="353A7C" w:val="clear"/>
+            <w:tcMar>
+              <w:top w:type="dxa" w:w="60"/>
+              <w:left w:type="dxa" w:w="120"/>
+              <w:bottom w:type="dxa" w:w="60"/>
+              <w:right w:type="dxa" w:w="120"/>
+            </w:tcMar>
+          </w:tcPr>
+          <w:p>
+            <w:pPr>
+              <w:spacing w:before="40" w:after="40"/>
+            </w:pPr>
+            <w:r>
+              <w:rPr>
+                <w:b/>
+                <w:bCs/>
+                <w:color w:val="FFFFFF"/>
+                <w:sz w:val="17"/>
+                <w:szCs w:val="17"/>
+              </w:rPr>
+              <w:t xml:space="preserve">Item — Answer</w:t>
+            </w:r>
+          </w:p>
+        </w:tc>
+      </w:tr>
+      <w:tr>
+        <w:tc>
+          <w:tcPr>
+            <w:tcW w:type="pct" w:w="2600"/>
+            <w:shd w:fill="353A7C" w:val="clear"/>
+            <w:tcMar>
+              <w:top w:type="dxa" w:w="50"/>
+              <w:left w:type="dxa" w:w="110"/>
+              <w:bottom w:type="dxa" w:w="50"/>
+              <w:right w:type="dxa" w:w="110"/>
+            </w:tcMar>
+          </w:tcPr>
+          <w:p>
+            <w:pPr>
+              <w:spacing w:before="30" w:after="30"/>
+            </w:pPr>
+            <w:r>
+              <w:rPr>
+                <w:b/>
+                <w:bCs/>
+                <w:color w:val="FFFFFF"/>
+                <w:sz w:val="15"/>
+                <w:szCs w:val="15"/>
+              </w:rPr>
+              <w:t xml:space="preserve">Item</w:t>
+            </w:r>
+          </w:p>
+        </w:tc>
+        <w:tc>
+          <w:tcPr>
+            <w:tcW w:type="pct" w:w="2400"/>
+            <w:shd w:fill="353A7C" w:val="clear"/>
+            <w:tcMar>
+              <w:top w:type="dxa" w:w="50"/>
+              <w:left w:type="dxa" w:w="110"/>
+              <w:bottom w:type="dxa" w:w="50"/>
+              <w:right w:type="dxa" w:w="110"/>
+            </w:tcMar>
+          </w:tcPr>
+          <w:p>
+            <w:pPr>
+              <w:spacing w:before="30" w:after="30"/>
+            </w:pPr>
+            <w:r>
+              <w:rPr>
+                <w:b/>
+                <w:bCs/>
+                <w:color w:val="FFFFFF"/>
+                <w:sz w:val="15"/>
+                <w:szCs w:val="15"/>
+              </w:rPr>
+              <w:t xml:space="preserve">Answer</w:t>
+            </w:r>
+          </w:p>
+        </w:tc>
+      </w:tr>
+      <w:tr>
+        <w:tc>
+          <w:tcPr>
+            <w:tcW w:type="pct" w:w="2600"/>
+            <w:tcMar>
+              <w:top w:type="dxa" w:w="50"/>
+              <w:left w:type="dxa" w:w="110"/>
+              <w:bottom w:type="dxa" w:w="50"/>
+              <w:right w:type="dxa" w:w="110"/>
+            </w:tcMar>
+          </w:tcPr>
+          <w:p>
+            <w:pPr>
+              <w:spacing w:before="28" w:after="28"/>
+            </w:pPr>
+            <w:r>
+              <w:rPr>
+                <w:sz w:val="15"/>
+                <w:szCs w:val="15"/>
+              </w:rPr>
+              <w:t xml:space="preserve">Employer's social security</w:t>
+            </w:r>
+          </w:p>
+        </w:tc>
+        <w:tc>
+          <w:tcPr>
+            <w:tcW w:type="pct" w:w="2400"/>
+            <w:shd w:fill="FFFFFF" w:val="clear"/>
+            <w:tcMar>
+              <w:top w:type="dxa" w:w="50"/>
+              <w:left w:type="dxa" w:w="110"/>
+              <w:bottom w:type="dxa" w:w="50"/>
+              <w:right w:type="dxa" w:w="110"/>
+            </w:tcMar>
+          </w:tcPr>
+          <w:p>
+            <w:pPr>
+              <w:spacing w:before="46" w:after="46"/>
+            </w:pPr>
+            <w:r>
+              <w:rPr>
+                <w:b/>
+                <w:bCs/>
+                <w:color w:val="8186EF"/>
+                <w:sz w:val="14"/>
+                <w:szCs w:val="14"/>
+              </w:rPr>
+              <w:t xml:space="preserve">(22)</w:t>
+            </w:r>
+          </w:p>
+        </w:tc>
+      </w:tr>
+      <w:tr>
+        <w:tc>
+          <w:tcPr>
+            <w:tcW w:type="pct" w:w="2600"/>
+            <w:shd w:fill="FBFAF6" w:val="clear"/>
+            <w:tcMar>
+              <w:top w:type="dxa" w:w="50"/>
+              <w:left w:type="dxa" w:w="110"/>
+              <w:bottom w:type="dxa" w:w="50"/>
+              <w:right w:type="dxa" w:w="110"/>
+            </w:tcMar>
+          </w:tcPr>
+          <w:p>
+            <w:pPr>
+              <w:spacing w:before="28" w:after="28"/>
+            </w:pPr>
+            <w:r>
+              <w:rPr>
+                <w:sz w:val="15"/>
+                <w:szCs w:val="15"/>
+              </w:rPr>
+              <w:t xml:space="preserve">Total owed to the tax authorities</w:t>
+            </w:r>
+          </w:p>
+        </w:tc>
+        <w:tc>
+          <w:tcPr>
+            <w:tcW w:type="pct" w:w="2400"/>
+            <w:shd w:fill="FBFAF6" w:val="clear"/>
+            <w:tcMar>
+              <w:top w:type="dxa" w:w="50"/>
+              <w:left w:type="dxa" w:w="110"/>
+              <w:bottom w:type="dxa" w:w="50"/>
+              <w:right w:type="dxa" w:w="110"/>
+            </w:tcMar>
+          </w:tcPr>
+          <w:p>
+            <w:pPr>
+              <w:spacing w:before="28" w:after="28"/>
+            </w:pPr>
+            <w:r>
+              <w:rPr>
+                <w:sz w:val="15"/>
+                <w:szCs w:val="15"/>
+              </w:rPr>
+              <w:t xml:space="preserve">4,000 + 2,800 + 2,800 = 9,600</w:t>
+            </w:r>
+          </w:p>
+        </w:tc>
+      </w:tr>
+      <w:tr>
+        <w:tc>
+          <w:tcPr>
+            <w:tcW w:type="pct" w:w="2600"/>
+            <w:tcMar>
+              <w:top w:type="dxa" w:w="50"/>
+              <w:left w:type="dxa" w:w="110"/>
+              <w:bottom w:type="dxa" w:w="50"/>
+              <w:right w:type="dxa" w:w="110"/>
+            </w:tcMar>
+          </w:tcPr>
+          <w:p>
+            <w:pPr>
+              <w:spacing w:before="28" w:after="28"/>
+            </w:pPr>
+            <w:r>
+              <w:rPr>
+                <w:sz w:val="15"/>
+                <w:szCs w:val="15"/>
+              </w:rPr>
+              <w:t xml:space="preserve">Sales revenue</w:t>
+            </w:r>
+          </w:p>
+        </w:tc>
+        <w:tc>
+          <w:tcPr>
+            <w:tcW w:type="pct" w:w="2400"/>
+            <w:shd w:fill="FFFFFF" w:val="clear"/>
+            <w:tcMar>
+              <w:top w:type="dxa" w:w="50"/>
+              <w:left w:type="dxa" w:w="110"/>
+              <w:bottom w:type="dxa" w:w="50"/>
+              <w:right w:type="dxa" w:w="110"/>
+            </w:tcMar>
+          </w:tcPr>
+          <w:p>
+            <w:pPr>
+              <w:spacing w:before="46" w:after="46"/>
+            </w:pPr>
+            <w:r>
+              <w:rPr>
+                <w:b/>
+                <w:bCs/>
+                <w:color w:val="8186EF"/>
+                <w:sz w:val="14"/>
+                <w:szCs w:val="14"/>
+              </w:rPr>
+              <w:t xml:space="preserve">(23)</w:t>
+            </w:r>
+          </w:p>
+        </w:tc>
+      </w:tr>
+      <w:tr>
+        <w:tc>
+          <w:tcPr>
+            <w:tcW w:type="pct" w:w="2600"/>
+            <w:shd w:fill="FBFAF6" w:val="clear"/>
+            <w:tcMar>
+              <w:top w:type="dxa" w:w="50"/>
+              <w:left w:type="dxa" w:w="110"/>
+              <w:bottom w:type="dxa" w:w="50"/>
+              <w:right w:type="dxa" w:w="110"/>
+            </w:tcMar>
+          </w:tcPr>
+          <w:p>
+            <w:pPr>
+              <w:spacing w:before="28" w:after="28"/>
+            </w:pPr>
+            <w:r>
+              <w:rPr>
+                <w:sz w:val="15"/>
+                <w:szCs w:val="15"/>
+              </w:rPr>
+              <w:t xml:space="preserve">Sales tax payable</w:t>
+            </w:r>
+          </w:p>
+        </w:tc>
+        <w:tc>
+          <w:tcPr>
+            <w:tcW w:type="pct" w:w="2400"/>
+            <w:shd w:fill="FBFAF6" w:val="clear"/>
+            <w:tcMar>
+              <w:top w:type="dxa" w:w="50"/>
+              <w:left w:type="dxa" w:w="110"/>
+              <w:bottom w:type="dxa" w:w="50"/>
+              <w:right w:type="dxa" w:w="110"/>
+            </w:tcMar>
+          </w:tcPr>
+          <w:p>
+            <w:pPr>
+              <w:spacing w:before="28" w:after="28"/>
+            </w:pPr>
+            <w:r>
+              <w:rPr>
+                <w:sz w:val="15"/>
+                <w:szCs w:val="15"/>
+              </w:rPr>
+              <w:t xml:space="preserve">21,000 − 20,000 = 1,000</w:t>
+            </w:r>
+          </w:p>
+        </w:tc>
+      </w:tr>
+    </w:tbl>
+    <w:p/>
+    <w:tbl>
+      <w:tblPr>
+        <w:tblW w:type="pct" w:w="100%"/>
+        <w:tblLayout w:type="fixed"/>
+        <w:tblBorders>
+          <w:top w:val="single" w:color="FBFAF6" w:sz="4"/>
+          <w:left w:val="single" w:color="FBFAF6" w:sz="4"/>
+          <w:bottom w:val="single" w:color="FBFAF6" w:sz="4"/>
+          <w:right w:val="single" w:color="FBFAF6" w:sz="4"/>
+          <w:insideH w:val="single" w:color="FBFAF6" w:sz="4"/>
+          <w:insideV w:val="single" w:color="FBFAF6" w:sz="4"/>
+        </w:tblBorders>
+      </w:tblPr>
+      <w:tblGrid>
+        <w:gridCol w:w="9600"/>
+      </w:tblGrid>
+      <w:tr>
+        <w:tc>
+          <w:tcPr>
+            <w:tcW w:type="pct" w:w="5000"/>
+            <w:shd w:fill="FBFAF6" w:val="clear"/>
+            <w:tcMar>
+              <w:top w:type="dxa" w:w="40"/>
+              <w:left w:type="dxa" w:w="100"/>
+              <w:bottom w:type="dxa" w:w="40"/>
+              <w:right w:type="dxa" w:w="100"/>
+            </w:tcMar>
+          </w:tcPr>
+          <w:p>
+            <w:pPr>
+              <w:spacing w:before="18" w:after="6"/>
+            </w:pPr>
+            <w:r>
+              <w:rPr>
+                <w:b/>
+                <w:bCs/>
+                <w:color w:val="6B7280"/>
+                <w:sz w:val="14"/>
+                <w:szCs w:val="14"/>
+              </w:rPr>
+              <w:t xml:space="preserve">word list</w:t>
+            </w:r>
+          </w:p>
+          <w:p>
+            <w:pPr>
+              <w:spacing w:before="0" w:after="18"/>
+            </w:pPr>
+            <w:r>
+              <w:rPr>
+                <w:b/>
+                <w:bCs/>
+                <w:color w:val="353A7C"/>
+                <w:sz w:val="16"/>
+                <w:szCs w:val="16"/>
+              </w:rPr>
+              <w:t xml:space="preserve">7% × 40,000 = 2,800 (payroll tax expense)   ·   Split between current and noncurrent   ·   21,000 ÷ 1.05 = 20,000</w:t>
             </w:r>
           </w:p>
         </w:tc>
@@ -10319,7 +10962,7 @@
                 <w:sz w:val="17"/>
                 <w:szCs w:val="17"/>
               </w:rPr>
-              <w:t xml:space="preserve">Item — Answer</w:t>
+              <w:t xml:space="preserve">Item — Category</w:t>
             </w:r>
           </w:p>
         </w:tc>
@@ -10375,7 +11018,7 @@
                 <w:sz w:val="15"/>
                 <w:szCs w:val="15"/>
               </w:rPr>
-              <w:t xml:space="preserve">Answer</w:t>
+              <w:t xml:space="preserve">Category</w:t>
             </w:r>
           </w:p>
         </w:tc>
@@ -10400,13 +11043,14 @@
                 <w:sz w:val="15"/>
                 <w:szCs w:val="15"/>
               </w:rPr>
-              <w:t xml:space="preserve">Employer's social security</w:t>
+              <w:t xml:space="preserve">Bank loan</w:t>
             </w:r>
           </w:p>
         </w:tc>
         <w:tc>
           <w:tcPr>
             <w:tcW w:type="pct" w:w="2600"/>
+            <w:shd w:fill="FFFFFF" w:val="clear"/>
             <w:tcMar>
               <w:top w:type="dxa" w:w="50"/>
               <w:left w:type="dxa" w:w="110"/>
@@ -10416,14 +11060,17 @@
           </w:tcPr>
           <w:p>
             <w:pPr>
-              <w:spacing w:before="28" w:after="28"/>
-            </w:pPr>
-            <w:r>
-              <w:rPr>
-                <w:sz w:val="15"/>
-                <w:szCs w:val="15"/>
-              </w:rPr>
-              <w:t xml:space="preserve">7% × 40,000 = 2,800 (payroll tax expense)</w:t>
+              <w:spacing w:before="46" w:after="46"/>
+            </w:pPr>
+            <w:r>
+              <w:rPr>
+                <w:b/>
+                <w:bCs/>
+                <w:color w:val="8186EF"/>
+                <w:sz w:val="14"/>
+                <w:szCs w:val="14"/>
+              </w:rPr>
+              <w:t xml:space="preserve">(24)</w:t>
             </w:r>
           </w:p>
         </w:tc>
@@ -10449,7 +11096,7 @@
                 <w:sz w:val="15"/>
                 <w:szCs w:val="15"/>
               </w:rPr>
-              <w:t xml:space="preserve">Total owed to the tax authorities</w:t>
+              <w:t xml:space="preserve">Note payable due 2029</w:t>
             </w:r>
           </w:p>
         </w:tc>
@@ -10476,7 +11123,7 @@
                 <w:sz w:val="14"/>
                 <w:szCs w:val="14"/>
               </w:rPr>
-              <w:t xml:space="preserve">(20)</w:t>
+              <w:t xml:space="preserve">(25)</w:t>
             </w:r>
           </w:p>
         </w:tc>
@@ -10501,14 +11148,13 @@
                 <w:sz w:val="15"/>
                 <w:szCs w:val="15"/>
               </w:rPr>
-              <w:t xml:space="preserve">Sales revenue</w:t>
+              <w:t xml:space="preserve">Warranty liability (M2)</w:t>
             </w:r>
           </w:p>
         </w:tc>
         <w:tc>
           <w:tcPr>
             <w:tcW w:type="pct" w:w="2600"/>
-            <w:shd w:fill="FFFFFF" w:val="clear"/>
             <w:tcMar>
               <w:top w:type="dxa" w:w="50"/>
               <w:left w:type="dxa" w:w="110"/>
@@ -10518,17 +11164,14 @@
           </w:tcPr>
           <w:p>
             <w:pPr>
-              <w:spacing w:before="46" w:after="46"/>
-            </w:pPr>
-            <w:r>
-              <w:rPr>
-                <w:b/>
-                <w:bCs/>
-                <w:color w:val="8186EF"/>
-                <w:sz w:val="14"/>
-                <w:szCs w:val="14"/>
-              </w:rPr>
-              <w:t xml:space="preserve">(21)</w:t>
+              <w:spacing w:before="28" w:after="28"/>
+            </w:pPr>
+            <w:r>
+              <w:rPr>
+                <w:sz w:val="15"/>
+                <w:szCs w:val="15"/>
+              </w:rPr>
+              <w:t xml:space="preserve">Current liability</w:t>
             </w:r>
           </w:p>
         </w:tc>
@@ -10554,7 +11197,7 @@
                 <w:sz w:val="15"/>
                 <w:szCs w:val="15"/>
               </w:rPr>
-              <w:t xml:space="preserve">Sales tax payable</w:t>
+              <w:t xml:space="preserve">Service plans (M3)</w:t>
             </w:r>
           </w:p>
         </w:tc>
@@ -10578,7 +11221,59 @@
                 <w:sz w:val="15"/>
                 <w:szCs w:val="15"/>
               </w:rPr>
-              <w:t xml:space="preserve">21,000 − 20,000 = 1,000</w:t>
+              <w:t xml:space="preserve">Split between current and noncurrent</w:t>
+            </w:r>
+          </w:p>
+        </w:tc>
+      </w:tr>
+      <w:tr>
+        <w:tc>
+          <w:tcPr>
+            <w:tcW w:type="pct" w:w="2400"/>
+            <w:tcMar>
+              <w:top w:type="dxa" w:w="50"/>
+              <w:left w:type="dxa" w:w="110"/>
+              <w:bottom w:type="dxa" w:w="50"/>
+              <w:right w:type="dxa" w:w="110"/>
+            </w:tcMar>
+          </w:tcPr>
+          <w:p>
+            <w:pPr>
+              <w:spacing w:before="28" w:after="28"/>
+            </w:pPr>
+            <w:r>
+              <w:rPr>
+                <w:sz w:val="15"/>
+                <w:szCs w:val="15"/>
+              </w:rPr>
+              <w:t xml:space="preserve">Customer deposits</w:t>
+            </w:r>
+          </w:p>
+        </w:tc>
+        <w:tc>
+          <w:tcPr>
+            <w:tcW w:type="pct" w:w="2600"/>
+            <w:shd w:fill="FFFFFF" w:val="clear"/>
+            <w:tcMar>
+              <w:top w:type="dxa" w:w="50"/>
+              <w:left w:type="dxa" w:w="110"/>
+              <w:bottom w:type="dxa" w:w="50"/>
+              <w:right w:type="dxa" w:w="110"/>
+            </w:tcMar>
+          </w:tcPr>
+          <w:p>
+            <w:pPr>
+              <w:spacing w:before="46" w:after="46"/>
+            </w:pPr>
+            <w:r>
+              <w:rPr>
+                <w:b/>
+                <w:bCs/>
+                <w:color w:val="8186EF"/>
+                <w:sz w:val="14"/>
+                <w:szCs w:val="14"/>
+              </w:rPr>
+              <w:t xml:space="preserve">(26)</w:t>
             </w:r>
           </w:p>
         </w:tc>
@@ -10640,429 +11335,7 @@
                 <w:sz w:val="16"/>
                 <w:szCs w:val="16"/>
               </w:rPr>
-              <w:t xml:space="preserve">4,000 + 2,800 + 2,800 = 9,600   ·   21,000 ÷ 1.05 = 20,000   ·   21,000 − 20,000 = 1,000</w:t>
-            </w:r>
-          </w:p>
-        </w:tc>
-      </w:tr>
-    </w:tbl>
-    <w:p/>
-    <w:tbl>
-      <w:tblPr>
-        <w:tblW w:type="pct" w:w="100%"/>
-        <w:tblLayout w:type="fixed"/>
-        <w:tblBorders>
-          <w:top w:val="single" w:color="353A7C" w:sz="6"/>
-          <w:left w:val="single" w:color="353A7C" w:sz="6"/>
-          <w:bottom w:val="single" w:color="353A7C" w:sz="6"/>
-          <w:right w:val="single" w:color="353A7C" w:sz="6"/>
-          <w:insideH w:val="single" w:color="353A7C" w:sz="6"/>
-          <w:insideV w:val="single" w:color="353A7C" w:sz="6"/>
-        </w:tblBorders>
-      </w:tblPr>
-      <w:tblGrid>
-        <w:gridCol w:w="4608"/>
-        <w:gridCol w:w="4992"/>
-      </w:tblGrid>
-      <w:tr>
-        <w:tc>
-          <w:tcPr>
-            <w:tcW w:type="pct" w:w="5000"/>
-            <w:gridSpan w:val="2"/>
-            <w:shd w:fill="353A7C" w:val="clear"/>
-            <w:tcMar>
-              <w:top w:type="dxa" w:w="60"/>
-              <w:left w:type="dxa" w:w="120"/>
-              <w:bottom w:type="dxa" w:w="60"/>
-              <w:right w:type="dxa" w:w="120"/>
-            </w:tcMar>
-          </w:tcPr>
-          <w:p>
-            <w:pPr>
-              <w:spacing w:before="40" w:after="40"/>
-            </w:pPr>
-            <w:r>
-              <w:rPr>
-                <w:b/>
-                <w:bCs/>
-                <w:color w:val="FFFFFF"/>
-                <w:sz w:val="17"/>
-                <w:szCs w:val="17"/>
-              </w:rPr>
-              <w:t xml:space="preserve">Item — Category</w:t>
-            </w:r>
-          </w:p>
-        </w:tc>
-      </w:tr>
-      <w:tr>
-        <w:tc>
-          <w:tcPr>
-            <w:tcW w:type="pct" w:w="2400"/>
-            <w:shd w:fill="353A7C" w:val="clear"/>
-            <w:tcMar>
-              <w:top w:type="dxa" w:w="50"/>
-              <w:left w:type="dxa" w:w="110"/>
-              <w:bottom w:type="dxa" w:w="50"/>
-              <w:right w:type="dxa" w:w="110"/>
-            </w:tcMar>
-          </w:tcPr>
-          <w:p>
-            <w:pPr>
-              <w:spacing w:before="30" w:after="30"/>
-            </w:pPr>
-            <w:r>
-              <w:rPr>
-                <w:b/>
-                <w:bCs/>
-                <w:color w:val="FFFFFF"/>
-                <w:sz w:val="15"/>
-                <w:szCs w:val="15"/>
-              </w:rPr>
-              <w:t xml:space="preserve">Item</w:t>
-            </w:r>
-          </w:p>
-        </w:tc>
-        <w:tc>
-          <w:tcPr>
-            <w:tcW w:type="pct" w:w="2600"/>
-            <w:shd w:fill="353A7C" w:val="clear"/>
-            <w:tcMar>
-              <w:top w:type="dxa" w:w="50"/>
-              <w:left w:type="dxa" w:w="110"/>
-              <w:bottom w:type="dxa" w:w="50"/>
-              <w:right w:type="dxa" w:w="110"/>
-            </w:tcMar>
-          </w:tcPr>
-          <w:p>
-            <w:pPr>
-              <w:spacing w:before="30" w:after="30"/>
-            </w:pPr>
-            <w:r>
-              <w:rPr>
-                <w:b/>
-                <w:bCs/>
-                <w:color w:val="FFFFFF"/>
-                <w:sz w:val="15"/>
-                <w:szCs w:val="15"/>
-              </w:rPr>
-              <w:t xml:space="preserve">Category</w:t>
-            </w:r>
-          </w:p>
-        </w:tc>
-      </w:tr>
-      <w:tr>
-        <w:tc>
-          <w:tcPr>
-            <w:tcW w:type="pct" w:w="2400"/>
-            <w:tcMar>
-              <w:top w:type="dxa" w:w="50"/>
-              <w:left w:type="dxa" w:w="110"/>
-              <w:bottom w:type="dxa" w:w="50"/>
-              <w:right w:type="dxa" w:w="110"/>
-            </w:tcMar>
-          </w:tcPr>
-          <w:p>
-            <w:pPr>
-              <w:spacing w:before="28" w:after="28"/>
-            </w:pPr>
-            <w:r>
-              <w:rPr>
-                <w:sz w:val="15"/>
-                <w:szCs w:val="15"/>
-              </w:rPr>
-              <w:t xml:space="preserve">Bank loan</w:t>
-            </w:r>
-          </w:p>
-        </w:tc>
-        <w:tc>
-          <w:tcPr>
-            <w:tcW w:type="pct" w:w="2600"/>
-            <w:shd w:fill="FFFFFF" w:val="clear"/>
-            <w:tcMar>
-              <w:top w:type="dxa" w:w="50"/>
-              <w:left w:type="dxa" w:w="110"/>
-              <w:bottom w:type="dxa" w:w="50"/>
-              <w:right w:type="dxa" w:w="110"/>
-            </w:tcMar>
-          </w:tcPr>
-          <w:p>
-            <w:pPr>
-              <w:spacing w:before="46" w:after="46"/>
-            </w:pPr>
-            <w:r>
-              <w:rPr>
-                <w:b/>
-                <w:bCs/>
-                <w:color w:val="8186EF"/>
-                <w:sz w:val="14"/>
-                <w:szCs w:val="14"/>
-              </w:rPr>
-              <w:t xml:space="preserve">(22)</w:t>
-            </w:r>
-          </w:p>
-        </w:tc>
-      </w:tr>
-      <w:tr>
-        <w:tc>
-          <w:tcPr>
-            <w:tcW w:type="pct" w:w="2400"/>
-            <w:shd w:fill="FBFAF6" w:val="clear"/>
-            <w:tcMar>
-              <w:top w:type="dxa" w:w="50"/>
-              <w:left w:type="dxa" w:w="110"/>
-              <w:bottom w:type="dxa" w:w="50"/>
-              <w:right w:type="dxa" w:w="110"/>
-            </w:tcMar>
-          </w:tcPr>
-          <w:p>
-            <w:pPr>
-              <w:spacing w:before="28" w:after="28"/>
-            </w:pPr>
-            <w:r>
-              <w:rPr>
-                <w:sz w:val="15"/>
-                <w:szCs w:val="15"/>
-              </w:rPr>
-              <w:t xml:space="preserve">Note payable due 2029</w:t>
-            </w:r>
-          </w:p>
-        </w:tc>
-        <w:tc>
-          <w:tcPr>
-            <w:tcW w:type="pct" w:w="2600"/>
-            <w:shd w:fill="FFFFFF" w:val="clear"/>
-            <w:tcMar>
-              <w:top w:type="dxa" w:w="50"/>
-              <w:left w:type="dxa" w:w="110"/>
-              <w:bottom w:type="dxa" w:w="50"/>
-              <w:right w:type="dxa" w:w="110"/>
-            </w:tcMar>
-          </w:tcPr>
-          <w:p>
-            <w:pPr>
-              <w:spacing w:before="46" w:after="46"/>
-            </w:pPr>
-            <w:r>
-              <w:rPr>
-                <w:b/>
-                <w:bCs/>
-                <w:color w:val="8186EF"/>
-                <w:sz w:val="14"/>
-                <w:szCs w:val="14"/>
-              </w:rPr>
-              <w:t xml:space="preserve">(23)</w:t>
-            </w:r>
-          </w:p>
-        </w:tc>
-      </w:tr>
-      <w:tr>
-        <w:tc>
-          <w:tcPr>
-            <w:tcW w:type="pct" w:w="2400"/>
-            <w:tcMar>
-              <w:top w:type="dxa" w:w="50"/>
-              <w:left w:type="dxa" w:w="110"/>
-              <w:bottom w:type="dxa" w:w="50"/>
-              <w:right w:type="dxa" w:w="110"/>
-            </w:tcMar>
-          </w:tcPr>
-          <w:p>
-            <w:pPr>
-              <w:spacing w:before="28" w:after="28"/>
-            </w:pPr>
-            <w:r>
-              <w:rPr>
-                <w:sz w:val="15"/>
-                <w:szCs w:val="15"/>
-              </w:rPr>
-              <w:t xml:space="preserve">Warranty liability (M2)</w:t>
-            </w:r>
-          </w:p>
-        </w:tc>
-        <w:tc>
-          <w:tcPr>
-            <w:tcW w:type="pct" w:w="2600"/>
-            <w:shd w:fill="FFFFFF" w:val="clear"/>
-            <w:tcMar>
-              <w:top w:type="dxa" w:w="50"/>
-              <w:left w:type="dxa" w:w="110"/>
-              <w:bottom w:type="dxa" w:w="50"/>
-              <w:right w:type="dxa" w:w="110"/>
-            </w:tcMar>
-          </w:tcPr>
-          <w:p>
-            <w:pPr>
-              <w:spacing w:before="46" w:after="46"/>
-            </w:pPr>
-            <w:r>
-              <w:rPr>
-                <w:b/>
-                <w:bCs/>
-                <w:color w:val="8186EF"/>
-                <w:sz w:val="14"/>
-                <w:szCs w:val="14"/>
-              </w:rPr>
-              <w:t xml:space="preserve">(24)</w:t>
-            </w:r>
-          </w:p>
-        </w:tc>
-      </w:tr>
-      <w:tr>
-        <w:tc>
-          <w:tcPr>
-            <w:tcW w:type="pct" w:w="2400"/>
-            <w:shd w:fill="FBFAF6" w:val="clear"/>
-            <w:tcMar>
-              <w:top w:type="dxa" w:w="50"/>
-              <w:left w:type="dxa" w:w="110"/>
-              <w:bottom w:type="dxa" w:w="50"/>
-              <w:right w:type="dxa" w:w="110"/>
-            </w:tcMar>
-          </w:tcPr>
-          <w:p>
-            <w:pPr>
-              <w:spacing w:before="28" w:after="28"/>
-            </w:pPr>
-            <w:r>
-              <w:rPr>
-                <w:sz w:val="15"/>
-                <w:szCs w:val="15"/>
-              </w:rPr>
-              <w:t xml:space="preserve">Service plans (M3)</w:t>
-            </w:r>
-          </w:p>
-        </w:tc>
-        <w:tc>
-          <w:tcPr>
-            <w:tcW w:type="pct" w:w="2600"/>
-            <w:shd w:fill="FBFAF6" w:val="clear"/>
-            <w:tcMar>
-              <w:top w:type="dxa" w:w="50"/>
-              <w:left w:type="dxa" w:w="110"/>
-              <w:bottom w:type="dxa" w:w="50"/>
-              <w:right w:type="dxa" w:w="110"/>
-            </w:tcMar>
-          </w:tcPr>
-          <w:p>
-            <w:pPr>
-              <w:spacing w:before="28" w:after="28"/>
-            </w:pPr>
-            <w:r>
-              <w:rPr>
-                <w:sz w:val="15"/>
-                <w:szCs w:val="15"/>
-              </w:rPr>
-              <w:t xml:space="preserve">Split between current and noncurrent</w:t>
-            </w:r>
-          </w:p>
-        </w:tc>
-      </w:tr>
-      <w:tr>
-        <w:tc>
-          <w:tcPr>
-            <w:tcW w:type="pct" w:w="2400"/>
-            <w:tcMar>
-              <w:top w:type="dxa" w:w="50"/>
-              <w:left w:type="dxa" w:w="110"/>
-              <w:bottom w:type="dxa" w:w="50"/>
-              <w:right w:type="dxa" w:w="110"/>
-            </w:tcMar>
-          </w:tcPr>
-          <w:p>
-            <w:pPr>
-              <w:spacing w:before="28" w:after="28"/>
-            </w:pPr>
-            <w:r>
-              <w:rPr>
-                <w:sz w:val="15"/>
-                <w:szCs w:val="15"/>
-              </w:rPr>
-              <w:t xml:space="preserve">Customer deposits</w:t>
-            </w:r>
-          </w:p>
-        </w:tc>
-        <w:tc>
-          <w:tcPr>
-            <w:tcW w:type="pct" w:w="2600"/>
-            <w:tcMar>
-              <w:top w:type="dxa" w:w="50"/>
-              <w:left w:type="dxa" w:w="110"/>
-              <w:bottom w:type="dxa" w:w="50"/>
-              <w:right w:type="dxa" w:w="110"/>
-            </w:tcMar>
-          </w:tcPr>
-          <w:p>
-            <w:pPr>
-              <w:spacing w:before="28" w:after="28"/>
-            </w:pPr>
-            <w:r>
-              <w:rPr>
-                <w:sz w:val="15"/>
-                <w:szCs w:val="15"/>
-              </w:rPr>
-              <w:t xml:space="preserve">Current liability</w:t>
-            </w:r>
-          </w:p>
-        </w:tc>
-      </w:tr>
-    </w:tbl>
-    <w:p/>
-    <w:tbl>
-      <w:tblPr>
-        <w:tblW w:type="pct" w:w="100%"/>
-        <w:tblLayout w:type="fixed"/>
-        <w:tblBorders>
-          <w:top w:val="single" w:color="FBFAF6" w:sz="4"/>
-          <w:left w:val="single" w:color="FBFAF6" w:sz="4"/>
-          <w:bottom w:val="single" w:color="FBFAF6" w:sz="4"/>
-          <w:right w:val="single" w:color="FBFAF6" w:sz="4"/>
-          <w:insideH w:val="single" w:color="FBFAF6" w:sz="4"/>
-          <w:insideV w:val="single" w:color="FBFAF6" w:sz="4"/>
-        </w:tblBorders>
-      </w:tblPr>
-      <w:tblGrid>
-        <w:gridCol w:w="9600"/>
-      </w:tblGrid>
-      <w:tr>
-        <w:tc>
-          <w:tcPr>
-            <w:tcW w:type="pct" w:w="5000"/>
-            <w:shd w:fill="FBFAF6" w:val="clear"/>
-            <w:tcMar>
-              <w:top w:type="dxa" w:w="40"/>
-              <w:left w:type="dxa" w:w="100"/>
-              <w:bottom w:type="dxa" w:w="40"/>
-              <w:right w:type="dxa" w:w="100"/>
-            </w:tcMar>
-          </w:tcPr>
-          <w:p>
-            <w:pPr>
-              <w:spacing w:before="18" w:after="6"/>
-            </w:pPr>
-            <w:r>
-              <w:rPr>
-                <w:b/>
-                <w:bCs/>
-                <w:color w:val="6B7280"/>
-                <w:sz w:val="14"/>
-                <w:szCs w:val="14"/>
-              </w:rPr>
-              <w:t xml:space="preserve">word list</w:t>
-            </w:r>
-          </w:p>
-          <w:p>
-            <w:pPr>
-              <w:spacing w:before="0" w:after="18"/>
-            </w:pPr>
-            <w:r>
-              <w:rPr>
-                <w:b/>
-                <w:bCs/>
-                <w:color w:val="353A7C"/>
-                <w:sz w:val="16"/>
-                <w:szCs w:val="16"/>
-              </w:rPr>
-              <w:t xml:space="preserve">Split between current and noncurrent   ·   21,000 ÷ 1.05 = 20,000   ·   Noncurrent liability   ·   Current liability</w:t>
+              <w:t xml:space="preserve">Noncurrent liability   ·   Current liability   ·   Split between current and noncurrent   ·   25 / 5 / 3</w:t>
             </w:r>
           </w:p>
         </w:tc>
@@ -11595,14 +11868,14 @@
                 <w:sz w:val="16"/>
                 <w:szCs w:val="16"/>
               </w:rPr>
-              <w:t xml:space="preserve">14  </w:t>
-            </w:r>
-            <w:r>
-              <w:rPr>
-                <w:sz w:val="16"/>
-                <w:szCs w:val="16"/>
-              </w:rPr>
-              <w:t xml:space="preserve">Expense</w:t>
+              <w:t xml:space="preserve">15  </w:t>
+            </w:r>
+            <w:r>
+              <w:rPr>
+                <w:sz w:val="16"/>
+                <w:szCs w:val="16"/>
+              </w:rPr>
+              <w:t xml:space="preserve">contract</w:t>
             </w:r>
           </w:p>
         </w:tc>
@@ -11663,14 +11936,14 @@
                 <w:sz w:val="16"/>
                 <w:szCs w:val="16"/>
               </w:rPr>
-              <w:t xml:space="preserve">15  </w:t>
-            </w:r>
-            <w:r>
-              <w:rPr>
-                <w:sz w:val="16"/>
-                <w:szCs w:val="16"/>
-              </w:rPr>
-              <w:t xml:space="preserve">repairs</w:t>
+              <w:t xml:space="preserve">16  </w:t>
+            </w:r>
+            <w:r>
+              <w:rPr>
+                <w:sz w:val="16"/>
+                <w:szCs w:val="16"/>
+              </w:rPr>
+              <w:t xml:space="preserve">separately</w:t>
             </w:r>
           </w:p>
         </w:tc>
@@ -11731,14 +12004,14 @@
                 <w:sz w:val="16"/>
                 <w:szCs w:val="16"/>
               </w:rPr>
-              <w:t xml:space="preserve">16  </w:t>
-            </w:r>
-            <w:r>
-              <w:rPr>
-                <w:sz w:val="16"/>
-                <w:szCs w:val="16"/>
-              </w:rPr>
-              <w:t xml:space="preserve">provision</w:t>
+              <w:t xml:space="preserve">17  </w:t>
+            </w:r>
+            <w:r>
+              <w:rPr>
+                <w:sz w:val="16"/>
+                <w:szCs w:val="16"/>
+              </w:rPr>
+              <w:t xml:space="preserve">Expense</w:t>
             </w:r>
           </w:p>
         </w:tc>
@@ -11799,14 +12072,14 @@
                 <w:sz w:val="16"/>
                 <w:szCs w:val="16"/>
               </w:rPr>
-              <w:t xml:space="preserve">17  </w:t>
-            </w:r>
-            <w:r>
-              <w:rPr>
-                <w:sz w:val="16"/>
-                <w:szCs w:val="16"/>
-              </w:rPr>
-              <w:t xml:space="preserve">25 / 5 / 3</w:t>
+              <w:t xml:space="preserve">18  </w:t>
+            </w:r>
+            <w:r>
+              <w:rPr>
+                <w:sz w:val="16"/>
+                <w:szCs w:val="16"/>
+              </w:rPr>
+              <w:t xml:space="preserve">repairs</w:t>
             </w:r>
           </w:p>
         </w:tc>
@@ -11867,14 +12140,14 @@
                 <w:sz w:val="16"/>
                 <w:szCs w:val="16"/>
               </w:rPr>
-              <w:t xml:space="preserve">18  </w:t>
-            </w:r>
-            <w:r>
-              <w:rPr>
-                <w:sz w:val="16"/>
-                <w:szCs w:val="16"/>
-              </w:rPr>
-              <w:t xml:space="preserve">equipment</w:t>
+              <w:t xml:space="preserve">19  </w:t>
+            </w:r>
+            <w:r>
+              <w:rPr>
+                <w:sz w:val="16"/>
+                <w:szCs w:val="16"/>
+              </w:rPr>
+              <w:t xml:space="preserve">non-cancelable</w:t>
             </w:r>
           </w:p>
         </w:tc>
@@ -11935,14 +12208,14 @@
                 <w:sz w:val="16"/>
                 <w:szCs w:val="16"/>
               </w:rPr>
-              <w:t xml:space="preserve">19  </w:t>
-            </w:r>
-            <w:r>
-              <w:rPr>
-                <w:sz w:val="16"/>
-                <w:szCs w:val="16"/>
-              </w:rPr>
-              <w:t xml:space="preserve">separately</w:t>
+              <w:t xml:space="preserve">20  </w:t>
+            </w:r>
+            <w:r>
+              <w:rPr>
+                <w:sz w:val="16"/>
+                <w:szCs w:val="16"/>
+              </w:rPr>
+              <w:t xml:space="preserve">equipment</w:t>
             </w:r>
           </w:p>
         </w:tc>
@@ -12003,14 +12276,14 @@
                 <w:sz w:val="16"/>
                 <w:szCs w:val="16"/>
               </w:rPr>
-              <w:t xml:space="preserve">20  </w:t>
-            </w:r>
-            <w:r>
-              <w:rPr>
-                <w:sz w:val="16"/>
-                <w:szCs w:val="16"/>
-              </w:rPr>
-              <w:t xml:space="preserve">4,000 + 2,800 + 2,800 = 9,600</w:t>
+              <w:t xml:space="preserve">21  </w:t>
+            </w:r>
+            <w:r>
+              <w:rPr>
+                <w:sz w:val="16"/>
+                <w:szCs w:val="16"/>
+              </w:rPr>
+              <w:t xml:space="preserve">separately</w:t>
             </w:r>
           </w:p>
         </w:tc>
@@ -12071,14 +12344,14 @@
                 <w:sz w:val="16"/>
                 <w:szCs w:val="16"/>
               </w:rPr>
-              <w:t xml:space="preserve">21  </w:t>
-            </w:r>
-            <w:r>
-              <w:rPr>
-                <w:sz w:val="16"/>
-                <w:szCs w:val="16"/>
-              </w:rPr>
-              <w:t xml:space="preserve">21,000 ÷ 1.05 = 20,000</w:t>
+              <w:t xml:space="preserve">22  </w:t>
+            </w:r>
+            <w:r>
+              <w:rPr>
+                <w:sz w:val="16"/>
+                <w:szCs w:val="16"/>
+              </w:rPr>
+              <w:t xml:space="preserve">7% × 40,000 = 2,800 (payroll tax expense)</w:t>
             </w:r>
           </w:p>
         </w:tc>
@@ -12139,14 +12412,14 @@
                 <w:sz w:val="16"/>
                 <w:szCs w:val="16"/>
               </w:rPr>
-              <w:t xml:space="preserve">22  </w:t>
-            </w:r>
-            <w:r>
-              <w:rPr>
-                <w:sz w:val="16"/>
-                <w:szCs w:val="16"/>
-              </w:rPr>
-              <w:t xml:space="preserve">Split between current and noncurrent</w:t>
+              <w:t xml:space="preserve">23  </w:t>
+            </w:r>
+            <w:r>
+              <w:rPr>
+                <w:sz w:val="16"/>
+                <w:szCs w:val="16"/>
+              </w:rPr>
+              <w:t xml:space="preserve">21,000 ÷ 1.05 = 20,000</w:t>
             </w:r>
           </w:p>
         </w:tc>
@@ -12207,14 +12480,14 @@
                 <w:sz w:val="16"/>
                 <w:szCs w:val="16"/>
               </w:rPr>
-              <w:t xml:space="preserve">23  </w:t>
-            </w:r>
-            <w:r>
-              <w:rPr>
-                <w:sz w:val="16"/>
-                <w:szCs w:val="16"/>
-              </w:rPr>
-              <w:t xml:space="preserve">Noncurrent liability</w:t>
+              <w:t xml:space="preserve">24  </w:t>
+            </w:r>
+            <w:r>
+              <w:rPr>
+                <w:sz w:val="16"/>
+                <w:szCs w:val="16"/>
+              </w:rPr>
+              <w:t xml:space="preserve">Split between current and noncurrent</w:t>
             </w:r>
           </w:p>
         </w:tc>
@@ -12275,14 +12548,14 @@
                 <w:sz w:val="16"/>
                 <w:szCs w:val="16"/>
               </w:rPr>
-              <w:t xml:space="preserve">24  </w:t>
-            </w:r>
-            <w:r>
-              <w:rPr>
-                <w:sz w:val="16"/>
-                <w:szCs w:val="16"/>
-              </w:rPr>
-              <w:t xml:space="preserve">Current liability</w:t>
+              <w:t xml:space="preserve">25  </w:t>
+            </w:r>
+            <w:r>
+              <w:rPr>
+                <w:sz w:val="16"/>
+                <w:szCs w:val="16"/>
+              </w:rPr>
+              <w:t xml:space="preserve">Noncurrent liability</w:t>
             </w:r>
           </w:p>
         </w:tc>
@@ -12343,14 +12616,14 @@
                 <w:sz w:val="16"/>
                 <w:szCs w:val="16"/>
               </w:rPr>
-              <w:t xml:space="preserve">25  </w:t>
-            </w:r>
-            <w:r>
-              <w:rPr>
-                <w:sz w:val="16"/>
-                <w:szCs w:val="16"/>
-              </w:rPr>
-              <w:t xml:space="preserve">assurance-type warranty</w:t>
+              <w:t xml:space="preserve">26  </w:t>
+            </w:r>
+            <w:r>
+              <w:rPr>
+                <w:sz w:val="16"/>
+                <w:szCs w:val="16"/>
+              </w:rPr>
+              <w:t xml:space="preserve">Current liability</w:t>
             </w:r>
           </w:p>
         </w:tc>
@@ -12385,7 +12658,7 @@
                 <w:sz w:val="16"/>
                 <w:szCs w:val="16"/>
               </w:rPr>
-              <w:t xml:space="preserve">separately</w:t>
+              <w:t xml:space="preserve">warranty</w:t>
             </w:r>
           </w:p>
         </w:tc>
@@ -12411,7 +12684,75 @@
                 <w:sz w:val="16"/>
                 <w:szCs w:val="16"/>
               </w:rPr>
-              <w:t xml:space="preserve">26  </w:t>
+              <w:t xml:space="preserve">27  </w:t>
+            </w:r>
+            <w:r>
+              <w:rPr>
+                <w:sz w:val="16"/>
+                <w:szCs w:val="16"/>
+              </w:rPr>
+              <w:t xml:space="preserve">assurance-type warranty</w:t>
+            </w:r>
+          </w:p>
+        </w:tc>
+      </w:tr>
+      <w:tr>
+        <w:tc>
+          <w:tcPr>
+            <w:tcW w:type="pct" w:w="2500"/>
+            <w:tcMar>
+              <w:top w:type="dxa" w:w="20"/>
+              <w:left w:type="dxa" w:w="80"/>
+              <w:bottom w:type="dxa" w:w="20"/>
+              <w:right w:type="dxa" w:w="80"/>
+            </w:tcMar>
+          </w:tcPr>
+          <w:p>
+            <w:pPr>
+              <w:spacing w:before="12" w:after="12"/>
+            </w:pPr>
+            <w:r>
+              <w:rPr>
+                <w:b/>
+                <w:bCs/>
+                <w:color w:val="8186EF"/>
+                <w:sz w:val="16"/>
+                <w:szCs w:val="16"/>
+              </w:rPr>
+              <w:t xml:space="preserve">14  </w:t>
+            </w:r>
+            <w:r>
+              <w:rPr>
+                <w:sz w:val="16"/>
+                <w:szCs w:val="16"/>
+              </w:rPr>
+              <w:t xml:space="preserve">accrual</w:t>
+            </w:r>
+          </w:p>
+        </w:tc>
+        <w:tc>
+          <w:tcPr>
+            <w:tcW w:type="pct" w:w="2500"/>
+            <w:tcMar>
+              <w:top w:type="dxa" w:w="20"/>
+              <w:left w:type="dxa" w:w="80"/>
+              <w:bottom w:type="dxa" w:w="20"/>
+              <w:right w:type="dxa" w:w="80"/>
+            </w:tcMar>
+          </w:tcPr>
+          <w:p>
+            <w:pPr>
+              <w:spacing w:before="12" w:after="12"/>
+            </w:pPr>
+            <w:r>
+              <w:rPr>
+                <w:b/>
+                <w:bCs/>
+                <w:color w:val="8186EF"/>
+                <w:sz w:val="16"/>
+                <w:szCs w:val="16"/>
+              </w:rPr>
+              <w:t xml:space="preserve">28  </w:t>
             </w:r>
             <w:r>
               <w:rPr>
@@ -12485,7 +12826,31 @@
           <w:sz w:val="15"/>
           <w:szCs w:val="15"/>
         </w:rPr>
-        <w:t xml:space="preserve">Standard warranty: accrue the cost at the sale; do not defer revenue. Extended plan sold separately: defer revenue; do not accrue a cost. Expense warranty costs in the year of the sale, not when repairs are paid. A liability or an IFRS provision; use warranty liability here.</w:t>
+        <w:t xml:space="preserve">The warranty liability is the accrual of $60,000 minus repairs of $22,000: $38,000. The service plans are a contract liability of $32,000, of which the part to be earned in 2027 is current.</w:t>
+      </w:r>
+    </w:p>
+    <w:p>
+      <w:pPr>
+        <w:spacing w:before="20" w:after="20"/>
+        <w:ind w:left="240" w:hanging="240"/>
+      </w:pPr>
+      <w:r>
+        <w:rPr>
+          <w:b/>
+          <w:bCs/>
+          <w:color w:val="353A7C"/>
+          <w:sz w:val="15"/>
+          <w:szCs w:val="15"/>
+        </w:rPr>
+        <w:t xml:space="preserve">Summary 3   </w:t>
+      </w:r>
+      <w:r>
+        <w:rPr>
+          <w:color w:val="6B7280"/>
+          <w:sz w:val="15"/>
+          <w:szCs w:val="15"/>
+        </w:rPr>
+        <w:t xml:space="preserve">Standard warranty: accrue the cost at the sale; do not defer revenue. Extended plan sold separately: defer revenue; do not accrue a cost. Expense warranty costs in the year of the sale, not when repairs are paid.</w:t>
       </w:r>
     </w:p>
     <w:p>

--- a/CMA_Summaries_B1_Ch12.docx
+++ b/CMA_Summaries_B1_Ch12.docx
@@ -848,6 +848,142 @@
     <w:p/>
     <w:p>
       <w:pPr>
+        <w:spacing w:before="44" w:after="10"/>
+      </w:pPr>
+      <w:r>
+        <w:rPr>
+          <w:b/>
+          <w:bCs/>
+          <w:color w:val="353A7C"/>
+          <w:sz w:val="18"/>
+          <w:szCs w:val="18"/>
+        </w:rPr>
+        <w:t xml:space="preserve">The words this section uses</w:t>
+      </w:r>
+    </w:p>
+    <w:p>
+      <w:pPr>
+        <w:spacing w:before="0" w:after="12"/>
+      </w:pPr>
+      <w:r>
+        <w:rPr>
+          <w:color w:val="6B7280"/>
+          <w:sz w:val="15"/>
+          <w:szCs w:val="15"/>
+        </w:rPr>
+        <w:t xml:space="preserve">Each term sits against what it means.</w:t>
+      </w:r>
+    </w:p>
+    <w:p>
+      <w:pPr>
+        <w:spacing w:after="40" w:before="90"/>
+        <w:jc w:val="center"/>
+      </w:pPr>
+      <w:r>
+        <w:drawing>
+          <wp:inline distT="0" distB="0" distL="0" distR="0">
+            <wp:extent cx="5734050" cy="3244275"/>
+            <wp:effectExtent t="0" r="0" b="0" l="0"/>
+            <wp:docPr id="1" name="" descr="" title=""/>
+            <wp:cNvGraphicFramePr>
+              <a:graphicFrameLocks xmlns:a="http://schemas.openxmlformats.org/drawingml/2006/main" noChangeAspect="1"/>
+            </wp:cNvGraphicFramePr>
+            <a:graphic xmlns:a="http://schemas.openxmlformats.org/drawingml/2006/main">
+              <a:graphicData uri="http://schemas.openxmlformats.org/drawingml/2006/picture">
+                <pic:pic xmlns:pic="http://schemas.openxmlformats.org/drawingml/2006/picture">
+                  <pic:nvPicPr>
+                    <pic:cNvPr id="0" name="" descr=""/>
+                    <pic:cNvPicPr>
+                      <a:picLocks noChangeAspect="1" noChangeArrowheads="1"/>
+                    </pic:cNvPicPr>
+                  </pic:nvPicPr>
+                  <pic:blipFill>
+                    <a:blip r:embed="rId103" cstate="none"/>
+                    <a:srcRect/>
+                    <a:stretch>
+                      <a:fillRect/>
+                    </a:stretch>
+                  </pic:blipFill>
+                  <pic:spPr bwMode="auto">
+                    <a:xfrm>
+                      <a:off x="0" y="0"/>
+                      <a:ext cx="5734050" cy="3244275"/>
+                    </a:xfrm>
+                    <a:prstGeom prst="rect">
+                      <a:avLst/>
+                    </a:prstGeom>
+                  </pic:spPr>
+                </pic:pic>
+              </a:graphicData>
+            </a:graphic>
+          </wp:inline>
+        </w:drawing>
+      </w:r>
+    </w:p>
+    <w:tbl>
+      <w:tblPr>
+        <w:tblW w:type="pct" w:w="100%"/>
+        <w:tblLayout w:type="fixed"/>
+        <w:tblBorders>
+          <w:top w:val="single" w:color="FBFAF6" w:sz="4"/>
+          <w:left w:val="single" w:color="FBFAF6" w:sz="4"/>
+          <w:bottom w:val="single" w:color="FBFAF6" w:sz="4"/>
+          <w:right w:val="single" w:color="FBFAF6" w:sz="4"/>
+          <w:insideH w:val="single" w:color="FBFAF6" w:sz="4"/>
+          <w:insideV w:val="single" w:color="FBFAF6" w:sz="4"/>
+        </w:tblBorders>
+      </w:tblPr>
+      <w:tblGrid>
+        <w:gridCol w:w="9600"/>
+      </w:tblGrid>
+      <w:tr>
+        <w:tc>
+          <w:tcPr>
+            <w:tcW w:type="pct" w:w="5000"/>
+            <w:shd w:fill="FBFAF6" w:val="clear"/>
+            <w:tcMar>
+              <w:top w:type="dxa" w:w="40"/>
+              <w:left w:type="dxa" w:w="100"/>
+              <w:bottom w:type="dxa" w:w="40"/>
+              <w:right w:type="dxa" w:w="100"/>
+            </w:tcMar>
+          </w:tcPr>
+          <w:p>
+            <w:pPr>
+              <w:spacing w:before="18" w:after="6"/>
+            </w:pPr>
+            <w:r>
+              <w:rPr>
+                <w:b/>
+                <w:bCs/>
+                <w:color w:val="6B7280"/>
+                <w:sz w:val="14"/>
+                <w:szCs w:val="14"/>
+              </w:rPr>
+              <w:t xml:space="preserve">word list</w:t>
+            </w:r>
+          </w:p>
+          <w:p>
+            <w:pPr>
+              <w:spacing w:before="0" w:after="18"/>
+            </w:pPr>
+            <w:r>
+              <w:rPr>
+                <w:b/>
+                <w:bCs/>
+                <w:color w:val="353A7C"/>
+                <w:sz w:val="16"/>
+                <w:szCs w:val="16"/>
+              </w:rPr>
+              <w:t xml:space="preserve">Income taxes payable   ·   Current portion of long-term debt   ·   warranty liability   ·   Dividends payable</w:t>
+            </w:r>
+          </w:p>
+        </w:tc>
+      </w:tr>
+    </w:tbl>
+    <w:p/>
+    <w:p>
+      <w:pPr>
         <w:sectPr>
           <w:headerReference w:type="default" r:id="rIdHdr1"/>
           <w:pgSz w:w="11906" w:h="16838" w:orient="portrait"/>
@@ -969,14 +1105,14 @@
                 <w:sz w:val="16"/>
                 <w:szCs w:val="16"/>
               </w:rPr>
-              <w:t xml:space="preserve">8  </w:t>
-            </w:r>
-            <w:r>
-              <w:rPr>
-                <w:sz w:val="16"/>
-                <w:szCs w:val="16"/>
-              </w:rPr>
-              <w:t xml:space="preserve">Accounts payable</w:t>
+              <w:t xml:space="preserve">9  </w:t>
+            </w:r>
+            <w:r>
+              <w:rPr>
+                <w:sz w:val="16"/>
+                <w:szCs w:val="16"/>
+              </w:rPr>
+              <w:t xml:space="preserve">Income taxes payable</w:t>
             </w:r>
           </w:p>
         </w:tc>
@@ -1037,14 +1173,14 @@
                 <w:sz w:val="16"/>
                 <w:szCs w:val="16"/>
               </w:rPr>
-              <w:t xml:space="preserve">9  </w:t>
-            </w:r>
-            <w:r>
-              <w:rPr>
-                <w:sz w:val="16"/>
-                <w:szCs w:val="16"/>
-              </w:rPr>
-              <w:t xml:space="preserve">Income taxes payable</w:t>
+              <w:t xml:space="preserve">10  </w:t>
+            </w:r>
+            <w:r>
+              <w:rPr>
+                <w:sz w:val="16"/>
+                <w:szCs w:val="16"/>
+              </w:rPr>
+              <w:t xml:space="preserve">Dividends payable</w:t>
             </w:r>
           </w:p>
         </w:tc>
@@ -1105,14 +1241,14 @@
                 <w:sz w:val="16"/>
                 <w:szCs w:val="16"/>
               </w:rPr>
-              <w:t xml:space="preserve">10  </w:t>
-            </w:r>
-            <w:r>
-              <w:rPr>
-                <w:sz w:val="16"/>
-                <w:szCs w:val="16"/>
-              </w:rPr>
-              <w:t xml:space="preserve">Dividends payable</w:t>
+              <w:t xml:space="preserve">11  </w:t>
+            </w:r>
+            <w:r>
+              <w:rPr>
+                <w:sz w:val="16"/>
+                <w:szCs w:val="16"/>
+              </w:rPr>
+              <w:t xml:space="preserve">liabilities</w:t>
             </w:r>
           </w:p>
         </w:tc>
@@ -1173,14 +1309,14 @@
                 <w:sz w:val="16"/>
                 <w:szCs w:val="16"/>
               </w:rPr>
-              <w:t xml:space="preserve">11  </w:t>
-            </w:r>
-            <w:r>
-              <w:rPr>
-                <w:sz w:val="16"/>
-                <w:szCs w:val="16"/>
-              </w:rPr>
-              <w:t xml:space="preserve">liabilities</w:t>
+              <w:t xml:space="preserve">12  </w:t>
+            </w:r>
+            <w:r>
+              <w:rPr>
+                <w:sz w:val="16"/>
+                <w:szCs w:val="16"/>
+              </w:rPr>
+              <w:t xml:space="preserve">declaration</w:t>
             </w:r>
           </w:p>
         </w:tc>
@@ -1241,14 +1377,14 @@
                 <w:sz w:val="16"/>
                 <w:szCs w:val="16"/>
               </w:rPr>
-              <w:t xml:space="preserve">12  </w:t>
-            </w:r>
-            <w:r>
-              <w:rPr>
-                <w:sz w:val="16"/>
-                <w:szCs w:val="16"/>
-              </w:rPr>
-              <w:t xml:space="preserve">declaration</w:t>
+              <w:t xml:space="preserve">13  </w:t>
+            </w:r>
+            <w:r>
+              <w:rPr>
+                <w:sz w:val="16"/>
+                <w:szCs w:val="16"/>
+              </w:rPr>
+              <w:t xml:space="preserve">distributable</w:t>
             </w:r>
           </w:p>
         </w:tc>
@@ -1309,14 +1445,14 @@
                 <w:sz w:val="16"/>
                 <w:szCs w:val="16"/>
               </w:rPr>
-              <w:t xml:space="preserve">13  </w:t>
-            </w:r>
-            <w:r>
-              <w:rPr>
-                <w:sz w:val="16"/>
-                <w:szCs w:val="16"/>
-              </w:rPr>
-              <w:t xml:space="preserve">distributable</w:t>
+              <w:t xml:space="preserve">14  </w:t>
+            </w:r>
+            <w:r>
+              <w:rPr>
+                <w:sz w:val="16"/>
+                <w:szCs w:val="16"/>
+              </w:rPr>
+              <w:t xml:space="preserve">Income taxes payable</w:t>
             </w:r>
           </w:p>
         </w:tc>
@@ -1367,14 +1503,92 @@
           </w:tcPr>
           <w:p>
             <w:pPr>
-              <w:spacing w:before="24" w:after="24"/>
-            </w:pPr>
-            <w:r>
-              <w:rPr>
-                <w:sz w:val="16"/>
-                <w:szCs w:val="16"/>
-              </w:rPr>
-              <w:t xml:space="preserve"/>
+              <w:spacing w:before="12" w:after="12"/>
+            </w:pPr>
+            <w:r>
+              <w:rPr>
+                <w:b/>
+                <w:bCs/>
+                <w:color w:val="8186EF"/>
+                <w:sz w:val="16"/>
+                <w:szCs w:val="16"/>
+              </w:rPr>
+              <w:t xml:space="preserve">15  </w:t>
+            </w:r>
+            <w:r>
+              <w:rPr>
+                <w:sz w:val="16"/>
+                <w:szCs w:val="16"/>
+              </w:rPr>
+              <w:t xml:space="preserve">Dividends payable</w:t>
+            </w:r>
+          </w:p>
+        </w:tc>
+      </w:tr>
+      <w:tr>
+        <w:tc>
+          <w:tcPr>
+            <w:tcW w:type="pct" w:w="2500"/>
+            <w:tcMar>
+              <w:top w:type="dxa" w:w="20"/>
+              <w:left w:type="dxa" w:w="80"/>
+              <w:bottom w:type="dxa" w:w="20"/>
+              <w:right w:type="dxa" w:w="80"/>
+            </w:tcMar>
+          </w:tcPr>
+          <w:p>
+            <w:pPr>
+              <w:spacing w:before="12" w:after="12"/>
+            </w:pPr>
+            <w:r>
+              <w:rPr>
+                <w:b/>
+                <w:bCs/>
+                <w:color w:val="8186EF"/>
+                <w:sz w:val="16"/>
+                <w:szCs w:val="16"/>
+              </w:rPr>
+              <w:t xml:space="preserve">8  </w:t>
+            </w:r>
+            <w:r>
+              <w:rPr>
+                <w:sz w:val="16"/>
+                <w:szCs w:val="16"/>
+              </w:rPr>
+              <w:t xml:space="preserve">Accounts payable</w:t>
+            </w:r>
+          </w:p>
+        </w:tc>
+        <w:tc>
+          <w:tcPr>
+            <w:tcW w:type="pct" w:w="2500"/>
+            <w:tcMar>
+              <w:top w:type="dxa" w:w="20"/>
+              <w:left w:type="dxa" w:w="80"/>
+              <w:bottom w:type="dxa" w:w="20"/>
+              <w:right w:type="dxa" w:w="80"/>
+            </w:tcMar>
+          </w:tcPr>
+          <w:p>
+            <w:pPr>
+              <w:spacing w:before="12" w:after="12"/>
+            </w:pPr>
+            <w:r>
+              <w:rPr>
+                <w:b/>
+                <w:bCs/>
+                <w:color w:val="8186EF"/>
+                <w:sz w:val="16"/>
+                <w:szCs w:val="16"/>
+              </w:rPr>
+              <w:t xml:space="preserve">16  </w:t>
+            </w:r>
+            <w:r>
+              <w:rPr>
+                <w:sz w:val="16"/>
+                <w:szCs w:val="16"/>
+              </w:rPr>
+              <w:t xml:space="preserve">Current portion of long-term debt</w:t>
             </w:r>
           </w:p>
         </w:tc>
@@ -2769,7 +2983,7 @@
                     </pic:cNvPicPr>
                   </pic:nvPicPr>
                   <pic:blipFill>
-                    <a:blip r:embed="rId103" cstate="none"/>
+                    <a:blip r:embed="rId104" cstate="none"/>
                     <a:srcRect/>
                     <a:stretch>
                       <a:fillRect/>
@@ -4523,7 +4737,7 @@
                     </pic:cNvPicPr>
                   </pic:nvPicPr>
                   <pic:blipFill>
-                    <a:blip r:embed="rId104" cstate="none"/>
+                    <a:blip r:embed="rId105" cstate="none"/>
                     <a:srcRect/>
                     <a:stretch>
                       <a:fillRect/>
@@ -5871,7 +6085,7 @@
                     </pic:cNvPicPr>
                   </pic:nvPicPr>
                   <pic:blipFill>
-                    <a:blip r:embed="rId105" cstate="none"/>
+                    <a:blip r:embed="rId106" cstate="none"/>
                     <a:srcRect/>
                     <a:stretch>
                       <a:fillRect/>
@@ -7719,7 +7933,7 @@
                     </pic:cNvPicPr>
                   </pic:nvPicPr>
                   <pic:blipFill>
-                    <a:blip r:embed="rId106" cstate="none"/>
+                    <a:blip r:embed="rId107" cstate="none"/>
                     <a:srcRect/>
                     <a:stretch>
                       <a:fillRect/>
@@ -9244,7 +9458,7 @@
                     </pic:cNvPicPr>
                   </pic:nvPicPr>
                   <pic:blipFill>
-                    <a:blip r:embed="rId107" cstate="none"/>
+                    <a:blip r:embed="rId108" cstate="none"/>
                     <a:srcRect/>
                     <a:stretch>
                       <a:fillRect/>
@@ -11406,7 +11620,7 @@
                     </pic:cNvPicPr>
                   </pic:nvPicPr>
                   <pic:blipFill>
-                    <a:blip r:embed="rId108" cstate="none"/>
+                    <a:blip r:embed="rId109" cstate="none"/>
                     <a:srcRect/>
                     <a:stretch>
                       <a:fillRect/>

--- a/CMA_Summaries_B1_Ch12.docx
+++ b/CMA_Summaries_B1_Ch12.docx
@@ -354,7 +354,7 @@
           <w:sz w:val="19"/>
           <w:szCs w:val="19"/>
         </w:rPr>
-        <w:t xml:space="preserve"/>
+        <w:t xml:space="preserve">Because the time is short, they are not </w:t>
       </w:r>
       <w:r>
         <w:rPr>
@@ -372,7 +372,7 @@
           <w:sz w:val="19"/>
           <w:szCs w:val="19"/>
         </w:rPr>
-        <w:t xml:space="preserve">           </w:t>
+        <w:t xml:space="preserve">            </w:t>
       </w:r>
       <w:r>
         <w:rPr>
@@ -386,7 +386,14 @@
           <w:sz w:val="19"/>
           <w:szCs w:val="19"/>
         </w:rPr>
-        <w:t xml:space="preserve"> the time is short, they are not </w:t>
+        <w:t xml:space="preserve"> to present value. </w:t>
+      </w:r>
+      <w:r>
+        <w:rPr>
+          <w:sz w:val="19"/>
+          <w:szCs w:val="19"/>
+        </w:rPr>
+        <w:t xml:space="preserve">Accounts payable and accruals arise from </w:t>
       </w:r>
       <w:r>
         <w:rPr>
@@ -418,14 +425,7 @@
           <w:sz w:val="19"/>
           <w:szCs w:val="19"/>
         </w:rPr>
-        <w:t xml:space="preserve"> to present value. </w:t>
-      </w:r>
-      <w:r>
-        <w:rPr>
-          <w:sz w:val="19"/>
-          <w:szCs w:val="19"/>
-        </w:rPr>
-        <w:t xml:space="preserve">Accounts payable and accruals arise from operations; dividends payable and the current portion of long-term debt arise from financing. </w:t>
+        <w:t xml:space="preserve">; dividends payable and the current portion of long-term debt arise from financing. </w:t>
       </w:r>
     </w:p>
     <w:tbl>
@@ -483,7 +483,7 @@
                 <w:sz w:val="16"/>
                 <w:szCs w:val="16"/>
               </w:rPr>
-              <w:t xml:space="preserve">obligations   ·   measured   ·   delivers   ·   discounted   ·   Because   ·   creating</w:t>
+              <w:t xml:space="preserve">obligations   ·   measured   ·   Customer   ·   operations   ·   discounted   ·   creating</w:t>
             </w:r>
           </w:p>
         </w:tc>
@@ -492,7 +492,7 @@
     <w:p/>
     <w:p>
       <w:pPr>
-        <w:spacing w:before="44" w:after="10"/>
+        <w:spacing w:before="44" w:after="14"/>
       </w:pPr>
       <w:r>
         <w:rPr>
@@ -502,7 +502,227 @@
           <w:sz w:val="18"/>
           <w:szCs w:val="18"/>
         </w:rPr>
-        <w:t xml:space="preserve">Orontes's current liabilities at December 31, 2025</w:t>
+        <w:t xml:space="preserve">Summary 2</w:t>
+      </w:r>
+      <w:r>
+        <w:rPr>
+          <w:color w:val="6B7280"/>
+          <w:sz w:val="16"/>
+          <w:szCs w:val="16"/>
+        </w:rPr>
+        <w:t xml:space="preserve">      gaps 8–10</w:t>
+      </w:r>
+    </w:p>
+    <w:p>
+      <w:pPr>
+        <w:spacing w:before="20" w:after="20" w:line="360" w:lineRule="auto"/>
+        <w:ind w:left="200"/>
+      </w:pPr>
+      <w:r>
+        <w:rPr>
+          <w:sz w:val="19"/>
+          <w:szCs w:val="19"/>
+        </w:rPr>
+        <w:t xml:space="preserve">Customer </w:t>
+      </w:r>
+      <w:r>
+        <w:rPr>
+          <w:b/>
+          <w:bCs/>
+          <w:color w:val="8186EF"/>
+          <w:sz w:val="15"/>
+          <w:szCs w:val="15"/>
+        </w:rPr>
+        <w:t xml:space="preserve"> (8) </w:t>
+      </w:r>
+      <w:r>
+        <w:rPr>
+          <w:u w:val="single"/>
+          <w:sz w:val="19"/>
+          <w:szCs w:val="19"/>
+        </w:rPr>
+        <w:t xml:space="preserve">           </w:t>
+      </w:r>
+      <w:r>
+        <w:rPr>
+          <w:sz w:val="19"/>
+          <w:szCs w:val="19"/>
+        </w:rPr>
+        <w:t xml:space="preserve"> </w:t>
+      </w:r>
+      <w:r>
+        <w:rPr>
+          <w:sz w:val="19"/>
+          <w:szCs w:val="19"/>
+        </w:rPr>
+        <w:t xml:space="preserve"> are contract liabilities: they become revenue when Orontes delivers. </w:t>
+      </w:r>
+      <w:r>
+        <w:rPr>
+          <w:sz w:val="19"/>
+          <w:szCs w:val="19"/>
+        </w:rPr>
+        <w:t xml:space="preserve">Cash dividends become a liability on the </w:t>
+      </w:r>
+      <w:r>
+        <w:rPr>
+          <w:b/>
+          <w:bCs/>
+          <w:color w:val="8186EF"/>
+          <w:sz w:val="15"/>
+          <w:szCs w:val="15"/>
+        </w:rPr>
+        <w:t xml:space="preserve"> (9) </w:t>
+      </w:r>
+      <w:r>
+        <w:rPr>
+          <w:u w:val="single"/>
+          <w:sz w:val="19"/>
+          <w:szCs w:val="19"/>
+        </w:rPr>
+        <w:t xml:space="preserve">             </w:t>
+      </w:r>
+      <w:r>
+        <w:rPr>
+          <w:sz w:val="19"/>
+          <w:szCs w:val="19"/>
+        </w:rPr>
+        <w:t xml:space="preserve"> </w:t>
+      </w:r>
+      <w:r>
+        <w:rPr>
+          <w:sz w:val="19"/>
+          <w:szCs w:val="19"/>
+        </w:rPr>
+        <w:t xml:space="preserve"> date. </w:t>
+      </w:r>
+      <w:r>
+        <w:rPr>
+          <w:sz w:val="19"/>
+          <w:szCs w:val="19"/>
+        </w:rPr>
+        <w:t xml:space="preserve">A stock dividend </w:t>
+      </w:r>
+      <w:r>
+        <w:rPr>
+          <w:b/>
+          <w:bCs/>
+          <w:color w:val="8186EF"/>
+          <w:sz w:val="15"/>
+          <w:szCs w:val="15"/>
+        </w:rPr>
+        <w:t xml:space="preserve"> (10) </w:t>
+      </w:r>
+      <w:r>
+        <w:rPr>
+          <w:u w:val="single"/>
+          <w:sz w:val="19"/>
+          <w:szCs w:val="19"/>
+        </w:rPr>
+        <w:t xml:space="preserve">               </w:t>
+      </w:r>
+      <w:r>
+        <w:rPr>
+          <w:sz w:val="19"/>
+          <w:szCs w:val="19"/>
+        </w:rPr>
+        <w:t xml:space="preserve"> </w:t>
+      </w:r>
+      <w:r>
+        <w:rPr>
+          <w:sz w:val="19"/>
+          <w:szCs w:val="19"/>
+        </w:rPr>
+        <w:t xml:space="preserve"> is not a liability, because no assets will be paid. </w:t>
+      </w:r>
+    </w:p>
+    <w:tbl>
+      <w:tblPr>
+        <w:tblW w:type="pct" w:w="100%"/>
+        <w:tblLayout w:type="fixed"/>
+        <w:tblBorders>
+          <w:top w:val="single" w:color="FBFAF6" w:sz="4"/>
+          <w:left w:val="single" w:color="FBFAF6" w:sz="4"/>
+          <w:bottom w:val="single" w:color="FBFAF6" w:sz="4"/>
+          <w:right w:val="single" w:color="FBFAF6" w:sz="4"/>
+          <w:insideH w:val="single" w:color="FBFAF6" w:sz="4"/>
+          <w:insideV w:val="single" w:color="FBFAF6" w:sz="4"/>
+        </w:tblBorders>
+      </w:tblPr>
+      <w:tblGrid>
+        <w:gridCol w:w="9600"/>
+      </w:tblGrid>
+      <w:tr>
+        <w:tc>
+          <w:tcPr>
+            <w:tcW w:type="pct" w:w="5000"/>
+            <w:shd w:fill="FBFAF6" w:val="clear"/>
+            <w:tcMar>
+              <w:top w:type="dxa" w:w="40"/>
+              <w:left w:type="dxa" w:w="100"/>
+              <w:bottom w:type="dxa" w:w="40"/>
+              <w:right w:type="dxa" w:w="100"/>
+            </w:tcMar>
+          </w:tcPr>
+          <w:p>
+            <w:pPr>
+              <w:spacing w:before="18" w:after="6"/>
+            </w:pPr>
+            <w:r>
+              <w:rPr>
+                <w:b/>
+                <w:bCs/>
+                <w:color w:val="6B7280"/>
+                <w:sz w:val="14"/>
+                <w:szCs w:val="14"/>
+              </w:rPr>
+              <w:t xml:space="preserve">word list</w:t>
+            </w:r>
+          </w:p>
+          <w:p>
+            <w:pPr>
+              <w:spacing w:before="0" w:after="18"/>
+            </w:pPr>
+            <w:r>
+              <w:rPr>
+                <w:b/>
+                <w:bCs/>
+                <w:color w:val="353A7C"/>
+                <w:sz w:val="16"/>
+                <w:szCs w:val="16"/>
+              </w:rPr>
+              <w:t xml:space="preserve">declaration   ·   distributable   ·   deposits   ·   discounted</w:t>
+            </w:r>
+          </w:p>
+        </w:tc>
+      </w:tr>
+    </w:tbl>
+    <w:p/>
+    <w:p>
+      <w:pPr>
+        <w:pageBreakBefore w:val="true"/>
+        <w:spacing w:after="0"/>
+      </w:pPr>
+      <w:r>
+        <w:rPr>
+          <w:sz w:val="2"/>
+        </w:rPr>
+        <w:t xml:space="preserve"> </w:t>
+      </w:r>
+    </w:p>
+    <w:p>
+      <w:pPr>
+        <w:spacing w:before="44" w:after="10"/>
+      </w:pPr>
+      <w:r>
+        <w:rPr>
+          <w:b/>
+          <w:bCs/>
+          <w:color w:val="353A7C"/>
+          <w:sz w:val="18"/>
+          <w:szCs w:val="18"/>
+        </w:rPr>
+        <w:t xml:space="preserve">The words this section uses</w:t>
       </w:r>
     </w:p>
     <w:p>
@@ -515,7 +735,7 @@
           <w:sz w:val="15"/>
           <w:szCs w:val="15"/>
         </w:rPr>
-        <w:t xml:space="preserve">The parts add up to the total; the bars are to scale.</w:t>
+        <w:t xml:space="preserve">Each term sits against what it means, and an instance of it.</w:t>
       </w:r>
     </w:p>
     <w:p>
@@ -526,7 +746,7 @@
       <w:r>
         <w:drawing>
           <wp:inline distT="0" distB="0" distL="0" distR="0">
-            <wp:extent cx="5734050" cy="2723675"/>
+            <wp:extent cx="5734050" cy="3802575"/>
             <wp:effectExtent t="0" r="0" b="0" l="0"/>
             <wp:docPr id="1" name="" descr="" title=""/>
             <wp:cNvGraphicFramePr>
@@ -551,363 +771,7 @@
                   <pic:spPr bwMode="auto">
                     <a:xfrm>
                       <a:off x="0" y="0"/>
-                      <a:ext cx="5734050" cy="2723675"/>
-                    </a:xfrm>
-                    <a:prstGeom prst="rect">
-                      <a:avLst/>
-                    </a:prstGeom>
-                  </pic:spPr>
-                </pic:pic>
-              </a:graphicData>
-            </a:graphic>
-          </wp:inline>
-        </w:drawing>
-      </w:r>
-    </w:p>
-    <w:tbl>
-      <w:tblPr>
-        <w:tblW w:type="pct" w:w="100%"/>
-        <w:tblLayout w:type="fixed"/>
-        <w:tblBorders>
-          <w:top w:val="single" w:color="FBFAF6" w:sz="4"/>
-          <w:left w:val="single" w:color="FBFAF6" w:sz="4"/>
-          <w:bottom w:val="single" w:color="FBFAF6" w:sz="4"/>
-          <w:right w:val="single" w:color="FBFAF6" w:sz="4"/>
-          <w:insideH w:val="single" w:color="FBFAF6" w:sz="4"/>
-          <w:insideV w:val="single" w:color="FBFAF6" w:sz="4"/>
-        </w:tblBorders>
-      </w:tblPr>
-      <w:tblGrid>
-        <w:gridCol w:w="9600"/>
-      </w:tblGrid>
-      <w:tr>
-        <w:tc>
-          <w:tcPr>
-            <w:tcW w:type="pct" w:w="5000"/>
-            <w:shd w:fill="FBFAF6" w:val="clear"/>
-            <w:tcMar>
-              <w:top w:type="dxa" w:w="40"/>
-              <w:left w:type="dxa" w:w="100"/>
-              <w:bottom w:type="dxa" w:w="40"/>
-              <w:right w:type="dxa" w:w="100"/>
-            </w:tcMar>
-          </w:tcPr>
-          <w:p>
-            <w:pPr>
-              <w:spacing w:before="18" w:after="6"/>
-            </w:pPr>
-            <w:r>
-              <w:rPr>
-                <w:b/>
-                <w:bCs/>
-                <w:color w:val="6B7280"/>
-                <w:sz w:val="14"/>
-                <w:szCs w:val="14"/>
-              </w:rPr>
-              <w:t xml:space="preserve">word list</w:t>
-            </w:r>
-          </w:p>
-          <w:p>
-            <w:pPr>
-              <w:spacing w:before="0" w:after="18"/>
-            </w:pPr>
-            <w:r>
-              <w:rPr>
-                <w:b/>
-                <w:bCs/>
-                <w:color w:val="353A7C"/>
-                <w:sz w:val="16"/>
-                <w:szCs w:val="16"/>
-              </w:rPr>
-              <w:t xml:space="preserve">Accounts payable   ·   warranty liability   ·   Income taxes payable   ·   Dividends payable</w:t>
-            </w:r>
-          </w:p>
-        </w:tc>
-      </w:tr>
-    </w:tbl>
-    <w:p/>
-    <w:p>
-      <w:pPr>
-        <w:pageBreakBefore w:val="true"/>
-        <w:spacing w:after="0"/>
-      </w:pPr>
-      <w:r>
-        <w:rPr>
-          <w:sz w:val="2"/>
-        </w:rPr>
-        <w:t xml:space="preserve"> </w:t>
-      </w:r>
-    </w:p>
-    <w:p>
-      <w:pPr>
-        <w:spacing w:before="44" w:after="14"/>
-      </w:pPr>
-      <w:r>
-        <w:rPr>
-          <w:b/>
-          <w:bCs/>
-          <w:color w:val="353A7C"/>
-          <w:sz w:val="18"/>
-          <w:szCs w:val="18"/>
-        </w:rPr>
-        <w:t xml:space="preserve">Summary 2</w:t>
-      </w:r>
-      <w:r>
-        <w:rPr>
-          <w:color w:val="6B7280"/>
-          <w:sz w:val="16"/>
-          <w:szCs w:val="16"/>
-        </w:rPr>
-        <w:t xml:space="preserve">      gaps 11–13</w:t>
-      </w:r>
-    </w:p>
-    <w:p>
-      <w:pPr>
-        <w:spacing w:before="20" w:after="20" w:line="360" w:lineRule="auto"/>
-        <w:ind w:left="200"/>
-      </w:pPr>
-      <w:r>
-        <w:rPr>
-          <w:sz w:val="19"/>
-          <w:szCs w:val="19"/>
-        </w:rPr>
-        <w:t xml:space="preserve">Customer deposits are contract </w:t>
-      </w:r>
-      <w:r>
-        <w:rPr>
-          <w:b/>
-          <w:bCs/>
-          <w:color w:val="8186EF"/>
-          <w:sz w:val="15"/>
-          <w:szCs w:val="15"/>
-        </w:rPr>
-        <w:t xml:space="preserve"> (11) </w:t>
-      </w:r>
-      <w:r>
-        <w:rPr>
-          <w:u w:val="single"/>
-          <w:sz w:val="19"/>
-          <w:szCs w:val="19"/>
-        </w:rPr>
-        <w:t xml:space="preserve">             </w:t>
-      </w:r>
-      <w:r>
-        <w:rPr>
-          <w:sz w:val="19"/>
-          <w:szCs w:val="19"/>
-        </w:rPr>
-        <w:t xml:space="preserve"> </w:t>
-      </w:r>
-      <w:r>
-        <w:rPr>
-          <w:sz w:val="19"/>
-          <w:szCs w:val="19"/>
-        </w:rPr>
-        <w:t xml:space="preserve">: they become revenue when Orontes delivers. </w:t>
-      </w:r>
-      <w:r>
-        <w:rPr>
-          <w:sz w:val="19"/>
-          <w:szCs w:val="19"/>
-        </w:rPr>
-        <w:t xml:space="preserve">Cash dividends become a liability on the </w:t>
-      </w:r>
-      <w:r>
-        <w:rPr>
-          <w:b/>
-          <w:bCs/>
-          <w:color w:val="8186EF"/>
-          <w:sz w:val="15"/>
-          <w:szCs w:val="15"/>
-        </w:rPr>
-        <w:t xml:space="preserve"> (12) </w:t>
-      </w:r>
-      <w:r>
-        <w:rPr>
-          <w:u w:val="single"/>
-          <w:sz w:val="19"/>
-          <w:szCs w:val="19"/>
-        </w:rPr>
-        <w:t xml:space="preserve">             </w:t>
-      </w:r>
-      <w:r>
-        <w:rPr>
-          <w:sz w:val="19"/>
-          <w:szCs w:val="19"/>
-        </w:rPr>
-        <w:t xml:space="preserve"> </w:t>
-      </w:r>
-      <w:r>
-        <w:rPr>
-          <w:sz w:val="19"/>
-          <w:szCs w:val="19"/>
-        </w:rPr>
-        <w:t xml:space="preserve"> date. </w:t>
-      </w:r>
-      <w:r>
-        <w:rPr>
-          <w:sz w:val="19"/>
-          <w:szCs w:val="19"/>
-        </w:rPr>
-        <w:t xml:space="preserve">A stock dividend </w:t>
-      </w:r>
-      <w:r>
-        <w:rPr>
-          <w:b/>
-          <w:bCs/>
-          <w:color w:val="8186EF"/>
-          <w:sz w:val="15"/>
-          <w:szCs w:val="15"/>
-        </w:rPr>
-        <w:t xml:space="preserve"> (13) </w:t>
-      </w:r>
-      <w:r>
-        <w:rPr>
-          <w:u w:val="single"/>
-          <w:sz w:val="19"/>
-          <w:szCs w:val="19"/>
-        </w:rPr>
-        <w:t xml:space="preserve">               </w:t>
-      </w:r>
-      <w:r>
-        <w:rPr>
-          <w:sz w:val="19"/>
-          <w:szCs w:val="19"/>
-        </w:rPr>
-        <w:t xml:space="preserve"> </w:t>
-      </w:r>
-      <w:r>
-        <w:rPr>
-          <w:sz w:val="19"/>
-          <w:szCs w:val="19"/>
-        </w:rPr>
-        <w:t xml:space="preserve"> is not a liability, because no assets will be paid. </w:t>
-      </w:r>
-    </w:p>
-    <w:tbl>
-      <w:tblPr>
-        <w:tblW w:type="pct" w:w="100%"/>
-        <w:tblLayout w:type="fixed"/>
-        <w:tblBorders>
-          <w:top w:val="single" w:color="FBFAF6" w:sz="4"/>
-          <w:left w:val="single" w:color="FBFAF6" w:sz="4"/>
-          <w:bottom w:val="single" w:color="FBFAF6" w:sz="4"/>
-          <w:right w:val="single" w:color="FBFAF6" w:sz="4"/>
-          <w:insideH w:val="single" w:color="FBFAF6" w:sz="4"/>
-          <w:insideV w:val="single" w:color="FBFAF6" w:sz="4"/>
-        </w:tblBorders>
-      </w:tblPr>
-      <w:tblGrid>
-        <w:gridCol w:w="9600"/>
-      </w:tblGrid>
-      <w:tr>
-        <w:tc>
-          <w:tcPr>
-            <w:tcW w:type="pct" w:w="5000"/>
-            <w:shd w:fill="FBFAF6" w:val="clear"/>
-            <w:tcMar>
-              <w:top w:type="dxa" w:w="40"/>
-              <w:left w:type="dxa" w:w="100"/>
-              <w:bottom w:type="dxa" w:w="40"/>
-              <w:right w:type="dxa" w:w="100"/>
-            </w:tcMar>
-          </w:tcPr>
-          <w:p>
-            <w:pPr>
-              <w:spacing w:before="18" w:after="6"/>
-            </w:pPr>
-            <w:r>
-              <w:rPr>
-                <w:b/>
-                <w:bCs/>
-                <w:color w:val="6B7280"/>
-                <w:sz w:val="14"/>
-                <w:szCs w:val="14"/>
-              </w:rPr>
-              <w:t xml:space="preserve">word list</w:t>
-            </w:r>
-          </w:p>
-          <w:p>
-            <w:pPr>
-              <w:spacing w:before="0" w:after="18"/>
-            </w:pPr>
-            <w:r>
-              <w:rPr>
-                <w:b/>
-                <w:bCs/>
-                <w:color w:val="353A7C"/>
-                <w:sz w:val="16"/>
-                <w:szCs w:val="16"/>
-              </w:rPr>
-              <w:t xml:space="preserve">liabilities   ·   distributable   ·   declaration   ·   accruals</w:t>
-            </w:r>
-          </w:p>
-        </w:tc>
-      </w:tr>
-    </w:tbl>
-    <w:p/>
-    <w:p>
-      <w:pPr>
-        <w:spacing w:before="44" w:after="10"/>
-      </w:pPr>
-      <w:r>
-        <w:rPr>
-          <w:b/>
-          <w:bCs/>
-          <w:color w:val="353A7C"/>
-          <w:sz w:val="18"/>
-          <w:szCs w:val="18"/>
-        </w:rPr>
-        <w:t xml:space="preserve">The words this section uses</w:t>
-      </w:r>
-    </w:p>
-    <w:p>
-      <w:pPr>
-        <w:spacing w:before="0" w:after="12"/>
-      </w:pPr>
-      <w:r>
-        <w:rPr>
-          <w:color w:val="6B7280"/>
-          <w:sz w:val="15"/>
-          <w:szCs w:val="15"/>
-        </w:rPr>
-        <w:t xml:space="preserve">Each term sits against what it means.</w:t>
-      </w:r>
-    </w:p>
-    <w:p>
-      <w:pPr>
-        <w:spacing w:after="40" w:before="90"/>
-        <w:jc w:val="center"/>
-      </w:pPr>
-      <w:r>
-        <w:drawing>
-          <wp:inline distT="0" distB="0" distL="0" distR="0">
-            <wp:extent cx="5734050" cy="3244275"/>
-            <wp:effectExtent t="0" r="0" b="0" l="0"/>
-            <wp:docPr id="1" name="" descr="" title=""/>
-            <wp:cNvGraphicFramePr>
-              <a:graphicFrameLocks xmlns:a="http://schemas.openxmlformats.org/drawingml/2006/main" noChangeAspect="1"/>
-            </wp:cNvGraphicFramePr>
-            <a:graphic xmlns:a="http://schemas.openxmlformats.org/drawingml/2006/main">
-              <a:graphicData uri="http://schemas.openxmlformats.org/drawingml/2006/picture">
-                <pic:pic xmlns:pic="http://schemas.openxmlformats.org/drawingml/2006/picture">
-                  <pic:nvPicPr>
-                    <pic:cNvPr id="0" name="" descr=""/>
-                    <pic:cNvPicPr>
-                      <a:picLocks noChangeAspect="1" noChangeArrowheads="1"/>
-                    </pic:cNvPicPr>
-                  </pic:nvPicPr>
-                  <pic:blipFill>
-                    <a:blip r:embed="rId103" cstate="none"/>
-                    <a:srcRect/>
-                    <a:stretch>
-                      <a:fillRect/>
-                    </a:stretch>
-                  </pic:blipFill>
-                  <pic:spPr bwMode="auto">
-                    <a:xfrm>
-                      <a:off x="0" y="0"/>
-                      <a:ext cx="5734050" cy="3244275"/>
+                      <a:ext cx="5734050" cy="3802575"/>
                     </a:xfrm>
                     <a:prstGeom prst="rect">
                       <a:avLst/>
@@ -1105,14 +969,14 @@
                 <w:sz w:val="16"/>
                 <w:szCs w:val="16"/>
               </w:rPr>
-              <w:t xml:space="preserve">9  </w:t>
-            </w:r>
-            <w:r>
-              <w:rPr>
-                <w:sz w:val="16"/>
-                <w:szCs w:val="16"/>
-              </w:rPr>
-              <w:t xml:space="preserve">Income taxes payable</w:t>
+              <w:t xml:space="preserve">8  </w:t>
+            </w:r>
+            <w:r>
+              <w:rPr>
+                <w:sz w:val="16"/>
+                <w:szCs w:val="16"/>
+              </w:rPr>
+              <w:t xml:space="preserve">deposits</w:t>
             </w:r>
           </w:p>
         </w:tc>
@@ -1173,14 +1037,14 @@
                 <w:sz w:val="16"/>
                 <w:szCs w:val="16"/>
               </w:rPr>
-              <w:t xml:space="preserve">10  </w:t>
-            </w:r>
-            <w:r>
-              <w:rPr>
-                <w:sz w:val="16"/>
-                <w:szCs w:val="16"/>
-              </w:rPr>
-              <w:t xml:space="preserve">Dividends payable</w:t>
+              <w:t xml:space="preserve">9  </w:t>
+            </w:r>
+            <w:r>
+              <w:rPr>
+                <w:sz w:val="16"/>
+                <w:szCs w:val="16"/>
+              </w:rPr>
+              <w:t xml:space="preserve">declaration</w:t>
             </w:r>
           </w:p>
         </w:tc>
@@ -1241,14 +1105,14 @@
                 <w:sz w:val="16"/>
                 <w:szCs w:val="16"/>
               </w:rPr>
-              <w:t xml:space="preserve">11  </w:t>
-            </w:r>
-            <w:r>
-              <w:rPr>
-                <w:sz w:val="16"/>
-                <w:szCs w:val="16"/>
-              </w:rPr>
-              <w:t xml:space="preserve">liabilities</w:t>
+              <w:t xml:space="preserve">10  </w:t>
+            </w:r>
+            <w:r>
+              <w:rPr>
+                <w:sz w:val="16"/>
+                <w:szCs w:val="16"/>
+              </w:rPr>
+              <w:t xml:space="preserve">distributable</w:t>
             </w:r>
           </w:p>
         </w:tc>
@@ -1309,14 +1173,14 @@
                 <w:sz w:val="16"/>
                 <w:szCs w:val="16"/>
               </w:rPr>
-              <w:t xml:space="preserve">12  </w:t>
-            </w:r>
-            <w:r>
-              <w:rPr>
-                <w:sz w:val="16"/>
-                <w:szCs w:val="16"/>
-              </w:rPr>
-              <w:t xml:space="preserve">declaration</w:t>
+              <w:t xml:space="preserve">11  </w:t>
+            </w:r>
+            <w:r>
+              <w:rPr>
+                <w:sz w:val="16"/>
+                <w:szCs w:val="16"/>
+              </w:rPr>
+              <w:t xml:space="preserve">Income taxes payable</w:t>
             </w:r>
           </w:p>
         </w:tc>
@@ -1377,14 +1241,14 @@
                 <w:sz w:val="16"/>
                 <w:szCs w:val="16"/>
               </w:rPr>
-              <w:t xml:space="preserve">13  </w:t>
-            </w:r>
-            <w:r>
-              <w:rPr>
-                <w:sz w:val="16"/>
-                <w:szCs w:val="16"/>
-              </w:rPr>
-              <w:t xml:space="preserve">distributable</w:t>
+              <w:t xml:space="preserve">12  </w:t>
+            </w:r>
+            <w:r>
+              <w:rPr>
+                <w:sz w:val="16"/>
+                <w:szCs w:val="16"/>
+              </w:rPr>
+              <w:t xml:space="preserve">Dividends payable</w:t>
             </w:r>
           </w:p>
         </w:tc>
@@ -1419,7 +1283,7 @@
                 <w:sz w:val="16"/>
                 <w:szCs w:val="16"/>
               </w:rPr>
-              <w:t xml:space="preserve">Because</w:t>
+              <w:t xml:space="preserve">discounted</w:t>
             </w:r>
           </w:p>
         </w:tc>
@@ -1445,14 +1309,14 @@
                 <w:sz w:val="16"/>
                 <w:szCs w:val="16"/>
               </w:rPr>
-              <w:t xml:space="preserve">14  </w:t>
-            </w:r>
-            <w:r>
-              <w:rPr>
-                <w:sz w:val="16"/>
-                <w:szCs w:val="16"/>
-              </w:rPr>
-              <w:t xml:space="preserve">Income taxes payable</w:t>
+              <w:t xml:space="preserve">13  </w:t>
+            </w:r>
+            <w:r>
+              <w:rPr>
+                <w:sz w:val="16"/>
+                <w:szCs w:val="16"/>
+              </w:rPr>
+              <w:t xml:space="preserve">Current portion of long-term debt</w:t>
             </w:r>
           </w:p>
         </w:tc>
@@ -1487,7 +1351,7 @@
                 <w:sz w:val="16"/>
                 <w:szCs w:val="16"/>
               </w:rPr>
-              <w:t xml:space="preserve">discounted</w:t>
+              <w:t xml:space="preserve">operations</w:t>
             </w:r>
           </w:p>
         </w:tc>
@@ -1503,92 +1367,14 @@
           </w:tcPr>
           <w:p>
             <w:pPr>
-              <w:spacing w:before="12" w:after="12"/>
-            </w:pPr>
-            <w:r>
-              <w:rPr>
-                <w:b/>
-                <w:bCs/>
-                <w:color w:val="8186EF"/>
-                <w:sz w:val="16"/>
-                <w:szCs w:val="16"/>
-              </w:rPr>
-              <w:t xml:space="preserve">15  </w:t>
-            </w:r>
-            <w:r>
-              <w:rPr>
-                <w:sz w:val="16"/>
-                <w:szCs w:val="16"/>
-              </w:rPr>
-              <w:t xml:space="preserve">Dividends payable</w:t>
-            </w:r>
-          </w:p>
-        </w:tc>
-      </w:tr>
-      <w:tr>
-        <w:tc>
-          <w:tcPr>
-            <w:tcW w:type="pct" w:w="2500"/>
-            <w:tcMar>
-              <w:top w:type="dxa" w:w="20"/>
-              <w:left w:type="dxa" w:w="80"/>
-              <w:bottom w:type="dxa" w:w="20"/>
-              <w:right w:type="dxa" w:w="80"/>
-            </w:tcMar>
-          </w:tcPr>
-          <w:p>
-            <w:pPr>
-              <w:spacing w:before="12" w:after="12"/>
-            </w:pPr>
-            <w:r>
-              <w:rPr>
-                <w:b/>
-                <w:bCs/>
-                <w:color w:val="8186EF"/>
-                <w:sz w:val="16"/>
-                <w:szCs w:val="16"/>
-              </w:rPr>
-              <w:t xml:space="preserve">8  </w:t>
-            </w:r>
-            <w:r>
-              <w:rPr>
-                <w:sz w:val="16"/>
-                <w:szCs w:val="16"/>
-              </w:rPr>
-              <w:t xml:space="preserve">Accounts payable</w:t>
-            </w:r>
-          </w:p>
-        </w:tc>
-        <w:tc>
-          <w:tcPr>
-            <w:tcW w:type="pct" w:w="2500"/>
-            <w:tcMar>
-              <w:top w:type="dxa" w:w="20"/>
-              <w:left w:type="dxa" w:w="80"/>
-              <w:bottom w:type="dxa" w:w="20"/>
-              <w:right w:type="dxa" w:w="80"/>
-            </w:tcMar>
-          </w:tcPr>
-          <w:p>
-            <w:pPr>
-              <w:spacing w:before="12" w:after="12"/>
-            </w:pPr>
-            <w:r>
-              <w:rPr>
-                <w:b/>
-                <w:bCs/>
-                <w:color w:val="8186EF"/>
-                <w:sz w:val="16"/>
-                <w:szCs w:val="16"/>
-              </w:rPr>
-              <w:t xml:space="preserve">16  </w:t>
-            </w:r>
-            <w:r>
-              <w:rPr>
-                <w:sz w:val="16"/>
-                <w:szCs w:val="16"/>
-              </w:rPr>
-              <w:t xml:space="preserve">Current portion of long-term debt</w:t>
+              <w:spacing w:before="24" w:after="24"/>
+            </w:pPr>
+            <w:r>
+              <w:rPr>
+                <w:sz w:val="16"/>
+                <w:szCs w:val="16"/>
+              </w:rPr>
+              <w:t xml:space="preserve"/>
             </w:r>
           </w:p>
         </w:tc>
@@ -1924,7 +1710,7 @@
           <w:sz w:val="19"/>
           <w:szCs w:val="19"/>
         </w:rPr>
-        <w:t xml:space="preserve">The </w:t>
+        <w:t xml:space="preserve">The employer's own payroll taxes, such as its share of social security, are an </w:t>
       </w:r>
       <w:r>
         <w:rPr>
@@ -1956,7 +1742,21 @@
           <w:sz w:val="19"/>
           <w:szCs w:val="19"/>
         </w:rPr>
-        <w:t xml:space="preserve"> own payroll taxes, such as its share of social security, are an </w:t>
+        <w:t xml:space="preserve"> expense. </w:t>
+      </w:r>
+      <w:r>
+        <w:rPr>
+          <w:sz w:val="19"/>
+          <w:szCs w:val="19"/>
+        </w:rPr>
+        <w:t xml:space="preserve">Suppose Barada's gross wages for a month are $40,000. </w:t>
+      </w:r>
+      <w:r>
+        <w:rPr>
+          <w:sz w:val="19"/>
+          <w:szCs w:val="19"/>
+        </w:rPr>
+        <w:t xml:space="preserve">It withholds $4,000 of income tax and $2,800 of social security, so employees </w:t>
       </w:r>
       <w:r>
         <w:rPr>
@@ -1974,7 +1774,7 @@
           <w:sz w:val="19"/>
           <w:szCs w:val="19"/>
         </w:rPr>
-        <w:t xml:space="preserve">            </w:t>
+        <w:t xml:space="preserve">           </w:t>
       </w:r>
       <w:r>
         <w:rPr>
@@ -1988,14 +1788,21 @@
           <w:sz w:val="19"/>
           <w:szCs w:val="19"/>
         </w:rPr>
-        <w:t xml:space="preserve"> expense. </w:t>
-      </w:r>
-      <w:r>
-        <w:rPr>
-          <w:sz w:val="19"/>
-          <w:szCs w:val="19"/>
-        </w:rPr>
-        <w:t xml:space="preserve"/>
+        <w:t xml:space="preserve"> $33,200. </w:t>
+      </w:r>
+      <w:r>
+        <w:rPr>
+          <w:sz w:val="19"/>
+          <w:szCs w:val="19"/>
+        </w:rPr>
+        <w:t xml:space="preserve">Barada's total payroll cost is the gross wages plus its own social security. </w:t>
+      </w:r>
+      <w:r>
+        <w:rPr>
+          <w:sz w:val="19"/>
+          <w:szCs w:val="19"/>
+        </w:rPr>
+        <w:t xml:space="preserve">Sales tax and VAT </w:t>
       </w:r>
       <w:r>
         <w:rPr>
@@ -2027,14 +1834,14 @@
           <w:sz w:val="19"/>
           <w:szCs w:val="19"/>
         </w:rPr>
-        <w:t xml:space="preserve"> Barada's gross wages for a month are $40,000. </w:t>
-      </w:r>
-      <w:r>
-        <w:rPr>
-          <w:sz w:val="19"/>
-          <w:szCs w:val="19"/>
-        </w:rPr>
-        <w:t xml:space="preserve">It withholds $4,000 of income tax and $2,800 of social security, so employees </w:t>
+        <w:t xml:space="preserve"> from customers are also owed to the government. </w:t>
+      </w:r>
+      <w:r>
+        <w:rPr>
+          <w:sz w:val="19"/>
+          <w:szCs w:val="19"/>
+        </w:rPr>
+        <w:t xml:space="preserve">They are </w:t>
       </w:r>
       <w:r>
         <w:rPr>
@@ -2066,21 +1873,14 @@
           <w:sz w:val="19"/>
           <w:szCs w:val="19"/>
         </w:rPr>
-        <w:t xml:space="preserve"> $33,200. </w:t>
-      </w:r>
-      <w:r>
-        <w:rPr>
-          <w:sz w:val="19"/>
-          <w:szCs w:val="19"/>
-        </w:rPr>
-        <w:t xml:space="preserve">Barada's total payroll cost is the gross wages plus its own social security. </w:t>
-      </w:r>
-      <w:r>
-        <w:rPr>
-          <w:sz w:val="19"/>
-          <w:szCs w:val="19"/>
-        </w:rPr>
-        <w:t xml:space="preserve">Sales tax and VAT </w:t>
+        <w:t xml:space="preserve"> as sales tax payable, not as revenue. </w:t>
+      </w:r>
+      <w:r>
+        <w:rPr>
+          <w:sz w:val="19"/>
+          <w:szCs w:val="19"/>
+        </w:rPr>
+        <w:t xml:space="preserve"/>
       </w:r>
       <w:r>
         <w:rPr>
@@ -2098,7 +1898,7 @@
           <w:sz w:val="19"/>
           <w:szCs w:val="19"/>
         </w:rPr>
-        <w:t xml:space="preserve">           </w:t>
+        <w:t xml:space="preserve">             </w:t>
       </w:r>
       <w:r>
         <w:rPr>
@@ -2112,14 +1912,7 @@
           <w:sz w:val="19"/>
           <w:szCs w:val="19"/>
         </w:rPr>
-        <w:t xml:space="preserve"> from customers are also owed to the government. </w:t>
-      </w:r>
-      <w:r>
-        <w:rPr>
-          <w:sz w:val="19"/>
-          <w:szCs w:val="19"/>
-        </w:rPr>
-        <w:t xml:space="preserve">They are </w:t>
+        <w:t xml:space="preserve"> absences, such as earned </w:t>
       </w:r>
       <w:r>
         <w:rPr>
@@ -2151,7 +1944,7 @@
           <w:sz w:val="19"/>
           <w:szCs w:val="19"/>
         </w:rPr>
-        <w:t xml:space="preserve"> as sales tax </w:t>
+        <w:t xml:space="preserve">, are accrued when employees have already worked for them, the rights vest or </w:t>
       </w:r>
       <w:r>
         <w:rPr>
@@ -2169,7 +1962,7 @@
           <w:sz w:val="19"/>
           <w:szCs w:val="19"/>
         </w:rPr>
-        <w:t xml:space="preserve">           </w:t>
+        <w:t xml:space="preserve">            </w:t>
       </w:r>
       <w:r>
         <w:rPr>
@@ -2183,14 +1976,7 @@
           <w:sz w:val="19"/>
           <w:szCs w:val="19"/>
         </w:rPr>
-        <w:t xml:space="preserve">, not as revenue. </w:t>
-      </w:r>
-      <w:r>
-        <w:rPr>
-          <w:sz w:val="19"/>
-          <w:szCs w:val="19"/>
-        </w:rPr>
-        <w:t xml:space="preserve"/>
+        <w:t xml:space="preserve">, and payment is </w:t>
       </w:r>
       <w:r>
         <w:rPr>
@@ -2208,7 +1994,7 @@
           <w:sz w:val="19"/>
           <w:szCs w:val="19"/>
         </w:rPr>
-        <w:t xml:space="preserve">             </w:t>
+        <w:t xml:space="preserve">           </w:t>
       </w:r>
       <w:r>
         <w:rPr>
@@ -2222,7 +2008,7 @@
           <w:sz w:val="19"/>
           <w:szCs w:val="19"/>
         </w:rPr>
-        <w:t xml:space="preserve"> absences, such as earned vacation, are accrued when employees have already worked for them, the rights vest or accumulate, and payment is probable. </w:t>
+        <w:t xml:space="preserve">. </w:t>
       </w:r>
     </w:p>
     <w:tbl>
@@ -2280,7 +2066,7 @@
                 <w:sz w:val="16"/>
                 <w:szCs w:val="16"/>
               </w:rPr>
-              <w:t xml:space="preserve">withholding   ·   additional   ·   revenue   ·   Compensated   ·   employer's   ·   amounts   ·   Suppose   ·   creates   ·   payable   ·   recorded   ·   receive   ·   collected   ·   expenses</w:t>
+              <w:t xml:space="preserve">withholding   ·   receive   ·   payable   ·   probable   ·   additional   ·   amounts   ·   collected   ·   creates   ·   accumulate   ·   vacation   ·   recorded   ·   Compensated   ·   expenses</w:t>
             </w:r>
           </w:p>
         </w:tc>
@@ -2660,6 +2446,7 @@
         <w:tc>
           <w:tcPr>
             <w:tcW w:type="pct" w:w="2600"/>
+            <w:shd w:fill="FFFFFF" w:val="clear"/>
             <w:tcMar>
               <w:top w:type="dxa" w:w="50"/>
               <w:left w:type="dxa" w:w="110"/>
@@ -2669,14 +2456,17 @@
           </w:tcPr>
           <w:p>
             <w:pPr>
-              <w:spacing w:before="28" w:after="28"/>
-            </w:pPr>
-            <w:r>
-              <w:rPr>
-                <w:sz w:val="15"/>
-                <w:szCs w:val="15"/>
-              </w:rPr>
-              <w:t xml:space="preserve">Employer's social security (payroll tax expense, 7%)</w:t>
+              <w:spacing w:before="46" w:after="46"/>
+            </w:pPr>
+            <w:r>
+              <w:rPr>
+                <w:b/>
+                <w:bCs/>
+                <w:color w:val="8186EF"/>
+                <w:sz w:val="14"/>
+                <w:szCs w:val="14"/>
+              </w:rPr>
+              <w:t xml:space="preserve">(16)</w:t>
             </w:r>
           </w:p>
         </w:tc>
@@ -2806,7 +2596,7 @@
         <w:tc>
           <w:tcPr>
             <w:tcW w:type="pct" w:w="2600"/>
-            <w:shd w:fill="FFFFFF" w:val="clear"/>
+            <w:shd w:fill="FBFAF6" w:val="clear"/>
             <w:tcMar>
               <w:top w:type="dxa" w:w="50"/>
               <w:left w:type="dxa" w:w="110"/>
@@ -2816,17 +2606,14 @@
           </w:tcPr>
           <w:p>
             <w:pPr>
-              <w:spacing w:before="46" w:after="46"/>
-            </w:pPr>
-            <w:r>
-              <w:rPr>
-                <w:b/>
-                <w:bCs/>
-                <w:color w:val="8186EF"/>
-                <w:sz w:val="14"/>
-                <w:szCs w:val="14"/>
-              </w:rPr>
-              <w:t xml:space="preserve">(16)</w:t>
+              <w:spacing w:before="28" w:after="28"/>
+            </w:pPr>
+            <w:r>
+              <w:rPr>
+                <w:sz w:val="15"/>
+                <w:szCs w:val="15"/>
+              </w:rPr>
+              <w:t xml:space="preserve">Sales tax payable</w:t>
             </w:r>
           </w:p>
         </w:tc>
@@ -2912,7 +2699,7 @@
                 <w:sz w:val="16"/>
                 <w:szCs w:val="16"/>
               </w:rPr>
-              <w:t xml:space="preserve">Gross wages for the month   ·   Sales tax payable   ·   qualifying financing agreement   ·   Net pay to employees   ·   Income tax withheld from employees</w:t>
+              <w:t xml:space="preserve">Gross wages for the month   ·   Employer's social security (payroll tax expense, 7%)   ·   Total owed to the tax authorities   ·   Net pay to employees   ·   Income tax withheld from employees</w:t>
             </w:r>
           </w:p>
         </w:tc>
@@ -2983,7 +2770,7 @@
                     </pic:cNvPicPr>
                   </pic:nvPicPr>
                   <pic:blipFill>
-                    <a:blip r:embed="rId104" cstate="none"/>
+                    <a:blip r:embed="rId103" cstate="none"/>
                     <a:srcRect/>
                     <a:stretch>
                       <a:fillRect/>
@@ -3504,7 +3291,7 @@
                 <w:sz w:val="16"/>
                 <w:szCs w:val="16"/>
               </w:rPr>
-              <w:t xml:space="preserve">recorded</w:t>
+              <w:t xml:space="preserve">vacation</w:t>
             </w:r>
           </w:p>
         </w:tc>
@@ -3572,7 +3359,7 @@
                 <w:sz w:val="16"/>
                 <w:szCs w:val="16"/>
               </w:rPr>
-              <w:t xml:space="preserve">payable</w:t>
+              <w:t xml:space="preserve">accumulate</w:t>
             </w:r>
           </w:p>
         </w:tc>
@@ -3640,7 +3427,7 @@
                 <w:sz w:val="16"/>
                 <w:szCs w:val="16"/>
               </w:rPr>
-              <w:t xml:space="preserve">Compensated</w:t>
+              <w:t xml:space="preserve">probable</w:t>
             </w:r>
           </w:p>
         </w:tc>
@@ -3743,7 +3530,7 @@
                 <w:sz w:val="16"/>
                 <w:szCs w:val="16"/>
               </w:rPr>
-              <w:t xml:space="preserve">employer's</w:t>
+              <w:t xml:space="preserve">additional</w:t>
             </w:r>
           </w:p>
         </w:tc>
@@ -3811,7 +3598,7 @@
                 <w:sz w:val="16"/>
                 <w:szCs w:val="16"/>
               </w:rPr>
-              <w:t xml:space="preserve">additional</w:t>
+              <w:t xml:space="preserve">receive</w:t>
             </w:r>
           </w:p>
         </w:tc>
@@ -3879,7 +3666,7 @@
                 <w:sz w:val="16"/>
                 <w:szCs w:val="16"/>
               </w:rPr>
-              <w:t xml:space="preserve">Suppose</w:t>
+              <w:t xml:space="preserve">collected</w:t>
             </w:r>
           </w:p>
         </w:tc>
@@ -3912,7 +3699,7 @@
                 <w:sz w:val="16"/>
                 <w:szCs w:val="16"/>
               </w:rPr>
-              <w:t xml:space="preserve">Sales tax payable</w:t>
+              <w:t xml:space="preserve">Employer's social security (payroll tax expense, 7%)</w:t>
             </w:r>
           </w:p>
         </w:tc>
@@ -3947,7 +3734,7 @@
                 <w:sz w:val="16"/>
                 <w:szCs w:val="16"/>
               </w:rPr>
-              <w:t xml:space="preserve">receive</w:t>
+              <w:t xml:space="preserve">recorded</w:t>
             </w:r>
           </w:p>
         </w:tc>
@@ -4015,7 +3802,7 @@
                 <w:sz w:val="16"/>
                 <w:szCs w:val="16"/>
               </w:rPr>
-              <w:t xml:space="preserve">collected</w:t>
+              <w:t xml:space="preserve">Compensated</w:t>
             </w:r>
           </w:p>
         </w:tc>
@@ -4211,7 +3998,7 @@
           <w:sz w:val="19"/>
           <w:szCs w:val="19"/>
         </w:rPr>
-        <w:t xml:space="preserve">A </w:t>
+        <w:t xml:space="preserve">A short-term </w:t>
       </w:r>
       <w:r>
         <w:rPr>
@@ -4243,7 +4030,21 @@
           <w:sz w:val="19"/>
           <w:szCs w:val="19"/>
         </w:rPr>
-        <w:t xml:space="preserve"> obligation is </w:t>
+        <w:t xml:space="preserve"> is normally current. </w:t>
+      </w:r>
+      <w:r>
+        <w:rPr>
+          <w:sz w:val="19"/>
+          <w:szCs w:val="19"/>
+        </w:rPr>
+        <w:t xml:space="preserve">It may be shown as noncurrent only if the company intends to refinance it on a long-term basis and shows that it can. </w:t>
+      </w:r>
+      <w:r>
+        <w:rPr>
+          <w:sz w:val="19"/>
+          <w:szCs w:val="19"/>
+        </w:rPr>
+        <w:t xml:space="preserve">A qualifying agreement does not expire within one year, cannot be </w:t>
       </w:r>
       <w:r>
         <w:rPr>
@@ -4275,14 +4076,7 @@
           <w:sz w:val="19"/>
           <w:szCs w:val="19"/>
         </w:rPr>
-        <w:t xml:space="preserve"> current. </w:t>
-      </w:r>
-      <w:r>
-        <w:rPr>
-          <w:sz w:val="19"/>
-          <w:szCs w:val="19"/>
-        </w:rPr>
-        <w:t xml:space="preserve">It may be shown as noncurrent only if the company intends to </w:t>
+        <w:t xml:space="preserve"> except for an </w:t>
       </w:r>
       <w:r>
         <w:rPr>
@@ -4314,14 +4108,14 @@
           <w:sz w:val="19"/>
           <w:szCs w:val="19"/>
         </w:rPr>
-        <w:t xml:space="preserve"> it on a long-term basis and shows that it can. </w:t>
-      </w:r>
-      <w:r>
-        <w:rPr>
-          <w:sz w:val="19"/>
-          <w:szCs w:val="19"/>
-        </w:rPr>
-        <w:t xml:space="preserve">A </w:t>
+        <w:t xml:space="preserve"> violation, has no violation, and the lender can pay. </w:t>
+      </w:r>
+      <w:r>
+        <w:rPr>
+          <w:sz w:val="19"/>
+          <w:szCs w:val="19"/>
+        </w:rPr>
+        <w:t xml:space="preserve">An agreement that the lender may cancel for a 'material adverse change' does not </w:t>
       </w:r>
       <w:r>
         <w:rPr>
@@ -4339,7 +4133,7 @@
           <w:sz w:val="19"/>
           <w:szCs w:val="19"/>
         </w:rPr>
-        <w:t xml:space="preserve">            </w:t>
+        <w:t xml:space="preserve">           </w:t>
       </w:r>
       <w:r>
         <w:rPr>
@@ -4353,7 +4147,7 @@
           <w:sz w:val="19"/>
           <w:szCs w:val="19"/>
         </w:rPr>
-        <w:t xml:space="preserve"> agreement does not expire within one year, cannot be </w:t>
+        <w:t xml:space="preserve">, because that clause is </w:t>
       </w:r>
       <w:r>
         <w:rPr>
@@ -4371,7 +4165,7 @@
           <w:sz w:val="19"/>
           <w:szCs w:val="19"/>
         </w:rPr>
-        <w:t xml:space="preserve">           </w:t>
+        <w:t xml:space="preserve">            </w:t>
       </w:r>
       <w:r>
         <w:rPr>
@@ -4385,14 +4179,14 @@
           <w:sz w:val="19"/>
           <w:szCs w:val="19"/>
         </w:rPr>
-        <w:t xml:space="preserve"> except for an objective violation, has no violation, and the lender can pay. </w:t>
-      </w:r>
-      <w:r>
-        <w:rPr>
-          <w:sz w:val="19"/>
-          <w:szCs w:val="19"/>
-        </w:rPr>
-        <w:t xml:space="preserve">An agreement that the lender may cancel for a '</w:t>
+        <w:t xml:space="preserve">. </w:t>
+      </w:r>
+      <w:r>
+        <w:rPr>
+          <w:sz w:val="19"/>
+          <w:szCs w:val="19"/>
+        </w:rPr>
+        <w:t xml:space="preserve">The noncurrent amount cannot </w:t>
       </w:r>
       <w:r>
         <w:rPr>
@@ -4424,7 +4218,7 @@
           <w:sz w:val="19"/>
           <w:szCs w:val="19"/>
         </w:rPr>
-        <w:t xml:space="preserve"> adverse change' does not qualify, because that clause is </w:t>
+        <w:t xml:space="preserve"> the amount refinanced or </w:t>
       </w:r>
       <w:r>
         <w:rPr>
@@ -4442,7 +4236,7 @@
           <w:sz w:val="19"/>
           <w:szCs w:val="19"/>
         </w:rPr>
-        <w:t xml:space="preserve">            </w:t>
+        <w:t xml:space="preserve">           </w:t>
       </w:r>
       <w:r>
         <w:rPr>
@@ -4463,7 +4257,7 @@
           <w:sz w:val="19"/>
           <w:szCs w:val="19"/>
         </w:rPr>
-        <w:t xml:space="preserve">The noncurrent amount cannot </w:t>
+        <w:t xml:space="preserve">Debt repaid with current </w:t>
       </w:r>
       <w:r>
         <w:rPr>
@@ -4495,7 +4289,7 @@
           <w:sz w:val="19"/>
           <w:szCs w:val="19"/>
         </w:rPr>
-        <w:t xml:space="preserve"> the amount refinanced or </w:t>
+        <w:t xml:space="preserve"> before the new financing is </w:t>
       </w:r>
       <w:r>
         <w:rPr>
@@ -4527,14 +4321,14 @@
           <w:sz w:val="19"/>
           <w:szCs w:val="19"/>
         </w:rPr>
-        <w:t xml:space="preserve">. </w:t>
-      </w:r>
-      <w:r>
-        <w:rPr>
-          <w:sz w:val="19"/>
-          <w:szCs w:val="19"/>
-        </w:rPr>
-        <w:t xml:space="preserve">Debt repaid with current assets before the new </w:t>
+        <w:t xml:space="preserve"> stays current. </w:t>
+      </w:r>
+      <w:r>
+        <w:rPr>
+          <w:sz w:val="19"/>
+          <w:szCs w:val="19"/>
+        </w:rPr>
+        <w:t xml:space="preserve">Refinanced debt moves to noncurrent </w:t>
       </w:r>
       <w:r>
         <w:rPr>
@@ -4552,7 +4346,7 @@
           <w:sz w:val="19"/>
           <w:szCs w:val="19"/>
         </w:rPr>
-        <w:t xml:space="preserve">           </w:t>
+        <w:t xml:space="preserve">             </w:t>
       </w:r>
       <w:r>
         <w:rPr>
@@ -4566,14 +4360,7 @@
           <w:sz w:val="19"/>
           <w:szCs w:val="19"/>
         </w:rPr>
-        <w:t xml:space="preserve"> is obtained stays current. </w:t>
-      </w:r>
-      <w:r>
-        <w:rPr>
-          <w:sz w:val="19"/>
-          <w:szCs w:val="19"/>
-        </w:rPr>
-        <w:t xml:space="preserve">Refinanced debt moves to noncurrent liabilities, never to equity, even when shares are issued. </w:t>
+        <w:t xml:space="preserve">, never to equity, even when shares are issued. </w:t>
       </w:r>
     </w:p>
     <w:tbl>
@@ -4631,7 +4418,7 @@
                 <w:sz w:val="16"/>
                 <w:szCs w:val="16"/>
               </w:rPr>
-              <w:t xml:space="preserve">subjective   ·   exceed   ·   qualifying   ·   cancelled   ·   financing   ·   normally   ·   proceeds   ·   available   ·   refinance   ·   short-term   ·   material</w:t>
+              <w:t xml:space="preserve">available   ·   assets   ·   qualify   ·   subjective   ·   liabilities   ·   cancelled   ·   intends   ·   obtained   ·   objective   ·   obligation   ·   exceed</w:t>
             </w:r>
           </w:p>
         </w:tc>
@@ -4737,7 +4524,7 @@
                     </pic:cNvPicPr>
                   </pic:nvPicPr>
                   <pic:blipFill>
-                    <a:blip r:embed="rId105" cstate="none"/>
+                    <a:blip r:embed="rId104" cstate="none"/>
                     <a:srcRect/>
                     <a:stretch>
                       <a:fillRect/>
@@ -4841,7 +4628,7 @@
           <w:sz w:val="16"/>
           <w:szCs w:val="16"/>
         </w:rPr>
-        <w:t xml:space="preserve">      gaps 13–18</w:t>
+        <w:t xml:space="preserve">      gaps 13–14</w:t>
       </w:r>
     </w:p>
     <w:p>
@@ -4854,7 +4641,21 @@
           <w:sz w:val="19"/>
           <w:szCs w:val="19"/>
         </w:rPr>
-        <w:t xml:space="preserve">Suppose Orontes has </w:t>
+        <w:t xml:space="preserve">Suppose Orontes has commercial paper of $3,000,000 due March 31, 2027, and intends to refinance it. </w:t>
+      </w:r>
+      <w:r>
+        <w:rPr>
+          <w:sz w:val="19"/>
+          <w:szCs w:val="19"/>
+        </w:rPr>
+        <w:t xml:space="preserve">Its 2026 statements are issued on March 1, 2027. </w:t>
+      </w:r>
+      <w:r>
+        <w:rPr>
+          <w:sz w:val="19"/>
+          <w:szCs w:val="19"/>
+        </w:rPr>
+        <w:t xml:space="preserve">Scenario A. Bonds issued on February 10 </w:t>
       </w:r>
       <w:r>
         <w:rPr>
@@ -4872,7 +4673,7 @@
           <w:sz w:val="19"/>
           <w:szCs w:val="19"/>
         </w:rPr>
-        <w:t xml:space="preserve">            </w:t>
+        <w:t xml:space="preserve">           </w:t>
       </w:r>
       <w:r>
         <w:rPr>
@@ -4886,14 +4687,21 @@
           <w:sz w:val="19"/>
           <w:szCs w:val="19"/>
         </w:rPr>
-        <w:t xml:space="preserve"> paper of $3,000,000 due March 31, 2027, and intends to refinance it. </w:t>
-      </w:r>
-      <w:r>
-        <w:rPr>
-          <w:sz w:val="19"/>
-          <w:szCs w:val="19"/>
-        </w:rPr>
-        <w:t xml:space="preserve">Its 2026 </w:t>
+        <w:t xml:space="preserve"> the paper: the whole $3,000,000 is noncurrent. </w:t>
+      </w:r>
+      <w:r>
+        <w:rPr>
+          <w:sz w:val="19"/>
+          <w:szCs w:val="19"/>
+        </w:rPr>
+        <w:t xml:space="preserve">Scenario C. Shares issued for $2,400,000: that amount is noncurrent and $600,000 stays current. </w:t>
+      </w:r>
+      <w:r>
+        <w:rPr>
+          <w:sz w:val="19"/>
+          <w:szCs w:val="19"/>
+        </w:rPr>
+        <w:t xml:space="preserve"/>
       </w:r>
       <w:r>
         <w:rPr>
@@ -4911,7 +4719,7 @@
           <w:sz w:val="19"/>
           <w:szCs w:val="19"/>
         </w:rPr>
-        <w:t xml:space="preserve">            </w:t>
+        <w:t xml:space="preserve">           </w:t>
       </w:r>
       <w:r>
         <w:rPr>
@@ -4925,123 +4733,6 @@
           <w:sz w:val="19"/>
           <w:szCs w:val="19"/>
         </w:rPr>
-        <w:t xml:space="preserve"> are issued on March 1, 2027. </w:t>
-      </w:r>
-      <w:r>
-        <w:rPr>
-          <w:sz w:val="19"/>
-          <w:szCs w:val="19"/>
-        </w:rPr>
-        <w:t xml:space="preserve">Scenario A. Bonds issued on </w:t>
-      </w:r>
-      <w:r>
-        <w:rPr>
-          <w:b/>
-          <w:bCs/>
-          <w:color w:val="8186EF"/>
-          <w:sz w:val="15"/>
-          <w:szCs w:val="15"/>
-        </w:rPr>
-        <w:t xml:space="preserve"> (15) </w:t>
-      </w:r>
-      <w:r>
-        <w:rPr>
-          <w:u w:val="single"/>
-          <w:sz w:val="19"/>
-          <w:szCs w:val="19"/>
-        </w:rPr>
-        <w:t xml:space="preserve">           </w:t>
-      </w:r>
-      <w:r>
-        <w:rPr>
-          <w:sz w:val="19"/>
-          <w:szCs w:val="19"/>
-        </w:rPr>
-        <w:t xml:space="preserve"> </w:t>
-      </w:r>
-      <w:r>
-        <w:rPr>
-          <w:sz w:val="19"/>
-          <w:szCs w:val="19"/>
-        </w:rPr>
-        <w:t xml:space="preserve"> 10 replace the paper: the whole $3,000,000 is noncurrent. </w:t>
-      </w:r>
-      <w:r>
-        <w:rPr>
-          <w:sz w:val="19"/>
-          <w:szCs w:val="19"/>
-        </w:rPr>
-        <w:t xml:space="preserve">Scenario C. </w:t>
-      </w:r>
-      <w:r>
-        <w:rPr>
-          <w:b/>
-          <w:bCs/>
-          <w:color w:val="8186EF"/>
-          <w:sz w:val="15"/>
-          <w:szCs w:val="15"/>
-        </w:rPr>
-        <w:t xml:space="preserve"> (16) </w:t>
-      </w:r>
-      <w:r>
-        <w:rPr>
-          <w:u w:val="single"/>
-          <w:sz w:val="19"/>
-          <w:szCs w:val="19"/>
-        </w:rPr>
-        <w:t xml:space="preserve">           </w:t>
-      </w:r>
-      <w:r>
-        <w:rPr>
-          <w:sz w:val="19"/>
-          <w:szCs w:val="19"/>
-        </w:rPr>
-        <w:t xml:space="preserve"> </w:t>
-      </w:r>
-      <w:r>
-        <w:rPr>
-          <w:sz w:val="19"/>
-          <w:szCs w:val="19"/>
-        </w:rPr>
-        <w:t xml:space="preserve"> issued for $2,400,000: that amount is noncurrent and $600,000 stays current. </w:t>
-      </w:r>
-      <w:r>
-        <w:rPr>
-          <w:sz w:val="19"/>
-          <w:szCs w:val="19"/>
-        </w:rPr>
-        <w:t xml:space="preserve"/>
-      </w:r>
-      <w:r>
-        <w:rPr>
-          <w:b/>
-          <w:bCs/>
-          <w:color w:val="8186EF"/>
-          <w:sz w:val="15"/>
-          <w:szCs w:val="15"/>
-        </w:rPr>
-        <w:t xml:space="preserve"> (17) </w:t>
-      </w:r>
-      <w:r>
-        <w:rPr>
-          <w:u w:val="single"/>
-          <w:sz w:val="19"/>
-          <w:szCs w:val="19"/>
-        </w:rPr>
-        <w:t xml:space="preserve">           </w:t>
-      </w:r>
-      <w:r>
-        <w:rPr>
-          <w:sz w:val="19"/>
-          <w:szCs w:val="19"/>
-        </w:rPr>
-        <w:t xml:space="preserve"> </w:t>
-      </w:r>
-      <w:r>
-        <w:rPr>
-          <w:sz w:val="19"/>
-          <w:szCs w:val="19"/>
-        </w:rPr>
         <w:t xml:space="preserve"> moves to equity. </w:t>
       </w:r>
       <w:r>
@@ -5049,39 +4740,7 @@
           <w:sz w:val="19"/>
           <w:szCs w:val="19"/>
         </w:rPr>
-        <w:t xml:space="preserve">Scenario D. A </w:t>
-      </w:r>
-      <w:r>
-        <w:rPr>
-          <w:b/>
-          <w:bCs/>
-          <w:color w:val="8186EF"/>
-          <w:sz w:val="15"/>
-          <w:szCs w:val="15"/>
-        </w:rPr>
-        <w:t xml:space="preserve"> (18) </w:t>
-      </w:r>
-      <w:r>
-        <w:rPr>
-          <w:u w:val="single"/>
-          <w:sz w:val="19"/>
-          <w:szCs w:val="19"/>
-        </w:rPr>
-        <w:t xml:space="preserve">            </w:t>
-      </w:r>
-      <w:r>
-        <w:rPr>
-          <w:sz w:val="19"/>
-          <w:szCs w:val="19"/>
-        </w:rPr>
-        <w:t xml:space="preserve"> </w:t>
-      </w:r>
-      <w:r>
-        <w:rPr>
-          <w:sz w:val="19"/>
-          <w:szCs w:val="19"/>
-        </w:rPr>
-        <w:t xml:space="preserve"> agreement for 80% of inventory of at least $3,125,000: $2,500,000 noncurrent, $500,000 current. </w:t>
+        <w:t xml:space="preserve">Scenario D. A qualifying agreement for 80% of inventory of at least $3,125,000: $2,500,000 noncurrent, $500,000 current. </w:t>
       </w:r>
     </w:p>
     <w:tbl>
@@ -5139,7 +4798,7 @@
                 <w:sz w:val="16"/>
                 <w:szCs w:val="16"/>
               </w:rPr>
-              <w:t xml:space="preserve">commercial   ·   Shares   ·   February   ·   refinance   ·   Nothing   ·   qualifying   ·   statements</w:t>
+              <w:t xml:space="preserve">Nothing   ·   adverse   ·   replace</w:t>
             </w:r>
           </w:p>
         </w:tc>
@@ -5225,7 +4884,7 @@
           <w:sz w:val="16"/>
           <w:szCs w:val="16"/>
         </w:rPr>
-        <w:t xml:space="preserve">      gaps 19–20</w:t>
+        <w:t xml:space="preserve">      gaps 15–16</w:t>
       </w:r>
     </w:p>
     <w:p>
@@ -5248,7 +4907,7 @@
           <w:sz w:val="15"/>
           <w:szCs w:val="15"/>
         </w:rPr>
-        <w:t xml:space="preserve"> (19) </w:t>
+        <w:t xml:space="preserve"> (15) </w:t>
       </w:r>
       <w:r>
         <w:rPr>
@@ -5287,7 +4946,7 @@
           <w:sz w:val="15"/>
           <w:szCs w:val="15"/>
         </w:rPr>
-        <w:t xml:space="preserve"> (20) </w:t>
+        <w:t xml:space="preserve"> (16) </w:t>
       </w:r>
       <w:r>
         <w:rPr>
@@ -5614,7 +5273,7 @@
                 <w:sz w:val="14"/>
                 <w:szCs w:val="14"/>
               </w:rPr>
-              <w:t xml:space="preserve"> (21) </w:t>
+              <w:t xml:space="preserve"> (17) </w:t>
             </w:r>
             <w:r>
               <w:rPr>
@@ -5791,7 +5450,7 @@
                 <w:sz w:val="14"/>
                 <w:szCs w:val="14"/>
               </w:rPr>
-              <w:t xml:space="preserve"> (22) </w:t>
+              <w:t xml:space="preserve"> (18) </w:t>
             </w:r>
             <w:r>
               <w:rPr>
@@ -5896,7 +5555,7 @@
                 <w:sz w:val="14"/>
                 <w:szCs w:val="14"/>
               </w:rPr>
-              <w:t xml:space="preserve"> (23) </w:t>
+              <w:t xml:space="preserve"> (19) </w:t>
             </w:r>
             <w:r>
               <w:rPr>
@@ -6085,7 +5744,7 @@
                     </pic:cNvPicPr>
                   </pic:nvPicPr>
                   <pic:blipFill>
-                    <a:blip r:embed="rId106" cstate="none"/>
+                    <a:blip r:embed="rId105" cstate="none"/>
                     <a:srcRect/>
                     <a:stretch>
                       <a:fillRect/>
@@ -6521,7 +6180,7 @@
                 <w:sz w:val="16"/>
                 <w:szCs w:val="16"/>
               </w:rPr>
-              <w:t xml:space="preserve">short-term</w:t>
+              <w:t xml:space="preserve">obligation</w:t>
             </w:r>
           </w:p>
         </w:tc>
@@ -6547,14 +6206,14 @@
                 <w:sz w:val="16"/>
                 <w:szCs w:val="16"/>
               </w:rPr>
-              <w:t xml:space="preserve">14  </w:t>
-            </w:r>
-            <w:r>
-              <w:rPr>
-                <w:sz w:val="16"/>
-                <w:szCs w:val="16"/>
-              </w:rPr>
-              <w:t xml:space="preserve">statements</w:t>
+              <w:t xml:space="preserve">12  </w:t>
+            </w:r>
+            <w:r>
+              <w:rPr>
+                <w:sz w:val="16"/>
+                <w:szCs w:val="16"/>
+              </w:rPr>
+              <w:t xml:space="preserve">short-term</w:t>
             </w:r>
           </w:p>
         </w:tc>
@@ -6589,7 +6248,7 @@
                 <w:sz w:val="16"/>
                 <w:szCs w:val="16"/>
               </w:rPr>
-              <w:t xml:space="preserve">normally</w:t>
+              <w:t xml:space="preserve">cancelled</w:t>
             </w:r>
           </w:p>
         </w:tc>
@@ -6615,14 +6274,14 @@
                 <w:sz w:val="16"/>
                 <w:szCs w:val="16"/>
               </w:rPr>
-              <w:t xml:space="preserve">15  </w:t>
-            </w:r>
-            <w:r>
-              <w:rPr>
-                <w:sz w:val="16"/>
-                <w:szCs w:val="16"/>
-              </w:rPr>
-              <w:t xml:space="preserve">February</w:t>
+              <w:t xml:space="preserve">13  </w:t>
+            </w:r>
+            <w:r>
+              <w:rPr>
+                <w:sz w:val="16"/>
+                <w:szCs w:val="16"/>
+              </w:rPr>
+              <w:t xml:space="preserve">replace</w:t>
             </w:r>
           </w:p>
         </w:tc>
@@ -6657,7 +6316,7 @@
                 <w:sz w:val="16"/>
                 <w:szCs w:val="16"/>
               </w:rPr>
-              <w:t xml:space="preserve">refinance</w:t>
+              <w:t xml:space="preserve">objective</w:t>
             </w:r>
           </w:p>
         </w:tc>
@@ -6683,14 +6342,14 @@
                 <w:sz w:val="16"/>
                 <w:szCs w:val="16"/>
               </w:rPr>
-              <w:t xml:space="preserve">16  </w:t>
-            </w:r>
-            <w:r>
-              <w:rPr>
-                <w:sz w:val="16"/>
-                <w:szCs w:val="16"/>
-              </w:rPr>
-              <w:t xml:space="preserve">Shares</w:t>
+              <w:t xml:space="preserve">14  </w:t>
+            </w:r>
+            <w:r>
+              <w:rPr>
+                <w:sz w:val="16"/>
+                <w:szCs w:val="16"/>
+              </w:rPr>
+              <w:t xml:space="preserve">Nothing</w:t>
             </w:r>
           </w:p>
         </w:tc>
@@ -6725,7 +6384,7 @@
                 <w:sz w:val="16"/>
                 <w:szCs w:val="16"/>
               </w:rPr>
-              <w:t xml:space="preserve">qualifying</w:t>
+              <w:t xml:space="preserve">qualify</w:t>
             </w:r>
           </w:p>
         </w:tc>
@@ -6751,14 +6410,14 @@
                 <w:sz w:val="16"/>
                 <w:szCs w:val="16"/>
               </w:rPr>
-              <w:t xml:space="preserve">17  </w:t>
-            </w:r>
-            <w:r>
-              <w:rPr>
-                <w:sz w:val="16"/>
-                <w:szCs w:val="16"/>
-              </w:rPr>
-              <w:t xml:space="preserve">Nothing</w:t>
+              <w:t xml:space="preserve">15  </w:t>
+            </w:r>
+            <w:r>
+              <w:rPr>
+                <w:sz w:val="16"/>
+                <w:szCs w:val="16"/>
+              </w:rPr>
+              <w:t xml:space="preserve">current</w:t>
             </w:r>
           </w:p>
         </w:tc>
@@ -6793,7 +6452,7 @@
                 <w:sz w:val="16"/>
                 <w:szCs w:val="16"/>
               </w:rPr>
-              <w:t xml:space="preserve">cancelled</w:t>
+              <w:t xml:space="preserve">subjective</w:t>
             </w:r>
           </w:p>
         </w:tc>
@@ -6819,14 +6478,14 @@
                 <w:sz w:val="16"/>
                 <w:szCs w:val="16"/>
               </w:rPr>
-              <w:t xml:space="preserve">18  </w:t>
-            </w:r>
-            <w:r>
-              <w:rPr>
-                <w:sz w:val="16"/>
-                <w:szCs w:val="16"/>
-              </w:rPr>
-              <w:t xml:space="preserve">qualifying</w:t>
+              <w:t xml:space="preserve">16  </w:t>
+            </w:r>
+            <w:r>
+              <w:rPr>
+                <w:sz w:val="16"/>
+                <w:szCs w:val="16"/>
+              </w:rPr>
+              <w:t xml:space="preserve">liability</w:t>
             </w:r>
           </w:p>
         </w:tc>
@@ -6861,7 +6520,7 @@
                 <w:sz w:val="16"/>
                 <w:szCs w:val="16"/>
               </w:rPr>
-              <w:t xml:space="preserve">material</w:t>
+              <w:t xml:space="preserve">exceed</w:t>
             </w:r>
           </w:p>
         </w:tc>
@@ -6887,14 +6546,14 @@
                 <w:sz w:val="16"/>
                 <w:szCs w:val="16"/>
               </w:rPr>
-              <w:t xml:space="preserve">19  </w:t>
-            </w:r>
-            <w:r>
-              <w:rPr>
-                <w:sz w:val="16"/>
-                <w:szCs w:val="16"/>
-              </w:rPr>
-              <w:t xml:space="preserve">current</w:t>
+              <w:t xml:space="preserve">17  </w:t>
+            </w:r>
+            <w:r>
+              <w:rPr>
+                <w:sz w:val="16"/>
+                <w:szCs w:val="16"/>
+              </w:rPr>
+              <w:t xml:space="preserve">February</w:t>
             </w:r>
           </w:p>
         </w:tc>
@@ -6929,7 +6588,7 @@
                 <w:sz w:val="16"/>
                 <w:szCs w:val="16"/>
               </w:rPr>
-              <w:t xml:space="preserve">subjective</w:t>
+              <w:t xml:space="preserve">available</w:t>
             </w:r>
           </w:p>
         </w:tc>
@@ -6955,14 +6614,14 @@
                 <w:sz w:val="16"/>
                 <w:szCs w:val="16"/>
               </w:rPr>
-              <w:t xml:space="preserve">20  </w:t>
-            </w:r>
-            <w:r>
-              <w:rPr>
-                <w:sz w:val="16"/>
-                <w:szCs w:val="16"/>
-              </w:rPr>
-              <w:t xml:space="preserve">liability</w:t>
+              <w:t xml:space="preserve">18  </w:t>
+            </w:r>
+            <w:r>
+              <w:rPr>
+                <w:sz w:val="16"/>
+                <w:szCs w:val="16"/>
+              </w:rPr>
+              <w:t xml:space="preserve">qualifying</w:t>
             </w:r>
           </w:p>
         </w:tc>
@@ -6997,7 +6656,7 @@
                 <w:sz w:val="16"/>
                 <w:szCs w:val="16"/>
               </w:rPr>
-              <w:t xml:space="preserve">exceed</w:t>
+              <w:t xml:space="preserve">assets</w:t>
             </w:r>
           </w:p>
         </w:tc>
@@ -7023,14 +6682,14 @@
                 <w:sz w:val="16"/>
                 <w:szCs w:val="16"/>
               </w:rPr>
-              <w:t xml:space="preserve">21  </w:t>
-            </w:r>
-            <w:r>
-              <w:rPr>
-                <w:sz w:val="16"/>
-                <w:szCs w:val="16"/>
-              </w:rPr>
-              <w:t xml:space="preserve">February</w:t>
+              <w:t xml:space="preserve">19  </w:t>
+            </w:r>
+            <w:r>
+              <w:rPr>
+                <w:sz w:val="16"/>
+                <w:szCs w:val="16"/>
+              </w:rPr>
+              <w:t xml:space="preserve">material</w:t>
             </w:r>
           </w:p>
         </w:tc>
@@ -7065,7 +6724,7 @@
                 <w:sz w:val="16"/>
                 <w:szCs w:val="16"/>
               </w:rPr>
-              <w:t xml:space="preserve">available</w:t>
+              <w:t xml:space="preserve">obtained</w:t>
             </w:r>
           </w:p>
         </w:tc>
@@ -7091,14 +6750,14 @@
                 <w:sz w:val="16"/>
                 <w:szCs w:val="16"/>
               </w:rPr>
-              <w:t xml:space="preserve">22  </w:t>
-            </w:r>
-            <w:r>
-              <w:rPr>
-                <w:sz w:val="16"/>
-                <w:szCs w:val="16"/>
-              </w:rPr>
-              <w:t xml:space="preserve">qualifying</w:t>
+              <w:t xml:space="preserve">20  </w:t>
+            </w:r>
+            <w:r>
+              <w:rPr>
+                <w:sz w:val="16"/>
+                <w:szCs w:val="16"/>
+              </w:rPr>
+              <w:t xml:space="preserve">short-term obligation</w:t>
             </w:r>
           </w:p>
         </w:tc>
@@ -7133,7 +6792,7 @@
                 <w:sz w:val="16"/>
                 <w:szCs w:val="16"/>
               </w:rPr>
-              <w:t xml:space="preserve">financing</w:t>
+              <w:t xml:space="preserve">liabilities</w:t>
             </w:r>
           </w:p>
         </w:tc>
@@ -7159,14 +6818,14 @@
                 <w:sz w:val="16"/>
                 <w:szCs w:val="16"/>
               </w:rPr>
-              <w:t xml:space="preserve">23  </w:t>
-            </w:r>
-            <w:r>
-              <w:rPr>
-                <w:sz w:val="16"/>
-                <w:szCs w:val="16"/>
-              </w:rPr>
-              <w:t xml:space="preserve">material</w:t>
+              <w:t xml:space="preserve">21  </w:t>
+            </w:r>
+            <w:r>
+              <w:rPr>
+                <w:sz w:val="16"/>
+                <w:szCs w:val="16"/>
+              </w:rPr>
+              <w:t xml:space="preserve">qualifying financing agreement</w:t>
             </w:r>
           </w:p>
         </w:tc>
@@ -7202,142 +6861,6 @@
                 <w:szCs w:val="16"/>
               </w:rPr>
               <w:t xml:space="preserve">It can actually refinance</w:t>
-            </w:r>
-          </w:p>
-        </w:tc>
-        <w:tc>
-          <w:tcPr>
-            <w:tcW w:type="pct" w:w="2500"/>
-            <w:tcMar>
-              <w:top w:type="dxa" w:w="20"/>
-              <w:left w:type="dxa" w:w="80"/>
-              <w:bottom w:type="dxa" w:w="20"/>
-              <w:right w:type="dxa" w:w="80"/>
-            </w:tcMar>
-          </w:tcPr>
-          <w:p>
-            <w:pPr>
-              <w:spacing w:before="12" w:after="12"/>
-            </w:pPr>
-            <w:r>
-              <w:rPr>
-                <w:b/>
-                <w:bCs/>
-                <w:color w:val="8186EF"/>
-                <w:sz w:val="16"/>
-                <w:szCs w:val="16"/>
-              </w:rPr>
-              <w:t xml:space="preserve">24  </w:t>
-            </w:r>
-            <w:r>
-              <w:rPr>
-                <w:sz w:val="16"/>
-                <w:szCs w:val="16"/>
-              </w:rPr>
-              <w:t xml:space="preserve">short-term obligation</w:t>
-            </w:r>
-          </w:p>
-        </w:tc>
-      </w:tr>
-      <w:tr>
-        <w:tc>
-          <w:tcPr>
-            <w:tcW w:type="pct" w:w="2500"/>
-            <w:tcMar>
-              <w:top w:type="dxa" w:w="20"/>
-              <w:left w:type="dxa" w:w="80"/>
-              <w:bottom w:type="dxa" w:w="20"/>
-              <w:right w:type="dxa" w:w="80"/>
-            </w:tcMar>
-          </w:tcPr>
-          <w:p>
-            <w:pPr>
-              <w:spacing w:before="12" w:after="12"/>
-            </w:pPr>
-            <w:r>
-              <w:rPr>
-                <w:b/>
-                <w:bCs/>
-                <w:color w:val="8186EF"/>
-                <w:sz w:val="16"/>
-                <w:szCs w:val="16"/>
-              </w:rPr>
-              <w:t xml:space="preserve">12  </w:t>
-            </w:r>
-            <w:r>
-              <w:rPr>
-                <w:sz w:val="16"/>
-                <w:szCs w:val="16"/>
-              </w:rPr>
-              <w:t xml:space="preserve">short-term</w:t>
-            </w:r>
-          </w:p>
-        </w:tc>
-        <w:tc>
-          <w:tcPr>
-            <w:tcW w:type="pct" w:w="2500"/>
-            <w:tcMar>
-              <w:top w:type="dxa" w:w="20"/>
-              <w:left w:type="dxa" w:w="80"/>
-              <w:bottom w:type="dxa" w:w="20"/>
-              <w:right w:type="dxa" w:w="80"/>
-            </w:tcMar>
-          </w:tcPr>
-          <w:p>
-            <w:pPr>
-              <w:spacing w:before="12" w:after="12"/>
-            </w:pPr>
-            <w:r>
-              <w:rPr>
-                <w:b/>
-                <w:bCs/>
-                <w:color w:val="8186EF"/>
-                <w:sz w:val="16"/>
-                <w:szCs w:val="16"/>
-              </w:rPr>
-              <w:t xml:space="preserve">25  </w:t>
-            </w:r>
-            <w:r>
-              <w:rPr>
-                <w:sz w:val="16"/>
-                <w:szCs w:val="16"/>
-              </w:rPr>
-              <w:t xml:space="preserve">qualifying financing agreement</w:t>
-            </w:r>
-          </w:p>
-        </w:tc>
-      </w:tr>
-      <w:tr>
-        <w:tc>
-          <w:tcPr>
-            <w:tcW w:type="pct" w:w="2500"/>
-            <w:tcMar>
-              <w:top w:type="dxa" w:w="20"/>
-              <w:left w:type="dxa" w:w="80"/>
-              <w:bottom w:type="dxa" w:w="20"/>
-              <w:right w:type="dxa" w:w="80"/>
-            </w:tcMar>
-          </w:tcPr>
-          <w:p>
-            <w:pPr>
-              <w:spacing w:before="12" w:after="12"/>
-            </w:pPr>
-            <w:r>
-              <w:rPr>
-                <w:b/>
-                <w:bCs/>
-                <w:color w:val="8186EF"/>
-                <w:sz w:val="16"/>
-                <w:szCs w:val="16"/>
-              </w:rPr>
-              <w:t xml:space="preserve">13  </w:t>
-            </w:r>
-            <w:r>
-              <w:rPr>
-                <w:sz w:val="16"/>
-                <w:szCs w:val="16"/>
-              </w:rPr>
-              <w:t xml:space="preserve">commercial</w:t>
             </w:r>
           </w:p>
         </w:tc>
@@ -7917,7 +7440,7 @@
       <w:r>
         <w:drawing>
           <wp:inline distT="0" distB="0" distL="0" distR="0">
-            <wp:extent cx="5734050" cy="3131100"/>
+            <wp:extent cx="5734050" cy="3327250"/>
             <wp:effectExtent t="0" r="0" b="0" l="0"/>
             <wp:docPr id="1" name="" descr="" title=""/>
             <wp:cNvGraphicFramePr>
@@ -7933,7 +7456,7 @@
                     </pic:cNvPicPr>
                   </pic:nvPicPr>
                   <pic:blipFill>
-                    <a:blip r:embed="rId107" cstate="none"/>
+                    <a:blip r:embed="rId106" cstate="none"/>
                     <a:srcRect/>
                     <a:stretch>
                       <a:fillRect/>
@@ -7942,7 +7465,7 @@
                   <pic:spPr bwMode="auto">
                     <a:xfrm>
                       <a:off x="0" y="0"/>
-                      <a:ext cx="5734050" cy="3131100"/>
+                      <a:ext cx="5734050" cy="3327250"/>
                     </a:xfrm>
                     <a:prstGeom prst="rect">
                       <a:avLst/>
@@ -8050,7 +7573,7 @@
           <w:sz w:val="19"/>
           <w:szCs w:val="19"/>
         </w:rPr>
-        <w:t xml:space="preserve">The IAS 1 amendments on </w:t>
+        <w:t xml:space="preserve">The IAS 1 </w:t>
       </w:r>
       <w:r>
         <w:rPr>
@@ -8068,7 +7591,7 @@
           <w:sz w:val="19"/>
           <w:szCs w:val="19"/>
         </w:rPr>
-        <w:t xml:space="preserve">                </w:t>
+        <w:t xml:space="preserve">            </w:t>
       </w:r>
       <w:r>
         <w:rPr>
@@ -8082,7 +7605,7 @@
           <w:sz w:val="19"/>
           <w:szCs w:val="19"/>
         </w:rPr>
-        <w:t xml:space="preserve"> and covenants apply from January 1, 2024, and are testable now as IFRS </w:t>
+        <w:t xml:space="preserve"> on classification and covenants apply from January 1, 2024, and are testable now as IFRS </w:t>
       </w:r>
       <w:r>
         <w:rPr>
@@ -8211,7 +7734,7 @@
                 <w:sz w:val="16"/>
                 <w:szCs w:val="16"/>
               </w:rPr>
-              <w:t xml:space="preserve">contrasts   ·   Covenants   ·   classification   ·   management's</w:t>
+              <w:t xml:space="preserve">contrasts   ·   Covenants   ·   amendments   ·   management's</w:t>
             </w:r>
           </w:p>
         </w:tc>
@@ -8552,7 +8075,7 @@
                 <w:sz w:val="16"/>
                 <w:szCs w:val="16"/>
               </w:rPr>
-              <w:t xml:space="preserve">classification</w:t>
+              <w:t xml:space="preserve">amendments</w:t>
             </w:r>
           </w:p>
         </w:tc>
@@ -8933,7 +8456,7 @@
           <w:sz w:val="19"/>
           <w:szCs w:val="19"/>
         </w:rPr>
-        <w:t xml:space="preserve">An </w:t>
+        <w:t xml:space="preserve">An assurance-type warranty only </w:t>
       </w:r>
       <w:r>
         <w:rPr>
@@ -8951,7 +8474,7 @@
           <w:sz w:val="19"/>
           <w:szCs w:val="19"/>
         </w:rPr>
-        <w:t xml:space="preserve">                </w:t>
+        <w:t xml:space="preserve">           </w:t>
       </w:r>
       <w:r>
         <w:rPr>
@@ -8965,7 +8488,21 @@
           <w:sz w:val="19"/>
           <w:szCs w:val="19"/>
         </w:rPr>
-        <w:t xml:space="preserve"> warranty only </w:t>
+        <w:t xml:space="preserve"> that a product will work as agreed. </w:t>
+      </w:r>
+      <w:r>
+        <w:rPr>
+          <w:sz w:val="19"/>
+          <w:szCs w:val="19"/>
+        </w:rPr>
+        <w:t xml:space="preserve">It is not a separate performance obligation. </w:t>
+      </w:r>
+      <w:r>
+        <w:rPr>
+          <w:sz w:val="19"/>
+          <w:szCs w:val="19"/>
+        </w:rPr>
+        <w:t xml:space="preserve">The company </w:t>
       </w:r>
       <w:r>
         <w:rPr>
@@ -8997,21 +8534,7 @@
           <w:sz w:val="19"/>
           <w:szCs w:val="19"/>
         </w:rPr>
-        <w:t xml:space="preserve"> that a product will work as agreed. </w:t>
-      </w:r>
-      <w:r>
-        <w:rPr>
-          <w:sz w:val="19"/>
-          <w:szCs w:val="19"/>
-        </w:rPr>
-        <w:t xml:space="preserve">It is not a separate performance obligation. </w:t>
-      </w:r>
-      <w:r>
-        <w:rPr>
-          <w:sz w:val="19"/>
-          <w:szCs w:val="19"/>
-        </w:rPr>
-        <w:t xml:space="preserve">The company </w:t>
+        <w:t xml:space="preserve"> the repair cost at the time of sale, </w:t>
       </w:r>
       <w:r>
         <w:rPr>
@@ -9043,7 +8566,7 @@
           <w:sz w:val="19"/>
           <w:szCs w:val="19"/>
         </w:rPr>
-        <w:t xml:space="preserve"> the repair cost at the time of sale, </w:t>
+        <w:t xml:space="preserve"> warranty expense and a warranty liability, and </w:t>
       </w:r>
       <w:r>
         <w:rPr>
@@ -9075,14 +8598,21 @@
           <w:sz w:val="19"/>
           <w:szCs w:val="19"/>
         </w:rPr>
-        <w:t xml:space="preserve"> warranty expense and a warranty liability, and reduces the liability as repairs are made. </w:t>
-      </w:r>
-      <w:r>
-        <w:rPr>
-          <w:sz w:val="19"/>
-          <w:szCs w:val="19"/>
-        </w:rPr>
-        <w:t xml:space="preserve">A service-type warranty gives the </w:t>
+        <w:t xml:space="preserve"> the liability as repairs are made. </w:t>
+      </w:r>
+      <w:r>
+        <w:rPr>
+          <w:sz w:val="19"/>
+          <w:szCs w:val="19"/>
+        </w:rPr>
+        <w:t xml:space="preserve">A service-type warranty gives the customer an extra service, such as extended cover. </w:t>
+      </w:r>
+      <w:r>
+        <w:rPr>
+          <w:sz w:val="19"/>
+          <w:szCs w:val="19"/>
+        </w:rPr>
+        <w:t xml:space="preserve">It is a separate performance obligation: part of the price is recorded as a contract liability and </w:t>
       </w:r>
       <w:r>
         <w:rPr>
@@ -9100,7 +8630,7 @@
           <w:sz w:val="19"/>
           <w:szCs w:val="19"/>
         </w:rPr>
-        <w:t xml:space="preserve">           </w:t>
+        <w:t xml:space="preserve">            </w:t>
       </w:r>
       <w:r>
         <w:rPr>
@@ -9114,7 +8644,7 @@
           <w:sz w:val="19"/>
           <w:szCs w:val="19"/>
         </w:rPr>
-        <w:t xml:space="preserve"> an extra service, such as </w:t>
+        <w:t xml:space="preserve"> as revenue over the </w:t>
       </w:r>
       <w:r>
         <w:rPr>
@@ -9146,14 +8676,14 @@
           <w:sz w:val="19"/>
           <w:szCs w:val="19"/>
         </w:rPr>
-        <w:t xml:space="preserve"> cover. </w:t>
-      </w:r>
-      <w:r>
-        <w:rPr>
-          <w:sz w:val="19"/>
-          <w:szCs w:val="19"/>
-        </w:rPr>
-        <w:t xml:space="preserve">It is a separate performance obligation: part of the price is recorded as a </w:t>
+        <w:t xml:space="preserve"> period. </w:t>
+      </w:r>
+      <w:r>
+        <w:rPr>
+          <w:sz w:val="19"/>
+          <w:szCs w:val="19"/>
+        </w:rPr>
+        <w:t xml:space="preserve">A warranty that </w:t>
       </w:r>
       <w:r>
         <w:rPr>
@@ -9185,7 +8715,7 @@
           <w:sz w:val="19"/>
           <w:szCs w:val="19"/>
         </w:rPr>
-        <w:t xml:space="preserve"> liability and </w:t>
+        <w:t xml:space="preserve"> can buy separately is </w:t>
       </w:r>
       <w:r>
         <w:rPr>
@@ -9203,7 +8733,7 @@
           <w:sz w:val="19"/>
           <w:szCs w:val="19"/>
         </w:rPr>
-        <w:t xml:space="preserve">            </w:t>
+        <w:t xml:space="preserve">           </w:t>
       </w:r>
       <w:r>
         <w:rPr>
@@ -9217,14 +8747,14 @@
           <w:sz w:val="19"/>
           <w:szCs w:val="19"/>
         </w:rPr>
-        <w:t xml:space="preserve"> as revenue over the coverage period. </w:t>
-      </w:r>
-      <w:r>
-        <w:rPr>
-          <w:sz w:val="19"/>
-          <w:szCs w:val="19"/>
-        </w:rPr>
-        <w:t xml:space="preserve">A warranty that customers can buy </w:t>
+        <w:t xml:space="preserve"> service-type. </w:t>
+      </w:r>
+      <w:r>
+        <w:rPr>
+          <w:sz w:val="19"/>
+          <w:szCs w:val="19"/>
+        </w:rPr>
+        <w:t xml:space="preserve">Suppose Orontes sells 2,000 beverage </w:t>
       </w:r>
       <w:r>
         <w:rPr>
@@ -9256,14 +8786,7 @@
           <w:sz w:val="19"/>
           <w:szCs w:val="19"/>
         </w:rPr>
-        <w:t xml:space="preserve"> is always service-type. </w:t>
-      </w:r>
-      <w:r>
-        <w:rPr>
-          <w:sz w:val="19"/>
-          <w:szCs w:val="19"/>
-        </w:rPr>
-        <w:t xml:space="preserve">Suppose Orontes sells 2,000 beverage </w:t>
+        <w:t xml:space="preserve"> in 2026 for $3,000,000, with a one-year </w:t>
       </w:r>
       <w:r>
         <w:rPr>
@@ -9281,7 +8804,7 @@
           <w:sz w:val="19"/>
           <w:szCs w:val="19"/>
         </w:rPr>
-        <w:t xml:space="preserve">            </w:t>
+        <w:t xml:space="preserve">           </w:t>
       </w:r>
       <w:r>
         <w:rPr>
@@ -9295,7 +8818,14 @@
           <w:sz w:val="19"/>
           <w:szCs w:val="19"/>
         </w:rPr>
-        <w:t xml:space="preserve"> in 2026 for $3,000,000, with a </w:t>
+        <w:t xml:space="preserve"> warranty. </w:t>
+      </w:r>
+      <w:r>
+        <w:rPr>
+          <w:sz w:val="19"/>
+          <w:szCs w:val="19"/>
+        </w:rPr>
+        <w:t xml:space="preserve">It </w:t>
       </w:r>
       <w:r>
         <w:rPr>
@@ -9327,14 +8857,7 @@
           <w:sz w:val="19"/>
           <w:szCs w:val="19"/>
         </w:rPr>
-        <w:t xml:space="preserve"> assurance warranty. </w:t>
-      </w:r>
-      <w:r>
-        <w:rPr>
-          <w:sz w:val="19"/>
-          <w:szCs w:val="19"/>
-        </w:rPr>
-        <w:t xml:space="preserve">It expects repairs to cost 2% of sales. </w:t>
+        <w:t xml:space="preserve"> repairs to cost 2% of sales. </w:t>
       </w:r>
       <w:r>
         <w:rPr>
@@ -9399,7 +8922,1008 @@
                 <w:sz w:val="16"/>
                 <w:szCs w:val="16"/>
               </w:rPr>
-              <w:t xml:space="preserve">contract   ·   estimates   ·   dispensers   ·   customer   ·   recognized   ·   assurance-type   ·   beverage   ·   separately   ·   promises   ·   extended   ·   records   ·   one-year</w:t>
+              <w:t xml:space="preserve">customers   ·   records   ·   assurance   ·   recognized   ·   always   ·   promises   ·   accrual   ·   dispensers   ·   estimates   ·   coverage   ·   reduces   ·   expects</w:t>
+            </w:r>
+          </w:p>
+        </w:tc>
+      </w:tr>
+    </w:tbl>
+    <w:p/>
+    <w:tbl>
+      <w:tblPr>
+        <w:tblW w:type="pct" w:w="100%"/>
+        <w:tblLayout w:type="fixed"/>
+        <w:tblBorders>
+          <w:top w:val="single" w:color="353A7C" w:sz="6"/>
+          <w:left w:val="single" w:color="353A7C" w:sz="6"/>
+          <w:bottom w:val="single" w:color="353A7C" w:sz="6"/>
+          <w:right w:val="single" w:color="353A7C" w:sz="6"/>
+          <w:insideH w:val="single" w:color="353A7C" w:sz="6"/>
+          <w:insideV w:val="single" w:color="353A7C" w:sz="6"/>
+        </w:tblBorders>
+      </w:tblPr>
+      <w:tblGrid>
+        <w:gridCol w:w="4224"/>
+        <w:gridCol w:w="3194"/>
+        <w:gridCol w:w="1091"/>
+        <w:gridCol w:w="1091"/>
+      </w:tblGrid>
+      <w:tr>
+        <w:tc>
+          <w:tcPr>
+            <w:tcW w:type="pct" w:w="5000"/>
+            <w:gridSpan w:val="4"/>
+            <w:shd w:fill="353A7C" w:val="clear"/>
+            <w:tcMar>
+              <w:top w:type="dxa" w:w="60"/>
+              <w:left w:type="dxa" w:w="120"/>
+              <w:bottom w:type="dxa" w:w="60"/>
+              <w:right w:type="dxa" w:w="120"/>
+            </w:tcMar>
+          </w:tcPr>
+          <w:p>
+            <w:pPr>
+              <w:spacing w:before="40" w:after="40"/>
+            </w:pPr>
+            <w:r>
+              <w:rPr>
+                <w:b/>
+                <w:bCs/>
+                <w:color w:val="FFFFFF"/>
+                <w:sz w:val="17"/>
+                <w:szCs w:val="17"/>
+              </w:rPr>
+              <w:t xml:space="preserve">Suppose: Orontes's warranty entries for 2026</w:t>
+            </w:r>
+          </w:p>
+        </w:tc>
+      </w:tr>
+      <w:tr>
+        <w:tc>
+          <w:tcPr>
+            <w:tcW w:type="pct" w:w="2200"/>
+            <w:shd w:fill="353A7C" w:val="clear"/>
+            <w:tcMar>
+              <w:top w:type="dxa" w:w="50"/>
+              <w:left w:type="dxa" w:w="110"/>
+              <w:bottom w:type="dxa" w:w="50"/>
+              <w:right w:type="dxa" w:w="110"/>
+            </w:tcMar>
+          </w:tcPr>
+          <w:p>
+            <w:pPr>
+              <w:spacing w:before="30" w:after="30"/>
+            </w:pPr>
+            <w:r>
+              <w:rPr>
+                <w:b/>
+                <w:bCs/>
+                <w:color w:val="FFFFFF"/>
+                <w:sz w:val="15"/>
+                <w:szCs w:val="15"/>
+              </w:rPr>
+              <w:t xml:space="preserve">Suppose: Orontes, 2026 (whole USD)</w:t>
+            </w:r>
+          </w:p>
+        </w:tc>
+        <w:tc>
+          <w:tcPr>
+            <w:tcW w:type="pct" w:w="1664"/>
+            <w:shd w:fill="353A7C" w:val="clear"/>
+            <w:tcMar>
+              <w:top w:type="dxa" w:w="50"/>
+              <w:left w:type="dxa" w:w="110"/>
+              <w:bottom w:type="dxa" w:w="50"/>
+              <w:right w:type="dxa" w:w="110"/>
+            </w:tcMar>
+          </w:tcPr>
+          <w:p>
+            <w:pPr>
+              <w:spacing w:before="30" w:after="30"/>
+            </w:pPr>
+            <w:r>
+              <w:rPr>
+                <w:b/>
+                <w:bCs/>
+                <w:color w:val="FFFFFF"/>
+                <w:sz w:val="15"/>
+                <w:szCs w:val="15"/>
+              </w:rPr>
+              <w:t xml:space="preserve">Account</w:t>
+            </w:r>
+          </w:p>
+        </w:tc>
+        <w:tc>
+          <w:tcPr>
+            <w:tcW w:type="pct" w:w="568"/>
+            <w:shd w:fill="353A7C" w:val="clear"/>
+            <w:tcMar>
+              <w:top w:type="dxa" w:w="50"/>
+              <w:left w:type="dxa" w:w="110"/>
+              <w:bottom w:type="dxa" w:w="50"/>
+              <w:right w:type="dxa" w:w="110"/>
+            </w:tcMar>
+          </w:tcPr>
+          <w:p>
+            <w:pPr>
+              <w:spacing w:before="30" w:after="30"/>
+            </w:pPr>
+            <w:r>
+              <w:rPr>
+                <w:b/>
+                <w:bCs/>
+                <w:color w:val="FFFFFF"/>
+                <w:sz w:val="15"/>
+                <w:szCs w:val="15"/>
+              </w:rPr>
+              <w:t xml:space="preserve">Debit</w:t>
+            </w:r>
+          </w:p>
+        </w:tc>
+        <w:tc>
+          <w:tcPr>
+            <w:tcW w:type="pct" w:w="568"/>
+            <w:shd w:fill="353A7C" w:val="clear"/>
+            <w:tcMar>
+              <w:top w:type="dxa" w:w="50"/>
+              <w:left w:type="dxa" w:w="110"/>
+              <w:bottom w:type="dxa" w:w="50"/>
+              <w:right w:type="dxa" w:w="110"/>
+            </w:tcMar>
+          </w:tcPr>
+          <w:p>
+            <w:pPr>
+              <w:spacing w:before="30" w:after="30"/>
+            </w:pPr>
+            <w:r>
+              <w:rPr>
+                <w:b/>
+                <w:bCs/>
+                <w:color w:val="FFFFFF"/>
+                <w:sz w:val="15"/>
+                <w:szCs w:val="15"/>
+              </w:rPr>
+              <w:t xml:space="preserve">Credit</w:t>
+            </w:r>
+          </w:p>
+        </w:tc>
+      </w:tr>
+      <w:tr>
+        <w:tc>
+          <w:tcPr>
+            <w:tcW w:type="pct" w:w="2200"/>
+            <w:tcMar>
+              <w:top w:type="dxa" w:w="50"/>
+              <w:left w:type="dxa" w:w="110"/>
+              <w:bottom w:type="dxa" w:w="50"/>
+              <w:right w:type="dxa" w:w="110"/>
+            </w:tcMar>
+          </w:tcPr>
+          <w:p>
+            <w:pPr>
+              <w:spacing w:before="28" w:after="28"/>
+            </w:pPr>
+            <w:r>
+              <w:rPr>
+                <w:sz w:val="15"/>
+                <w:szCs w:val="15"/>
+              </w:rPr>
+              <w:t xml:space="preserve">Assurance-type: at each sale</w:t>
+            </w:r>
+          </w:p>
+        </w:tc>
+        <w:tc>
+          <w:tcPr>
+            <w:tcW w:type="pct" w:w="1664"/>
+            <w:tcMar>
+              <w:top w:type="dxa" w:w="50"/>
+              <w:left w:type="dxa" w:w="110"/>
+              <w:bottom w:type="dxa" w:w="50"/>
+              <w:right w:type="dxa" w:w="110"/>
+            </w:tcMar>
+          </w:tcPr>
+          <w:p>
+            <w:pPr>
+              <w:spacing w:before="28" w:after="28"/>
+            </w:pPr>
+            <w:r>
+              <w:rPr>
+                <w:sz w:val="15"/>
+                <w:szCs w:val="15"/>
+              </w:rPr>
+              <w:t xml:space="preserve">Warranty expense</w:t>
+            </w:r>
+          </w:p>
+        </w:tc>
+        <w:tc>
+          <w:tcPr>
+            <w:tcW w:type="pct" w:w="568"/>
+            <w:tcMar>
+              <w:top w:type="dxa" w:w="50"/>
+              <w:left w:type="dxa" w:w="110"/>
+              <w:bottom w:type="dxa" w:w="50"/>
+              <w:right w:type="dxa" w:w="110"/>
+            </w:tcMar>
+          </w:tcPr>
+          <w:p>
+            <w:pPr>
+              <w:spacing w:before="28" w:after="28"/>
+            </w:pPr>
+            <w:r>
+              <w:rPr>
+                <w:sz w:val="15"/>
+                <w:szCs w:val="15"/>
+              </w:rPr>
+              <w:t xml:space="preserve">60,000</w:t>
+            </w:r>
+          </w:p>
+        </w:tc>
+        <w:tc>
+          <w:tcPr>
+            <w:tcW w:type="pct" w:w="568"/>
+            <w:tcMar>
+              <w:top w:type="dxa" w:w="50"/>
+              <w:left w:type="dxa" w:w="110"/>
+              <w:bottom w:type="dxa" w:w="50"/>
+              <w:right w:type="dxa" w:w="110"/>
+            </w:tcMar>
+          </w:tcPr>
+          <w:p>
+            <w:pPr>
+              <w:spacing w:before="28" w:after="28"/>
+            </w:pPr>
+            <w:r>
+              <w:rPr>
+                <w:sz w:val="15"/>
+                <w:szCs w:val="15"/>
+              </w:rPr>
+              <w:t xml:space="preserve"> </w:t>
+            </w:r>
+          </w:p>
+        </w:tc>
+      </w:tr>
+      <w:tr>
+        <w:tc>
+          <w:tcPr>
+            <w:tcW w:type="pct" w:w="2200"/>
+            <w:shd w:fill="FBFAF6" w:val="clear"/>
+            <w:tcMar>
+              <w:top w:type="dxa" w:w="50"/>
+              <w:left w:type="dxa" w:w="110"/>
+              <w:bottom w:type="dxa" w:w="50"/>
+              <w:right w:type="dxa" w:w="110"/>
+            </w:tcMar>
+          </w:tcPr>
+          <w:p>
+            <w:pPr>
+              <w:spacing w:before="28" w:after="28"/>
+            </w:pPr>
+            <w:r>
+              <w:rPr>
+                <w:sz w:val="15"/>
+                <w:szCs w:val="15"/>
+              </w:rPr>
+              <w:t xml:space="preserve"> </w:t>
+            </w:r>
+          </w:p>
+        </w:tc>
+        <w:tc>
+          <w:tcPr>
+            <w:tcW w:type="pct" w:w="1664"/>
+            <w:shd w:fill="FBFAF6" w:val="clear"/>
+            <w:tcMar>
+              <w:top w:type="dxa" w:w="50"/>
+              <w:left w:type="dxa" w:w="110"/>
+              <w:bottom w:type="dxa" w:w="50"/>
+              <w:right w:type="dxa" w:w="110"/>
+            </w:tcMar>
+          </w:tcPr>
+          <w:p>
+            <w:pPr>
+              <w:spacing w:before="28" w:after="28"/>
+            </w:pPr>
+            <w:r>
+              <w:rPr>
+                <w:sz w:val="15"/>
+                <w:szCs w:val="15"/>
+              </w:rPr>
+              <w:t xml:space="preserve">Warranty liability</w:t>
+            </w:r>
+          </w:p>
+        </w:tc>
+        <w:tc>
+          <w:tcPr>
+            <w:tcW w:type="pct" w:w="568"/>
+            <w:shd w:fill="FBFAF6" w:val="clear"/>
+            <w:tcMar>
+              <w:top w:type="dxa" w:w="50"/>
+              <w:left w:type="dxa" w:w="110"/>
+              <w:bottom w:type="dxa" w:w="50"/>
+              <w:right w:type="dxa" w:w="110"/>
+            </w:tcMar>
+          </w:tcPr>
+          <w:p>
+            <w:pPr>
+              <w:spacing w:before="28" w:after="28"/>
+            </w:pPr>
+            <w:r>
+              <w:rPr>
+                <w:sz w:val="15"/>
+                <w:szCs w:val="15"/>
+              </w:rPr>
+              <w:t xml:space="preserve"> </w:t>
+            </w:r>
+          </w:p>
+        </w:tc>
+        <w:tc>
+          <w:tcPr>
+            <w:tcW w:type="pct" w:w="568"/>
+            <w:shd w:fill="FBFAF6" w:val="clear"/>
+            <w:tcMar>
+              <w:top w:type="dxa" w:w="50"/>
+              <w:left w:type="dxa" w:w="110"/>
+              <w:bottom w:type="dxa" w:w="50"/>
+              <w:right w:type="dxa" w:w="110"/>
+            </w:tcMar>
+          </w:tcPr>
+          <w:p>
+            <w:pPr>
+              <w:spacing w:before="28" w:after="28"/>
+            </w:pPr>
+            <w:r>
+              <w:rPr>
+                <w:sz w:val="15"/>
+                <w:szCs w:val="15"/>
+              </w:rPr>
+              <w:t xml:space="preserve">60,000</w:t>
+            </w:r>
+          </w:p>
+        </w:tc>
+      </w:tr>
+      <w:tr>
+        <w:tc>
+          <w:tcPr>
+            <w:tcW w:type="pct" w:w="2200"/>
+            <w:tcMar>
+              <w:top w:type="dxa" w:w="50"/>
+              <w:left w:type="dxa" w:w="110"/>
+              <w:bottom w:type="dxa" w:w="50"/>
+              <w:right w:type="dxa" w:w="110"/>
+            </w:tcMar>
+          </w:tcPr>
+          <w:p>
+            <w:pPr>
+              <w:spacing w:before="28" w:after="28"/>
+            </w:pPr>
+            <w:r>
+              <w:rPr>
+                <w:sz w:val="15"/>
+                <w:szCs w:val="15"/>
+              </w:rPr>
+              <w:t xml:space="preserve">Repairs made in 2026</w:t>
+            </w:r>
+          </w:p>
+        </w:tc>
+        <w:tc>
+          <w:tcPr>
+            <w:tcW w:type="pct" w:w="1664"/>
+            <w:shd w:fill="FFFFFF" w:val="clear"/>
+            <w:tcMar>
+              <w:top w:type="dxa" w:w="50"/>
+              <w:left w:type="dxa" w:w="110"/>
+              <w:bottom w:type="dxa" w:w="50"/>
+              <w:right w:type="dxa" w:w="110"/>
+            </w:tcMar>
+          </w:tcPr>
+          <w:p>
+            <w:pPr>
+              <w:spacing w:before="46" w:after="46"/>
+            </w:pPr>
+            <w:r>
+              <w:rPr>
+                <w:b/>
+                <w:bCs/>
+                <w:color w:val="8186EF"/>
+                <w:sz w:val="14"/>
+                <w:szCs w:val="14"/>
+              </w:rPr>
+              <w:t xml:space="preserve">(12)</w:t>
+            </w:r>
+          </w:p>
+        </w:tc>
+        <w:tc>
+          <w:tcPr>
+            <w:tcW w:type="pct" w:w="568"/>
+            <w:tcMar>
+              <w:top w:type="dxa" w:w="50"/>
+              <w:left w:type="dxa" w:w="110"/>
+              <w:bottom w:type="dxa" w:w="50"/>
+              <w:right w:type="dxa" w:w="110"/>
+            </w:tcMar>
+          </w:tcPr>
+          <w:p>
+            <w:pPr>
+              <w:spacing w:before="28" w:after="28"/>
+            </w:pPr>
+            <w:r>
+              <w:rPr>
+                <w:sz w:val="15"/>
+                <w:szCs w:val="15"/>
+              </w:rPr>
+              <w:t xml:space="preserve">22,000</w:t>
+            </w:r>
+          </w:p>
+        </w:tc>
+        <w:tc>
+          <w:tcPr>
+            <w:tcW w:type="pct" w:w="568"/>
+            <w:tcMar>
+              <w:top w:type="dxa" w:w="50"/>
+              <w:left w:type="dxa" w:w="110"/>
+              <w:bottom w:type="dxa" w:w="50"/>
+              <w:right w:type="dxa" w:w="110"/>
+            </w:tcMar>
+          </w:tcPr>
+          <w:p>
+            <w:pPr>
+              <w:spacing w:before="28" w:after="28"/>
+            </w:pPr>
+            <w:r>
+              <w:rPr>
+                <w:sz w:val="15"/>
+                <w:szCs w:val="15"/>
+              </w:rPr>
+              <w:t xml:space="preserve"> </w:t>
+            </w:r>
+          </w:p>
+        </w:tc>
+      </w:tr>
+      <w:tr>
+        <w:tc>
+          <w:tcPr>
+            <w:tcW w:type="pct" w:w="2200"/>
+            <w:shd w:fill="FBFAF6" w:val="clear"/>
+            <w:tcMar>
+              <w:top w:type="dxa" w:w="50"/>
+              <w:left w:type="dxa" w:w="110"/>
+              <w:bottom w:type="dxa" w:w="50"/>
+              <w:right w:type="dxa" w:w="110"/>
+            </w:tcMar>
+          </w:tcPr>
+          <w:p>
+            <w:pPr>
+              <w:spacing w:before="28" w:after="28"/>
+            </w:pPr>
+            <w:r>
+              <w:rPr>
+                <w:sz w:val="15"/>
+                <w:szCs w:val="15"/>
+              </w:rPr>
+              <w:t xml:space="preserve"> </w:t>
+            </w:r>
+          </w:p>
+        </w:tc>
+        <w:tc>
+          <w:tcPr>
+            <w:tcW w:type="pct" w:w="1664"/>
+            <w:shd w:fill="FBFAF6" w:val="clear"/>
+            <w:tcMar>
+              <w:top w:type="dxa" w:w="50"/>
+              <w:left w:type="dxa" w:w="110"/>
+              <w:bottom w:type="dxa" w:w="50"/>
+              <w:right w:type="dxa" w:w="110"/>
+            </w:tcMar>
+          </w:tcPr>
+          <w:p>
+            <w:pPr>
+              <w:spacing w:before="28" w:after="28"/>
+            </w:pPr>
+            <w:r>
+              <w:rPr>
+                <w:sz w:val="15"/>
+                <w:szCs w:val="15"/>
+              </w:rPr>
+              <w:t xml:space="preserve">Cash, parts inventory</w:t>
+            </w:r>
+          </w:p>
+        </w:tc>
+        <w:tc>
+          <w:tcPr>
+            <w:tcW w:type="pct" w:w="568"/>
+            <w:shd w:fill="FBFAF6" w:val="clear"/>
+            <w:tcMar>
+              <w:top w:type="dxa" w:w="50"/>
+              <w:left w:type="dxa" w:w="110"/>
+              <w:bottom w:type="dxa" w:w="50"/>
+              <w:right w:type="dxa" w:w="110"/>
+            </w:tcMar>
+          </w:tcPr>
+          <w:p>
+            <w:pPr>
+              <w:spacing w:before="28" w:after="28"/>
+            </w:pPr>
+            <w:r>
+              <w:rPr>
+                <w:sz w:val="15"/>
+                <w:szCs w:val="15"/>
+              </w:rPr>
+              <w:t xml:space="preserve"> </w:t>
+            </w:r>
+          </w:p>
+        </w:tc>
+        <w:tc>
+          <w:tcPr>
+            <w:tcW w:type="pct" w:w="568"/>
+            <w:shd w:fill="FBFAF6" w:val="clear"/>
+            <w:tcMar>
+              <w:top w:type="dxa" w:w="50"/>
+              <w:left w:type="dxa" w:w="110"/>
+              <w:bottom w:type="dxa" w:w="50"/>
+              <w:right w:type="dxa" w:w="110"/>
+            </w:tcMar>
+          </w:tcPr>
+          <w:p>
+            <w:pPr>
+              <w:spacing w:before="28" w:after="28"/>
+            </w:pPr>
+            <w:r>
+              <w:rPr>
+                <w:sz w:val="15"/>
+                <w:szCs w:val="15"/>
+              </w:rPr>
+              <w:t xml:space="preserve">22,000</w:t>
+            </w:r>
+          </w:p>
+        </w:tc>
+      </w:tr>
+      <w:tr>
+        <w:tc>
+          <w:tcPr>
+            <w:tcW w:type="pct" w:w="2200"/>
+            <w:tcMar>
+              <w:top w:type="dxa" w:w="50"/>
+              <w:left w:type="dxa" w:w="110"/>
+              <w:bottom w:type="dxa" w:w="50"/>
+              <w:right w:type="dxa" w:w="110"/>
+            </w:tcMar>
+          </w:tcPr>
+          <w:p>
+            <w:pPr>
+              <w:spacing w:before="28" w:after="28"/>
+            </w:pPr>
+            <w:r>
+              <w:rPr>
+                <w:sz w:val="15"/>
+                <w:szCs w:val="15"/>
+              </w:rPr>
+              <w:t xml:space="preserve">Service-type: plans sold in January</w:t>
+            </w:r>
+          </w:p>
+        </w:tc>
+        <w:tc>
+          <w:tcPr>
+            <w:tcW w:type="pct" w:w="1664"/>
+            <w:tcMar>
+              <w:top w:type="dxa" w:w="50"/>
+              <w:left w:type="dxa" w:w="110"/>
+              <w:bottom w:type="dxa" w:w="50"/>
+              <w:right w:type="dxa" w:w="110"/>
+            </w:tcMar>
+          </w:tcPr>
+          <w:p>
+            <w:pPr>
+              <w:spacing w:before="28" w:after="28"/>
+            </w:pPr>
+            <w:r>
+              <w:rPr>
+                <w:sz w:val="15"/>
+                <w:szCs w:val="15"/>
+              </w:rPr>
+              <w:t xml:space="preserve">Cash</w:t>
+            </w:r>
+          </w:p>
+        </w:tc>
+        <w:tc>
+          <w:tcPr>
+            <w:tcW w:type="pct" w:w="568"/>
+            <w:tcMar>
+              <w:top w:type="dxa" w:w="50"/>
+              <w:left w:type="dxa" w:w="110"/>
+              <w:bottom w:type="dxa" w:w="50"/>
+              <w:right w:type="dxa" w:w="110"/>
+            </w:tcMar>
+          </w:tcPr>
+          <w:p>
+            <w:pPr>
+              <w:spacing w:before="28" w:after="28"/>
+            </w:pPr>
+            <w:r>
+              <w:rPr>
+                <w:sz w:val="15"/>
+                <w:szCs w:val="15"/>
+              </w:rPr>
+              <w:t xml:space="preserve">48,000</w:t>
+            </w:r>
+          </w:p>
+        </w:tc>
+        <w:tc>
+          <w:tcPr>
+            <w:tcW w:type="pct" w:w="568"/>
+            <w:tcMar>
+              <w:top w:type="dxa" w:w="50"/>
+              <w:left w:type="dxa" w:w="110"/>
+              <w:bottom w:type="dxa" w:w="50"/>
+              <w:right w:type="dxa" w:w="110"/>
+            </w:tcMar>
+          </w:tcPr>
+          <w:p>
+            <w:pPr>
+              <w:spacing w:before="28" w:after="28"/>
+            </w:pPr>
+            <w:r>
+              <w:rPr>
+                <w:sz w:val="15"/>
+                <w:szCs w:val="15"/>
+              </w:rPr>
+              <w:t xml:space="preserve"> </w:t>
+            </w:r>
+          </w:p>
+        </w:tc>
+      </w:tr>
+      <w:tr>
+        <w:tc>
+          <w:tcPr>
+            <w:tcW w:type="pct" w:w="2200"/>
+            <w:shd w:fill="FBFAF6" w:val="clear"/>
+            <w:tcMar>
+              <w:top w:type="dxa" w:w="50"/>
+              <w:left w:type="dxa" w:w="110"/>
+              <w:bottom w:type="dxa" w:w="50"/>
+              <w:right w:type="dxa" w:w="110"/>
+            </w:tcMar>
+          </w:tcPr>
+          <w:p>
+            <w:pPr>
+              <w:spacing w:before="28" w:after="28"/>
+            </w:pPr>
+            <w:r>
+              <w:rPr>
+                <w:sz w:val="15"/>
+                <w:szCs w:val="15"/>
+              </w:rPr>
+              <w:t xml:space="preserve"> </w:t>
+            </w:r>
+          </w:p>
+        </w:tc>
+        <w:tc>
+          <w:tcPr>
+            <w:tcW w:type="pct" w:w="1664"/>
+            <w:shd w:fill="FFFFFF" w:val="clear"/>
+            <w:tcMar>
+              <w:top w:type="dxa" w:w="50"/>
+              <w:left w:type="dxa" w:w="110"/>
+              <w:bottom w:type="dxa" w:w="50"/>
+              <w:right w:type="dxa" w:w="110"/>
+            </w:tcMar>
+          </w:tcPr>
+          <w:p>
+            <w:pPr>
+              <w:spacing w:before="46" w:after="46"/>
+            </w:pPr>
+            <w:r>
+              <w:rPr>
+                <w:b/>
+                <w:bCs/>
+                <w:color w:val="8186EF"/>
+                <w:sz w:val="14"/>
+                <w:szCs w:val="14"/>
+              </w:rPr>
+              <w:t xml:space="preserve">(13)</w:t>
+            </w:r>
+          </w:p>
+        </w:tc>
+        <w:tc>
+          <w:tcPr>
+            <w:tcW w:type="pct" w:w="568"/>
+            <w:shd w:fill="FBFAF6" w:val="clear"/>
+            <w:tcMar>
+              <w:top w:type="dxa" w:w="50"/>
+              <w:left w:type="dxa" w:w="110"/>
+              <w:bottom w:type="dxa" w:w="50"/>
+              <w:right w:type="dxa" w:w="110"/>
+            </w:tcMar>
+          </w:tcPr>
+          <w:p>
+            <w:pPr>
+              <w:spacing w:before="28" w:after="28"/>
+            </w:pPr>
+            <w:r>
+              <w:rPr>
+                <w:sz w:val="15"/>
+                <w:szCs w:val="15"/>
+              </w:rPr>
+              <w:t xml:space="preserve"> </w:t>
+            </w:r>
+          </w:p>
+        </w:tc>
+        <w:tc>
+          <w:tcPr>
+            <w:tcW w:type="pct" w:w="568"/>
+            <w:shd w:fill="FBFAF6" w:val="clear"/>
+            <w:tcMar>
+              <w:top w:type="dxa" w:w="50"/>
+              <w:left w:type="dxa" w:w="110"/>
+              <w:bottom w:type="dxa" w:w="50"/>
+              <w:right w:type="dxa" w:w="110"/>
+            </w:tcMar>
+          </w:tcPr>
+          <w:p>
+            <w:pPr>
+              <w:spacing w:before="28" w:after="28"/>
+            </w:pPr>
+            <w:r>
+              <w:rPr>
+                <w:sz w:val="15"/>
+                <w:szCs w:val="15"/>
+              </w:rPr>
+              <w:t xml:space="preserve">48,000</w:t>
+            </w:r>
+          </w:p>
+        </w:tc>
+      </w:tr>
+      <w:tr>
+        <w:tc>
+          <w:tcPr>
+            <w:tcW w:type="pct" w:w="2200"/>
+            <w:tcMar>
+              <w:top w:type="dxa" w:w="50"/>
+              <w:left w:type="dxa" w:w="110"/>
+              <w:bottom w:type="dxa" w:w="50"/>
+              <w:right w:type="dxa" w:w="110"/>
+            </w:tcMar>
+          </w:tcPr>
+          <w:p>
+            <w:pPr>
+              <w:spacing w:before="28" w:after="28"/>
+            </w:pPr>
+            <w:r>
+              <w:rPr>
+                <w:sz w:val="15"/>
+                <w:szCs w:val="15"/>
+              </w:rPr>
+              <w:t xml:space="preserve">December 31, 2026</w:t>
+            </w:r>
+          </w:p>
+        </w:tc>
+        <w:tc>
+          <w:tcPr>
+            <w:tcW w:type="pct" w:w="1664"/>
+            <w:tcMar>
+              <w:top w:type="dxa" w:w="50"/>
+              <w:left w:type="dxa" w:w="110"/>
+              <w:bottom w:type="dxa" w:w="50"/>
+              <w:right w:type="dxa" w:w="110"/>
+            </w:tcMar>
+          </w:tcPr>
+          <w:p>
+            <w:pPr>
+              <w:spacing w:before="28" w:after="28"/>
+            </w:pPr>
+            <w:r>
+              <w:rPr>
+                <w:sz w:val="15"/>
+                <w:szCs w:val="15"/>
+              </w:rPr>
+              <w:t xml:space="preserve">Contract liability</w:t>
+            </w:r>
+          </w:p>
+        </w:tc>
+        <w:tc>
+          <w:tcPr>
+            <w:tcW w:type="pct" w:w="568"/>
+            <w:tcMar>
+              <w:top w:type="dxa" w:w="50"/>
+              <w:left w:type="dxa" w:w="110"/>
+              <w:bottom w:type="dxa" w:w="50"/>
+              <w:right w:type="dxa" w:w="110"/>
+            </w:tcMar>
+          </w:tcPr>
+          <w:p>
+            <w:pPr>
+              <w:spacing w:before="28" w:after="28"/>
+            </w:pPr>
+            <w:r>
+              <w:rPr>
+                <w:sz w:val="15"/>
+                <w:szCs w:val="15"/>
+              </w:rPr>
+              <w:t xml:space="preserve">16,000</w:t>
+            </w:r>
+          </w:p>
+        </w:tc>
+        <w:tc>
+          <w:tcPr>
+            <w:tcW w:type="pct" w:w="568"/>
+            <w:tcMar>
+              <w:top w:type="dxa" w:w="50"/>
+              <w:left w:type="dxa" w:w="110"/>
+              <w:bottom w:type="dxa" w:w="50"/>
+              <w:right w:type="dxa" w:w="110"/>
+            </w:tcMar>
+          </w:tcPr>
+          <w:p>
+            <w:pPr>
+              <w:spacing w:before="28" w:after="28"/>
+            </w:pPr>
+            <w:r>
+              <w:rPr>
+                <w:sz w:val="15"/>
+                <w:szCs w:val="15"/>
+              </w:rPr>
+              <w:t xml:space="preserve"> </w:t>
+            </w:r>
+          </w:p>
+        </w:tc>
+      </w:tr>
+      <w:tr>
+        <w:tc>
+          <w:tcPr>
+            <w:tcW w:type="pct" w:w="2200"/>
+            <w:shd w:fill="FBFAF6" w:val="clear"/>
+            <w:tcMar>
+              <w:top w:type="dxa" w:w="50"/>
+              <w:left w:type="dxa" w:w="110"/>
+              <w:bottom w:type="dxa" w:w="50"/>
+              <w:right w:type="dxa" w:w="110"/>
+            </w:tcMar>
+          </w:tcPr>
+          <w:p>
+            <w:pPr>
+              <w:spacing w:before="28" w:after="28"/>
+            </w:pPr>
+            <w:r>
+              <w:rPr>
+                <w:sz w:val="15"/>
+                <w:szCs w:val="15"/>
+              </w:rPr>
+              <w:t xml:space="preserve"> </w:t>
+            </w:r>
+          </w:p>
+        </w:tc>
+        <w:tc>
+          <w:tcPr>
+            <w:tcW w:type="pct" w:w="1664"/>
+            <w:shd w:fill="FFFFFF" w:val="clear"/>
+            <w:tcMar>
+              <w:top w:type="dxa" w:w="50"/>
+              <w:left w:type="dxa" w:w="110"/>
+              <w:bottom w:type="dxa" w:w="50"/>
+              <w:right w:type="dxa" w:w="110"/>
+            </w:tcMar>
+          </w:tcPr>
+          <w:p>
+            <w:pPr>
+              <w:spacing w:before="46" w:after="46"/>
+            </w:pPr>
+            <w:r>
+              <w:rPr>
+                <w:b/>
+                <w:bCs/>
+                <w:color w:val="8186EF"/>
+                <w:sz w:val="14"/>
+                <w:szCs w:val="14"/>
+              </w:rPr>
+              <w:t xml:space="preserve">(14)</w:t>
+            </w:r>
+          </w:p>
+        </w:tc>
+        <w:tc>
+          <w:tcPr>
+            <w:tcW w:type="pct" w:w="568"/>
+            <w:shd w:fill="FBFAF6" w:val="clear"/>
+            <w:tcMar>
+              <w:top w:type="dxa" w:w="50"/>
+              <w:left w:type="dxa" w:w="110"/>
+              <w:bottom w:type="dxa" w:w="50"/>
+              <w:right w:type="dxa" w:w="110"/>
+            </w:tcMar>
+          </w:tcPr>
+          <w:p>
+            <w:pPr>
+              <w:spacing w:before="28" w:after="28"/>
+            </w:pPr>
+            <w:r>
+              <w:rPr>
+                <w:sz w:val="15"/>
+                <w:szCs w:val="15"/>
+              </w:rPr>
+              <w:t xml:space="preserve"> </w:t>
+            </w:r>
+          </w:p>
+        </w:tc>
+        <w:tc>
+          <w:tcPr>
+            <w:tcW w:type="pct" w:w="568"/>
+            <w:shd w:fill="FBFAF6" w:val="clear"/>
+            <w:tcMar>
+              <w:top w:type="dxa" w:w="50"/>
+              <w:left w:type="dxa" w:w="110"/>
+              <w:bottom w:type="dxa" w:w="50"/>
+              <w:right w:type="dxa" w:w="110"/>
+            </w:tcMar>
+          </w:tcPr>
+          <w:p>
+            <w:pPr>
+              <w:spacing w:before="28" w:after="28"/>
+            </w:pPr>
+            <w:r>
+              <w:rPr>
+                <w:sz w:val="15"/>
+                <w:szCs w:val="15"/>
+              </w:rPr>
+              <w:t xml:space="preserve">16,000</w:t>
+            </w:r>
+          </w:p>
+        </w:tc>
+      </w:tr>
+    </w:tbl>
+    <w:p/>
+    <w:tbl>
+      <w:tblPr>
+        <w:tblW w:type="pct" w:w="100%"/>
+        <w:tblLayout w:type="fixed"/>
+        <w:tblBorders>
+          <w:top w:val="single" w:color="FBFAF6" w:sz="4"/>
+          <w:left w:val="single" w:color="FBFAF6" w:sz="4"/>
+          <w:bottom w:val="single" w:color="FBFAF6" w:sz="4"/>
+          <w:right w:val="single" w:color="FBFAF6" w:sz="4"/>
+          <w:insideH w:val="single" w:color="FBFAF6" w:sz="4"/>
+          <w:insideV w:val="single" w:color="FBFAF6" w:sz="4"/>
+        </w:tblBorders>
+      </w:tblPr>
+      <w:tblGrid>
+        <w:gridCol w:w="9600"/>
+      </w:tblGrid>
+      <w:tr>
+        <w:tc>
+          <w:tcPr>
+            <w:tcW w:type="pct" w:w="5000"/>
+            <w:shd w:fill="FBFAF6" w:val="clear"/>
+            <w:tcMar>
+              <w:top w:type="dxa" w:w="40"/>
+              <w:left w:type="dxa" w:w="100"/>
+              <w:bottom w:type="dxa" w:w="40"/>
+              <w:right w:type="dxa" w:w="100"/>
+            </w:tcMar>
+          </w:tcPr>
+          <w:p>
+            <w:pPr>
+              <w:spacing w:before="18" w:after="6"/>
+            </w:pPr>
+            <w:r>
+              <w:rPr>
+                <w:b/>
+                <w:bCs/>
+                <w:color w:val="6B7280"/>
+                <w:sz w:val="14"/>
+                <w:szCs w:val="14"/>
+              </w:rPr>
+              <w:t xml:space="preserve">word list</w:t>
+            </w:r>
+          </w:p>
+          <w:p>
+            <w:pPr>
+              <w:spacing w:before="0" w:after="18"/>
+            </w:pPr>
+            <w:r>
+              <w:rPr>
+                <w:b/>
+                <w:bCs/>
+                <w:color w:val="353A7C"/>
+                <w:sz w:val="16"/>
+                <w:szCs w:val="16"/>
+              </w:rPr>
+              <w:t xml:space="preserve">Contract liability   ·   Service revenue   ·   Customer deposits   ·   Warranty liability</w:t>
             </w:r>
           </w:p>
         </w:tc>
@@ -9408,7 +9932,7 @@
     <w:p/>
     <w:p>
       <w:pPr>
-        <w:spacing w:before="44" w:after="10"/>
+        <w:spacing w:before="44" w:after="14"/>
       </w:pPr>
       <w:r>
         <w:rPr>
@@ -9418,66 +9942,99 @@
           <w:sz w:val="18"/>
           <w:szCs w:val="18"/>
         </w:rPr>
-        <w:t xml:space="preserve">Suppose: Orontes's warranty entries for 2026</w:t>
+        <w:t xml:space="preserve">Summary 2</w:t>
+      </w:r>
+      <w:r>
+        <w:rPr>
+          <w:color w:val="6B7280"/>
+          <w:sz w:val="16"/>
+          <w:szCs w:val="16"/>
+        </w:rPr>
+        <w:t xml:space="preserve">      gaps 15–16</w:t>
       </w:r>
     </w:p>
     <w:p>
       <w:pPr>
-        <w:spacing w:before="0" w:after="12"/>
+        <w:spacing w:before="20" w:after="20" w:line="360" w:lineRule="auto"/>
+        <w:ind w:left="200"/>
       </w:pPr>
       <w:r>
         <w:rPr>
-          <w:color w:val="6B7280"/>
+          <w:sz w:val="19"/>
+          <w:szCs w:val="19"/>
+        </w:rPr>
+        <w:t xml:space="preserve">The warranty liability is the </w:t>
+      </w:r>
+      <w:r>
+        <w:rPr>
+          <w:b/>
+          <w:bCs/>
+          <w:color w:val="8186EF"/>
           <w:sz w:val="15"/>
           <w:szCs w:val="15"/>
         </w:rPr>
-        <w:t xml:space="preserve">The bars are drawn to scale.</w:t>
-      </w:r>
-    </w:p>
-    <w:p>
-      <w:pPr>
-        <w:spacing w:after="40" w:before="90"/>
-        <w:jc w:val="center"/>
-      </w:pPr>
-      <w:r>
-        <w:drawing>
-          <wp:inline distT="0" distB="0" distL="0" distR="0">
-            <wp:extent cx="5734050" cy="1644775"/>
-            <wp:effectExtent t="0" r="0" b="0" l="0"/>
-            <wp:docPr id="1" name="" descr="" title=""/>
-            <wp:cNvGraphicFramePr>
-              <a:graphicFrameLocks xmlns:a="http://schemas.openxmlformats.org/drawingml/2006/main" noChangeAspect="1"/>
-            </wp:cNvGraphicFramePr>
-            <a:graphic xmlns:a="http://schemas.openxmlformats.org/drawingml/2006/main">
-              <a:graphicData uri="http://schemas.openxmlformats.org/drawingml/2006/picture">
-                <pic:pic xmlns:pic="http://schemas.openxmlformats.org/drawingml/2006/picture">
-                  <pic:nvPicPr>
-                    <pic:cNvPr id="0" name="" descr=""/>
-                    <pic:cNvPicPr>
-                      <a:picLocks noChangeAspect="1" noChangeArrowheads="1"/>
-                    </pic:cNvPicPr>
-                  </pic:nvPicPr>
-                  <pic:blipFill>
-                    <a:blip r:embed="rId108" cstate="none"/>
-                    <a:srcRect/>
-                    <a:stretch>
-                      <a:fillRect/>
-                    </a:stretch>
-                  </pic:blipFill>
-                  <pic:spPr bwMode="auto">
-                    <a:xfrm>
-                      <a:off x="0" y="0"/>
-                      <a:ext cx="5734050" cy="1644775"/>
-                    </a:xfrm>
-                    <a:prstGeom prst="rect">
-                      <a:avLst/>
-                    </a:prstGeom>
-                  </pic:spPr>
-                </pic:pic>
-              </a:graphicData>
-            </a:graphic>
-          </wp:inline>
-        </w:drawing>
+        <w:t xml:space="preserve"> (15) </w:t>
+      </w:r>
+      <w:r>
+        <w:rPr>
+          <w:u w:val="single"/>
+          <w:sz w:val="19"/>
+          <w:szCs w:val="19"/>
+        </w:rPr>
+        <w:t xml:space="preserve">           </w:t>
+      </w:r>
+      <w:r>
+        <w:rPr>
+          <w:sz w:val="19"/>
+          <w:szCs w:val="19"/>
+        </w:rPr>
+        <w:t xml:space="preserve"> </w:t>
+      </w:r>
+      <w:r>
+        <w:rPr>
+          <w:sz w:val="19"/>
+          <w:szCs w:val="19"/>
+        </w:rPr>
+        <w:t xml:space="preserve"> of $60,000 minus repairs of $22,000: $38,000. </w:t>
+      </w:r>
+      <w:r>
+        <w:rPr>
+          <w:sz w:val="19"/>
+          <w:szCs w:val="19"/>
+        </w:rPr>
+        <w:t xml:space="preserve">The service plans are a contract liability of $32,000, of which the part to be </w:t>
+      </w:r>
+      <w:r>
+        <w:rPr>
+          <w:b/>
+          <w:bCs/>
+          <w:color w:val="8186EF"/>
+          <w:sz w:val="15"/>
+          <w:szCs w:val="15"/>
+        </w:rPr>
+        <w:t xml:space="preserve"> (16) </w:t>
+      </w:r>
+      <w:r>
+        <w:rPr>
+          <w:u w:val="single"/>
+          <w:sz w:val="19"/>
+          <w:szCs w:val="19"/>
+        </w:rPr>
+        <w:t xml:space="preserve">           </w:t>
+      </w:r>
+      <w:r>
+        <w:rPr>
+          <w:sz w:val="19"/>
+          <w:szCs w:val="19"/>
+        </w:rPr>
+        <w:t xml:space="preserve"> </w:t>
+      </w:r>
+      <w:r>
+        <w:rPr>
+          <w:sz w:val="19"/>
+          <w:szCs w:val="19"/>
+        </w:rPr>
+        <w:t xml:space="preserve"> in 2027 is current. </w:t>
       </w:r>
     </w:p>
     <w:tbl>
@@ -9535,208 +10092,7 @@
                 <w:sz w:val="16"/>
                 <w:szCs w:val="16"/>
               </w:rPr>
-              <w:t xml:space="preserve">Assurance-type: at each sale   ·   Repairs made in 2026</w:t>
-            </w:r>
-          </w:p>
-        </w:tc>
-      </w:tr>
-    </w:tbl>
-    <w:p/>
-    <w:p>
-      <w:pPr>
-        <w:spacing w:before="44" w:after="14"/>
-      </w:pPr>
-      <w:r>
-        <w:rPr>
-          <w:b/>
-          <w:bCs/>
-          <w:color w:val="353A7C"/>
-          <w:sz w:val="18"/>
-          <w:szCs w:val="18"/>
-        </w:rPr>
-        <w:t xml:space="preserve">Summary 2</w:t>
-      </w:r>
-      <w:r>
-        <w:rPr>
-          <w:color w:val="6B7280"/>
-          <w:sz w:val="16"/>
-          <w:szCs w:val="16"/>
-        </w:rPr>
-        <w:t xml:space="preserve">      gaps 13–15</w:t>
-      </w:r>
-    </w:p>
-    <w:p>
-      <w:pPr>
-        <w:spacing w:before="20" w:after="20" w:line="360" w:lineRule="auto"/>
-        <w:ind w:left="200"/>
-      </w:pPr>
-      <w:r>
-        <w:rPr>
-          <w:sz w:val="19"/>
-          <w:szCs w:val="19"/>
-        </w:rPr>
-        <w:t xml:space="preserve">The </w:t>
-      </w:r>
-      <w:r>
-        <w:rPr>
-          <w:b/>
-          <w:bCs/>
-          <w:color w:val="8186EF"/>
-          <w:sz w:val="15"/>
-          <w:szCs w:val="15"/>
-        </w:rPr>
-        <w:t xml:space="preserve"> (13) </w:t>
-      </w:r>
-      <w:r>
-        <w:rPr>
-          <w:u w:val="single"/>
-          <w:sz w:val="19"/>
-          <w:szCs w:val="19"/>
-        </w:rPr>
-        <w:t xml:space="preserve">           </w:t>
-      </w:r>
-      <w:r>
-        <w:rPr>
-          <w:sz w:val="19"/>
-          <w:szCs w:val="19"/>
-        </w:rPr>
-        <w:t xml:space="preserve"> </w:t>
-      </w:r>
-      <w:r>
-        <w:rPr>
-          <w:sz w:val="19"/>
-          <w:szCs w:val="19"/>
-        </w:rPr>
-        <w:t xml:space="preserve"> liability is the </w:t>
-      </w:r>
-      <w:r>
-        <w:rPr>
-          <w:b/>
-          <w:bCs/>
-          <w:color w:val="8186EF"/>
-          <w:sz w:val="15"/>
-          <w:szCs w:val="15"/>
-        </w:rPr>
-        <w:t xml:space="preserve"> (14) </w:t>
-      </w:r>
-      <w:r>
-        <w:rPr>
-          <w:u w:val="single"/>
-          <w:sz w:val="19"/>
-          <w:szCs w:val="19"/>
-        </w:rPr>
-        <w:t xml:space="preserve">           </w:t>
-      </w:r>
-      <w:r>
-        <w:rPr>
-          <w:sz w:val="19"/>
-          <w:szCs w:val="19"/>
-        </w:rPr>
-        <w:t xml:space="preserve"> </w:t>
-      </w:r>
-      <w:r>
-        <w:rPr>
-          <w:sz w:val="19"/>
-          <w:szCs w:val="19"/>
-        </w:rPr>
-        <w:t xml:space="preserve"> of $60,000 minus repairs of $22,000: $38,000. </w:t>
-      </w:r>
-      <w:r>
-        <w:rPr>
-          <w:sz w:val="19"/>
-          <w:szCs w:val="19"/>
-        </w:rPr>
-        <w:t xml:space="preserve">The service plans are a </w:t>
-      </w:r>
-      <w:r>
-        <w:rPr>
-          <w:b/>
-          <w:bCs/>
-          <w:color w:val="8186EF"/>
-          <w:sz w:val="15"/>
-          <w:szCs w:val="15"/>
-        </w:rPr>
-        <w:t xml:space="preserve"> (15) </w:t>
-      </w:r>
-      <w:r>
-        <w:rPr>
-          <w:u w:val="single"/>
-          <w:sz w:val="19"/>
-          <w:szCs w:val="19"/>
-        </w:rPr>
-        <w:t xml:space="preserve">           </w:t>
-      </w:r>
-      <w:r>
-        <w:rPr>
-          <w:sz w:val="19"/>
-          <w:szCs w:val="19"/>
-        </w:rPr>
-        <w:t xml:space="preserve"> </w:t>
-      </w:r>
-      <w:r>
-        <w:rPr>
-          <w:sz w:val="19"/>
-          <w:szCs w:val="19"/>
-        </w:rPr>
-        <w:t xml:space="preserve"> liability of $32,000, of which the part to be earned in 2027 is current. </w:t>
-      </w:r>
-    </w:p>
-    <w:tbl>
-      <w:tblPr>
-        <w:tblW w:type="pct" w:w="100%"/>
-        <w:tblLayout w:type="fixed"/>
-        <w:tblBorders>
-          <w:top w:val="single" w:color="FBFAF6" w:sz="4"/>
-          <w:left w:val="single" w:color="FBFAF6" w:sz="4"/>
-          <w:bottom w:val="single" w:color="FBFAF6" w:sz="4"/>
-          <w:right w:val="single" w:color="FBFAF6" w:sz="4"/>
-          <w:insideH w:val="single" w:color="FBFAF6" w:sz="4"/>
-          <w:insideV w:val="single" w:color="FBFAF6" w:sz="4"/>
-        </w:tblBorders>
-      </w:tblPr>
-      <w:tblGrid>
-        <w:gridCol w:w="9600"/>
-      </w:tblGrid>
-      <w:tr>
-        <w:tc>
-          <w:tcPr>
-            <w:tcW w:type="pct" w:w="5000"/>
-            <w:shd w:fill="FBFAF6" w:val="clear"/>
-            <w:tcMar>
-              <w:top w:type="dxa" w:w="40"/>
-              <w:left w:type="dxa" w:w="100"/>
-              <w:bottom w:type="dxa" w:w="40"/>
-              <w:right w:type="dxa" w:w="100"/>
-            </w:tcMar>
-          </w:tcPr>
-          <w:p>
-            <w:pPr>
-              <w:spacing w:before="18" w:after="6"/>
-            </w:pPr>
-            <w:r>
-              <w:rPr>
-                <w:b/>
-                <w:bCs/>
-                <w:color w:val="6B7280"/>
-                <w:sz w:val="14"/>
-                <w:szCs w:val="14"/>
-              </w:rPr>
-              <w:t xml:space="preserve">word list</w:t>
-            </w:r>
-          </w:p>
-          <w:p>
-            <w:pPr>
-              <w:spacing w:before="0" w:after="18"/>
-            </w:pPr>
-            <w:r>
-              <w:rPr>
-                <w:b/>
-                <w:bCs/>
-                <w:color w:val="353A7C"/>
-                <w:sz w:val="16"/>
-                <w:szCs w:val="16"/>
-              </w:rPr>
-              <w:t xml:space="preserve">warranty   ·   contract   ·   service   ·   accrual</w:t>
+              <w:t xml:space="preserve">performance   ·   earned   ·   accrual</w:t>
             </w:r>
           </w:p>
         </w:tc>
@@ -9792,6 +10148,18 @@
     <w:p/>
     <w:p>
       <w:pPr>
+        <w:pageBreakBefore w:val="true"/>
+        <w:spacing w:after="0"/>
+      </w:pPr>
+      <w:r>
+        <w:rPr>
+          <w:sz w:val="2"/>
+        </w:rPr>
+        <w:t xml:space="preserve"> </w:t>
+      </w:r>
+    </w:p>
+    <w:p>
+      <w:pPr>
         <w:spacing w:before="44" w:after="14"/>
       </w:pPr>
       <w:r>
@@ -9810,7 +10178,7 @@
           <w:sz w:val="16"/>
           <w:szCs w:val="16"/>
         </w:rPr>
-        <w:t xml:space="preserve">      gaps 16–18</w:t>
+        <w:t xml:space="preserve">      gaps 17–19</w:t>
       </w:r>
     </w:p>
     <w:p>
@@ -9840,7 +10208,7 @@
           <w:sz w:val="15"/>
           <w:szCs w:val="15"/>
         </w:rPr>
-        <w:t xml:space="preserve"> (16) </w:t>
+        <w:t xml:space="preserve"> (17) </w:t>
       </w:r>
       <w:r>
         <w:rPr>
@@ -9879,7 +10247,7 @@
           <w:sz w:val="15"/>
           <w:szCs w:val="15"/>
         </w:rPr>
-        <w:t xml:space="preserve"> (17) </w:t>
+        <w:t xml:space="preserve"> (18) </w:t>
       </w:r>
       <w:r>
         <w:rPr>
@@ -9911,7 +10279,7 @@
           <w:sz w:val="15"/>
           <w:szCs w:val="15"/>
         </w:rPr>
-        <w:t xml:space="preserve"> (18) </w:t>
+        <w:t xml:space="preserve"> (19) </w:t>
       </w:r>
       <w:r>
         <w:rPr>
@@ -9998,18 +10366,6 @@
       </w:tr>
     </w:tbl>
     <w:p/>
-    <w:p>
-      <w:pPr>
-        <w:pageBreakBefore w:val="true"/>
-        <w:spacing w:after="0"/>
-      </w:pPr>
-      <w:r>
-        <w:rPr>
-          <w:sz w:val="2"/>
-        </w:rPr>
-        <w:t xml:space="preserve"> </w:t>
-      </w:r>
-    </w:p>
     <w:tbl>
       <w:tblPr>
         <w:tblW w:type="pct" w:w="100%"/>
@@ -10460,7 +10816,7 @@
                 <w:sz w:val="14"/>
                 <w:szCs w:val="14"/>
               </w:rPr>
-              <w:t xml:space="preserve"> (19) </w:t>
+              <w:t xml:space="preserve"> (20) </w:t>
             </w:r>
             <w:r>
               <w:rPr>
@@ -10542,7 +10898,7 @@
                 <w:sz w:val="14"/>
                 <w:szCs w:val="14"/>
               </w:rPr>
-              <w:t xml:space="preserve"> (20) </w:t>
+              <w:t xml:space="preserve"> (21) </w:t>
             </w:r>
             <w:r>
               <w:rPr>
@@ -10612,39 +10968,7 @@
                 <w:sz w:val="15"/>
                 <w:szCs w:val="15"/>
               </w:rPr>
-              <w:t xml:space="preserve">Barada also sold </w:t>
-            </w:r>
-            <w:r>
-              <w:rPr>
-                <w:b/>
-                <w:bCs/>
-                <w:color w:val="8186EF"/>
-                <w:sz w:val="14"/>
-                <w:szCs w:val="14"/>
-              </w:rPr>
-              <w:t xml:space="preserve"> (21) </w:t>
-            </w:r>
-            <w:r>
-              <w:rPr>
-                <w:u w:val="single"/>
-                <w:sz w:val="15"/>
-                <w:szCs w:val="15"/>
-              </w:rPr>
-              <w:t xml:space="preserve">              </w:t>
-            </w:r>
-            <w:r>
-              <w:rPr>
-                <w:sz w:val="15"/>
-                <w:szCs w:val="15"/>
-              </w:rPr>
-              <w:t xml:space="preserve"> </w:t>
-            </w:r>
-            <w:r>
-              <w:rPr>
-                <w:sz w:val="15"/>
-                <w:szCs w:val="15"/>
-              </w:rPr>
-              <w:t xml:space="preserve"> priced three-year service plans for 36, all starting on January 1, 2027.</w:t>
+              <w:t xml:space="preserve">Barada also sold separately priced three-year service plans for 36, all starting on January 1, 2027.</w:t>
             </w:r>
           </w:p>
         </w:tc>
@@ -10756,7 +11080,7 @@
                 <w:sz w:val="16"/>
                 <w:szCs w:val="16"/>
               </w:rPr>
-              <w:t xml:space="preserve">separately   ·   non-cancelable   ·   equipment   ·   Debit</w:t>
+              <w:t xml:space="preserve">non-cancelable   ·   equipment   ·   Deferred</w:t>
             </w:r>
           </w:p>
         </w:tc>
@@ -11127,13 +11451,25 @@
                 <w:sz w:val="16"/>
                 <w:szCs w:val="16"/>
               </w:rPr>
-              <w:t xml:space="preserve">7% × 40,000 = 2,800 (payroll tax expense)   ·   Split between current and noncurrent   ·   21,000 ÷ 1.05 = 20,000</w:t>
+              <w:t xml:space="preserve">7% × 40,000 = 2,800 (payroll tax expense)   ·   Bank loan due April 30, 2028   ·   21,000 ÷ 1.05 = 20,000</w:t>
             </w:r>
           </w:p>
         </w:tc>
       </w:tr>
     </w:tbl>
     <w:p/>
+    <w:p>
+      <w:pPr>
+        <w:pageBreakBefore w:val="true"/>
+        <w:spacing w:after="0"/>
+      </w:pPr>
+      <w:r>
+        <w:rPr>
+          <w:sz w:val="2"/>
+        </w:rPr>
+        <w:t xml:space="preserve"> </w:t>
+      </w:r>
+    </w:p>
     <w:tbl>
       <w:tblPr>
         <w:tblW w:type="pct" w:w="100%"/>
@@ -11549,25 +11885,13 @@
                 <w:sz w:val="16"/>
                 <w:szCs w:val="16"/>
               </w:rPr>
-              <w:t xml:space="preserve">Noncurrent liability   ·   Current liability   ·   Split between current and noncurrent   ·   25 / 5 / 3</w:t>
+              <w:t xml:space="preserve">Noncurrent liability   ·   Current liability   ·   Split between current and noncurrent   ·   Employer's social security</w:t>
             </w:r>
           </w:p>
         </w:tc>
       </w:tr>
     </w:tbl>
     <w:p/>
-    <w:p>
-      <w:pPr>
-        <w:pageBreakBefore w:val="true"/>
-        <w:spacing w:after="0"/>
-      </w:pPr>
-      <w:r>
-        <w:rPr>
-          <w:sz w:val="2"/>
-        </w:rPr>
-        <w:t xml:space="preserve"> </w:t>
-      </w:r>
-    </w:p>
     <w:p>
       <w:pPr>
         <w:spacing w:before="44" w:after="10"/>
@@ -11620,7 +11944,7 @@
                     </pic:cNvPicPr>
                   </pic:nvPicPr>
                   <pic:blipFill>
-                    <a:blip r:embed="rId109" cstate="none"/>
+                    <a:blip r:embed="rId107" cstate="none"/>
                     <a:srcRect/>
                     <a:stretch>
                       <a:fillRect/>
@@ -12056,7 +12380,7 @@
                 <w:sz w:val="16"/>
                 <w:szCs w:val="16"/>
               </w:rPr>
-              <w:t xml:space="preserve">assurance-type</w:t>
+              <w:t xml:space="preserve">promises</w:t>
             </w:r>
           </w:p>
         </w:tc>
@@ -12089,7 +12413,7 @@
                 <w:sz w:val="16"/>
                 <w:szCs w:val="16"/>
               </w:rPr>
-              <w:t xml:space="preserve">contract</w:t>
+              <w:t xml:space="preserve">accrual</w:t>
             </w:r>
           </w:p>
         </w:tc>
@@ -12124,7 +12448,7 @@
                 <w:sz w:val="16"/>
                 <w:szCs w:val="16"/>
               </w:rPr>
-              <w:t xml:space="preserve">promises</w:t>
+              <w:t xml:space="preserve">estimates</w:t>
             </w:r>
           </w:p>
         </w:tc>
@@ -12157,7 +12481,7 @@
                 <w:sz w:val="16"/>
                 <w:szCs w:val="16"/>
               </w:rPr>
-              <w:t xml:space="preserve">separately</w:t>
+              <w:t xml:space="preserve">earned</w:t>
             </w:r>
           </w:p>
         </w:tc>
@@ -12192,7 +12516,7 @@
                 <w:sz w:val="16"/>
                 <w:szCs w:val="16"/>
               </w:rPr>
-              <w:t xml:space="preserve">estimates</w:t>
+              <w:t xml:space="preserve">records</w:t>
             </w:r>
           </w:p>
         </w:tc>
@@ -12225,7 +12549,7 @@
                 <w:sz w:val="16"/>
                 <w:szCs w:val="16"/>
               </w:rPr>
-              <w:t xml:space="preserve">Expense</w:t>
+              <w:t xml:space="preserve">separately</w:t>
             </w:r>
           </w:p>
         </w:tc>
@@ -12260,7 +12584,7 @@
                 <w:sz w:val="16"/>
                 <w:szCs w:val="16"/>
               </w:rPr>
-              <w:t xml:space="preserve">records</w:t>
+              <w:t xml:space="preserve">reduces</w:t>
             </w:r>
           </w:p>
         </w:tc>
@@ -12293,7 +12617,7 @@
                 <w:sz w:val="16"/>
                 <w:szCs w:val="16"/>
               </w:rPr>
-              <w:t xml:space="preserve">repairs</w:t>
+              <w:t xml:space="preserve">Expense</w:t>
             </w:r>
           </w:p>
         </w:tc>
@@ -12328,7 +12652,7 @@
                 <w:sz w:val="16"/>
                 <w:szCs w:val="16"/>
               </w:rPr>
-              <w:t xml:space="preserve">customer</w:t>
+              <w:t xml:space="preserve">recognized</w:t>
             </w:r>
           </w:p>
         </w:tc>
@@ -12361,7 +12685,7 @@
                 <w:sz w:val="16"/>
                 <w:szCs w:val="16"/>
               </w:rPr>
-              <w:t xml:space="preserve">non-cancelable</w:t>
+              <w:t xml:space="preserve">repairs</w:t>
             </w:r>
           </w:p>
         </w:tc>
@@ -12396,7 +12720,7 @@
                 <w:sz w:val="16"/>
                 <w:szCs w:val="16"/>
               </w:rPr>
-              <w:t xml:space="preserve">extended</w:t>
+              <w:t xml:space="preserve">coverage</w:t>
             </w:r>
           </w:p>
         </w:tc>
@@ -12429,7 +12753,7 @@
                 <w:sz w:val="16"/>
                 <w:szCs w:val="16"/>
               </w:rPr>
-              <w:t xml:space="preserve">equipment</w:t>
+              <w:t xml:space="preserve">non-cancelable</w:t>
             </w:r>
           </w:p>
         </w:tc>
@@ -12464,7 +12788,7 @@
                 <w:sz w:val="16"/>
                 <w:szCs w:val="16"/>
               </w:rPr>
-              <w:t xml:space="preserve">contract</w:t>
+              <w:t xml:space="preserve">customers</w:t>
             </w:r>
           </w:p>
         </w:tc>
@@ -12497,7 +12821,7 @@
                 <w:sz w:val="16"/>
                 <w:szCs w:val="16"/>
               </w:rPr>
-              <w:t xml:space="preserve">separately</w:t>
+              <w:t xml:space="preserve">equipment</w:t>
             </w:r>
           </w:p>
         </w:tc>
@@ -12532,7 +12856,7 @@
                 <w:sz w:val="16"/>
                 <w:szCs w:val="16"/>
               </w:rPr>
-              <w:t xml:space="preserve">recognized</w:t>
+              <w:t xml:space="preserve">always</w:t>
             </w:r>
           </w:p>
         </w:tc>
@@ -12600,7 +12924,7 @@
                 <w:sz w:val="16"/>
                 <w:szCs w:val="16"/>
               </w:rPr>
-              <w:t xml:space="preserve">separately</w:t>
+              <w:t xml:space="preserve">dispensers</w:t>
             </w:r>
           </w:p>
         </w:tc>
@@ -12668,7 +12992,7 @@
                 <w:sz w:val="16"/>
                 <w:szCs w:val="16"/>
               </w:rPr>
-              <w:t xml:space="preserve">dispensers</w:t>
+              <w:t xml:space="preserve">assurance</w:t>
             </w:r>
           </w:p>
         </w:tc>
@@ -12736,7 +13060,7 @@
                 <w:sz w:val="16"/>
                 <w:szCs w:val="16"/>
               </w:rPr>
-              <w:t xml:space="preserve">one-year</w:t>
+              <w:t xml:space="preserve">expects</w:t>
             </w:r>
           </w:p>
         </w:tc>
@@ -12804,7 +13128,7 @@
                 <w:sz w:val="16"/>
                 <w:szCs w:val="16"/>
               </w:rPr>
-              <w:t xml:space="preserve">Repairs made in 2026</w:t>
+              <w:t xml:space="preserve">Warranty liability</w:t>
             </w:r>
           </w:p>
         </w:tc>
@@ -12872,7 +13196,7 @@
                 <w:sz w:val="16"/>
                 <w:szCs w:val="16"/>
               </w:rPr>
-              <w:t xml:space="preserve">warranty</w:t>
+              <w:t xml:space="preserve">Contract liability</w:t>
             </w:r>
           </w:p>
         </w:tc>
@@ -12940,7 +13264,7 @@
                 <w:sz w:val="16"/>
                 <w:szCs w:val="16"/>
               </w:rPr>
-              <w:t xml:space="preserve">accrual</w:t>
+              <w:t xml:space="preserve">Service revenue</w:t>
             </w:r>
           </w:p>
         </w:tc>
